--- a/docs/macos-manual/edits/macosCmdRef_edit.docx
+++ b/docs/macos-manual/edits/macosCmdRef_edit.docx
@@ -36,7 +36,7 @@
         </w:p>
       </w:sdtContent>
     </w:sdt>
-    <w:bookmarkStart w:id="446" w:name="macos-command-reference"/>
+    <w:bookmarkStart w:id="447" w:name="macos-command-reference"/>
     <w:p>
       <w:pPr>
         <w:pStyle w:val="Heading1"/>
@@ -7524,6 +7524,30 @@
         <w:rPr>
           <w:rStyle w:val="VerbatimChar"/>
         </w:rPr>
+        <w:t xml:space="preserve">ATMOS_placement.jou</w:t>
+      </w:r>
+      <w:r>
+        <w:t xml:space="preserve">,</w:t>
+      </w:r>
+      <w:r>
+        <w:t xml:space="preserve"> </w:t>
+      </w:r>
+      <w:r>
+        <w:rPr>
+          <w:rStyle w:val="VerbatimChar"/>
+        </w:rPr>
+        <w:t xml:space="preserve">ATMOS_seed.jou</w:t>
+      </w:r>
+      <w:r>
+        <w:t xml:space="preserve">,</w:t>
+      </w:r>
+      <w:r>
+        <w:t xml:space="preserve"> </w:t>
+      </w:r>
+      <w:r>
+        <w:rPr>
+          <w:rStyle w:val="VerbatimChar"/>
+        </w:rPr>
         <w:t xml:space="preserve">BWK.jou</w:t>
       </w:r>
       <w:r>
@@ -7584,6 +7608,18 @@
         <w:rPr>
           <w:rStyle w:val="VerbatimChar"/>
         </w:rPr>
+        <w:t xml:space="preserve">CALIB_save_roundtrip.jou</w:t>
+      </w:r>
+      <w:r>
+        <w:t xml:space="preserve">,</w:t>
+      </w:r>
+      <w:r>
+        <w:t xml:space="preserve"> </w:t>
+      </w:r>
+      <w:r>
+        <w:rPr>
+          <w:rStyle w:val="VerbatimChar"/>
+        </w:rPr>
         <w:t xml:space="preserve">COORD_ACOOR.jou</w:t>
       </w:r>
       <w:r>
@@ -7704,6 +7740,18 @@
         <w:rPr>
           <w:rStyle w:val="VerbatimChar"/>
         </w:rPr>
+        <w:t xml:space="preserve">OUTCORD_missing.jou</w:t>
+      </w:r>
+      <w:r>
+        <w:t xml:space="preserve">,</w:t>
+      </w:r>
+      <w:r>
+        <w:t xml:space="preserve"> </w:t>
+      </w:r>
+      <w:r>
+        <w:rPr>
+          <w:rStyle w:val="VerbatimChar"/>
+        </w:rPr>
         <w:t xml:space="preserve">PGD_ODRAW.jou</w:t>
       </w:r>
       <w:r>
@@ -7741,6 +7789,18 @@
           <w:rStyle w:val="VerbatimChar"/>
         </w:rPr>
         <w:t xml:space="preserve">PREAD.jou</w:t>
+      </w:r>
+      <w:r>
+        <w:t xml:space="preserve">,</w:t>
+      </w:r>
+      <w:r>
+        <w:t xml:space="preserve"> </w:t>
+      </w:r>
+      <w:r>
+        <w:rPr>
+          <w:rStyle w:val="VerbatimChar"/>
+        </w:rPr>
+        <w:t xml:space="preserve">PROPTYPE_numeric.jou</w:t>
       </w:r>
       <w:r>
         <w:t xml:space="preserve">,</w:t>
@@ -9574,6 +9634,30 @@
         <w:rPr>
           <w:rStyle w:val="VerbatimChar"/>
         </w:rPr>
+        <w:t xml:space="preserve">ATMOS_placement.jou</w:t>
+      </w:r>
+      <w:r>
+        <w:t xml:space="preserve">,</w:t>
+      </w:r>
+      <w:r>
+        <w:t xml:space="preserve"> </w:t>
+      </w:r>
+      <w:r>
+        <w:rPr>
+          <w:rStyle w:val="VerbatimChar"/>
+        </w:rPr>
+        <w:t xml:space="preserve">ATMOS_seed.jou</w:t>
+      </w:r>
+      <w:r>
+        <w:t xml:space="preserve">,</w:t>
+      </w:r>
+      <w:r>
+        <w:t xml:space="preserve"> </w:t>
+      </w:r>
+      <w:r>
+        <w:rPr>
+          <w:rStyle w:val="VerbatimChar"/>
+        </w:rPr>
         <w:t xml:space="preserve">AVAR_VARS_MVAR_DVAR.jou</w:t>
       </w:r>
       <w:r>
@@ -9826,6 +9910,18 @@
         <w:rPr>
           <w:rStyle w:val="VerbatimChar"/>
         </w:rPr>
+        <w:t xml:space="preserve">CALIB_save_roundtrip.jou</w:t>
+      </w:r>
+      <w:r>
+        <w:t xml:space="preserve">,</w:t>
+      </w:r>
+      <w:r>
+        <w:t xml:space="preserve"> </w:t>
+      </w:r>
+      <w:r>
+        <w:rPr>
+          <w:rStyle w:val="VerbatimChar"/>
+        </w:rPr>
         <w:t xml:space="preserve">CALIB_setup.jou</w:t>
       </w:r>
       <w:r>
@@ -10258,6 +10354,18 @@
         <w:rPr>
           <w:rStyle w:val="VerbatimChar"/>
         </w:rPr>
+        <w:t xml:space="preserve">OUTCORD_missing.jou</w:t>
+      </w:r>
+      <w:r>
+        <w:t xml:space="preserve">,</w:t>
+      </w:r>
+      <w:r>
+        <w:t xml:space="preserve"> </w:t>
+      </w:r>
+      <w:r>
+        <w:rPr>
+          <w:rStyle w:val="VerbatimChar"/>
+        </w:rPr>
         <w:t xml:space="preserve">OptAsph_order.jou</w:t>
       </w:r>
       <w:r>
@@ -10319,6 +10427,18 @@
           <w:rStyle w:val="VerbatimChar"/>
         </w:rPr>
         <w:t xml:space="preserve">PREAD.jou</w:t>
+      </w:r>
+      <w:r>
+        <w:t xml:space="preserve">,</w:t>
+      </w:r>
+      <w:r>
+        <w:t xml:space="preserve"> </w:t>
+      </w:r>
+      <w:r>
+        <w:rPr>
+          <w:rStyle w:val="VerbatimChar"/>
+        </w:rPr>
+        <w:t xml:space="preserve">PROPTYPE_numeric.jou</w:t>
       </w:r>
       <w:r>
         <w:t xml:space="preserve">,</w:t>
@@ -10745,7 +10865,148 @@
         <w:t xml:space="preserve"> </w:t>
       </w:r>
       <w:r>
-        <w:t xml:space="preserve">the file name has no default; a load wipes the trace state and keeps the five session modes (POLARIZATION, VECTOR/SCALAR, LNEG, CENTROID, CIR) and the OPD reference, printing the non-default ones.</w:t>
+        <w:t xml:space="preserve">the file name has no default; a load wipes the trace state and keeps the five session modes (POLARIZATION, VECTOR/SCALAR, LNEG, CENTROID, CIR) and the OPD reference, printing the non-default ones. A deck that carries a CALIB setup (Table 13 keys) is announced in one line (</w:t>
+      </w:r>
+      <w:r>
+        <w:rPr>
+          <w:rStyle w:val="VerbatimChar"/>
+        </w:rPr>
+        <w:t xml:space="preserve">LOAD: CALIB setup in force from the prescription: ...</w:t>
+      </w:r>
+      <w:r>
+        <w:t xml:space="preserve">). A deck with no output-coordinate block (</w:t>
+      </w:r>
+      <w:r>
+        <w:rPr>
+          <w:rStyle w:val="VerbatimChar"/>
+        </w:rPr>
+        <w:t xml:space="preserve">nOutCord=</w:t>
+      </w:r>
+      <w:r>
+        <w:t xml:space="preserve"> </w:t>
+      </w:r>
+      <w:r>
+        <w:t xml:space="preserve">/</w:t>
+      </w:r>
+      <w:r>
+        <w:t xml:space="preserve"> </w:t>
+      </w:r>
+      <w:r>
+        <w:rPr>
+          <w:rStyle w:val="VerbatimChar"/>
+        </w:rPr>
+        <w:t xml:space="preserve">Tout=</w:t>
+      </w:r>
+      <w:r>
+        <w:t xml:space="preserve">) loads: the beam frame at the last element is proposed (z from the previous vertex to the last vertex, x from the element’s</w:t>
+      </w:r>
+      <w:r>
+        <w:t xml:space="preserve"> </w:t>
+      </w:r>
+      <w:r>
+        <w:rPr>
+          <w:rStyle w:val="VerbatimChar"/>
+        </w:rPr>
+        <w:t xml:space="preserve">xObs=</w:t>
+      </w:r>
+      <w:r>
+        <w:t xml:space="preserve">) and the CLI asks</w:t>
+      </w:r>
+      <w:r>
+        <w:t xml:space="preserve"> </w:t>
+      </w:r>
+      <w:r>
+        <w:rPr>
+          <w:rStyle w:val="VerbatimChar"/>
+        </w:rPr>
+        <w:t xml:space="preserve">Keep the proposed output coordinates? [YES]:</w:t>
+      </w:r>
+      <w:r>
+        <w:t xml:space="preserve"> </w:t>
+      </w:r>
+      <w:r>
+        <w:t xml:space="preserve">– NO reads</w:t>
+      </w:r>
+      <w:r>
+        <w:t xml:space="preserve"> </w:t>
+      </w:r>
+      <w:r>
+        <w:rPr>
+          <w:rStyle w:val="VerbatimChar"/>
+        </w:rPr>
+        <w:t xml:space="preserve">nOutCord</w:t>
+      </w:r>
+      <w:r>
+        <w:t xml:space="preserve"> </w:t>
+      </w:r>
+      <w:r>
+        <w:t xml:space="preserve">and the</w:t>
+      </w:r>
+      <w:r>
+        <w:t xml:space="preserve"> </w:t>
+      </w:r>
+      <w:r>
+        <w:rPr>
+          <w:rStyle w:val="VerbatimChar"/>
+        </w:rPr>
+        <w:t xml:space="preserve">Tout</w:t>
+      </w:r>
+      <w:r>
+        <w:t xml:space="preserve"> </w:t>
+      </w:r>
+      <w:r>
+        <w:t xml:space="preserve">rows; the bindings take the proposal. A numeric</w:t>
+      </w:r>
+      <w:r>
+        <w:t xml:space="preserve"> </w:t>
+      </w:r>
+      <w:r>
+        <w:rPr>
+          <w:rStyle w:val="VerbatimChar"/>
+        </w:rPr>
+        <w:t xml:space="preserve">PropType=</w:t>
+      </w:r>
+      <w:r>
+        <w:t xml:space="preserve"> </w:t>
+      </w:r>
+      <w:r>
+        <w:t xml:space="preserve">(0..15) resolves to its name, 0 = Geometric; an unrecognized value is reported and defaulted. Gates:</w:t>
+      </w:r>
+      <w:r>
+        <w:t xml:space="preserve"> </w:t>
+      </w:r>
+      <w:r>
+        <w:rPr>
+          <w:rStyle w:val="VerbatimChar"/>
+        </w:rPr>
+        <w:t xml:space="preserve">OUTCORD_missing.jou</w:t>
+      </w:r>
+      <w:r>
+        <w:t xml:space="preserve">,</w:t>
+      </w:r>
+      <w:r>
+        <w:t xml:space="preserve"> </w:t>
+      </w:r>
+      <w:r>
+        <w:rPr>
+          <w:rStyle w:val="VerbatimChar"/>
+        </w:rPr>
+        <w:t xml:space="preserve">PROPTYPE_numeric.jou</w:t>
+      </w:r>
+      <w:r>
+        <w:t xml:space="preserve">,</w:t>
+      </w:r>
+      <w:r>
+        <w:t xml:space="preserve"> </w:t>
+      </w:r>
+      <w:r>
+        <w:rPr>
+          <w:rStyle w:val="VerbatimChar"/>
+        </w:rPr>
+        <w:t xml:space="preserve">CALIB_save_roundtrip.jou</w:t>
+      </w:r>
+      <w:r>
+        <w:t xml:space="preserve">.</w:t>
       </w:r>
     </w:p>
     <w:p>
@@ -11434,6 +11695,54 @@
         <w:rPr>
           <w:rStyle w:val="VerbatimChar"/>
         </w:rPr>
+        <w:t xml:space="preserve">CALIB_save_roundtrip.jou</w:t>
+      </w:r>
+      <w:r>
+        <w:t xml:space="preserve">,</w:t>
+      </w:r>
+      <w:r>
+        <w:t xml:space="preserve"> </w:t>
+      </w:r>
+      <w:r>
+        <w:rPr>
+          <w:rStyle w:val="VerbatimChar"/>
+        </w:rPr>
+        <w:t xml:space="preserve">NEW.jou</w:t>
+      </w:r>
+      <w:r>
+        <w:t xml:space="preserve">,</w:t>
+      </w:r>
+      <w:r>
+        <w:t xml:space="preserve"> </w:t>
+      </w:r>
+      <w:r>
+        <w:rPr>
+          <w:rStyle w:val="VerbatimChar"/>
+        </w:rPr>
+        <w:t xml:space="preserve">OUTCORD_missing.jou</w:t>
+      </w:r>
+      <w:r>
+        <w:t xml:space="preserve">,</w:t>
+      </w:r>
+      <w:r>
+        <w:t xml:space="preserve"> </w:t>
+      </w:r>
+      <w:r>
+        <w:rPr>
+          <w:rStyle w:val="VerbatimChar"/>
+        </w:rPr>
+        <w:t xml:space="preserve">PROPTYPE_numeric.jou</w:t>
+      </w:r>
+      <w:r>
+        <w:t xml:space="preserve">,</w:t>
+      </w:r>
+      <w:r>
+        <w:t xml:space="preserve"> </w:t>
+      </w:r>
+      <w:r>
+        <w:rPr>
+          <w:rStyle w:val="VerbatimChar"/>
+        </w:rPr>
         <w:t xml:space="preserve">SAVE_roundtrip.jou</w:t>
       </w:r>
       <w:r>
@@ -11516,7 +11825,7 @@
         <w:t xml:space="preserve"> </w:t>
       </w:r>
       <w:r>
-        <w:t xml:space="preserve">— the new prescription file name (written as given;</w:t>
+        <w:t xml:space="preserve">— the new prescription’s name;</w:t>
       </w:r>
       <w:r>
         <w:t xml:space="preserve"> </w:t>
@@ -11531,7 +11840,58 @@
         <w:t xml:space="preserve"> </w:t>
       </w:r>
       <w:r>
-        <w:t xml:space="preserve">is not appended).</w:t>
+        <w:t xml:space="preserve">IS appended (</w:t>
+      </w:r>
+      <w:r>
+        <w:rPr>
+          <w:rStyle w:val="VerbatimChar"/>
+        </w:rPr>
+        <w:t xml:space="preserve">save saved</w:t>
+      </w:r>
+      <w:r>
+        <w:t xml:space="preserve"> </w:t>
+      </w:r>
+      <w:r>
+        <w:t xml:space="preserve">writes</w:t>
+      </w:r>
+      <w:r>
+        <w:t xml:space="preserve"> </w:t>
+      </w:r>
+      <w:r>
+        <w:rPr>
+          <w:rStyle w:val="VerbatimChar"/>
+        </w:rPr>
+        <w:t xml:space="preserve">saved.in</w:t>
+      </w:r>
+      <w:r>
+        <w:t xml:space="preserve">,</w:t>
+      </w:r>
+      <w:r>
+        <w:t xml:space="preserve"> </w:t>
+      </w:r>
+      <w:r>
+        <w:rPr>
+          <w:rStyle w:val="VerbatimChar"/>
+        </w:rPr>
+        <w:t xml:space="preserve">save saved.in</w:t>
+      </w:r>
+      <w:r>
+        <w:t xml:space="preserve"> </w:t>
+      </w:r>
+      <w:r>
+        <w:t xml:space="preserve">writes</w:t>
+      </w:r>
+      <w:r>
+        <w:t xml:space="preserve"> </w:t>
+      </w:r>
+      <w:r>
+        <w:rPr>
+          <w:rStyle w:val="VerbatimChar"/>
+        </w:rPr>
+        <w:t xml:space="preserve">saved.in.in</w:t>
+      </w:r>
+      <w:r>
+        <w:t xml:space="preserve">).</w:t>
       </w:r>
     </w:p>
     <w:p>
@@ -11549,7 +11909,127 @@
         <w:t xml:space="preserve"> </w:t>
       </w:r>
       <w:r>
-        <w:t xml:space="preserve">the name has no default; the deck is written from the Rx arrays as loaded, never from the trace state, with the keys the SAVE round-trip gate lists.</w:t>
+        <w:t xml:space="preserve">the name has no default; the deck is written from the Rx arrays as loaded, never from the trace state, with the keys the SAVE round-trip gate lists. Since 2026-10-18 the CALIB setup is among them: every Table 13 keyword whose value differs from its load default (target, variable elements and bounds, fields and weights, beam targets, cap and tolerance) is written, so a setup made with SETC / AVAR / AFOV or</w:t>
+      </w:r>
+      <w:r>
+        <w:t xml:space="preserve"> </w:t>
+      </w:r>
+      <w:r>
+        <w:rPr>
+          <w:rStyle w:val="VerbatimChar"/>
+        </w:rPr>
+        <w:t xml:space="preserve">calib_set_*</w:t>
+      </w:r>
+      <w:r>
+        <w:t xml:space="preserve"> </w:t>
+      </w:r>
+      <w:r>
+        <w:t xml:space="preserve">transfers through the saved deck, and the next OLD prints</w:t>
+      </w:r>
+      <w:r>
+        <w:t xml:space="preserve"> </w:t>
+      </w:r>
+      <w:r>
+        <w:rPr>
+          <w:rStyle w:val="VerbatimChar"/>
+        </w:rPr>
+        <w:t xml:space="preserve">LOAD: CALIB setup in force from the prescription: ...</w:t>
+      </w:r>
+      <w:r>
+        <w:t xml:space="preserve">. A legacy numeric</w:t>
+      </w:r>
+      <w:r>
+        <w:t xml:space="preserve"> </w:t>
+      </w:r>
+      <w:r>
+        <w:rPr>
+          <w:rStyle w:val="VerbatimChar"/>
+        </w:rPr>
+        <w:t xml:space="preserve">PropType=</w:t>
+      </w:r>
+      <w:r>
+        <w:t xml:space="preserve"> </w:t>
+      </w:r>
+      <w:r>
+        <w:t xml:space="preserve">is written as its name (</w:t>
+      </w:r>
+      <w:r>
+        <w:rPr>
+          <w:rStyle w:val="VerbatimChar"/>
+        </w:rPr>
+        <w:t xml:space="preserve">0</w:t>
+      </w:r>
+      <w:r>
+        <w:t xml:space="preserve"> </w:t>
+      </w:r>
+      <w:r>
+        <w:t xml:space="preserve">is Geometric). A deck loaded without an output-coordinate block gets the proposed (or typed)</w:t>
+      </w:r>
+      <w:r>
+        <w:t xml:space="preserve"> </w:t>
+      </w:r>
+      <w:r>
+        <w:rPr>
+          <w:rStyle w:val="VerbatimChar"/>
+        </w:rPr>
+        <w:t xml:space="preserve">nOutCord=</w:t>
+      </w:r>
+      <w:r>
+        <w:t xml:space="preserve"> </w:t>
+      </w:r>
+      <w:r>
+        <w:t xml:space="preserve">/</w:t>
+      </w:r>
+      <w:r>
+        <w:t xml:space="preserve"> </w:t>
+      </w:r>
+      <w:r>
+        <w:rPr>
+          <w:rStyle w:val="VerbatimChar"/>
+        </w:rPr>
+        <w:t xml:space="preserve">Tout=</w:t>
+      </w:r>
+      <w:r>
+        <w:t xml:space="preserve"> </w:t>
+      </w:r>
+      <w:r>
+        <w:t xml:space="preserve">block written. Gates:</w:t>
+      </w:r>
+      <w:r>
+        <w:t xml:space="preserve"> </w:t>
+      </w:r>
+      <w:r>
+        <w:rPr>
+          <w:rStyle w:val="VerbatimChar"/>
+        </w:rPr>
+        <w:t xml:space="preserve">CALIB_save_roundtrip.jou</w:t>
+      </w:r>
+      <w:r>
+        <w:t xml:space="preserve">,</w:t>
+      </w:r>
+      <w:r>
+        <w:t xml:space="preserve"> </w:t>
+      </w:r>
+      <w:r>
+        <w:rPr>
+          <w:rStyle w:val="VerbatimChar"/>
+        </w:rPr>
+        <w:t xml:space="preserve">PROPTYPE_numeric.jou</w:t>
+      </w:r>
+      <w:r>
+        <w:t xml:space="preserve">,</w:t>
+      </w:r>
+      <w:r>
+        <w:t xml:space="preserve"> </w:t>
+      </w:r>
+      <w:r>
+        <w:rPr>
+          <w:rStyle w:val="VerbatimChar"/>
+        </w:rPr>
+        <w:t xml:space="preserve">OUTCORD_missing.jou</w:t>
+      </w:r>
+      <w:r>
+        <w:t xml:space="preserve">.</w:t>
       </w:r>
     </w:p>
     <w:p>
@@ -14243,7 +14723,43 @@
         <w:t xml:space="preserve"> </w:t>
       </w:r>
       <w:r>
-        <w:t xml:space="preserve">appended to the given name. SMACOS: RFIlt/SFIlt take the</w:t>
+        <w:t xml:space="preserve">appended to the given name (a path is allowed). The format:</w:t>
+      </w:r>
+      <w:r>
+        <w:t xml:space="preserve"> </w:t>
+      </w:r>
+      <w:r>
+        <w:t xml:space="preserve">a header line</w:t>
+      </w:r>
+      <w:r>
+        <w:t xml:space="preserve"> </w:t>
+      </w:r>
+      <w:r>
+        <w:rPr>
+          <w:rStyle w:val="VerbatimChar"/>
+        </w:rPr>
+        <w:t xml:space="preserve">&lt;name&gt; &lt;nWavelen&gt;</w:t>
+      </w:r>
+      <w:r>
+        <w:t xml:space="preserve">, one line of wavelengths,</w:t>
+      </w:r>
+      <w:r>
+        <w:t xml:space="preserve"> </w:t>
+      </w:r>
+      <w:r>
+        <w:t xml:space="preserve">then one line of fluxes per star type – what SFIlt writes</w:t>
+      </w:r>
+      <w:r>
+        <w:t xml:space="preserve"> </w:t>
+      </w:r>
+      <w:r>
+        <w:t xml:space="preserve">and RFIlt reads back (before 2026-10-18 SFIlt wrote no flux</w:t>
+      </w:r>
+      <w:r>
+        <w:t xml:space="preserve"> </w:t>
+      </w:r>
+      <w:r>
+        <w:t xml:space="preserve">rows and MULtispec then refused every star type; 1.2 (o)). SMACOS: RFIlt/SFIlt take the</w:t>
       </w:r>
       <w:r>
         <w:t xml:space="preserve"> </w:t>
@@ -14329,6 +14845,30 @@
           <w:rStyle w:val="VerbatimChar"/>
         </w:rPr>
         <w:t xml:space="preserve">ATMOS_DMBUILD.jou</w:t>
+      </w:r>
+      <w:r>
+        <w:t xml:space="preserve">,</w:t>
+      </w:r>
+      <w:r>
+        <w:t xml:space="preserve"> </w:t>
+      </w:r>
+      <w:r>
+        <w:rPr>
+          <w:rStyle w:val="VerbatimChar"/>
+        </w:rPr>
+        <w:t xml:space="preserve">ATMOS_placement.jou</w:t>
+      </w:r>
+      <w:r>
+        <w:t xml:space="preserve">,</w:t>
+      </w:r>
+      <w:r>
+        <w:t xml:space="preserve"> </w:t>
+      </w:r>
+      <w:r>
+        <w:rPr>
+          <w:rStyle w:val="VerbatimChar"/>
+        </w:rPr>
+        <w:t xml:space="preserve">ATMOS_seed.jou</w:t>
       </w:r>
       <w:r>
         <w:t xml:space="preserve"> </w:t>
@@ -14430,7 +14970,55 @@
         </w:r>
       </w:hyperlink>
       <w:r>
-        <w:t xml:space="preserve">. The screen is random and not under SEED, and a screen on a Reflector loses every ray at the next element (1.2 (p)); at the entrance Obscuring it works.</w:t>
+        <w:t xml:space="preserve">. The screen is drawn from the session’s random sequence:</w:t>
+      </w:r>
+      <w:r>
+        <w:t xml:space="preserve"> </w:t>
+      </w:r>
+      <w:r>
+        <w:rPr>
+          <w:rStyle w:val="VerbatimChar"/>
+        </w:rPr>
+        <w:t xml:space="preserve">SEED n</w:t>
+      </w:r>
+      <w:r>
+        <w:t xml:space="preserve"> </w:t>
+      </w:r>
+      <w:r>
+        <w:t xml:space="preserve">before ATM makes it reproducible (identical on ifx and gfortran); unseeded, the start-up seed is time-based. It is a Kolmogorov screen (structure function within 6 % of 6.88 (r/r0)^(5/3) over 24 seeds), applied once as a thin phase plate: each ray’s path changes by the screen and its direction by the screen’s gradient, so the exit-pupil wavefront equals the screen and the spot is −EFL × its gradient (</w:t>
+      </w:r>
+      <w:r>
+        <w:rPr>
+          <w:rStyle w:val="VerbatimChar"/>
+        </w:rPr>
+        <w:t xml:space="preserve">ATMOS_seed.jou</w:t>
+      </w:r>
+      <w:r>
+        <w:t xml:space="preserve">; record</w:t>
+      </w:r>
+      <w:r>
+        <w:t xml:space="preserve"> </w:t>
+      </w:r>
+      <w:r>
+        <w:rPr>
+          <w:rStyle w:val="VerbatimChar"/>
+        </w:rPr>
+        <w:t xml:space="preserve">cli_tests/records/atmos_fix_2026-10-18.md</w:t>
+      </w:r>
+      <w:r>
+        <w:t xml:space="preserve">). The RAY grid samples the screen by ray-grid index and tilts along xGrid / yGrid, so it is refused by name where the ray grid at the element is not the source grid — after a fold, an image rotation or an inversion; the element type does not matter (the Cassegrain’s secondary is accepted;</w:t>
+      </w:r>
+      <w:r>
+        <w:t xml:space="preserve"> </w:t>
+      </w:r>
+      <w:r>
+        <w:rPr>
+          <w:rStyle w:val="VerbatimChar"/>
+        </w:rPr>
+        <w:t xml:space="preserve">ATMOS_placement.jou</w:t>
+      </w:r>
+      <w:r>
+        <w:t xml:space="preserve">). The ATMospheric grid places the screen in the element’s local beam frame instead. Both model one layer conjugate to the element, seen identically by every field point.</w:t>
       </w:r>
     </w:p>
     <w:p>
@@ -15347,6 +15935,30 @@
         <w:rPr>
           <w:rStyle w:val="VerbatimChar"/>
         </w:rPr>
+        <w:t xml:space="preserve">ATMOS_placement.jou</w:t>
+      </w:r>
+      <w:r>
+        <w:t xml:space="preserve">,</w:t>
+      </w:r>
+      <w:r>
+        <w:t xml:space="preserve"> </w:t>
+      </w:r>
+      <w:r>
+        <w:rPr>
+          <w:rStyle w:val="VerbatimChar"/>
+        </w:rPr>
+        <w:t xml:space="preserve">ATMOS_seed.jou</w:t>
+      </w:r>
+      <w:r>
+        <w:t xml:space="preserve">,</w:t>
+      </w:r>
+      <w:r>
+        <w:t xml:space="preserve"> </w:t>
+      </w:r>
+      <w:r>
+        <w:rPr>
+          <w:rStyle w:val="VerbatimChar"/>
+        </w:rPr>
         <w:t xml:space="preserve">CENTER_FFP_PFP_FDP.jou</w:t>
       </w:r>
       <w:r>
@@ -16003,13 +16615,25 @@
           <w:bCs/>
           <w:b/>
         </w:rPr>
-        <w:t xml:space="preserve">missing</w:t>
-      </w:r>
-      <w:r>
-        <w:t xml:space="preserve"> </w:t>
-      </w:r>
-      <w:r>
-        <w:t xml:space="preserve">— single-ray tracing (B.2, first).</w:t>
+        <w:t xml:space="preserve">SMACOS command</w:t>
+      </w:r>
+      <w:r>
+        <w:t xml:space="preserve"> </w:t>
+      </w:r>
+      <w:r>
+        <w:t xml:space="preserve">—</w:t>
+      </w:r>
+      <w:r>
+        <w:t xml:space="preserve"> </w:t>
+      </w:r>
+      <w:r>
+        <w:rPr>
+          <w:rStyle w:val="VerbatimChar"/>
+        </w:rPr>
+        <w:t xml:space="preserve">ref_rays</w:t>
+      </w:r>
+      <w:r>
+        <w:t xml:space="preserve">.</w:t>
       </w:r>
     </w:p>
     <w:p>
@@ -16193,7 +16817,13 @@
         <w:t xml:space="preserve"> </w:t>
       </w:r>
       <w:r>
-        <w:t xml:space="preserve">sic). None take arguments. TPR prints</w:t>
+        <w:t xml:space="preserve">sic). None take arguments. TPR prints each ray’s end-element</w:t>
+      </w:r>
+      <w:r>
+        <w:t xml:space="preserve"> </w:t>
+      </w:r>
+      <w:r>
+        <w:t xml:space="preserve">position (since 2026-10-17; before that it read</w:t>
       </w:r>
       <w:r>
         <w:t xml:space="preserve"> </w:t>
@@ -16205,19 +16835,13 @@
         <w:t xml:space="preserve">RayPosHist</w:t>
       </w:r>
       <w:r>
-        <w:t xml:space="preserve">, the</w:t>
-      </w:r>
-      <w:r>
-        <w:t xml:space="preserve"> </w:t>
-      </w:r>
-      <w:r>
-        <w:t xml:space="preserve">per-element ray position history, which is recorded only when</w:t>
-      </w:r>
-      <w:r>
-        <w:t xml:space="preserve"> </w:t>
-      </w:r>
-      <w:r>
-        <w:t xml:space="preserve">the prescription declares</w:t>
+        <w:t xml:space="preserve">,</w:t>
+      </w:r>
+      <w:r>
+        <w:t xml:space="preserve"> </w:t>
+      </w:r>
+      <w:r>
+        <w:t xml:space="preserve">which only</w:t>
       </w:r>
       <w:r>
         <w:t xml:space="preserve"> </w:t>
@@ -16229,13 +16853,10 @@
         <w:t xml:space="preserve">SaveRayPosH= Y</w:t>
       </w:r>
       <w:r>
-        <w:t xml:space="preserve">; on any other deck</w:t>
-      </w:r>
-      <w:r>
-        <w:t xml:space="preserve"> </w:t>
-      </w:r>
-      <w:r>
-        <w:t xml:space="preserve">the positions print as 0 (measured 2026-10-16). Engine quirk: PRAy’s first ring</w:t>
+        <w:t xml:space="preserve"> </w:t>
+      </w:r>
+      <w:r>
+        <w:t xml:space="preserve">fills, and printed 0 elsewhere). Engine quirk: PRAy’s first ring</w:t>
       </w:r>
       <w:r>
         <w:t xml:space="preserve"> </w:t>
@@ -16411,7 +17032,16 @@
         <w:t xml:space="preserve"> </w:t>
       </w:r>
       <w:r>
-        <w:t xml:space="preserve">none. Prints</w:t>
+        <w:t xml:space="preserve">none. Since 2026-10-17 (42c7ade, PLAN_CONSOLIDATION 1.2 (e)) TPR prints the position CTRACE leaves at the end element (</w:t>
+      </w:r>
+      <w:r>
+        <w:rPr>
+          <w:rStyle w:val="VerbatimChar"/>
+        </w:rPr>
+        <w:t xml:space="preserve">TPR ray 63 at element 6: x y z</w:t>
+      </w:r>
+      <w:r>
+        <w:t xml:space="preserve">), on every deck; it no longer reads</w:t>
       </w:r>
       <w:r>
         <w:t xml:space="preserve"> </w:t>
@@ -16423,7 +17053,7 @@
         <w:t xml:space="preserve">RayPosHist</w:t>
       </w:r>
       <w:r>
-        <w:t xml:space="preserve">, filled only when the deck declares</w:t>
+        <w:t xml:space="preserve">, which only</w:t>
       </w:r>
       <w:r>
         <w:t xml:space="preserve"> </w:t>
@@ -16438,7 +17068,22 @@
         <w:t xml:space="preserve"> </w:t>
       </w:r>
       <w:r>
-        <w:t xml:space="preserve">(1.2 (e)); on any other deck the positions print as 0.</w:t>
+        <w:t xml:space="preserve">fills, and it skips the slots RRAy did not fill (it used to trace</w:t>
+      </w:r>
+      <w:r>
+        <w:t xml:space="preserve"> </w:t>
+      </w:r>
+      <w:r>
+        <w:t xml:space="preserve">“</w:t>
+      </w:r>
+      <w:r>
+        <w:t xml:space="preserve">ray 0</w:t>
+      </w:r>
+      <w:r>
+        <w:t xml:space="preserve">”</w:t>
+      </w:r>
+      <w:r>
+        <w:t xml:space="preserve">). A ray lost before the end element says so.</w:t>
       </w:r>
     </w:p>
     <w:p>
@@ -16458,26 +17103,710 @@
         <w:t xml:space="preserve"> </w:t>
       </w:r>
       <w:r>
-        <w:t xml:space="preserve">to the final element (or RayTgtElt) and prints a debug-style</w:t>
+        <w:t xml:space="preserve">from the source to the final element (or RayTgtElt) and prints</w:t>
+      </w:r>
+      <w:r>
+        <w:t xml:space="preserve"> </w:t>
+      </w:r>
+      <w:r>
+        <w:t xml:space="preserve">one line per ray with its end-element position; the positions</w:t>
+      </w:r>
+      <w:r>
+        <w:t xml:space="preserve"> </w:t>
+      </w:r>
+      <w:r>
+        <w:t xml:space="preserve">are also kept in</w:t>
+      </w:r>
+      <w:r>
+        <w:t xml:space="preserve"> </w:t>
+      </w:r>
+      <w:r>
+        <w:rPr>
+          <w:rStyle w:val="VerbatimChar"/>
+        </w:rPr>
+        <w:t xml:space="preserve">RRayPosHis</w:t>
+      </w:r>
+      <w:r>
+        <w:t xml:space="preserve"> </w:t>
+      </w:r>
+      <w:r>
+        <w:t xml:space="preserve">for the beam-walk commands. Without a prior RRAy/PRAy it aborts with</w:t>
       </w:r>
       <w:r>
         <w:t xml:space="preserve"> </w:t>
       </w:r>
       <w:r>
         <w:t xml:space="preserve">“</w:t>
+      </w:r>
+      <w:r>
+        <w:t xml:space="preserve">** Need to run RRAY command before executing TRR command</w:t>
+      </w:r>
+      <w:r>
+        <w:t xml:space="preserve">”</w:t>
+      </w:r>
+      <w:r>
+        <w:t xml:space="preserve"> </w:t>
+      </w:r>
+      <w:r>
+        <w:t xml:space="preserve">(sic). See PRAy for the finder half of the pair. SMACOS:</w:t>
+      </w:r>
+      <w:r>
+        <w:t xml:space="preserve"> </w:t>
+      </w:r>
+      <w:r>
+        <w:t xml:space="preserve">no LoadStack entry.</w:t>
+      </w:r>
+      <w:r>
+        <w:t xml:space="preserve"> </w:t>
+      </w:r>
+      <w:r>
+        <w:rPr>
+          <w:iCs/>
+          <w:i/>
+        </w:rPr>
+        <w:t xml:space="preserve">Related:</w:t>
+      </w:r>
+      <w:r>
+        <w:t xml:space="preserve"> </w:t>
+      </w:r>
+      <w:r>
+        <w:t xml:space="preserve">PRAy, RRAy, RAY.</w:t>
+      </w:r>
+      <w:r>
+        <w:t xml:space="preserve"> </w:t>
+      </w:r>
+    </w:p>
+    <w:bookmarkEnd w:id="77"/>
+    <w:bookmarkStart w:id="78" w:name="map"/>
+    <w:p>
+      <w:pPr>
+        <w:pStyle w:val="Heading4"/>
+      </w:pPr>
+      <w:r>
+        <w:t xml:space="preserve">MAP</w:t>
+      </w:r>
+    </w:p>
+    <w:p>
+      <w:pPr>
+        <w:pStyle w:val="FirstParagraph"/>
+      </w:pPr>
+      <w:r>
+        <w:rPr>
+          <w:iCs/>
+          <w:i/>
+        </w:rPr>
+        <w:t xml:space="preserve">Minimum match:</w:t>
+      </w:r>
+      <w:r>
+        <w:t xml:space="preserve"> </w:t>
+      </w:r>
+      <w:r>
+        <w:rPr>
+          <w:rStyle w:val="VerbatimChar"/>
+        </w:rPr>
+        <w:t xml:space="preserve">MAP</w:t>
+      </w:r>
+    </w:p>
+    <w:p>
+      <w:pPr>
+        <w:pStyle w:val="BodyText"/>
+      </w:pPr>
+      <w:r>
+        <w:t xml:space="preserve">Print ray-to-segment map.</w:t>
+      </w:r>
+    </w:p>
+    <w:p>
+      <w:pPr>
+        <w:pStyle w:val="BodyText"/>
+      </w:pPr>
+      <w:r>
+        <w:rPr>
+          <w:iCs/>
+          <w:i/>
+        </w:rPr>
+        <w:t xml:space="preserve">CLI suite:</w:t>
+      </w:r>
+      <w:r>
+        <w:t xml:space="preserve"> </w:t>
+      </w:r>
+      <w:r>
+        <w:rPr>
+          <w:rStyle w:val="VerbatimChar"/>
+        </w:rPr>
+        <w:t xml:space="preserve">RAY_MAP.jou</w:t>
+      </w:r>
+      <w:r>
+        <w:t xml:space="preserve"> </w:t>
+      </w:r>
+      <w:r>
+        <w:t xml:space="preserve">(</w:t>
+      </w:r>
+      <w:r>
+        <w:rPr>
+          <w:rStyle w:val="VerbatimChar"/>
+        </w:rPr>
+        <w:t xml:space="preserve">cli_tests/cmd/</w:t>
+      </w:r>
+      <w:r>
+        <w:t xml:space="preserve">; each journal is the entry’s example and its regression test).</w:t>
+      </w:r>
+    </w:p>
+    <w:p>
+      <w:pPr>
+        <w:pStyle w:val="BodyText"/>
+      </w:pPr>
+      <w:r>
+        <w:rPr>
+          <w:iCs/>
+          <w:i/>
+        </w:rPr>
+        <w:t xml:space="preserve">Binding:</w:t>
+      </w:r>
+      <w:r>
+        <w:t xml:space="preserve"> </w:t>
       </w:r>
       <w:r>
         <w:rPr>
           <w:bCs/>
           <w:b/>
         </w:rPr>
-        <w:t xml:space="preserve">CTRACE iRay = …” line per ray with its end-element</w:t>
+        <w:t xml:space="preserve">missing</w:t>
+      </w:r>
+      <w:r>
+        <w:t xml:space="preserve"> </w:t>
+      </w:r>
+      <w:r>
+        <w:t xml:space="preserve">— Zernike / analysis set (B.2, second).</w:t>
+      </w:r>
+    </w:p>
+    <w:p>
+      <w:pPr>
+        <w:pStyle w:val="BodyText"/>
+      </w:pPr>
+      <w:r>
+        <w:rPr>
+          <w:iCs/>
+          <w:i/>
+        </w:rPr>
+        <w:t xml:space="preserve">Syntax:</w:t>
+      </w:r>
+      <w:r>
+        <w:t xml:space="preserve"> </w:t>
+      </w:r>
+      <w:r>
+        <w:rPr>
+          <w:rStyle w:val="VerbatimChar"/>
+        </w:rPr>
+        <w:t xml:space="preserve">MAP</w:t>
+      </w:r>
+      <w:r>
+        <w:t xml:space="preserve">; no prompt.</w:t>
+      </w:r>
+    </w:p>
+    <w:p>
+      <w:pPr>
+        <w:pStyle w:val="BodyText"/>
+      </w:pPr>
+      <w:r>
+        <w:rPr>
+          <w:iCs/>
+          <w:i/>
+        </w:rPr>
+        <w:t xml:space="preserve">Defaults:</w:t>
+      </w:r>
+      <w:r>
+        <w:t xml:space="preserve"> </w:t>
+      </w:r>
+      <w:r>
+        <w:t xml:space="preserve">none.</w:t>
+      </w:r>
+    </w:p>
+    <w:p>
+      <w:pPr>
+        <w:pStyle w:val="SourceCode"/>
+      </w:pPr>
+      <w:r>
+        <w:rPr>
+          <w:rStyle w:val="VerbatimChar"/>
+        </w:rPr>
+        <w:t xml:space="preserve">MACOS&gt;map</w:t>
+      </w:r>
+      <w:r>
+        <w:br/>
+      </w:r>
+      <w:r>
+        <w:rPr>
+          <w:rStyle w:val="VerbatimChar"/>
+        </w:rPr>
+        <w:t xml:space="preserve"> Map of rays at input aperture:</w:t>
+      </w:r>
+      <w:r>
+        <w:br/>
+      </w:r>
+      <w:r>
+        <w:rPr>
+          <w:rStyle w:val="VerbatimChar"/>
+        </w:rPr>
+        <w:t xml:space="preserve">   ...ray numbers on the source grid...</w:t>
+      </w:r>
+      <w:r>
+        <w:br/>
+      </w:r>
+      <w:r>
+        <w:rPr>
+          <w:rStyle w:val="VerbatimChar"/>
+        </w:rPr>
+        <w:t xml:space="preserve">Hit return to continue  [0]:</w:t>
+      </w:r>
+      <w:r>
+        <w:br/>
+      </w:r>
+      <w:r>
+        <w:rPr>
+          <w:rStyle w:val="VerbatimChar"/>
+        </w:rPr>
+        <w:t xml:space="preserve"> Map of segments at input aperture:</w:t>
+      </w:r>
+    </w:p>
+    <w:p>
+      <w:pPr>
+        <w:pStyle w:val="FirstParagraph"/>
+      </w:pPr>
+      <w:r>
+        <w:t xml:space="preserve">Prints ray numbers laid out on the source-aperture grid,</w:t>
+      </w:r>
+      <w:r>
+        <w:t xml:space="preserve"> </w:t>
+      </w:r>
+      <w:r>
+        <w:t xml:space="preserve">tracing the grid first if needed. The chief ray (1) is not</w:t>
+      </w:r>
+      <w:r>
+        <w:t xml:space="preserve"> </w:t>
+      </w:r>
+      <w:r>
+        <w:t xml:space="preserve">shown; with more than ~15 rays across, only a subset is</w:t>
+      </w:r>
+      <w:r>
+        <w:t xml:space="preserve"> </w:t>
+      </w:r>
+      <w:r>
+        <w:t xml:space="preserve">labelled. Segmented systems (GridType&gt;=3) get a second map of</w:t>
+      </w:r>
+      <w:r>
+        <w:t xml:space="preserve"> </w:t>
+      </w:r>
+      <w:r>
+        <w:t xml:space="preserve">segment numbers. After OPD/SPOt etc., rays that became</w:t>
+      </w:r>
+      <w:r>
+        <w:t xml:space="preserve"> </w:t>
+      </w:r>
+      <w:r>
+        <w:t xml:space="preserve">undefined disappear from the map. SMACOS: nothing is printed —</w:t>
+      </w:r>
+      <w:r>
+        <w:t xml:space="preserve"> </w:t>
+      </w:r>
+      <w:r>
+        <w:t xml:space="preserve">the srcMap ray/segment map structure is filled instead.</w:t>
+      </w:r>
+      <w:r>
+        <w:t xml:space="preserve"> </w:t>
+      </w:r>
+      <w:r>
+        <w:rPr>
+          <w:iCs/>
+          <w:i/>
+        </w:rPr>
+        <w:t xml:space="preserve">Related:</w:t>
+      </w:r>
+      <w:r>
+        <w:t xml:space="preserve"> </w:t>
+      </w:r>
+      <w:r>
+        <w:t xml:space="preserve">RAY, OBS, SPOt.</w:t>
+      </w:r>
+      <w:r>
+        <w:t xml:space="preserve"> </w:t>
+      </w:r>
+    </w:p>
+    <w:bookmarkEnd w:id="78"/>
+    <w:bookmarkStart w:id="79" w:name="coord"/>
+    <w:p>
+      <w:pPr>
+        <w:pStyle w:val="Heading4"/>
+      </w:pPr>
+      <w:r>
+        <w:t xml:space="preserve">COOrd</w:t>
+      </w:r>
+      <w:r>
+        <w:t xml:space="preserve"> </w:t>
+      </w:r>
+    </w:p>
+    <w:p>
+      <w:pPr>
+        <w:pStyle w:val="FirstParagraph"/>
+      </w:pPr>
+      <w:r>
+        <w:rPr>
+          <w:iCs/>
+          <w:i/>
+        </w:rPr>
+        <w:t xml:space="preserve">Minimum match:</w:t>
+      </w:r>
+      <w:r>
+        <w:t xml:space="preserve"> </w:t>
+      </w:r>
+      <w:r>
+        <w:rPr>
+          <w:rStyle w:val="VerbatimChar"/>
+        </w:rPr>
+        <w:t xml:space="preserve">COOrd &lt;elt&gt;</w:t>
+      </w:r>
+      <w:r>
+        <w:t xml:space="preserve"> </w:t>
+      </w:r>
+      <w:r>
+        <w:t xml:space="preserve">—</w:t>
+      </w:r>
+      <w:r>
+        <w:t xml:space="preserve"> </w:t>
+      </w:r>
+      <w:r>
+        <w:rPr>
+          <w:iCs/>
+          <w:i/>
+        </w:rPr>
+        <w:t xml:space="preserve">needs:</w:t>
+      </w:r>
+      <w:r>
+        <w:t xml:space="preserve"> </w:t>
+      </w:r>
+      <w:r>
+        <w:t xml:space="preserve">[Rx]</w:t>
+      </w:r>
+    </w:p>
+    <w:p>
+      <w:pPr>
+        <w:pStyle w:val="BodyText"/>
+      </w:pPr>
+      <w:r>
+        <w:t xml:space="preserve">Beam coordinates at element.</w:t>
+      </w:r>
+    </w:p>
+    <w:p>
+      <w:pPr>
+        <w:pStyle w:val="BodyText"/>
+      </w:pPr>
+      <w:r>
+        <w:rPr>
+          <w:iCs/>
+          <w:i/>
+        </w:rPr>
+        <w:t xml:space="preserve">CLI suite:</w:t>
+      </w:r>
+      <w:r>
+        <w:t xml:space="preserve"> </w:t>
+      </w:r>
+      <w:r>
+        <w:rPr>
+          <w:rStyle w:val="VerbatimChar"/>
+        </w:rPr>
+        <w:t xml:space="preserve">COORD_ACOOR.jou</w:t>
+      </w:r>
+      <w:r>
+        <w:t xml:space="preserve"> </w:t>
+      </w:r>
+      <w:r>
+        <w:t xml:space="preserve">(</w:t>
+      </w:r>
+      <w:r>
+        <w:rPr>
+          <w:rStyle w:val="VerbatimChar"/>
+        </w:rPr>
+        <w:t xml:space="preserve">cli_tests/cmd/</w:t>
+      </w:r>
+      <w:r>
+        <w:t xml:space="preserve">; each journal is the entry’s example and its regression test).</w:t>
+      </w:r>
+    </w:p>
+    <w:p>
+      <w:pPr>
+        <w:pStyle w:val="BodyText"/>
+      </w:pPr>
+      <w:r>
+        <w:rPr>
+          <w:iCs/>
+          <w:i/>
+        </w:rPr>
+        <w:t xml:space="preserve">Binding:</w:t>
+      </w:r>
+      <w:r>
+        <w:t xml:space="preserve"> </w:t>
       </w:r>
       <w:r>
         <w:rPr>
           <w:bCs/>
           <w:b/>
         </w:rPr>
+        <w:t xml:space="preserve">missing</w:t>
+      </w:r>
+      <w:r>
+        <w:t xml:space="preserve"> </w:t>
+      </w:r>
+      <w:r>
+        <w:t xml:space="preserve">— beam coordinates at an element (the frames alone are</w:t>
+      </w:r>
+      <w:r>
+        <w:t xml:space="preserve"> </w:t>
+      </w:r>
+      <w:r>
+        <w:rPr>
+          <w:rStyle w:val="VerbatimChar"/>
+        </w:rPr>
+        <w:t xml:space="preserve">elt_csys_get</w:t>
+      </w:r>
+      <w:r>
+        <w:t xml:space="preserve">).</w:t>
+      </w:r>
+    </w:p>
+    <w:p>
+      <w:pPr>
+        <w:pStyle w:val="BodyText"/>
+      </w:pPr>
+      <w:r>
+        <w:rPr>
+          <w:iCs/>
+          <w:i/>
+        </w:rPr>
+        <w:t xml:space="preserve">Syntax:</w:t>
+      </w:r>
+      <w:r>
+        <w:t xml:space="preserve"> </w:t>
+      </w:r>
+      <w:r>
+        <w:rPr>
+          <w:rStyle w:val="VerbatimChar"/>
+        </w:rPr>
+        <w:t xml:space="preserve">COORD [elt]</w:t>
+      </w:r>
+      <w:r>
+        <w:t xml:space="preserve"> </w:t>
+      </w:r>
+      <w:r>
+        <w:t xml:space="preserve">— the element whose beam frame is printed.</w:t>
+      </w:r>
+    </w:p>
+    <w:p>
+      <w:pPr>
+        <w:pStyle w:val="BodyText"/>
+      </w:pPr>
+      <w:r>
+        <w:rPr>
+          <w:iCs/>
+          <w:i/>
+        </w:rPr>
+        <w:t xml:space="preserve">Defaults:</w:t>
+      </w:r>
+      <w:r>
+        <w:t xml:space="preserve"> </w:t>
+      </w:r>
+      <w:r>
+        <w:t xml:space="preserve">elt [1]: the literal 1.</w:t>
+      </w:r>
+    </w:p>
+    <w:p>
+      <w:pPr>
+        <w:pStyle w:val="SourceCode"/>
+      </w:pPr>
+      <w:r>
+        <w:rPr>
+          <w:rStyle w:val="VerbatimChar"/>
+        </w:rPr>
+        <w:t xml:space="preserve">MACOS&gt;coord</w:t>
+      </w:r>
+      <w:r>
+        <w:br/>
+      </w:r>
+      <w:r>
+        <w:rPr>
+          <w:rStyle w:val="VerbatimChar"/>
+        </w:rPr>
+        <w:t xml:space="preserve">Enter element number: [1]: 5</w:t>
+      </w:r>
+      <w:r>
+        <w:br/>
+      </w:r>
+      <w:r>
+        <w:rPr>
+          <w:rStyle w:val="VerbatimChar"/>
+        </w:rPr>
+        <w:t xml:space="preserve"> Computed xLocal= ...</w:t>
+      </w:r>
+      <w:r>
+        <w:br/>
+      </w:r>
+      <w:r>
+        <w:rPr>
+          <w:rStyle w:val="VerbatimChar"/>
+        </w:rPr>
+        <w:t xml:space="preserve"> Computed yLocal= ...</w:t>
+      </w:r>
+      <w:r>
+        <w:br/>
+      </w:r>
+      <w:r>
+        <w:rPr>
+          <w:rStyle w:val="VerbatimChar"/>
+        </w:rPr>
+        <w:t xml:space="preserve"> Computed zLocal= ...</w:t>
+      </w:r>
+    </w:p>
+    <w:p>
+      <w:pPr>
+        <w:pStyle w:val="FirstParagraph"/>
+      </w:pPr>
+      <w:r>
+        <w:t xml:space="preserve">Prints the beam coordinate axes at the element: projections of</w:t>
+      </w:r>
+      <w:r>
+        <w:t xml:space="preserve"> </w:t>
+      </w:r>
+      <w:r>
+        <w:t xml:space="preserve">the source xGrid/yGrid axes, computed from four differential</w:t>
+      </w:r>
+      <w:r>
+        <w:t xml:space="preserve"> </w:t>
+      </w:r>
+      <w:r>
+        <w:t xml:space="preserve">chief rays (angle offsets cover the near field, position</w:t>
+      </w:r>
+      <w:r>
+        <w:t xml:space="preserve"> </w:t>
+      </w:r>
+      <w:r>
+        <w:t xml:space="preserve">offsets the far field). Signs may flip abruptly near a focus</w:t>
+      </w:r>
+      <w:r>
+        <w:t xml:space="preserve"> </w:t>
+      </w:r>
+      <w:r>
+        <w:t xml:space="preserve">(Section 5.3.3). Invalidates trace/build/propagate state.</w:t>
+      </w:r>
+      <w:r>
+        <w:t xml:space="preserve"> </w:t>
+      </w:r>
+      <w:r>
+        <w:t xml:space="preserve">SMACOS: element number in IARG(1).</w:t>
+      </w:r>
+      <w:r>
+        <w:t xml:space="preserve"> </w:t>
+      </w:r>
+      <w:r>
+        <w:rPr>
+          <w:iCs/>
+          <w:i/>
+        </w:rPr>
+        <w:t xml:space="preserve">Related:</w:t>
+      </w:r>
+      <w:r>
+        <w:t xml:space="preserve"> </w:t>
+      </w:r>
+      <w:r>
+        <w:t xml:space="preserve">ACOor, SPOt, STOp.</w:t>
+      </w:r>
+      <w:r>
+        <w:t xml:space="preserve"> </w:t>
+      </w:r>
+    </w:p>
+    <w:bookmarkEnd w:id="79"/>
+    <w:bookmarkStart w:id="80" w:name="acoor"/>
+    <w:p>
+      <w:pPr>
+        <w:pStyle w:val="Heading4"/>
+      </w:pPr>
+      <w:r>
+        <w:t xml:space="preserve">ACOor</w:t>
+      </w:r>
+    </w:p>
+    <w:p>
+      <w:pPr>
+        <w:pStyle w:val="FirstParagraph"/>
+      </w:pPr>
+      <w:r>
+        <w:rPr>
+          <w:iCs/>
+          <w:i/>
+        </w:rPr>
+        <w:t xml:space="preserve">Minimum match:</w:t>
+      </w:r>
+      <w:r>
+        <w:t xml:space="preserve"> </w:t>
+      </w:r>
+      <w:r>
+        <w:rPr>
+          <w:rStyle w:val="VerbatimChar"/>
+        </w:rPr>
+        <w:t xml:space="preserve">ACOor</w:t>
+      </w:r>
+    </w:p>
+    <w:p>
+      <w:pPr>
+        <w:pStyle w:val="BodyText"/>
+      </w:pPr>
+      <w:r>
+        <w:t xml:space="preserve">All-element coords (xyzLocal.txt).</w:t>
+      </w:r>
+    </w:p>
+    <w:p>
+      <w:pPr>
+        <w:pStyle w:val="BodyText"/>
+      </w:pPr>
+      <w:r>
+        <w:rPr>
+          <w:iCs/>
+          <w:i/>
+        </w:rPr>
+        <w:t xml:space="preserve">CLI suite:</w:t>
+      </w:r>
+      <w:r>
+        <w:t xml:space="preserve"> </w:t>
+      </w:r>
+      <w:r>
+        <w:rPr>
+          <w:rStyle w:val="VerbatimChar"/>
+        </w:rPr>
+        <w:t xml:space="preserve">COORD_ACOOR.jou</w:t>
+      </w:r>
+      <w:r>
+        <w:t xml:space="preserve"> </w:t>
+      </w:r>
+      <w:r>
+        <w:t xml:space="preserve">(</w:t>
+      </w:r>
+      <w:r>
+        <w:rPr>
+          <w:rStyle w:val="VerbatimChar"/>
+        </w:rPr>
+        <w:t xml:space="preserve">cli_tests/cmd/</w:t>
+      </w:r>
+      <w:r>
+        <w:t xml:space="preserve">; each journal is the entry’s example and its regression test).</w:t>
+      </w:r>
+    </w:p>
+    <w:p>
+      <w:pPr>
+        <w:pStyle w:val="BodyText"/>
+      </w:pPr>
+      <w:r>
+        <w:rPr>
+          <w:iCs/>
+          <w:i/>
+        </w:rPr>
+        <w:t xml:space="preserve">Binding:</w:t>
+      </w:r>
+      <w:r>
         <w:t xml:space="preserve"> </w:t>
       </w:r>
       <w:r>
@@ -16485,106 +17814,320 @@
           <w:bCs/>
           <w:b/>
         </w:rPr>
-        <w:t xml:space="preserve">position (RayPosHist); the footprints are also stored for</w:t>
+        <w:t xml:space="preserve">missing</w:t>
+      </w:r>
+      <w:r>
+        <w:t xml:space="preserve"> </w:t>
+      </w:r>
+      <w:r>
+        <w:t xml:space="preserve">— all-element coordinates to xyzLocal.txt.</w:t>
+      </w:r>
+    </w:p>
+    <w:p>
+      <w:pPr>
+        <w:pStyle w:val="BodyText"/>
+      </w:pPr>
+      <w:r>
+        <w:rPr>
+          <w:iCs/>
+          <w:i/>
+        </w:rPr>
+        <w:t xml:space="preserve">Syntax:</w:t>
+      </w:r>
+      <w:r>
+        <w:t xml:space="preserve"> </w:t>
+      </w:r>
+      <w:r>
+        <w:rPr>
+          <w:rStyle w:val="VerbatimChar"/>
+        </w:rPr>
+        <w:t xml:space="preserve">ACOOR [first] [last]</w:t>
+      </w:r>
+      <w:r>
+        <w:t xml:space="preserve"> </w:t>
+      </w:r>
+      <w:r>
+        <w:t xml:space="preserve">— the element range written to xyzLocal.txt.</w:t>
+      </w:r>
+    </w:p>
+    <w:p>
+      <w:pPr>
+        <w:pStyle w:val="BodyText"/>
+      </w:pPr>
+      <w:r>
+        <w:rPr>
+          <w:iCs/>
+          <w:i/>
+        </w:rPr>
+        <w:t xml:space="preserve">Defaults:</w:t>
+      </w:r>
+      <w:r>
+        <w:t xml:space="preserve"> </w:t>
+      </w:r>
+      <w:r>
+        <w:t xml:space="preserve">first [1], last [1]: literals, so return alone writes element 1 only.</w:t>
+      </w:r>
+    </w:p>
+    <w:p>
+      <w:pPr>
+        <w:pStyle w:val="SourceCode"/>
+      </w:pPr>
+      <w:r>
+        <w:rPr>
+          <w:rStyle w:val="VerbatimChar"/>
+        </w:rPr>
+        <w:t xml:space="preserve">MACOS&gt;acoor</w:t>
+      </w:r>
+      <w:r>
+        <w:br/>
+      </w:r>
+      <w:r>
+        <w:rPr>
+          <w:rStyle w:val="VerbatimChar"/>
+        </w:rPr>
+        <w:t xml:space="preserve">Enter first element number: [1]: 1</w:t>
+      </w:r>
+      <w:r>
+        <w:br/>
+      </w:r>
+      <w:r>
+        <w:rPr>
+          <w:rStyle w:val="VerbatimChar"/>
+        </w:rPr>
+        <w:t xml:space="preserve">Enter last element number: [1]: 6</w:t>
+      </w:r>
+      <w:r>
+        <w:br/>
+      </w:r>
+      <w:r>
+        <w:rPr>
+          <w:rStyle w:val="VerbatimChar"/>
+        </w:rPr>
+        <w:t xml:space="preserve"> Result is saved in file xyzLocal.txt</w:t>
+      </w:r>
+    </w:p>
+    <w:p>
+      <w:pPr>
+        <w:pStyle w:val="FirstParagraph"/>
+      </w:pPr>
+      <w:r>
+        <w:t xml:space="preserve">“</w:t>
+      </w:r>
+      <w:r>
+        <w:t xml:space="preserve">All COOrdinates</w:t>
+      </w:r>
+      <w:r>
+        <w:t xml:space="preserve">”</w:t>
+      </w:r>
+      <w:r>
+        <w:t xml:space="preserve">, not anchor coordinates: runs the COOrd</w:t>
+      </w:r>
+      <w:r>
+        <w:t xml:space="preserve"> </w:t>
+      </w:r>
+      <w:r>
+        <w:t xml:space="preserve">computation for every element in the range and writes</w:t>
+      </w:r>
+      <w:r>
+        <w:t xml:space="preserve"> </w:t>
+      </w:r>
+      <w:r>
+        <w:t xml:space="preserve">xLocal/yLocal/zLocal per element to</w:t>
+      </w:r>
+      <w:r>
+        <w:t xml:space="preserve"> </w:t>
+      </w:r>
+      <w:r>
+        <w:rPr>
+          <w:rStyle w:val="VerbatimChar"/>
+        </w:rPr>
+        <w:t xml:space="preserve">xyzLocal.txt</w:t>
+      </w:r>
+      <w:r>
+        <w:t xml:space="preserve"> </w:t>
+      </w:r>
+      <w:r>
+        <w:t xml:space="preserve">(replaced</w:t>
+      </w:r>
+      <w:r>
+        <w:t xml:space="preserve"> </w:t>
+      </w:r>
+      <w:r>
+        <w:t xml:space="preserve">each run) instead of the screen. Non-optical element types in</w:t>
+      </w:r>
+      <w:r>
+        <w:t xml:space="preserve"> </w:t>
+      </w:r>
+      <w:r>
+        <w:t xml:space="preserve">the range are skipped with a warning; last must be &gt;= first.</w:t>
+      </w:r>
+      <w:r>
+        <w:t xml:space="preserve"> </w:t>
+      </w:r>
+      <w:r>
+        <w:rPr>
+          <w:iCs/>
+          <w:i/>
+        </w:rPr>
+        <w:t xml:space="preserve">Related:</w:t>
+      </w:r>
+      <w:r>
+        <w:t xml:space="preserve"> </w:t>
+      </w:r>
+      <w:r>
+        <w:t xml:space="preserve">COOrd.</w:t>
+      </w:r>
+      <w:r>
+        <w:t xml:space="preserve"> </w:t>
+      </w:r>
+    </w:p>
+    <w:bookmarkEnd w:id="80"/>
+    <w:bookmarkStart w:id="81" w:name="sysprop"/>
+    <w:p>
+      <w:pPr>
+        <w:pStyle w:val="Heading4"/>
+      </w:pPr>
+      <w:r>
+        <w:t xml:space="preserve">SYSprop</w:t>
+      </w:r>
+    </w:p>
+    <w:p>
+      <w:pPr>
+        <w:pStyle w:val="FirstParagraph"/>
+      </w:pPr>
+      <w:r>
+        <w:rPr>
+          <w:iCs/>
+          <w:i/>
+        </w:rPr>
+        <w:t xml:space="preserve">Minimum match:</w:t>
+      </w:r>
+      <w:r>
+        <w:t xml:space="preserve"> </w:t>
+      </w:r>
+      <w:r>
+        <w:rPr>
+          <w:rStyle w:val="VerbatimChar"/>
+        </w:rPr>
+        <w:t xml:space="preserve">SYSprop</w:t>
+      </w:r>
+      <w:r>
+        <w:t xml:space="preserve"> </w:t>
+      </w:r>
+      <w:r>
+        <w:t xml:space="preserve">—</w:t>
+      </w:r>
+      <w:r>
+        <w:t xml:space="preserve"> </w:t>
+      </w:r>
+      <w:r>
+        <w:rPr>
+          <w:iCs/>
+          <w:i/>
+        </w:rPr>
+        <w:t xml:space="preserve">needs:</w:t>
+      </w:r>
+      <w:r>
+        <w:t xml:space="preserve"> </w:t>
+      </w:r>
+      <w:r>
+        <w:t xml:space="preserve">[Rx]</w:t>
+      </w:r>
+    </w:p>
+    <w:p>
+      <w:pPr>
+        <w:pStyle w:val="BodyText"/>
+      </w:pPr>
+      <w:r>
+        <w:t xml:space="preserve">First-order system properties.</w:t>
+      </w:r>
+    </w:p>
+    <w:p>
+      <w:pPr>
+        <w:pStyle w:val="BodyText"/>
+      </w:pPr>
+      <w:r>
+        <w:rPr>
+          <w:iCs/>
+          <w:i/>
+        </w:rPr>
+        <w:t xml:space="preserve">CLI suite:</w:t>
+      </w:r>
+      <w:r>
+        <w:t xml:space="preserve"> </w:t>
+      </w:r>
+      <w:r>
+        <w:rPr>
+          <w:rStyle w:val="VerbatimChar"/>
+        </w:rPr>
+        <w:t xml:space="preserve">EFL_SYSPROP.jou</w:t>
+      </w:r>
+      <w:r>
+        <w:t xml:space="preserve">,</w:t>
+      </w:r>
+      <w:r>
+        <w:t xml:space="preserve"> </w:t>
+      </w:r>
+      <w:r>
+        <w:rPr>
+          <w:rStyle w:val="VerbatimChar"/>
+        </w:rPr>
+        <w:t xml:space="preserve">SYSPROP_after_OPD.jou</w:t>
+      </w:r>
+      <w:r>
+        <w:t xml:space="preserve"> </w:t>
+      </w:r>
+      <w:r>
+        <w:t xml:space="preserve">(</w:t>
+      </w:r>
+      <w:r>
+        <w:rPr>
+          <w:rStyle w:val="VerbatimChar"/>
+        </w:rPr>
+        <w:t xml:space="preserve">cli_tests/cmd/</w:t>
+      </w:r>
+      <w:r>
+        <w:t xml:space="preserve">; each journal is the entry’s example and its regression test).</w:t>
+      </w:r>
+    </w:p>
+    <w:p>
+      <w:pPr>
+        <w:pStyle w:val="BodyText"/>
+      </w:pPr>
+      <w:r>
+        <w:rPr>
+          <w:iCs/>
+          <w:i/>
+        </w:rPr>
+        <w:t xml:space="preserve">Binding:</w:t>
+      </w:r>
+      <w:r>
+        <w:t xml:space="preserve"> </w:t>
       </w:r>
       <w:r>
         <w:rPr>
           <w:bCs/>
           <w:b/>
         </w:rPr>
-        <w:t xml:space="preserve"> </w:t>
-      </w:r>
-      <w:r>
-        <w:rPr>
-          <w:bCs/>
-          <w:b/>
-        </w:rPr>
-        <w:t xml:space="preserve">later use. Without a prior RRAy/PRAy it aborts with</w:t>
-      </w:r>
-      <w:r>
-        <w:rPr>
-          <w:bCs/>
-          <w:b/>
-        </w:rPr>
-        <w:t xml:space="preserve"> </w:t>
-      </w:r>
-      <w:r>
-        <w:rPr>
-          <w:bCs/>
-          <w:b/>
-        </w:rPr>
-        <w:t xml:space="preserve">”</w:t>
-      </w:r>
-      <w:r>
-        <w:t xml:space="preserve"> </w:t>
-      </w:r>
-      <w:r>
-        <w:t xml:space="preserve">Need to run RRAY command before executing TRR command</w:t>
-      </w:r>
-      <w:r>
-        <w:t xml:space="preserve">”</w:t>
-      </w:r>
-      <w:r>
-        <w:t xml:space="preserve"> </w:t>
-      </w:r>
-      <w:r>
-        <w:t xml:space="preserve">(sic). See PRAy for the finder half of the pair. SMACOS:</w:t>
-      </w:r>
-      <w:r>
-        <w:t xml:space="preserve"> </w:t>
-      </w:r>
-      <w:r>
-        <w:t xml:space="preserve">no LoadStack entry.</w:t>
-      </w:r>
-      <w:r>
-        <w:t xml:space="preserve"> </w:t>
-      </w:r>
-      <w:r>
-        <w:rPr>
-          <w:iCs/>
-          <w:i/>
-        </w:rPr>
-        <w:t xml:space="preserve">Related:</w:t>
-      </w:r>
-      <w:r>
-        <w:t xml:space="preserve"> </w:t>
-      </w:r>
-      <w:r>
-        <w:t xml:space="preserve">PRAy, RRAy, RAY.</w:t>
-      </w:r>
-      <w:r>
-        <w:t xml:space="preserve"> </w:t>
-      </w:r>
-    </w:p>
-    <w:bookmarkEnd w:id="77"/>
-    <w:bookmarkStart w:id="78" w:name="map"/>
-    <w:p>
-      <w:pPr>
-        <w:pStyle w:val="Heading4"/>
-      </w:pPr>
-      <w:r>
-        <w:t xml:space="preserve">MAP</w:t>
-      </w:r>
-    </w:p>
-    <w:p>
-      <w:pPr>
-        <w:pStyle w:val="FirstParagraph"/>
-      </w:pPr>
-      <w:r>
-        <w:rPr>
-          <w:iCs/>
-          <w:i/>
-        </w:rPr>
-        <w:t xml:space="preserve">Minimum match:</w:t>
-      </w:r>
-      <w:r>
-        <w:t xml:space="preserve"> </w:t>
-      </w:r>
-      <w:r>
-        <w:rPr>
-          <w:rStyle w:val="VerbatimChar"/>
-        </w:rPr>
-        <w:t xml:space="preserve">MAP</w:t>
+        <w:t xml:space="preserve">direct setter</w:t>
+      </w:r>
+      <w:r>
+        <w:t xml:space="preserve"> </w:t>
+      </w:r>
+      <w:r>
+        <w:t xml:space="preserve">—</w:t>
+      </w:r>
+      <w:r>
+        <w:t xml:space="preserve"> </w:t>
+      </w:r>
+      <w:r>
+        <w:rPr>
+          <w:rStyle w:val="VerbatimChar"/>
+        </w:rPr>
+        <w:t xml:space="preserve">sysprop</w:t>
+      </w:r>
+      <w:r>
+        <w:t xml:space="preserve">.</w:t>
       </w:r>
     </w:p>
     <w:p>
@@ -16592,7 +18135,26 @@
         <w:pStyle w:val="BodyText"/>
       </w:pPr>
       <w:r>
-        <w:t xml:space="preserve">Print ray-to-segment map.</w:t>
+        <w:rPr>
+          <w:iCs/>
+          <w:i/>
+        </w:rPr>
+        <w:t xml:space="preserve">Syntax:</w:t>
+      </w:r>
+      <w:r>
+        <w:t xml:space="preserve"> </w:t>
+      </w:r>
+      <w:r>
+        <w:rPr>
+          <w:rStyle w:val="VerbatimChar"/>
+        </w:rPr>
+        <w:t xml:space="preserve">SYSPROP [fp]</w:t>
+      </w:r>
+      <w:r>
+        <w:t xml:space="preserve"> </w:t>
+      </w:r>
+      <w:r>
+        <w:t xml:space="preserve">— the focal-plane element the plate scale is taken at.</w:t>
       </w:r>
     </w:p>
     <w:p>
@@ -16604,898 +18166,13 @@
           <w:iCs/>
           <w:i/>
         </w:rPr>
-        <w:t xml:space="preserve">CLI suite:</w:t>
-      </w:r>
-      <w:r>
-        <w:t xml:space="preserve"> </w:t>
-      </w:r>
-      <w:r>
-        <w:rPr>
-          <w:rStyle w:val="VerbatimChar"/>
-        </w:rPr>
-        <w:t xml:space="preserve">RAY_MAP.jou</w:t>
-      </w:r>
-      <w:r>
-        <w:t xml:space="preserve"> </w:t>
-      </w:r>
-      <w:r>
-        <w:t xml:space="preserve">(</w:t>
-      </w:r>
-      <w:r>
-        <w:rPr>
-          <w:rStyle w:val="VerbatimChar"/>
-        </w:rPr>
-        <w:t xml:space="preserve">cli_tests/cmd/</w:t>
-      </w:r>
-      <w:r>
-        <w:t xml:space="preserve">; each journal is the entry’s example and its regression test).</w:t>
-      </w:r>
-    </w:p>
-    <w:p>
-      <w:pPr>
-        <w:pStyle w:val="BodyText"/>
-      </w:pPr>
-      <w:r>
-        <w:rPr>
-          <w:iCs/>
-          <w:i/>
-        </w:rPr>
-        <w:t xml:space="preserve">Binding:</w:t>
-      </w:r>
-      <w:r>
-        <w:t xml:space="preserve"> </w:t>
-      </w:r>
-      <w:r>
-        <w:rPr>
-          <w:bCs/>
-          <w:b/>
-        </w:rPr>
-        <w:t xml:space="preserve">missing</w:t>
-      </w:r>
-      <w:r>
-        <w:t xml:space="preserve"> </w:t>
-      </w:r>
-      <w:r>
-        <w:t xml:space="preserve">— Zernike / analysis set (B.2, second).</w:t>
-      </w:r>
-    </w:p>
-    <w:p>
-      <w:pPr>
-        <w:pStyle w:val="BodyText"/>
-      </w:pPr>
-      <w:r>
-        <w:rPr>
-          <w:iCs/>
-          <w:i/>
-        </w:rPr>
-        <w:t xml:space="preserve">Syntax:</w:t>
-      </w:r>
-      <w:r>
-        <w:t xml:space="preserve"> </w:t>
-      </w:r>
-      <w:r>
-        <w:rPr>
-          <w:rStyle w:val="VerbatimChar"/>
-        </w:rPr>
-        <w:t xml:space="preserve">MAP</w:t>
-      </w:r>
-      <w:r>
-        <w:t xml:space="preserve">; no prompt.</w:t>
-      </w:r>
-    </w:p>
-    <w:p>
-      <w:pPr>
-        <w:pStyle w:val="BodyText"/>
-      </w:pPr>
-      <w:r>
-        <w:rPr>
-          <w:iCs/>
-          <w:i/>
-        </w:rPr>
         <w:t xml:space="preserve">Defaults:</w:t>
       </w:r>
       <w:r>
         <w:t xml:space="preserve"> </w:t>
       </w:r>
       <w:r>
-        <w:t xml:space="preserve">none.</w:t>
-      </w:r>
-    </w:p>
-    <w:p>
-      <w:pPr>
-        <w:pStyle w:val="SourceCode"/>
-      </w:pPr>
-      <w:r>
-        <w:rPr>
-          <w:rStyle w:val="VerbatimChar"/>
-        </w:rPr>
-        <w:t xml:space="preserve">MACOS&gt;map</w:t>
-      </w:r>
-      <w:r>
-        <w:br/>
-      </w:r>
-      <w:r>
-        <w:rPr>
-          <w:rStyle w:val="VerbatimChar"/>
-        </w:rPr>
-        <w:t xml:space="preserve"> Map of rays at input aperture:</w:t>
-      </w:r>
-      <w:r>
-        <w:br/>
-      </w:r>
-      <w:r>
-        <w:rPr>
-          <w:rStyle w:val="VerbatimChar"/>
-        </w:rPr>
-        <w:t xml:space="preserve">   ...ray numbers on the source grid...</w:t>
-      </w:r>
-      <w:r>
-        <w:br/>
-      </w:r>
-      <w:r>
-        <w:rPr>
-          <w:rStyle w:val="VerbatimChar"/>
-        </w:rPr>
-        <w:t xml:space="preserve">Hit return to continue  [0]:</w:t>
-      </w:r>
-      <w:r>
-        <w:br/>
-      </w:r>
-      <w:r>
-        <w:rPr>
-          <w:rStyle w:val="VerbatimChar"/>
-        </w:rPr>
-        <w:t xml:space="preserve"> Map of segments at input aperture:</w:t>
-      </w:r>
-    </w:p>
-    <w:p>
-      <w:pPr>
-        <w:pStyle w:val="FirstParagraph"/>
-      </w:pPr>
-      <w:r>
-        <w:t xml:space="preserve">Prints ray numbers laid out on the source-aperture grid,</w:t>
-      </w:r>
-      <w:r>
-        <w:t xml:space="preserve"> </w:t>
-      </w:r>
-      <w:r>
-        <w:t xml:space="preserve">tracing the grid first if needed. The chief ray (1) is not</w:t>
-      </w:r>
-      <w:r>
-        <w:t xml:space="preserve"> </w:t>
-      </w:r>
-      <w:r>
-        <w:t xml:space="preserve">shown; with more than ~15 rays across, only a subset is</w:t>
-      </w:r>
-      <w:r>
-        <w:t xml:space="preserve"> </w:t>
-      </w:r>
-      <w:r>
-        <w:t xml:space="preserve">labelled. Segmented systems (GridType&gt;=3) get a second map of</w:t>
-      </w:r>
-      <w:r>
-        <w:t xml:space="preserve"> </w:t>
-      </w:r>
-      <w:r>
-        <w:t xml:space="preserve">segment numbers. After OPD/SPOt etc., rays that became</w:t>
-      </w:r>
-      <w:r>
-        <w:t xml:space="preserve"> </w:t>
-      </w:r>
-      <w:r>
-        <w:t xml:space="preserve">undefined disappear from the map. SMACOS: nothing is printed —</w:t>
-      </w:r>
-      <w:r>
-        <w:t xml:space="preserve"> </w:t>
-      </w:r>
-      <w:r>
-        <w:t xml:space="preserve">the srcMap ray/segment map structure is filled instead.</w:t>
-      </w:r>
-      <w:r>
-        <w:t xml:space="preserve"> </w:t>
-      </w:r>
-      <w:r>
-        <w:rPr>
-          <w:iCs/>
-          <w:i/>
-        </w:rPr>
-        <w:t xml:space="preserve">Related:</w:t>
-      </w:r>
-      <w:r>
-        <w:t xml:space="preserve"> </w:t>
-      </w:r>
-      <w:r>
-        <w:t xml:space="preserve">RAY, OBS, SPOt.</w:t>
-      </w:r>
-      <w:r>
-        <w:t xml:space="preserve"> </w:t>
-      </w:r>
-    </w:p>
-    <w:bookmarkEnd w:id="78"/>
-    <w:bookmarkStart w:id="79" w:name="coord"/>
-    <w:p>
-      <w:pPr>
-        <w:pStyle w:val="Heading4"/>
-      </w:pPr>
-      <w:r>
-        <w:t xml:space="preserve">COOrd</w:t>
-      </w:r>
-      <w:r>
-        <w:t xml:space="preserve"> </w:t>
-      </w:r>
-    </w:p>
-    <w:p>
-      <w:pPr>
-        <w:pStyle w:val="FirstParagraph"/>
-      </w:pPr>
-      <w:r>
-        <w:rPr>
-          <w:iCs/>
-          <w:i/>
-        </w:rPr>
-        <w:t xml:space="preserve">Minimum match:</w:t>
-      </w:r>
-      <w:r>
-        <w:t xml:space="preserve"> </w:t>
-      </w:r>
-      <w:r>
-        <w:rPr>
-          <w:rStyle w:val="VerbatimChar"/>
-        </w:rPr>
-        <w:t xml:space="preserve">COOrd &lt;elt&gt;</w:t>
-      </w:r>
-      <w:r>
-        <w:t xml:space="preserve"> </w:t>
-      </w:r>
-      <w:r>
-        <w:t xml:space="preserve">—</w:t>
-      </w:r>
-      <w:r>
-        <w:t xml:space="preserve"> </w:t>
-      </w:r>
-      <w:r>
-        <w:rPr>
-          <w:iCs/>
-          <w:i/>
-        </w:rPr>
-        <w:t xml:space="preserve">needs:</w:t>
-      </w:r>
-      <w:r>
-        <w:t xml:space="preserve"> </w:t>
-      </w:r>
-      <w:r>
-        <w:t xml:space="preserve">[Rx]</w:t>
-      </w:r>
-    </w:p>
-    <w:p>
-      <w:pPr>
-        <w:pStyle w:val="BodyText"/>
-      </w:pPr>
-      <w:r>
-        <w:t xml:space="preserve">Beam coordinates at element.</w:t>
-      </w:r>
-    </w:p>
-    <w:p>
-      <w:pPr>
-        <w:pStyle w:val="BodyText"/>
-      </w:pPr>
-      <w:r>
-        <w:rPr>
-          <w:iCs/>
-          <w:i/>
-        </w:rPr>
-        <w:t xml:space="preserve">CLI suite:</w:t>
-      </w:r>
-      <w:r>
-        <w:t xml:space="preserve"> </w:t>
-      </w:r>
-      <w:r>
-        <w:rPr>
-          <w:rStyle w:val="VerbatimChar"/>
-        </w:rPr>
-        <w:t xml:space="preserve">COORD_ACOOR.jou</w:t>
-      </w:r>
-      <w:r>
-        <w:t xml:space="preserve"> </w:t>
-      </w:r>
-      <w:r>
-        <w:t xml:space="preserve">(</w:t>
-      </w:r>
-      <w:r>
-        <w:rPr>
-          <w:rStyle w:val="VerbatimChar"/>
-        </w:rPr>
-        <w:t xml:space="preserve">cli_tests/cmd/</w:t>
-      </w:r>
-      <w:r>
-        <w:t xml:space="preserve">; each journal is the entry’s example and its regression test).</w:t>
-      </w:r>
-    </w:p>
-    <w:p>
-      <w:pPr>
-        <w:pStyle w:val="BodyText"/>
-      </w:pPr>
-      <w:r>
-        <w:rPr>
-          <w:iCs/>
-          <w:i/>
-        </w:rPr>
-        <w:t xml:space="preserve">Binding:</w:t>
-      </w:r>
-      <w:r>
-        <w:t xml:space="preserve"> </w:t>
-      </w:r>
-      <w:r>
-        <w:rPr>
-          <w:bCs/>
-          <w:b/>
-        </w:rPr>
-        <w:t xml:space="preserve">missing</w:t>
-      </w:r>
-      <w:r>
-        <w:t xml:space="preserve"> </w:t>
-      </w:r>
-      <w:r>
-        <w:t xml:space="preserve">— beam coordinates at an element (the frames alone are</w:t>
-      </w:r>
-      <w:r>
-        <w:t xml:space="preserve"> </w:t>
-      </w:r>
-      <w:r>
-        <w:rPr>
-          <w:rStyle w:val="VerbatimChar"/>
-        </w:rPr>
-        <w:t xml:space="preserve">elt_csys_get</w:t>
-      </w:r>
-      <w:r>
-        <w:t xml:space="preserve">).</w:t>
-      </w:r>
-    </w:p>
-    <w:p>
-      <w:pPr>
-        <w:pStyle w:val="BodyText"/>
-      </w:pPr>
-      <w:r>
-        <w:rPr>
-          <w:iCs/>
-          <w:i/>
-        </w:rPr>
-        <w:t xml:space="preserve">Syntax:</w:t>
-      </w:r>
-      <w:r>
-        <w:t xml:space="preserve"> </w:t>
-      </w:r>
-      <w:r>
-        <w:rPr>
-          <w:rStyle w:val="VerbatimChar"/>
-        </w:rPr>
-        <w:t xml:space="preserve">COORD [elt]</w:t>
-      </w:r>
-      <w:r>
-        <w:t xml:space="preserve"> </w:t>
-      </w:r>
-      <w:r>
-        <w:t xml:space="preserve">— the element whose beam frame is printed.</w:t>
-      </w:r>
-    </w:p>
-    <w:p>
-      <w:pPr>
-        <w:pStyle w:val="BodyText"/>
-      </w:pPr>
-      <w:r>
-        <w:rPr>
-          <w:iCs/>
-          <w:i/>
-        </w:rPr>
-        <w:t xml:space="preserve">Defaults:</w:t>
-      </w:r>
-      <w:r>
-        <w:t xml:space="preserve"> </w:t>
-      </w:r>
-      <w:r>
-        <w:t xml:space="preserve">elt [1]: the literal 1.</w:t>
-      </w:r>
-    </w:p>
-    <w:p>
-      <w:pPr>
-        <w:pStyle w:val="SourceCode"/>
-      </w:pPr>
-      <w:r>
-        <w:rPr>
-          <w:rStyle w:val="VerbatimChar"/>
-        </w:rPr>
-        <w:t xml:space="preserve">MACOS&gt;coord</w:t>
-      </w:r>
-      <w:r>
-        <w:br/>
-      </w:r>
-      <w:r>
-        <w:rPr>
-          <w:rStyle w:val="VerbatimChar"/>
-        </w:rPr>
-        <w:t xml:space="preserve">Enter element number: [1]: 5</w:t>
-      </w:r>
-      <w:r>
-        <w:br/>
-      </w:r>
-      <w:r>
-        <w:rPr>
-          <w:rStyle w:val="VerbatimChar"/>
-        </w:rPr>
-        <w:t xml:space="preserve"> Computed xLocal= ...</w:t>
-      </w:r>
-      <w:r>
-        <w:br/>
-      </w:r>
-      <w:r>
-        <w:rPr>
-          <w:rStyle w:val="VerbatimChar"/>
-        </w:rPr>
-        <w:t xml:space="preserve"> Computed yLocal= ...</w:t>
-      </w:r>
-      <w:r>
-        <w:br/>
-      </w:r>
-      <w:r>
-        <w:rPr>
-          <w:rStyle w:val="VerbatimChar"/>
-        </w:rPr>
-        <w:t xml:space="preserve"> Computed zLocal= ...</w:t>
-      </w:r>
-    </w:p>
-    <w:p>
-      <w:pPr>
-        <w:pStyle w:val="FirstParagraph"/>
-      </w:pPr>
-      <w:r>
-        <w:t xml:space="preserve">Prints the beam coordinate axes at the element: projections of</w:t>
-      </w:r>
-      <w:r>
-        <w:t xml:space="preserve"> </w:t>
-      </w:r>
-      <w:r>
-        <w:t xml:space="preserve">the source xGrid/yGrid axes, computed from four differential</w:t>
-      </w:r>
-      <w:r>
-        <w:t xml:space="preserve"> </w:t>
-      </w:r>
-      <w:r>
-        <w:t xml:space="preserve">chief rays (angle offsets cover the near field, position</w:t>
-      </w:r>
-      <w:r>
-        <w:t xml:space="preserve"> </w:t>
-      </w:r>
-      <w:r>
-        <w:t xml:space="preserve">offsets the far field). Signs may flip abruptly near a focus</w:t>
-      </w:r>
-      <w:r>
-        <w:t xml:space="preserve"> </w:t>
-      </w:r>
-      <w:r>
-        <w:t xml:space="preserve">(Section 5.3.3). Invalidates trace/build/propagate state.</w:t>
-      </w:r>
-      <w:r>
-        <w:t xml:space="preserve"> </w:t>
-      </w:r>
-      <w:r>
-        <w:t xml:space="preserve">SMACOS: element number in IARG(1).</w:t>
-      </w:r>
-      <w:r>
-        <w:t xml:space="preserve"> </w:t>
-      </w:r>
-      <w:r>
-        <w:rPr>
-          <w:iCs/>
-          <w:i/>
-        </w:rPr>
-        <w:t xml:space="preserve">Related:</w:t>
-      </w:r>
-      <w:r>
-        <w:t xml:space="preserve"> </w:t>
-      </w:r>
-      <w:r>
-        <w:t xml:space="preserve">ACOor, SPOt, STOp.</w:t>
-      </w:r>
-      <w:r>
-        <w:t xml:space="preserve"> </w:t>
-      </w:r>
-    </w:p>
-    <w:bookmarkEnd w:id="79"/>
-    <w:bookmarkStart w:id="80" w:name="acoor"/>
-    <w:p>
-      <w:pPr>
-        <w:pStyle w:val="Heading4"/>
-      </w:pPr>
-      <w:r>
-        <w:t xml:space="preserve">ACOor</w:t>
-      </w:r>
-    </w:p>
-    <w:p>
-      <w:pPr>
-        <w:pStyle w:val="FirstParagraph"/>
-      </w:pPr>
-      <w:r>
-        <w:rPr>
-          <w:iCs/>
-          <w:i/>
-        </w:rPr>
-        <w:t xml:space="preserve">Minimum match:</w:t>
-      </w:r>
-      <w:r>
-        <w:t xml:space="preserve"> </w:t>
-      </w:r>
-      <w:r>
-        <w:rPr>
-          <w:rStyle w:val="VerbatimChar"/>
-        </w:rPr>
-        <w:t xml:space="preserve">ACOor</w:t>
-      </w:r>
-    </w:p>
-    <w:p>
-      <w:pPr>
-        <w:pStyle w:val="BodyText"/>
-      </w:pPr>
-      <w:r>
-        <w:t xml:space="preserve">All-element coords (xyzLocal.txt).</w:t>
-      </w:r>
-    </w:p>
-    <w:p>
-      <w:pPr>
-        <w:pStyle w:val="BodyText"/>
-      </w:pPr>
-      <w:r>
-        <w:rPr>
-          <w:iCs/>
-          <w:i/>
-        </w:rPr>
-        <w:t xml:space="preserve">CLI suite:</w:t>
-      </w:r>
-      <w:r>
-        <w:t xml:space="preserve"> </w:t>
-      </w:r>
-      <w:r>
-        <w:rPr>
-          <w:rStyle w:val="VerbatimChar"/>
-        </w:rPr>
-        <w:t xml:space="preserve">COORD_ACOOR.jou</w:t>
-      </w:r>
-      <w:r>
-        <w:t xml:space="preserve"> </w:t>
-      </w:r>
-      <w:r>
-        <w:t xml:space="preserve">(</w:t>
-      </w:r>
-      <w:r>
-        <w:rPr>
-          <w:rStyle w:val="VerbatimChar"/>
-        </w:rPr>
-        <w:t xml:space="preserve">cli_tests/cmd/</w:t>
-      </w:r>
-      <w:r>
-        <w:t xml:space="preserve">; each journal is the entry’s example and its regression test).</w:t>
-      </w:r>
-    </w:p>
-    <w:p>
-      <w:pPr>
-        <w:pStyle w:val="BodyText"/>
-      </w:pPr>
-      <w:r>
-        <w:rPr>
-          <w:iCs/>
-          <w:i/>
-        </w:rPr>
-        <w:t xml:space="preserve">Binding:</w:t>
-      </w:r>
-      <w:r>
-        <w:t xml:space="preserve"> </w:t>
-      </w:r>
-      <w:r>
-        <w:rPr>
-          <w:bCs/>
-          <w:b/>
-        </w:rPr>
-        <w:t xml:space="preserve">missing</w:t>
-      </w:r>
-      <w:r>
-        <w:t xml:space="preserve"> </w:t>
-      </w:r>
-      <w:r>
-        <w:t xml:space="preserve">— all-element coordinates to xyzLocal.txt.</w:t>
-      </w:r>
-    </w:p>
-    <w:p>
-      <w:pPr>
-        <w:pStyle w:val="BodyText"/>
-      </w:pPr>
-      <w:r>
-        <w:rPr>
-          <w:iCs/>
-          <w:i/>
-        </w:rPr>
-        <w:t xml:space="preserve">Syntax:</w:t>
-      </w:r>
-      <w:r>
-        <w:t xml:space="preserve"> </w:t>
-      </w:r>
-      <w:r>
-        <w:rPr>
-          <w:rStyle w:val="VerbatimChar"/>
-        </w:rPr>
-        <w:t xml:space="preserve">ACOOR [first] [last]</w:t>
-      </w:r>
-      <w:r>
-        <w:t xml:space="preserve"> </w:t>
-      </w:r>
-      <w:r>
-        <w:t xml:space="preserve">— the element range written to xyzLocal.txt.</w:t>
-      </w:r>
-    </w:p>
-    <w:p>
-      <w:pPr>
-        <w:pStyle w:val="BodyText"/>
-      </w:pPr>
-      <w:r>
-        <w:rPr>
-          <w:iCs/>
-          <w:i/>
-        </w:rPr>
-        <w:t xml:space="preserve">Defaults:</w:t>
-      </w:r>
-      <w:r>
-        <w:t xml:space="preserve"> </w:t>
-      </w:r>
-      <w:r>
-        <w:t xml:space="preserve">first [1], last [1]: literals, so return alone writes element 1 only.</w:t>
-      </w:r>
-    </w:p>
-    <w:p>
-      <w:pPr>
-        <w:pStyle w:val="SourceCode"/>
-      </w:pPr>
-      <w:r>
-        <w:rPr>
-          <w:rStyle w:val="VerbatimChar"/>
-        </w:rPr>
-        <w:t xml:space="preserve">MACOS&gt;acoor</w:t>
-      </w:r>
-      <w:r>
-        <w:br/>
-      </w:r>
-      <w:r>
-        <w:rPr>
-          <w:rStyle w:val="VerbatimChar"/>
-        </w:rPr>
-        <w:t xml:space="preserve">Enter first element number: [1]: 1</w:t>
-      </w:r>
-      <w:r>
-        <w:br/>
-      </w:r>
-      <w:r>
-        <w:rPr>
-          <w:rStyle w:val="VerbatimChar"/>
-        </w:rPr>
-        <w:t xml:space="preserve">Enter last element number: [1]: 6</w:t>
-      </w:r>
-      <w:r>
-        <w:br/>
-      </w:r>
-      <w:r>
-        <w:rPr>
-          <w:rStyle w:val="VerbatimChar"/>
-        </w:rPr>
-        <w:t xml:space="preserve"> Result is saved in file xyzLocal.txt</w:t>
-      </w:r>
-    </w:p>
-    <w:p>
-      <w:pPr>
-        <w:pStyle w:val="FirstParagraph"/>
-      </w:pPr>
-      <w:r>
-        <w:t xml:space="preserve">“</w:t>
-      </w:r>
-      <w:r>
-        <w:t xml:space="preserve">All COOrdinates</w:t>
-      </w:r>
-      <w:r>
-        <w:t xml:space="preserve">”</w:t>
-      </w:r>
-      <w:r>
-        <w:t xml:space="preserve">, not anchor coordinates: runs the COOrd</w:t>
-      </w:r>
-      <w:r>
-        <w:t xml:space="preserve"> </w:t>
-      </w:r>
-      <w:r>
-        <w:t xml:space="preserve">computation for every element in the range and writes</w:t>
-      </w:r>
-      <w:r>
-        <w:t xml:space="preserve"> </w:t>
-      </w:r>
-      <w:r>
-        <w:t xml:space="preserve">xLocal/yLocal/zLocal per element to</w:t>
-      </w:r>
-      <w:r>
-        <w:t xml:space="preserve"> </w:t>
-      </w:r>
-      <w:r>
-        <w:rPr>
-          <w:rStyle w:val="VerbatimChar"/>
-        </w:rPr>
-        <w:t xml:space="preserve">xyzLocal.txt</w:t>
-      </w:r>
-      <w:r>
-        <w:t xml:space="preserve"> </w:t>
-      </w:r>
-      <w:r>
-        <w:t xml:space="preserve">(replaced</w:t>
-      </w:r>
-      <w:r>
-        <w:t xml:space="preserve"> </w:t>
-      </w:r>
-      <w:r>
-        <w:t xml:space="preserve">each run) instead of the screen. Non-optical element types in</w:t>
-      </w:r>
-      <w:r>
-        <w:t xml:space="preserve"> </w:t>
-      </w:r>
-      <w:r>
-        <w:t xml:space="preserve">the range are skipped with a warning; last must be &gt;= first.</w:t>
-      </w:r>
-      <w:r>
-        <w:t xml:space="preserve"> </w:t>
-      </w:r>
-      <w:r>
-        <w:rPr>
-          <w:iCs/>
-          <w:i/>
-        </w:rPr>
-        <w:t xml:space="preserve">Related:</w:t>
-      </w:r>
-      <w:r>
-        <w:t xml:space="preserve"> </w:t>
-      </w:r>
-      <w:r>
-        <w:t xml:space="preserve">COOrd.</w:t>
-      </w:r>
-      <w:r>
-        <w:t xml:space="preserve"> </w:t>
-      </w:r>
-    </w:p>
-    <w:bookmarkEnd w:id="80"/>
-    <w:bookmarkStart w:id="81" w:name="sysprop"/>
-    <w:p>
-      <w:pPr>
-        <w:pStyle w:val="Heading4"/>
-      </w:pPr>
-      <w:r>
-        <w:t xml:space="preserve">SYSprop</w:t>
-      </w:r>
-    </w:p>
-    <w:p>
-      <w:pPr>
-        <w:pStyle w:val="FirstParagraph"/>
-      </w:pPr>
-      <w:r>
-        <w:rPr>
-          <w:iCs/>
-          <w:i/>
-        </w:rPr>
-        <w:t xml:space="preserve">Minimum match:</w:t>
-      </w:r>
-      <w:r>
-        <w:t xml:space="preserve"> </w:t>
-      </w:r>
-      <w:r>
-        <w:rPr>
-          <w:rStyle w:val="VerbatimChar"/>
-        </w:rPr>
-        <w:t xml:space="preserve">SYSprop</w:t>
-      </w:r>
-      <w:r>
-        <w:t xml:space="preserve"> </w:t>
-      </w:r>
-      <w:r>
-        <w:t xml:space="preserve">—</w:t>
-      </w:r>
-      <w:r>
-        <w:t xml:space="preserve"> </w:t>
-      </w:r>
-      <w:r>
-        <w:rPr>
-          <w:iCs/>
-          <w:i/>
-        </w:rPr>
-        <w:t xml:space="preserve">needs:</w:t>
-      </w:r>
-      <w:r>
-        <w:t xml:space="preserve"> </w:t>
-      </w:r>
-      <w:r>
-        <w:t xml:space="preserve">[Rx]</w:t>
-      </w:r>
-    </w:p>
-    <w:p>
-      <w:pPr>
-        <w:pStyle w:val="BodyText"/>
-      </w:pPr>
-      <w:r>
-        <w:t xml:space="preserve">First-order system properties.</w:t>
-      </w:r>
-    </w:p>
-    <w:p>
-      <w:pPr>
-        <w:pStyle w:val="BodyText"/>
-      </w:pPr>
-      <w:r>
-        <w:rPr>
-          <w:iCs/>
-          <w:i/>
-        </w:rPr>
-        <w:t xml:space="preserve">CLI suite:</w:t>
-      </w:r>
-      <w:r>
-        <w:t xml:space="preserve"> </w:t>
-      </w:r>
-      <w:r>
-        <w:rPr>
-          <w:rStyle w:val="VerbatimChar"/>
-        </w:rPr>
-        <w:t xml:space="preserve">EFL_SYSPROP.jou</w:t>
-      </w:r>
-      <w:r>
-        <w:t xml:space="preserve">,</w:t>
-      </w:r>
-      <w:r>
-        <w:t xml:space="preserve"> </w:t>
-      </w:r>
-      <w:r>
-        <w:rPr>
-          <w:rStyle w:val="VerbatimChar"/>
-        </w:rPr>
-        <w:t xml:space="preserve">SYSPROP_after_OPD.jou</w:t>
-      </w:r>
-      <w:r>
-        <w:t xml:space="preserve"> </w:t>
-      </w:r>
-      <w:r>
-        <w:t xml:space="preserve">(</w:t>
-      </w:r>
-      <w:r>
-        <w:rPr>
-          <w:rStyle w:val="VerbatimChar"/>
-        </w:rPr>
-        <w:t xml:space="preserve">cli_tests/cmd/</w:t>
-      </w:r>
-      <w:r>
-        <w:t xml:space="preserve">; each journal is the entry’s example and its regression test).</w:t>
-      </w:r>
-    </w:p>
-    <w:p>
-      <w:pPr>
-        <w:pStyle w:val="BodyText"/>
-      </w:pPr>
-      <w:r>
-        <w:rPr>
-          <w:iCs/>
-          <w:i/>
-        </w:rPr>
-        <w:t xml:space="preserve">Binding:</w:t>
-      </w:r>
-      <w:r>
-        <w:t xml:space="preserve"> </w:t>
-      </w:r>
-      <w:r>
-        <w:rPr>
-          <w:bCs/>
-          <w:b/>
-        </w:rPr>
-        <w:t xml:space="preserve">direct setter</w:t>
-      </w:r>
-      <w:r>
-        <w:t xml:space="preserve"> </w:t>
-      </w:r>
-      <w:r>
-        <w:t xml:space="preserve">—</w:t>
+        <w:t xml:space="preserve">fp [nElt], the last element. The pixel lines come from the pitch of the last diffraction propagation (INT or PIX) to that element and say so when none has run; an OPD neither sets nor clears it (1.2 (d), Dave’s ruling 2026-10-18). The api’s</w:t>
       </w:r>
       <w:r>
         <w:t xml:space="preserve"> </w:t>
@@ -17507,52 +18184,25 @@
         <w:t xml:space="preserve">sysprop</w:t>
       </w:r>
       <w:r>
-        <w:t xml:space="preserve">.</w:t>
-      </w:r>
-    </w:p>
-    <w:p>
-      <w:pPr>
-        <w:pStyle w:val="BodyText"/>
-      </w:pPr>
-      <w:r>
-        <w:rPr>
-          <w:iCs/>
-          <w:i/>
-        </w:rPr>
-        <w:t xml:space="preserve">Syntax:</w:t>
-      </w:r>
-      <w:r>
-        <w:t xml:space="preserve"> </w:t>
-      </w:r>
-      <w:r>
-        <w:rPr>
-          <w:rStyle w:val="VerbatimChar"/>
-        </w:rPr>
-        <w:t xml:space="preserve">SYSPROP [fp]</w:t>
-      </w:r>
-      <w:r>
-        <w:t xml:space="preserve"> </w:t>
-      </w:r>
-      <w:r>
-        <w:t xml:space="preserve">— the focal-plane element the plate scale is taken at.</w:t>
-      </w:r>
-    </w:p>
-    <w:p>
-      <w:pPr>
-        <w:pStyle w:val="BodyText"/>
-      </w:pPr>
-      <w:r>
-        <w:rPr>
-          <w:iCs/>
-          <w:i/>
-        </w:rPr>
-        <w:t xml:space="preserve">Defaults:</w:t>
-      </w:r>
-      <w:r>
-        <w:t xml:space="preserve"> </w:t>
-      </w:r>
-      <w:r>
-        <w:t xml:space="preserve">fp [nElt], the last element. The pixel lines need an INT (or PIX) first; after an OPD alone they are nonsense (1.2 (d)).</w:t>
+        <w:t xml:space="preserve"> </w:t>
+      </w:r>
+      <w:r>
+        <w:t xml:space="preserve">/</w:t>
+      </w:r>
+      <w:r>
+        <w:t xml:space="preserve"> </w:t>
+      </w:r>
+      <w:r>
+        <w:rPr>
+          <w:rStyle w:val="VerbatimChar"/>
+        </w:rPr>
+        <w:t xml:space="preserve">first_order_properties</w:t>
+      </w:r>
+      <w:r>
+        <w:t xml:space="preserve"> </w:t>
+      </w:r>
+      <w:r>
+        <w:t xml:space="preserve">follow the same rule.</w:t>
       </w:r>
     </w:p>
     <w:p>
@@ -24553,6 +25203,30 @@
           <w:rStyle w:val="VerbatimChar"/>
         </w:rPr>
         <w:t xml:space="preserve">ATMOS_DMBUILD.jou</w:t>
+      </w:r>
+      <w:r>
+        <w:t xml:space="preserve">,</w:t>
+      </w:r>
+      <w:r>
+        <w:t xml:space="preserve"> </w:t>
+      </w:r>
+      <w:r>
+        <w:rPr>
+          <w:rStyle w:val="VerbatimChar"/>
+        </w:rPr>
+        <w:t xml:space="preserve">ATMOS_placement.jou</w:t>
+      </w:r>
+      <w:r>
+        <w:t xml:space="preserve">,</w:t>
+      </w:r>
+      <w:r>
+        <w:t xml:space="preserve"> </w:t>
+      </w:r>
+      <w:r>
+        <w:rPr>
+          <w:rStyle w:val="VerbatimChar"/>
+        </w:rPr>
+        <w:t xml:space="preserve">ATMOS_seed.jou</w:t>
       </w:r>
       <w:r>
         <w:t xml:space="preserve">,</w:t>
@@ -31813,6 +32487,30 @@
         <w:rPr>
           <w:rStyle w:val="VerbatimChar"/>
         </w:rPr>
+        <w:t xml:space="preserve">ATMOS_placement.jou</w:t>
+      </w:r>
+      <w:r>
+        <w:t xml:space="preserve">,</w:t>
+      </w:r>
+      <w:r>
+        <w:t xml:space="preserve"> </w:t>
+      </w:r>
+      <w:r>
+        <w:rPr>
+          <w:rStyle w:val="VerbatimChar"/>
+        </w:rPr>
+        <w:t xml:space="preserve">ATMOS_seed.jou</w:t>
+      </w:r>
+      <w:r>
+        <w:t xml:space="preserve">,</w:t>
+      </w:r>
+      <w:r>
+        <w:t xml:space="preserve"> </w:t>
+      </w:r>
+      <w:r>
+        <w:rPr>
+          <w:rStyle w:val="VerbatimChar"/>
+        </w:rPr>
         <w:t xml:space="preserve">COMPOSE_ADD_NOISE.jou</w:t>
       </w:r>
       <w:r>
@@ -32526,6 +33224,30 @@
         <w:rPr>
           <w:rStyle w:val="VerbatimChar"/>
         </w:rPr>
+        <w:t xml:space="preserve">ATMOS_placement.jou</w:t>
+      </w:r>
+      <w:r>
+        <w:t xml:space="preserve">,</w:t>
+      </w:r>
+      <w:r>
+        <w:t xml:space="preserve"> </w:t>
+      </w:r>
+      <w:r>
+        <w:rPr>
+          <w:rStyle w:val="VerbatimChar"/>
+        </w:rPr>
+        <w:t xml:space="preserve">ATMOS_seed.jou</w:t>
+      </w:r>
+      <w:r>
+        <w:t xml:space="preserve">,</w:t>
+      </w:r>
+      <w:r>
+        <w:t xml:space="preserve"> </w:t>
+      </w:r>
+      <w:r>
+        <w:rPr>
+          <w:rStyle w:val="VerbatimChar"/>
+        </w:rPr>
         <w:t xml:space="preserve">EXPORT.jou</w:t>
       </w:r>
       <w:r>
@@ -32682,6 +33404,18 @@
         <w:rPr>
           <w:rStyle w:val="VerbatimChar"/>
         </w:rPr>
+        <w:t xml:space="preserve">OUTCORD_missing.jou</w:t>
+      </w:r>
+      <w:r>
+        <w:t xml:space="preserve">,</w:t>
+      </w:r>
+      <w:r>
+        <w:t xml:space="preserve"> </w:t>
+      </w:r>
+      <w:r>
+        <w:rPr>
+          <w:rStyle w:val="VerbatimChar"/>
+        </w:rPr>
         <w:t xml:space="preserve">PERTURB.jou</w:t>
       </w:r>
       <w:r>
@@ -32707,6 +33441,30 @@
           <w:rStyle w:val="VerbatimChar"/>
         </w:rPr>
         <w:t xml:space="preserve">PREAD.jou</w:t>
+      </w:r>
+      <w:r>
+        <w:t xml:space="preserve">,</w:t>
+      </w:r>
+      <w:r>
+        <w:t xml:space="preserve"> </w:t>
+      </w:r>
+      <w:r>
+        <w:rPr>
+          <w:rStyle w:val="VerbatimChar"/>
+        </w:rPr>
+        <w:t xml:space="preserve">PROPTYPE_numeric.jou</w:t>
+      </w:r>
+      <w:r>
+        <w:t xml:space="preserve">,</w:t>
+      </w:r>
+      <w:r>
+        <w:t xml:space="preserve"> </w:t>
+      </w:r>
+      <w:r>
+        <w:rPr>
+          <w:rStyle w:val="VerbatimChar"/>
+        </w:rPr>
+        <w:t xml:space="preserve">RRAY_PRAY_TPR_FSR.jou</w:t>
       </w:r>
       <w:r>
         <w:t xml:space="preserve">,</w:t>
@@ -33977,6 +34735,30 @@
           <w:i/>
         </w:rPr>
         <w:t xml:space="preserve">CLI suite:</w:t>
+      </w:r>
+      <w:r>
+        <w:t xml:space="preserve"> </w:t>
+      </w:r>
+      <w:r>
+        <w:rPr>
+          <w:rStyle w:val="VerbatimChar"/>
+        </w:rPr>
+        <w:t xml:space="preserve">ATMOS_placement.jou</w:t>
+      </w:r>
+      <w:r>
+        <w:t xml:space="preserve">,</w:t>
+      </w:r>
+      <w:r>
+        <w:t xml:space="preserve"> </w:t>
+      </w:r>
+      <w:r>
+        <w:rPr>
+          <w:rStyle w:val="VerbatimChar"/>
+        </w:rPr>
+        <w:t xml:space="preserve">ATMOS_seed.jou</w:t>
+      </w:r>
+      <w:r>
+        <w:t xml:space="preserve">,</w:t>
       </w:r>
       <w:r>
         <w:t xml:space="preserve"> </w:t>
@@ -38462,7 +39244,16 @@
         <w:t xml:space="preserve"> </w:t>
       </w:r>
       <w:r>
-        <w:t xml:space="preserve">and at any element but the last; the coherent result is unnormalized (1.2 (s)).</w:t>
+        <w:t xml:space="preserve">and at any element but the last. Both modes are flux-normalized: a one-pixel object images to the PSF itself (the same peak and sum in INC and COH), and an extended object’s coherent flux lies between 1 and N times its incoherent flux for N in-phase pixels (</w:t>
+      </w:r>
+      <w:r>
+        <w:rPr>
+          <w:rStyle w:val="VerbatimChar"/>
+        </w:rPr>
+        <w:t xml:space="preserve">IMG.jou</w:t>
+      </w:r>
+      <w:r>
+        <w:t xml:space="preserve">: 24.7 for an 8 × 8 square on the Cassegrain; fixed 2026-10-18, 1.2 (s)).</w:t>
       </w:r>
     </w:p>
     <w:p>
@@ -40802,6 +41593,30 @@
           <w:i/>
         </w:rPr>
         <w:t xml:space="preserve">CLI suite:</w:t>
+      </w:r>
+      <w:r>
+        <w:t xml:space="preserve"> </w:t>
+      </w:r>
+      <w:r>
+        <w:rPr>
+          <w:rStyle w:val="VerbatimChar"/>
+        </w:rPr>
+        <w:t xml:space="preserve">ATMOS_placement.jou</w:t>
+      </w:r>
+      <w:r>
+        <w:t xml:space="preserve">,</w:t>
+      </w:r>
+      <w:r>
+        <w:t xml:space="preserve"> </w:t>
+      </w:r>
+      <w:r>
+        <w:rPr>
+          <w:rStyle w:val="VerbatimChar"/>
+        </w:rPr>
+        <w:t xml:space="preserve">ATMOS_seed.jou</w:t>
+      </w:r>
+      <w:r>
+        <w:t xml:space="preserve">,</w:t>
       </w:r>
       <w:r>
         <w:t xml:space="preserve"> </w:t>
@@ -46051,6 +46866,18 @@
         <w:t xml:space="preserve">AVAR_VARS_MVAR_DVAR.jou</w:t>
       </w:r>
       <w:r>
+        <w:t xml:space="preserve">,</w:t>
+      </w:r>
+      <w:r>
+        <w:t xml:space="preserve"> </w:t>
+      </w:r>
+      <w:r>
+        <w:rPr>
+          <w:rStyle w:val="VerbatimChar"/>
+        </w:rPr>
+        <w:t xml:space="preserve">CALIB_save_roundtrip.jou</w:t>
+      </w:r>
+      <w:r>
         <w:t xml:space="preserve"> </w:t>
       </w:r>
       <w:r>
@@ -48966,7 +49793,7 @@
     <w:bookmarkEnd w:id="183"/>
     <w:bookmarkEnd w:id="184"/>
     <w:bookmarkEnd w:id="185"/>
-    <w:bookmarkStart w:id="380" w:name="part-ii-mmacos-pymacos-function-catalog"/>
+    <w:bookmarkStart w:id="381" w:name="part-ii-mmacos-pymacos-function-catalog"/>
     <w:p>
       <w:pPr>
         <w:pStyle w:val="Heading2"/>
@@ -61614,7 +62441,7 @@
     </w:p>
     <w:bookmarkEnd w:id="315"/>
     <w:bookmarkEnd w:id="316"/>
-    <w:bookmarkStart w:id="379" w:name="other-utilities"/>
+    <w:bookmarkStart w:id="380" w:name="other-utilities"/>
     <w:p>
       <w:pPr>
         <w:pStyle w:val="Heading3"/>
@@ -67299,13 +68126,13 @@
       </w:r>
     </w:p>
     <w:bookmarkEnd w:id="360"/>
-    <w:bookmarkStart w:id="361" w:name="rm_elt_csys"/>
+    <w:bookmarkStart w:id="361" w:name="ref_rays"/>
     <w:p>
       <w:pPr>
         <w:pStyle w:val="Heading4"/>
       </w:pPr>
       <w:r>
-        <w:t xml:space="preserve">rm_elt_csys</w:t>
+        <w:t xml:space="preserve">ref_rays</w:t>
       </w:r>
     </w:p>
     <w:p>
@@ -67330,7 +68157,7 @@
         <w:rPr>
           <w:rStyle w:val="VerbatimChar"/>
         </w:rPr>
-        <w:t xml:space="preserve">macos.rm_elt_csys(srfs)</w:t>
+        <w:t xml:space="preserve">r = macos.ref_rays(kind)</w:t>
       </w:r>
     </w:p>
     <w:p>
@@ -67353,10 +68180,34 @@
       </w:r>
       <w:r>
         <w:rPr>
-          <w:iCs/>
-          <w:i/>
-        </w:rPr>
-        <w:t xml:space="preserve">not available</w:t>
+          <w:rStyle w:val="VerbatimChar"/>
+        </w:rPr>
+        <w:t xml:space="preserve">pymacos.ref_rays(kind)</w:t>
+      </w:r>
+    </w:p>
+    <w:p>
+      <w:pPr>
+        <w:numPr>
+          <w:ilvl w:val="0"/>
+          <w:numId w:val="1180"/>
+        </w:numPr>
+        <w:pStyle w:val="Compact"/>
+      </w:pPr>
+      <w:r>
+        <w:rPr>
+          <w:bCs/>
+          <w:b/>
+        </w:rPr>
+        <w:t xml:space="preserve">engine API:</w:t>
+      </w:r>
+      <w:r>
+        <w:t xml:space="preserve"> </w:t>
+      </w:r>
+      <w:r>
+        <w:rPr>
+          <w:rStyle w:val="VerbatimChar"/>
+        </w:rPr>
+        <w:t xml:space="preserve">macos_api_mod::ref_rays</w:t>
       </w:r>
     </w:p>
     <w:p>
@@ -67364,17 +68215,41 @@
         <w:pStyle w:val="FirstParagraph"/>
       </w:pPr>
       <w:r>
-        <w:t xml:space="preserve">Remove the element output local coordinate frame (TElt). macos.rm_elt_csys(SRFS) clears any local output coordinate system on the given elements (resets TElt to identity, nECoord=-6), so their output reverts to the global/beam frame. See also: macos.set_elt_csys, macos.get_elt_csys.</w:t>
+        <w:t xml:space="preserve">Find the reference rays of the source grid – the CLI’s RRAY / PRAY. r = macos.ref_rays(</w:t>
+      </w:r>
+      <w:r>
+        <w:t xml:space="preserve">‘</w:t>
+      </w:r>
+      <w:r>
+        <w:t xml:space="preserve">rray</w:t>
+      </w:r>
+      <w:r>
+        <w:t xml:space="preserve">’</w:t>
+      </w:r>
+      <w:r>
+        <w:t xml:space="preserve">) the chief ray + the four rays nearest the aperture edge at +x, +y, -x, -y (5 slots) r = macos.ref_rays(</w:t>
+      </w:r>
+      <w:r>
+        <w:t xml:space="preserve">‘</w:t>
+      </w:r>
+      <w:r>
+        <w:t xml:space="preserve">pray</w:t>
+      </w:r>
+      <w:r>
+        <w:t xml:space="preserve">’</w:t>
+      </w:r>
+      <w:r>
+        <w:t xml:space="preserve">) the chief ray + the eight rays nearest 0.9 of the aperture at 45-degree steps from +x (9 slots) Each candidate must pass the system. Fields (slot 1 = the chief ray):</w:t>
       </w:r>
     </w:p>
     <w:bookmarkEnd w:id="361"/>
-    <w:bookmarkStart w:id="362" w:name="rm_srf_from_rx"/>
+    <w:bookmarkStart w:id="362" w:name="rm_elt_csys"/>
     <w:p>
       <w:pPr>
         <w:pStyle w:val="Heading4"/>
       </w:pPr>
       <w:r>
-        <w:t xml:space="preserve">rm_srf_from_rx</w:t>
+        <w:t xml:space="preserve">rm_elt_csys</w:t>
       </w:r>
     </w:p>
     <w:p>
@@ -67390,16 +68265,16 @@
           <w:bCs/>
           <w:b/>
         </w:rPr>
-        <w:t xml:space="preserve">pymacos:</w:t>
-      </w:r>
-      <w:r>
-        <w:t xml:space="preserve"> </w:t>
-      </w:r>
-      <w:r>
-        <w:rPr>
-          <w:rStyle w:val="VerbatimChar"/>
-        </w:rPr>
-        <w:t xml:space="preserve">pymacos.rm_srf_from_rx(rx_in, srf_idx, rx_out)</w:t>
+        <w:t xml:space="preserve">mmacos:</w:t>
+      </w:r>
+      <w:r>
+        <w:t xml:space="preserve"> </w:t>
+      </w:r>
+      <w:r>
+        <w:rPr>
+          <w:rStyle w:val="VerbatimChar"/>
+        </w:rPr>
+        <w:t xml:space="preserve">macos.rm_elt_csys(srfs)</w:t>
       </w:r>
     </w:p>
     <w:p>
@@ -67415,7 +68290,7 @@
           <w:bCs/>
           <w:b/>
         </w:rPr>
-        <w:t xml:space="preserve">mmacos:</w:t>
+        <w:t xml:space="preserve">pymacos:</w:t>
       </w:r>
       <w:r>
         <w:t xml:space="preserve"> </w:t>
@@ -67433,17 +68308,17 @@
         <w:pStyle w:val="FirstParagraph"/>
       </w:pPr>
       <w:r>
-        <w:t xml:space="preserve">Eliminate surface(s) from Rx.</w:t>
+        <w:t xml:space="preserve">Remove the element output local coordinate frame (TElt). macos.rm_elt_csys(SRFS) clears any local output coordinate system on the given elements (resets TElt to identity, nECoord=-6), so their output reverts to the global/beam frame. See also: macos.set_elt_csys, macos.get_elt_csys.</w:t>
       </w:r>
     </w:p>
     <w:bookmarkEnd w:id="362"/>
-    <w:bookmarkStart w:id="363" w:name="rx_modified"/>
+    <w:bookmarkStart w:id="363" w:name="rm_srf_from_rx"/>
     <w:p>
       <w:pPr>
         <w:pStyle w:val="Heading4"/>
       </w:pPr>
       <w:r>
-        <w:t xml:space="preserve">rx_modified</w:t>
+        <w:t xml:space="preserve">rm_srf_from_rx</w:t>
       </w:r>
     </w:p>
     <w:p>
@@ -67468,7 +68343,7 @@
         <w:rPr>
           <w:rStyle w:val="VerbatimChar"/>
         </w:rPr>
-        <w:t xml:space="preserve">pymacos.rx_modified()</w:t>
+        <w:t xml:space="preserve">pymacos.rm_srf_from_rx(rx_in, srf_idx, rx_out)</w:t>
       </w:r>
     </w:p>
     <w:p>
@@ -67502,17 +68377,17 @@
         <w:pStyle w:val="FirstParagraph"/>
       </w:pPr>
       <w:r>
-        <w:t xml:space="preserve">Reset ray-tracing state</w:t>
+        <w:t xml:space="preserve">Eliminate surface(s) from Rx.</w:t>
       </w:r>
     </w:p>
     <w:bookmarkEnd w:id="363"/>
-    <w:bookmarkStart w:id="364" w:name="scale_elt_grid"/>
+    <w:bookmarkStart w:id="364" w:name="rx_modified"/>
     <w:p>
       <w:pPr>
         <w:pStyle w:val="Heading4"/>
       </w:pPr>
       <w:r>
-        <w:t xml:space="preserve">scale_elt_grid</w:t>
+        <w:t xml:space="preserve">rx_modified</w:t>
       </w:r>
     </w:p>
     <w:p>
@@ -67528,16 +68403,16 @@
           <w:bCs/>
           <w:b/>
         </w:rPr>
-        <w:t xml:space="preserve">mmacos:</w:t>
-      </w:r>
-      <w:r>
-        <w:t xml:space="preserve"> </w:t>
-      </w:r>
-      <w:r>
-        <w:rPr>
-          <w:rStyle w:val="VerbatimChar"/>
-        </w:rPr>
-        <w:t xml:space="preserve">macos.scale_elt_grid(srf, factor)</w:t>
+        <w:t xml:space="preserve">pymacos:</w:t>
+      </w:r>
+      <w:r>
+        <w:t xml:space="preserve"> </w:t>
+      </w:r>
+      <w:r>
+        <w:rPr>
+          <w:rStyle w:val="VerbatimChar"/>
+        </w:rPr>
+        <w:t xml:space="preserve">pymacos.rx_modified()</w:t>
       </w:r>
     </w:p>
     <w:p>
@@ -67553,7 +68428,7 @@
           <w:bCs/>
           <w:b/>
         </w:rPr>
-        <w:t xml:space="preserve">pymacos:</w:t>
+        <w:t xml:space="preserve">mmacos:</w:t>
       </w:r>
       <w:r>
         <w:t xml:space="preserve"> </w:t>
@@ -67571,17 +68446,17 @@
         <w:pStyle w:val="FirstParagraph"/>
       </w:pPr>
       <w:r>
-        <w:t xml:space="preserve">Scale the grid-data figure at element SRF in place. macos.scale_elt_grid(SRF, FACTOR) multiplies every grid node value by the scalar FACTOR and invalidates the cached trace. Errors if SRF is not a grid surface. See also: macos.get_elt_grid, macos.set_elt_grid.</w:t>
+        <w:t xml:space="preserve">Reset ray-tracing state</w:t>
       </w:r>
     </w:p>
     <w:bookmarkEnd w:id="364"/>
-    <w:bookmarkStart w:id="365" w:name="segray"/>
+    <w:bookmarkStart w:id="365" w:name="scale_elt_grid"/>
     <w:p>
       <w:pPr>
         <w:pStyle w:val="Heading4"/>
       </w:pPr>
       <w:r>
-        <w:t xml:space="preserve">segray</w:t>
+        <w:t xml:space="preserve">scale_elt_grid</w:t>
       </w:r>
     </w:p>
     <w:p>
@@ -67606,7 +68481,7 @@
         <w:rPr>
           <w:rStyle w:val="VerbatimChar"/>
         </w:rPr>
-        <w:t xml:space="preserve">r = macos.segray(iSeg)</w:t>
+        <w:t xml:space="preserve">macos.scale_elt_grid(srf, factor)</w:t>
       </w:r>
     </w:p>
     <w:p>
@@ -67629,9 +68504,10 @@
       </w:r>
       <w:r>
         <w:rPr>
-          <w:rStyle w:val="VerbatimChar"/>
-        </w:rPr>
-        <w:t xml:space="preserve">pymacos.segray(i_seg)</w:t>
+          <w:iCs/>
+          <w:i/>
+        </w:rPr>
+        <w:t xml:space="preserve">not available</w:t>
       </w:r>
     </w:p>
     <w:p>
@@ -67639,17 +68515,17 @@
         <w:pStyle w:val="FirstParagraph"/>
       </w:pPr>
       <w:r>
-        <w:t xml:space="preserve">Trace the ray through Segment element iSeg’s centre – the CLI’s SEGRAYTRACE. r = macos.segray(iSeg) iSeg = the ELEMENT number of a Segment element The ray passes through the segment’s reference point (RptElt, the design centre; a perturbation does not move it): parallel to the chief ray for a collimated source, aimed from the chief ray’s start for a point source. It is forced onto segment iSeg and traced to the last element (or the deck’s</w:t>
+        <w:t xml:space="preserve">Scale the grid-data figure at element SRF in place. macos.scale_elt_grid(SRF, FACTOR) multiplies every grid node value by the scalar FACTOR and invalidates the cached trace. Errors if SRF is not a grid surface. See also: macos.get_elt_grid, macos.set_elt_grid.</w:t>
       </w:r>
     </w:p>
     <w:bookmarkEnd w:id="365"/>
-    <w:bookmarkStart w:id="366" w:name="setactivepointsrc"/>
+    <w:bookmarkStart w:id="366" w:name="segray"/>
     <w:p>
       <w:pPr>
         <w:pStyle w:val="Heading4"/>
       </w:pPr>
       <w:r>
-        <w:t xml:space="preserve">setActivePointSrc</w:t>
+        <w:t xml:space="preserve">segray</w:t>
       </w:r>
     </w:p>
     <w:p>
@@ -67665,16 +68541,16 @@
           <w:bCs/>
           <w:b/>
         </w:rPr>
-        <w:t xml:space="preserve">pymacos:</w:t>
-      </w:r>
-      <w:r>
-        <w:t xml:space="preserve"> </w:t>
-      </w:r>
-      <w:r>
-        <w:rPr>
-          <w:rStyle w:val="VerbatimChar"/>
-        </w:rPr>
-        <w:t xml:space="preserve">pymacos.getActivePointSrc()</w:t>
+        <w:t xml:space="preserve">mmacos:</w:t>
+      </w:r>
+      <w:r>
+        <w:t xml:space="preserve"> </w:t>
+      </w:r>
+      <w:r>
+        <w:rPr>
+          <w:rStyle w:val="VerbatimChar"/>
+        </w:rPr>
+        <w:t xml:space="preserve">r = macos.segray(iSeg)</w:t>
       </w:r>
     </w:p>
     <w:p>
@@ -67690,17 +68566,16 @@
           <w:bCs/>
           <w:b/>
         </w:rPr>
-        <w:t xml:space="preserve">mmacos:</w:t>
-      </w:r>
-      <w:r>
-        <w:t xml:space="preserve"> </w:t>
-      </w:r>
-      <w:r>
-        <w:rPr>
-          <w:iCs/>
-          <w:i/>
-        </w:rPr>
-        <w:t xml:space="preserve">not available</w:t>
+        <w:t xml:space="preserve">pymacos:</w:t>
+      </w:r>
+      <w:r>
+        <w:t xml:space="preserve"> </w:t>
+      </w:r>
+      <w:r>
+        <w:rPr>
+          <w:rStyle w:val="VerbatimChar"/>
+        </w:rPr>
+        <w:t xml:space="preserve">pymacos.segray(i_seg)</w:t>
       </w:r>
     </w:p>
     <w:p>
@@ -67708,21 +68583,17 @@
         <w:pStyle w:val="FirstParagraph"/>
       </w:pPr>
       <w:r>
-        <w:rPr>
-          <w:iCs/>
-          <w:i/>
-        </w:rPr>
-        <w:t xml:space="preserve">TODO: expand — dialog details, behavior notes, related commands.</w:t>
+        <w:t xml:space="preserve">Trace the ray through Segment element iSeg’s centre – the CLI’s SEGRAYTRACE. r = macos.segray(iSeg) iSeg = the ELEMENT number of a Segment element The ray passes through the segment’s reference point (RptElt, the design centre; a perturbation does not move it): parallel to the chief ray for a collimated source, aimed from the chief ray’s start for a point source. It is forced onto segment iSeg and traced to the last element (or the deck’s</w:t>
       </w:r>
     </w:p>
     <w:bookmarkEnd w:id="366"/>
-    <w:bookmarkStart w:id="367" w:name="seteltsrfffzern"/>
+    <w:bookmarkStart w:id="367" w:name="setactivepointsrc"/>
     <w:p>
       <w:pPr>
         <w:pStyle w:val="Heading4"/>
       </w:pPr>
       <w:r>
-        <w:t xml:space="preserve">setEltSrfFFZern</w:t>
+        <w:t xml:space="preserve">setActivePointSrc</w:t>
       </w:r>
     </w:p>
     <w:p>
@@ -67747,7 +68618,7 @@
         <w:rPr>
           <w:rStyle w:val="VerbatimChar"/>
         </w:rPr>
-        <w:t xml:space="preserve">pymacos.getEltSrfFFZern(iElt, zernMode)</w:t>
+        <w:t xml:space="preserve">pymacos.getActivePointSrc()</w:t>
       </w:r>
     </w:p>
     <w:p>
@@ -67781,17 +68652,21 @@
         <w:pStyle w:val="FirstParagraph"/>
       </w:pPr>
       <w:r>
-        <w:t xml:space="preserve">Get current FFZernCoef values at the requested modes on a FreeForm element (SrfType=14).</w:t>
+        <w:rPr>
+          <w:iCs/>
+          <w:i/>
+        </w:rPr>
+        <w:t xml:space="preserve">TODO: expand — dialog details, behavior notes, related commands.</w:t>
       </w:r>
     </w:p>
     <w:bookmarkEnd w:id="367"/>
-    <w:bookmarkStart w:id="368" w:name="seteltsrfmonzern"/>
+    <w:bookmarkStart w:id="368" w:name="seteltsrfffzern"/>
     <w:p>
       <w:pPr>
         <w:pStyle w:val="Heading4"/>
       </w:pPr>
       <w:r>
-        <w:t xml:space="preserve">setEltSrfMonZern</w:t>
+        <w:t xml:space="preserve">setEltSrfFFZern</w:t>
       </w:r>
     </w:p>
     <w:p>
@@ -67816,7 +68691,7 @@
         <w:rPr>
           <w:rStyle w:val="VerbatimChar"/>
         </w:rPr>
-        <w:t xml:space="preserve">pymacos.getEltSrfMonZern(iElt, zernMode)</w:t>
+        <w:t xml:space="preserve">pymacos.getEltSrfFFZern(iElt, zernMode)</w:t>
       </w:r>
     </w:p>
     <w:p>
@@ -67850,17 +68725,17 @@
         <w:pStyle w:val="FirstParagraph"/>
       </w:pPr>
       <w:r>
-        <w:t xml:space="preserve">Get current MonZernCoef values at the requested mode indices on a FreeForm element (SrfType=14).</w:t>
+        <w:t xml:space="preserve">Get current FFZernCoef values at the requested modes on a FreeForm element (SrfType=14).</w:t>
       </w:r>
     </w:p>
     <w:bookmarkEnd w:id="368"/>
-    <w:bookmarkStart w:id="369" w:name="seteltsrfzern"/>
+    <w:bookmarkStart w:id="369" w:name="seteltsrfmonzern"/>
     <w:p>
       <w:pPr>
         <w:pStyle w:val="Heading4"/>
       </w:pPr>
       <w:r>
-        <w:t xml:space="preserve">setEltSrfZern</w:t>
+        <w:t xml:space="preserve">setEltSrfMonZern</w:t>
       </w:r>
     </w:p>
     <w:p>
@@ -67885,7 +68760,7 @@
         <w:rPr>
           <w:rStyle w:val="VerbatimChar"/>
         </w:rPr>
-        <w:t xml:space="preserve">pymacos.getEltSrfZern(iElt)</w:t>
+        <w:t xml:space="preserve">pymacos.getEltSrfMonZern(iElt, zernMode)</w:t>
       </w:r>
     </w:p>
     <w:p>
@@ -67919,17 +68794,17 @@
         <w:pStyle w:val="FirstParagraph"/>
       </w:pPr>
       <w:r>
-        <w:t xml:space="preserve">Retrieve Zernike Srf. settings of Zernike Srf. element(s)</w:t>
+        <w:t xml:space="preserve">Get current MonZernCoef values at the requested mode indices on a FreeForm element (SrfType=14).</w:t>
       </w:r>
     </w:p>
     <w:bookmarkEnd w:id="369"/>
-    <w:bookmarkStart w:id="370" w:name="seteltsrfzerncoef"/>
+    <w:bookmarkStart w:id="370" w:name="seteltsrfzern"/>
     <w:p>
       <w:pPr>
         <w:pStyle w:val="Heading4"/>
       </w:pPr>
       <w:r>
-        <w:t xml:space="preserve">setEltSrfZernCoef</w:t>
+        <w:t xml:space="preserve">setEltSrfZern</w:t>
       </w:r>
     </w:p>
     <w:p>
@@ -67954,7 +68829,7 @@
         <w:rPr>
           <w:rStyle w:val="VerbatimChar"/>
         </w:rPr>
-        <w:t xml:space="preserve">pymacos.setEltSrfZernCoef(iElt, zernMode, zernCoef, reset)</w:t>
+        <w:t xml:space="preserve">pymacos.getEltSrfZern(iElt)</w:t>
       </w:r>
     </w:p>
     <w:p>
@@ -67988,17 +68863,17 @@
         <w:pStyle w:val="FirstParagraph"/>
       </w:pPr>
       <w:r>
-        <w:t xml:space="preserve">Set ZernCoef values at the given modes on a Zernike (SrfType=8) or ZrnGrData (SrfType=13) element.</w:t>
+        <w:t xml:space="preserve">Retrieve Zernike Srf. settings of Zernike Srf. element(s)</w:t>
       </w:r>
     </w:p>
     <w:bookmarkEnd w:id="370"/>
-    <w:bookmarkStart w:id="371" w:name="srt"/>
+    <w:bookmarkStart w:id="371" w:name="seteltsrfzerncoef"/>
     <w:p>
       <w:pPr>
         <w:pStyle w:val="Heading4"/>
       </w:pPr>
       <w:r>
-        <w:t xml:space="preserve">srt</w:t>
+        <w:t xml:space="preserve">setEltSrfZernCoef</w:t>
       </w:r>
     </w:p>
     <w:p>
@@ -68014,16 +68889,16 @@
           <w:bCs/>
           <w:b/>
         </w:rPr>
-        <w:t xml:space="preserve">mmacos:</w:t>
-      </w:r>
-      <w:r>
-        <w:t xml:space="preserve"> </w:t>
-      </w:r>
-      <w:r>
-        <w:rPr>
-          <w:rStyle w:val="VerbatimChar"/>
-        </w:rPr>
-        <w:t xml:space="preserve">r = macos.srt(x, y, endElt)</w:t>
+        <w:t xml:space="preserve">pymacos:</w:t>
+      </w:r>
+      <w:r>
+        <w:t xml:space="preserve"> </w:t>
+      </w:r>
+      <w:r>
+        <w:rPr>
+          <w:rStyle w:val="VerbatimChar"/>
+        </w:rPr>
+        <w:t xml:space="preserve">pymacos.setEltSrfZernCoef(iElt, zernMode, zernCoef, reset)</w:t>
       </w:r>
     </w:p>
     <w:p>
@@ -68039,16 +68914,17 @@
           <w:bCs/>
           <w:b/>
         </w:rPr>
-        <w:t xml:space="preserve">pymacos:</w:t>
-      </w:r>
-      <w:r>
-        <w:t xml:space="preserve"> </w:t>
-      </w:r>
-      <w:r>
-        <w:rPr>
-          <w:rStyle w:val="VerbatimChar"/>
-        </w:rPr>
-        <w:t xml:space="preserve">pymacos.srt(x, y, end_elt)</w:t>
+        <w:t xml:space="preserve">mmacos:</w:t>
+      </w:r>
+      <w:r>
+        <w:t xml:space="preserve"> </w:t>
+      </w:r>
+      <w:r>
+        <w:rPr>
+          <w:iCs/>
+          <w:i/>
+        </w:rPr>
+        <w:t xml:space="preserve">not available</w:t>
       </w:r>
     </w:p>
     <w:p>
@@ -68056,17 +68932,17 @@
         <w:pStyle w:val="FirstParagraph"/>
       </w:pPr>
       <w:r>
-        <w:t xml:space="preserve">Trace ONE ray from a normalized source-aperture point (the CLI’s SRT). r = macos.srt(x, y) trace to the last element r = macos.srt(x, y, endElt) trace through element endElt x, y: the point in the normalized source aperture, |x|, |y| &lt;= 0.5; (0, 0) is the chief ray. Fields (column k = element k, BaseUnits / global frame): r.pos 3 x nElt where the ray meets element k</w:t>
+        <w:t xml:space="preserve">Set ZernCoef values at the given modes on a Zernike (SrfType=8) or ZrnGrData (SrfType=13) element.</w:t>
       </w:r>
     </w:p>
     <w:bookmarkEnd w:id="371"/>
-    <w:bookmarkStart w:id="372" w:name="unload"/>
+    <w:bookmarkStart w:id="372" w:name="srt"/>
     <w:p>
       <w:pPr>
         <w:pStyle w:val="Heading4"/>
       </w:pPr>
       <w:r>
-        <w:t xml:space="preserve">unload</w:t>
+        <w:t xml:space="preserve">srt</w:t>
       </w:r>
     </w:p>
     <w:p>
@@ -68091,7 +68967,7 @@
         <w:rPr>
           <w:rStyle w:val="VerbatimChar"/>
         </w:rPr>
-        <w:t xml:space="preserve">macos.unload()</w:t>
+        <w:t xml:space="preserve">r = macos.srt(x, y, endElt)</w:t>
       </w:r>
     </w:p>
     <w:p>
@@ -68114,10 +68990,9 @@
       </w:r>
       <w:r>
         <w:rPr>
-          <w:iCs/>
-          <w:i/>
-        </w:rPr>
-        <w:t xml:space="preserve">not available</w:t>
+          <w:rStyle w:val="VerbatimChar"/>
+        </w:rPr>
+        <w:t xml:space="preserve">pymacos.srt(x, y, end_elt)</w:t>
       </w:r>
     </w:p>
     <w:p>
@@ -68125,17 +69000,17 @@
         <w:pStyle w:val="FirstParagraph"/>
       </w:pPr>
       <w:r>
-        <w:t xml:space="preserve">Release the engine’s memory back to its minimum footprint. macos.unload() re-initialises the engine at the smallest supported model size (128), which deallocates and rebuilds every model-sized array. Use it when a big run is finished and you want the memory back WITHOUT quitting MATLAB. The engine stays usable: call macos.init(N) (or construct a new macos.Session) and carry on.</w:t>
+        <w:t xml:space="preserve">Trace ONE ray from a normalized source-aperture point (the CLI’s SRT). r = macos.srt(x, y) trace to the last element r = macos.srt(x, y, endElt) trace through element endElt x, y: the point in the normalized source aperture, |x|, |y| &lt;= 0.5; (0, 0) is the chief ray. Fields (column k = element k, BaseUnits / global frame): r.pos 3 x nElt where the ray meets element k</w:t>
       </w:r>
     </w:p>
     <w:bookmarkEnd w:id="372"/>
-    <w:bookmarkStart w:id="373" w:name="v2m"/>
+    <w:bookmarkStart w:id="373" w:name="unload"/>
     <w:p>
       <w:pPr>
         <w:pStyle w:val="Heading4"/>
       </w:pPr>
       <w:r>
-        <w:t xml:space="preserve">v2m</w:t>
+        <w:t xml:space="preserve">unload</w:t>
       </w:r>
     </w:p>
     <w:p>
@@ -68160,7 +69035,7 @@
         <w:rPr>
           <w:rStyle w:val="VerbatimChar"/>
         </w:rPr>
-        <w:t xml:space="preserve">mat = macos.v2m(vec, indx)</w:t>
+        <w:t xml:space="preserve">macos.unload()</w:t>
       </w:r>
     </w:p>
     <w:p>
@@ -68194,17 +69069,17 @@
         <w:pStyle w:val="FirstParagraph"/>
       </w:pPr>
       <w:r>
-        <w:t xml:space="preserve">Reconstruct a 2D matrix from m2v’s compressed vec + indx. mat = macos.v2m(vec, indx) un-vectorises the result of macos.m2v. Sparse scatter into a full matrix of size indx.size.</w:t>
+        <w:t xml:space="preserve">Release the engine’s memory back to its minimum footprint. macos.unload() re-initialises the engine at the smallest supported model size (128), which deallocates and rebuilds every model-sized array. Use it when a big run is finished and you want the memory back WITHOUT quitting MATLAB. The engine stays usable: call macos.init(N) (or construct a new macos.Session) and carry on.</w:t>
       </w:r>
     </w:p>
     <w:bookmarkEnd w:id="373"/>
-    <w:bookmarkStart w:id="374" w:name="vector_diffraction"/>
+    <w:bookmarkStart w:id="374" w:name="v2m"/>
     <w:p>
       <w:pPr>
         <w:pStyle w:val="Heading4"/>
       </w:pPr>
       <w:r>
-        <w:t xml:space="preserve">vector_diffraction</w:t>
+        <w:t xml:space="preserve">v2m</w:t>
       </w:r>
     </w:p>
     <w:p>
@@ -68229,7 +69104,7 @@
         <w:rPr>
           <w:rStyle w:val="VerbatimChar"/>
         </w:rPr>
-        <w:t xml:space="preserve">macos.vector_diffraction(on)</w:t>
+        <w:t xml:space="preserve">mat = macos.v2m(vec, indx)</w:t>
       </w:r>
     </w:p>
     <w:p>
@@ -68252,9 +69127,10 @@
       </w:r>
       <w:r>
         <w:rPr>
-          <w:rStyle w:val="VerbatimChar"/>
-        </w:rPr>
-        <w:t xml:space="preserve">pymacos.vector_diffraction(on)</w:t>
+          <w:iCs/>
+          <w:i/>
+        </w:rPr>
+        <w:t xml:space="preserve">not available</w:t>
       </w:r>
     </w:p>
     <w:p>
@@ -68262,140 +69138,17 @@
         <w:pStyle w:val="FirstParagraph"/>
       </w:pPr>
       <w:r>
-        <w:t xml:space="preserve">Toggle vector (3-component) diffraction. macos.vector_diffraction(true) -&gt; VECTOR: propagate Ex/Ey/Ez as three independent fields. Since PLAN_POLARIZATION Phase 3a Tranche 1 this covers the WHOLE chain – every near-field, plane-to-plane, spherical, Fresnel and DFT leg, plus FFObscure and the ray-side aperture masking – not just the far-field FFT</w:t>
-      </w:r>
-    </w:p>
-    <w:p>
-      <w:pPr>
-        <w:pStyle w:val="BodyText"/>
-      </w:pPr>
-      <w:r>
-        <w:t xml:space="preserve">Requires polarization ON first; errors otherwise (the CLI</w:t>
-      </w:r>
-      <w:r>
-        <w:t xml:space="preserve"> </w:t>
-      </w:r>
-      <w:r>
-        <w:t xml:space="preserve">VECtor silently reverts instead). Since Phase 3a Tranche 1</w:t>
-      </w:r>
-      <w:r>
-        <w:t xml:space="preserve"> </w:t>
-      </w:r>
-      <w:r>
-        <w:t xml:space="preserve">every propagation leg is vectorized – far-field, near-field</w:t>
-      </w:r>
-      <w:r>
-        <w:t xml:space="preserve"> </w:t>
-      </w:r>
-      <w:r>
-        <w:t xml:space="preserve">sphere/plane, plane-to-plane, spatial-filter, Fresnel and the</w:t>
-      </w:r>
-      <w:r>
-        <w:t xml:space="preserve"> </w:t>
-      </w:r>
-      <w:r>
-        <w:t xml:space="preserve">DFT legs – along with the diffraction-grid obscuration apply</w:t>
-      </w:r>
-      <w:r>
-        <w:t xml:space="preserve"> </w:t>
-      </w:r>
-      <w:r>
-        <w:t xml:space="preserve">and the ray-side aperture/apodization masking, so a multi-leg</w:t>
-      </w:r>
-      <w:r>
-        <w:t xml:space="preserve"> </w:t>
-      </w:r>
-      <w:r>
-        <w:t xml:space="preserve">chain preserves the vector field. Intensity sums the three</w:t>
-      </w:r>
-      <w:r>
-        <w:t xml:space="preserve"> </w:t>
-      </w:r>
-      <w:r>
-        <w:t xml:space="preserve">components.</w:t>
-      </w:r>
-      <w:r>
-        <w:t xml:space="preserve"> </w:t>
-      </w:r>
-      <w:r>
-        <w:t xml:space="preserve">Two limits to know. (1) Vector mode repurposes the three</w:t>
-      </w:r>
-      <w:r>
-        <w:t xml:space="preserve"> </w:t>
-      </w:r>
-      <w:r>
-        <w:t xml:space="preserve">wavefront planes as Ex/Ey/Ez, so only ONE wavefront can be in</w:t>
-      </w:r>
-      <w:r>
-        <w:t xml:space="preserve"> </w:t>
-      </w:r>
-      <w:r>
-        <w:t xml:space="preserve">flight – not usable with multi-WF / COMPOSE. (2) Between two</w:t>
-      </w:r>
-      <w:r>
-        <w:t xml:space="preserve"> </w:t>
-      </w:r>
-      <w:r>
-        <w:t xml:space="preserve">physical legs the grid field is advanced by a scalar phase,</w:t>
-      </w:r>
-      <w:r>
-        <w:t xml:space="preserve"> </w:t>
-      </w:r>
-      <w:r>
-        <w:t xml:space="preserve">exact only when the intervening elements are non-polarizing</w:t>
-      </w:r>
-      <w:r>
-        <w:t xml:space="preserve"> </w:t>
-      </w:r>
-      <w:r>
-        <w:t xml:space="preserve">(Obscuring / Reference / FocalPlane – the coronagraph</w:t>
-      </w:r>
-      <w:r>
-        <w:t xml:space="preserve"> </w:t>
-      </w:r>
-      <w:r>
-        <w:t xml:space="preserve">pupil-&gt;FPM-&gt;Lyot-&gt;focal case). A COATED or reflecting surface</w:t>
-      </w:r>
-      <w:r>
-        <w:t xml:space="preserve"> </w:t>
-      </w:r>
-      <w:r>
-        <w:t xml:space="preserve">BETWEEN legs needs the per-ray running-Jones work of Tranche 2,</w:t>
-      </w:r>
-      <w:r>
-        <w:t xml:space="preserve"> </w:t>
-      </w:r>
-      <w:r>
-        <w:t xml:space="preserve">which is not implemented.</w:t>
-      </w:r>
-      <w:r>
-        <w:t xml:space="preserve"> </w:t>
-      </w:r>
-      <w:r>
-        <w:rPr>
-          <w:iCs/>
-          <w:i/>
-        </w:rPr>
-        <w:t xml:space="preserve">Related:</w:t>
-      </w:r>
-      <w:r>
-        <w:t xml:space="preserve"> </w:t>
-      </w:r>
-      <w:r>
-        <w:t xml:space="preserve">polarization; CLI VECtor/SCAlar.</w:t>
-      </w:r>
-      <w:r>
-        <w:t xml:space="preserve"> </w:t>
+        <w:t xml:space="preserve">Reconstruct a 2D matrix from m2v’s compressed vec + indx. mat = macos.v2m(vec, indx) un-vectorises the result of macos.m2v. Sparse scatter into a full matrix of size indx.size.</w:t>
       </w:r>
     </w:p>
     <w:bookmarkEnd w:id="374"/>
-    <w:bookmarkStart w:id="375" w:name="view_rx"/>
+    <w:bookmarkStart w:id="375" w:name="vector_diffraction"/>
     <w:p>
       <w:pPr>
         <w:pStyle w:val="Heading4"/>
       </w:pPr>
       <w:r>
-        <w:t xml:space="preserve">view_rx</w:t>
+        <w:t xml:space="preserve">vector_diffraction</w:t>
       </w:r>
     </w:p>
     <w:p>
@@ -68420,7 +69173,7 @@
         <w:rPr>
           <w:rStyle w:val="VerbatimChar"/>
         </w:rPr>
-        <w:t xml:space="preserve">fig = macos.view_rx(opts)</w:t>
+        <w:t xml:space="preserve">macos.vector_diffraction(on)</w:t>
       </w:r>
     </w:p>
     <w:p>
@@ -68443,10 +69196,9 @@
       </w:r>
       <w:r>
         <w:rPr>
-          <w:iCs/>
-          <w:i/>
-        </w:rPr>
-        <w:t xml:space="preserve">not available</w:t>
+          <w:rStyle w:val="VerbatimChar"/>
+        </w:rPr>
+        <w:t xml:space="preserve">pymacos.vector_diffraction(on)</w:t>
       </w:r>
     </w:p>
     <w:p>
@@ -68454,17 +69206,140 @@
         <w:pStyle w:val="FirstParagraph"/>
       </w:pPr>
       <w:r>
-        <w:t xml:space="preserve">3-D visualization of the LOADED prescription: beam, optics, and MET paths if present. Works for ANY Rx – no design-layer structs required; everything is read back from the engine (the modern equivalent of the old MACOS 3-D model visualizer): beam a sparse-but-FILLED ray bundle from the engine’s per-trace</w:t>
+        <w:t xml:space="preserve">Toggle vector (3-component) diffraction. macos.vector_diffraction(true) -&gt; VECTOR: propagate Ex/Ey/Ez as three independent fields. Since PLAN_POLARIZATION Phase 3a Tranche 1 this covers the WHOLE chain – every near-field, plane-to-plane, spherical, Fresnel and DFT leg, plus FFObscure and the ray-side aperture masking – not just the far-field FFT</w:t>
+      </w:r>
+    </w:p>
+    <w:p>
+      <w:pPr>
+        <w:pStyle w:val="BodyText"/>
+      </w:pPr>
+      <w:r>
+        <w:t xml:space="preserve">Requires polarization ON first; errors otherwise (the CLI</w:t>
+      </w:r>
+      <w:r>
+        <w:t xml:space="preserve"> </w:t>
+      </w:r>
+      <w:r>
+        <w:t xml:space="preserve">VECtor silently reverts instead). Since Phase 3a Tranche 1</w:t>
+      </w:r>
+      <w:r>
+        <w:t xml:space="preserve"> </w:t>
+      </w:r>
+      <w:r>
+        <w:t xml:space="preserve">every propagation leg is vectorized – far-field, near-field</w:t>
+      </w:r>
+      <w:r>
+        <w:t xml:space="preserve"> </w:t>
+      </w:r>
+      <w:r>
+        <w:t xml:space="preserve">sphere/plane, plane-to-plane, spatial-filter, Fresnel and the</w:t>
+      </w:r>
+      <w:r>
+        <w:t xml:space="preserve"> </w:t>
+      </w:r>
+      <w:r>
+        <w:t xml:space="preserve">DFT legs – along with the diffraction-grid obscuration apply</w:t>
+      </w:r>
+      <w:r>
+        <w:t xml:space="preserve"> </w:t>
+      </w:r>
+      <w:r>
+        <w:t xml:space="preserve">and the ray-side aperture/apodization masking, so a multi-leg</w:t>
+      </w:r>
+      <w:r>
+        <w:t xml:space="preserve"> </w:t>
+      </w:r>
+      <w:r>
+        <w:t xml:space="preserve">chain preserves the vector field. Intensity sums the three</w:t>
+      </w:r>
+      <w:r>
+        <w:t xml:space="preserve"> </w:t>
+      </w:r>
+      <w:r>
+        <w:t xml:space="preserve">components.</w:t>
+      </w:r>
+      <w:r>
+        <w:t xml:space="preserve"> </w:t>
+      </w:r>
+      <w:r>
+        <w:t xml:space="preserve">Two limits to know. (1) Vector mode repurposes the three</w:t>
+      </w:r>
+      <w:r>
+        <w:t xml:space="preserve"> </w:t>
+      </w:r>
+      <w:r>
+        <w:t xml:space="preserve">wavefront planes as Ex/Ey/Ez, so only ONE wavefront can be in</w:t>
+      </w:r>
+      <w:r>
+        <w:t xml:space="preserve"> </w:t>
+      </w:r>
+      <w:r>
+        <w:t xml:space="preserve">flight – not usable with multi-WF / COMPOSE. (2) Between two</w:t>
+      </w:r>
+      <w:r>
+        <w:t xml:space="preserve"> </w:t>
+      </w:r>
+      <w:r>
+        <w:t xml:space="preserve">physical legs the grid field is advanced by a scalar phase,</w:t>
+      </w:r>
+      <w:r>
+        <w:t xml:space="preserve"> </w:t>
+      </w:r>
+      <w:r>
+        <w:t xml:space="preserve">exact only when the intervening elements are non-polarizing</w:t>
+      </w:r>
+      <w:r>
+        <w:t xml:space="preserve"> </w:t>
+      </w:r>
+      <w:r>
+        <w:t xml:space="preserve">(Obscuring / Reference / FocalPlane – the coronagraph</w:t>
+      </w:r>
+      <w:r>
+        <w:t xml:space="preserve"> </w:t>
+      </w:r>
+      <w:r>
+        <w:t xml:space="preserve">pupil-&gt;FPM-&gt;Lyot-&gt;focal case). A COATED or reflecting surface</w:t>
+      </w:r>
+      <w:r>
+        <w:t xml:space="preserve"> </w:t>
+      </w:r>
+      <w:r>
+        <w:t xml:space="preserve">BETWEEN legs needs the per-ray running-Jones work of Tranche 2,</w:t>
+      </w:r>
+      <w:r>
+        <w:t xml:space="preserve"> </w:t>
+      </w:r>
+      <w:r>
+        <w:t xml:space="preserve">which is not implemented.</w:t>
+      </w:r>
+      <w:r>
+        <w:t xml:space="preserve"> </w:t>
+      </w:r>
+      <w:r>
+        <w:rPr>
+          <w:iCs/>
+          <w:i/>
+        </w:rPr>
+        <w:t xml:space="preserve">Related:</w:t>
+      </w:r>
+      <w:r>
+        <w:t xml:space="preserve"> </w:t>
+      </w:r>
+      <w:r>
+        <w:t xml:space="preserve">polarization; CLI VECtor/SCAlar.</w:t>
+      </w:r>
+      <w:r>
+        <w:t xml:space="preserve"> </w:t>
       </w:r>
     </w:p>
     <w:bookmarkEnd w:id="375"/>
-    <w:bookmarkStart w:id="376" w:name="view_std"/>
+    <w:bookmarkStart w:id="376" w:name="view_rx"/>
     <w:p>
       <w:pPr>
         <w:pStyle w:val="Heading4"/>
       </w:pPr>
       <w:r>
-        <w:t xml:space="preserve">view_std</w:t>
+        <w:t xml:space="preserve">view_rx</w:t>
       </w:r>
     </w:p>
     <w:p>
@@ -68489,7 +69364,7 @@
         <w:rPr>
           <w:rStyle w:val="VerbatimChar"/>
         </w:rPr>
-        <w:t xml:space="preserve">fig = macos.view_std(opts)</w:t>
+        <w:t xml:space="preserve">fig = macos.view_rx(opts)</w:t>
       </w:r>
     </w:p>
     <w:p>
@@ -68523,17 +69398,17 @@
         <w:pStyle w:val="FirstParagraph"/>
       </w:pPr>
       <w:r>
-        <w:t xml:space="preserve">Standard 3-view layout figure for the LOADED prescription. fig = macos.view_std() draws four beam-aligned panels via macos.view_rx – FRONT (POV behind the SOURCE, angled, looking at the first optic’s reflective face), BACK (POV behind the first optic), ISO (angled), SIDE (elevation) – with the optical-layout convention: the LIGHT SOURCE IS AT THE LEFT and light travels to</w:t>
+        <w:t xml:space="preserve">3-D visualization of the LOADED prescription: beam, optics, and MET paths if present. Works for ANY Rx – no design-layer structs required; everything is read back from the engine (the modern equivalent of the old MACOS 3-D model visualizer): beam a sparse-but-FILLED ray bundle from the engine’s per-trace</w:t>
       </w:r>
     </w:p>
     <w:bookmarkEnd w:id="376"/>
-    <w:bookmarkStart w:id="377" w:name="waveplate"/>
+    <w:bookmarkStart w:id="377" w:name="view_std"/>
     <w:p>
       <w:pPr>
         <w:pStyle w:val="Heading4"/>
       </w:pPr>
       <w:r>
-        <w:t xml:space="preserve">waveplate</w:t>
+        <w:t xml:space="preserve">view_std</w:t>
       </w:r>
     </w:p>
     <w:p>
@@ -68558,7 +69433,7 @@
         <w:rPr>
           <w:rStyle w:val="VerbatimChar"/>
         </w:rPr>
-        <w:t xml:space="preserve">out = macos.waveplate(srf, opts)</w:t>
+        <w:t xml:space="preserve">fig = macos.view_std(opts)</w:t>
       </w:r>
     </w:p>
     <w:p>
@@ -68581,9 +69456,10 @@
       </w:r>
       <w:r>
         <w:rPr>
-          <w:rStyle w:val="VerbatimChar"/>
-        </w:rPr>
-        <w:t xml:space="preserve">pymacos.waveplate(srf, axis, retardance)</w:t>
+          <w:iCs/>
+          <w:i/>
+        </w:rPr>
+        <w:t xml:space="preserve">not available</w:t>
       </w:r>
     </w:p>
     <w:p>
@@ -68591,537 +69467,17 @@
         <w:pStyle w:val="FirstParagraph"/>
       </w:pPr>
       <w:r>
-        <w:t xml:space="preserve">Set or query a linear retarder (waveplate) element. macos.waveplate(SRF,</w:t>
-      </w:r>
-      <w:r>
-        <w:t xml:space="preserve"> </w:t>
-      </w:r>
-      <w:r>
-        <w:t xml:space="preserve">‘</w:t>
-      </w:r>
-      <w:r>
-        <w:t xml:space="preserve">axis</w:t>
-      </w:r>
-      <w:r>
-        <w:t xml:space="preserve">’</w:t>
-      </w:r>
-      <w:r>
-        <w:t xml:space="preserve">, A,</w:t>
-      </w:r>
-      <w:r>
-        <w:t xml:space="preserve"> </w:t>
-      </w:r>
-      <w:r>
-        <w:t xml:space="preserve">‘</w:t>
-      </w:r>
-      <w:r>
-        <w:t xml:space="preserve">retardance</w:t>
-      </w:r>
-      <w:r>
-        <w:t xml:space="preserve">’</w:t>
-      </w:r>
-      <w:r>
-        <w:t xml:space="preserve">, R) configures the WavePlate element at SRF. A is the FAST axis as a 3-vector in GLOBAL coordinates (projected into each ray’s transverse plane by the engine). R is the retardance in WAVES at the CURRENT wavelength: 0.25 for a quarter-wave plate, 0.5 for a half-wave plate.</w:t>
-      </w:r>
-    </w:p>
-    <w:p>
-      <w:pPr>
-        <w:pStyle w:val="BodyText"/>
-      </w:pPr>
-      <w:r>
-        <w:rPr>
-          <w:bCs/>
-          <w:b/>
-        </w:rPr>
-        <w:t xml:space="preserve">Element type.</w:t>
-      </w:r>
-      <w:r>
-        <w:t xml:space="preserve"> </w:t>
-      </w:r>
-      <w:r>
-        <w:t xml:space="preserve">Requires</w:t>
-      </w:r>
-      <w:r>
-        <w:t xml:space="preserve"> </w:t>
-      </w:r>
-      <w:r>
-        <w:rPr>
-          <w:rStyle w:val="VerbatimChar"/>
-        </w:rPr>
-        <w:t xml:space="preserve">Element= WavePlate</w:t>
-      </w:r>
-      <w:r>
-        <w:t xml:space="preserve"> </w:t>
-      </w:r>
-      <w:r>
-        <w:t xml:space="preserve">(EltID 18, added in</w:t>
-      </w:r>
-      <w:r>
-        <w:t xml:space="preserve"> </w:t>
-      </w:r>
-      <w:r>
-        <w:t xml:space="preserve">PLAN_POLARIZATION Phase 3, extending</w:t>
-      </w:r>
-      <w:r>
-        <w:t xml:space="preserve"> </w:t>
-      </w:r>
-      <w:r>
-        <w:rPr>
-          <w:rStyle w:val="VerbatimChar"/>
-        </w:rPr>
-        <w:t xml:space="preserve">mEltTypes</w:t>
-      </w:r>
-      <w:r>
-        <w:t xml:space="preserve"> </w:t>
-      </w:r>
-      <w:r>
-        <w:t xml:space="preserve">to 18). Any other type is</w:t>
-      </w:r>
-      <w:r>
-        <w:t xml:space="preserve"> </w:t>
-      </w:r>
-      <w:r>
-        <w:t xml:space="preserve">refused.</w:t>
-      </w:r>
-    </w:p>
-    <w:p>
-      <w:pPr>
-        <w:pStyle w:val="BodyText"/>
-      </w:pPr>
-      <w:r>
-        <w:rPr>
-          <w:bCs/>
-          <w:b/>
-        </w:rPr>
-        <w:t xml:space="preserve">Retardance sign is derived from the engine, not chosen.</w:t>
-      </w:r>
-      <w:r>
-        <w:t xml:space="preserve"> </w:t>
-      </w:r>
-      <w:r>
-        <w:t xml:space="preserve">MACOS propagates</w:t>
-      </w:r>
-      <w:r>
-        <w:t xml:space="preserve"> </w:t>
-      </w:r>
-      <w:r>
-        <w:t xml:space="preserve">a field as</w:t>
-      </w:r>
-      <w:r>
-        <w:t xml:space="preserve"> </w:t>
-      </w:r>
-      <w:r>
-        <w:rPr>
-          <w:rStyle w:val="VerbatimChar"/>
-        </w:rPr>
-        <w:t xml:space="preserve">exp(-i*2*pi*L*N/lambda)</w:t>
-      </w:r>
-      <w:r>
-        <w:t xml:space="preserve"> </w:t>
-      </w:r>
-      <w:r>
-        <w:t xml:space="preserve">(</w:t>
-      </w:r>
-      <w:r>
-        <w:rPr>
-          <w:rStyle w:val="VerbatimChar"/>
-        </w:rPr>
-        <w:t xml:space="preserve">elemsub.F:395</w:t>
-      </w:r>
-      <w:r>
-        <w:t xml:space="preserve">), i.e.</w:t>
-      </w:r>
-      <w:r>
-        <w:t xml:space="preserve"> </w:t>
-      </w:r>
-      <w:r>
-        <w:rPr>
-          <w:rStyle w:val="VerbatimChar"/>
-        </w:rPr>
-        <w:t xml:space="preserve">exp(+i*omega*t)</w:t>
-      </w:r>
-      <w:r>
-        <w:t xml:space="preserve"> </w:t>
-      </w:r>
-      <w:r>
-        <w:t xml:space="preserve">time dependence, so the slow axis accumulates the more</w:t>
-      </w:r>
-      <w:r>
-        <w:t xml:space="preserve"> </w:t>
-      </w:r>
-      <w:r>
-        <w:t xml:space="preserve">negative phase. With the declared axis as FAST, the element Jones in its own</w:t>
-      </w:r>
-      <w:r>
-        <w:t xml:space="preserve"> </w:t>
-      </w:r>
-      <w:r>
-        <w:t xml:space="preserve">eigenbasis is</w:t>
-      </w:r>
-      <w:r>
-        <w:t xml:space="preserve"> </w:t>
-      </w:r>
-      <w:r>
-        <w:rPr>
-          <w:rStyle w:val="VerbatimChar"/>
-        </w:rPr>
-        <w:t xml:space="preserve">diag(1, exp(-i*delta))</w:t>
-      </w:r>
-      <w:r>
-        <w:t xml:space="preserve">,</w:t>
-      </w:r>
-      <w:r>
-        <w:t xml:space="preserve"> </w:t>
-      </w:r>
-      <w:r>
-        <w:rPr>
-          <w:rStyle w:val="VerbatimChar"/>
-        </w:rPr>
-        <w:t xml:space="preserve">delta = 2*pi*R</w:t>
-      </w:r>
-      <w:r>
-        <w:t xml:space="preserve">. Pinned by</w:t>
-      </w:r>
-      <w:r>
-        <w:t xml:space="preserve"> </w:t>
-      </w:r>
-      <w:r>
-        <w:rPr>
-          <w:rStyle w:val="VerbatimChar"/>
-        </w:rPr>
-        <w:t xml:space="preserve">tPolElement/test_retardance_sign_matches_engine_convention</w:t>
-      </w:r>
-      <w:r>
-        <w:t xml:space="preserve"> </w:t>
-      </w:r>
-      <w:r>
-        <w:t xml:space="preserve">and, more</w:t>
-      </w:r>
-      <w:r>
-        <w:t xml:space="preserve"> </w:t>
-      </w:r>
-      <w:r>
-        <w:t xml:space="preserve">sharply, by the SIGNED circular Stokes parameter in</w:t>
-      </w:r>
-      <w:r>
-        <w:t xml:space="preserve"> </w:t>
-      </w:r>
-      <w:r>
-        <w:rPr>
-          <w:rStyle w:val="VerbatimChar"/>
-        </w:rPr>
-        <w:t xml:space="preserve">test_qwp_linear_to_circular</w:t>
-      </w:r>
-      <w:r>
-        <w:t xml:space="preserve"> </w:t>
-      </w:r>
-      <w:r>
-        <w:t xml:space="preserve">– a suite that only checked</w:t>
-      </w:r>
-      <w:r>
-        <w:t xml:space="preserve"> </w:t>
-      </w:r>
-      <w:r>
-        <w:rPr>
-          <w:rStyle w:val="VerbatimChar"/>
-        </w:rPr>
-        <w:t xml:space="preserve">|S3|</w:t>
-      </w:r>
-      <w:r>
-        <w:t xml:space="preserve"> </w:t>
-      </w:r>
-      <w:r>
-        <w:t xml:space="preserve">would</w:t>
-      </w:r>
-      <w:r>
-        <w:t xml:space="preserve"> </w:t>
-      </w:r>
-      <w:r>
-        <w:t xml:space="preserve">accept either convention.</w:t>
-      </w:r>
-    </w:p>
-    <w:p>
-      <w:pPr>
-        <w:pStyle w:val="BodyText"/>
-      </w:pPr>
-      <w:r>
-        <w:rPr>
-          <w:bCs/>
-          <w:b/>
-        </w:rPr>
-        <w:t xml:space="preserve">Chromatic by construction.</w:t>
-      </w:r>
-      <w:r>
-        <w:t xml:space="preserve"> </w:t>
-      </w:r>
-      <w:r>
-        <w:t xml:space="preserve">The stored quantity is the physical</w:t>
-      </w:r>
-      <w:r>
-        <w:t xml:space="preserve"> </w:t>
-      </w:r>
-      <w:r>
-        <w:t xml:space="preserve">retardance</w:t>
-      </w:r>
-      <w:r>
-        <w:t xml:space="preserve"> </w:t>
-      </w:r>
-      <w:r>
-        <w:rPr>
-          <w:rStyle w:val="VerbatimChar"/>
-        </w:rPr>
-        <w:t xml:space="preserve">(n_slow - n_fast)*d = R*lambda</w:t>
-      </w:r>
-      <w:r>
-        <w:t xml:space="preserve">, so a plate set to 0.25 waves at</w:t>
-      </w:r>
-      <w:r>
-        <w:t xml:space="preserve"> </w:t>
-      </w:r>
-      <w:r>
-        <w:t xml:space="preserve">1 um is 0.125 waves at 2 um. This is the same treatment</w:t>
-      </w:r>
-      <w:r>
-        <w:t xml:space="preserve"> </w:t>
-      </w:r>
-      <w:r>
-        <w:rPr>
-          <w:rStyle w:val="VerbatimChar"/>
-        </w:rPr>
-        <w:t xml:space="preserve">Coating=</w:t>
-      </w:r>
-      <w:r>
-        <w:t xml:space="preserve"> </w:t>
-      </w:r>
-      <w:r>
-        <w:t xml:space="preserve">layer</w:t>
-      </w:r>
-      <w:r>
-        <w:t xml:space="preserve"> </w:t>
-      </w:r>
-      <w:r>
-        <w:t xml:space="preserve">thickness already receives, and it means a query after a wavelength change</w:t>
-      </w:r>
-      <w:r>
-        <w:t xml:space="preserve"> </w:t>
-      </w:r>
-      <w:r>
-        <w:t xml:space="preserve">returns a different R than was set – physics, not a round-trip failure.</w:t>
-      </w:r>
-    </w:p>
-    <w:p>
-      <w:pPr>
-        <w:pStyle w:val="BodyText"/>
-      </w:pPr>
-      <w:r>
-        <w:rPr>
-          <w:bCs/>
-          <w:b/>
-        </w:rPr>
-        <w:t xml:space="preserve">Thin idealization.</w:t>
-      </w:r>
-      <w:r>
-        <w:t xml:space="preserve"> </w:t>
-      </w:r>
-      <w:r>
-        <w:t xml:space="preserve">No o/e walk-off, no ray splitting, no Fresnel loss at</w:t>
-      </w:r>
-      <w:r>
-        <w:t xml:space="preserve"> </w:t>
-      </w:r>
-      <w:r>
-        <w:t xml:space="preserve">the faces, no substrate thickness. The retardance is also independent of</w:t>
-      </w:r>
-      <w:r>
-        <w:t xml:space="preserve"> </w:t>
-      </w:r>
-      <w:r>
-        <w:t xml:space="preserve">incidence angle, where a real crystal plate’s is not (the field-of-view</w:t>
-      </w:r>
-      <w:r>
-        <w:t xml:space="preserve"> </w:t>
-      </w:r>
-      <w:r>
-        <w:t xml:space="preserve">effect behind compound and Pancharatnam designs); bounding that needs a</w:t>
-      </w:r>
-      <w:r>
-        <w:t xml:space="preserve"> </w:t>
-      </w:r>
-      <w:r>
-        <w:t xml:space="preserve">birefringent-plate model with o/e indices and thickness. The output is</w:t>
-      </w:r>
-      <w:r>
-        <w:t xml:space="preserve"> </w:t>
-      </w:r>
-      <w:r>
-        <w:t xml:space="preserve">purely transverse: any longitudinal component present at the surface is</w:t>
-      </w:r>
-      <w:r>
-        <w:t xml:space="preserve"> </w:t>
-      </w:r>
-      <w:r>
-        <w:t xml:space="preserve">discarded, which is what a 2x2 Jones element means (exactly zero for a</w:t>
-      </w:r>
-      <w:r>
-        <w:t xml:space="preserve"> </w:t>
-      </w:r>
-      <w:r>
-        <w:t xml:space="preserve">collimated normal-incidence beam, O(NA) otherwise). The element is also the</w:t>
-      </w:r>
-      <w:r>
-        <w:t xml:space="preserve"> </w:t>
-      </w:r>
-      <w:r>
-        <w:t xml:space="preserve">primitive for bounding stress birefringence in a transmissive optic.</w:t>
-      </w:r>
-    </w:p>
-    <w:p>
-      <w:pPr>
-        <w:pStyle w:val="BodyText"/>
-      </w:pPr>
-      <w:r>
-        <w:rPr>
-          <w:bCs/>
-          <w:b/>
-        </w:rPr>
-        <w:t xml:space="preserve">Off normal, the declared axis is the material axis.</w:t>
-      </w:r>
-      <w:r>
-        <w:t xml:space="preserve"> </w:t>
-      </w:r>
-      <w:r>
-        <w:t xml:space="preserve">The crystal fast</w:t>
-      </w:r>
-      <w:r>
-        <w:t xml:space="preserve"> </w:t>
-      </w:r>
-      <w:r>
-        <w:t xml:space="preserve">axis is the direction fixed in the substance of the plate, so it is what</w:t>
-      </w:r>
-      <w:r>
-        <w:t xml:space="preserve"> </w:t>
-      </w:r>
-      <w:r>
-        <w:t xml:space="preserve">the engine projects into the ray’s transverse plane – the material-axis</w:t>
-      </w:r>
-      <w:r>
-        <w:t xml:space="preserve"> </w:t>
-      </w:r>
-      <w:r>
-        <w:t xml:space="preserve">rule, which for a waveplate is just the declared axis.</w:t>
-      </w:r>
-      <w:r>
-        <w:t xml:space="preserve"> </w:t>
-      </w:r>
-      <w:r>
-        <w:rPr>
-          <w:rStyle w:val="VerbatimChar"/>
-        </w:rPr>
-        <w:t xml:space="preserve">macos.polarizer</w:t>
-      </w:r>
-      <w:r>
-        <w:t xml:space="preserve"> </w:t>
-      </w:r>
-      <w:r>
-        <w:t xml:space="preserve">projects a</w:t>
-      </w:r>
-      <w:r>
-        <w:t xml:space="preserve"> </w:t>
-      </w:r>
-      <w:r>
-        <w:rPr>
-          <w:iCs/>
-          <w:i/>
-        </w:rPr>
-        <w:t xml:space="preserve">different</w:t>
-      </w:r>
-      <w:r>
-        <w:t xml:space="preserve"> </w:t>
-      </w:r>
-      <w:r>
-        <w:t xml:space="preserve">vector from the same keyword (its material axis is</w:t>
-      </w:r>
-      <w:r>
-        <w:t xml:space="preserve"> </w:t>
-      </w:r>
-      <w:r>
-        <w:t xml:space="preserve">the absorbing direction), so the two elements are not interchangeable off</w:t>
-      </w:r>
-      <w:r>
-        <w:t xml:space="preserve"> </w:t>
-      </w:r>
-      <w:r>
-        <w:t xml:space="preserve">normal.</w:t>
-      </w:r>
-    </w:p>
-    <w:p>
-      <w:pPr>
-        <w:pStyle w:val="BodyText"/>
-      </w:pPr>
-      <w:r>
-        <w:rPr>
-          <w:bCs/>
-          <w:b/>
-        </w:rPr>
-        <w:t xml:space="preserve">Unitary.</w:t>
-      </w:r>
-      <w:r>
-        <w:t xml:space="preserve"> </w:t>
-      </w:r>
-      <w:r>
-        <w:t xml:space="preserve">Gated for linear and circular input states, both against the</w:t>
-      </w:r>
-      <w:r>
-        <w:t xml:space="preserve"> </w:t>
-      </w:r>
-      <w:r>
-        <w:t xml:space="preserve">field power and against</w:t>
-      </w:r>
-      <w:r>
-        <w:t xml:space="preserve"> </w:t>
-      </w:r>
-      <w:r>
-        <w:rPr>
-          <w:rStyle w:val="VerbatimChar"/>
-        </w:rPr>
-        <w:t xml:space="preserve">J'*J == I</w:t>
-      </w:r>
-      <w:r>
-        <w:t xml:space="preserve"> </w:t>
-      </w:r>
-      <w:r>
-        <w:t xml:space="preserve">from</w:t>
-      </w:r>
-      <w:r>
-        <w:t xml:space="preserve"> </w:t>
-      </w:r>
-      <w:r>
-        <w:rPr>
-          <w:rStyle w:val="VerbatimChar"/>
-        </w:rPr>
-        <w:t xml:space="preserve">elt_jones</w:t>
-      </w:r>
-      <w:r>
-        <w:t xml:space="preserve">, with the (non-unitary)</w:t>
-      </w:r>
-      <w:r>
-        <w:t xml:space="preserve"> </w:t>
-      </w:r>
-      <w:r>
-        <w:t xml:space="preserve">polarizer as the non-vacuity companion.</w:t>
-      </w:r>
-      <w:r>
-        <w:t xml:space="preserve"> </w:t>
+        <w:t xml:space="preserve">Standard 3-view layout figure for the LOADED prescription. fig = macos.view_std() draws four beam-aligned panels via macos.view_rx – FRONT (POV behind the SOURCE, angled, looking at the first optic’s reflective face), BACK (POV behind the first optic), ISO (angled), SIDE (elevation) – with the optical-layout convention: the LIGHT SOURCE IS AT THE LEFT and light travels to</w:t>
       </w:r>
     </w:p>
     <w:bookmarkEnd w:id="377"/>
-    <w:bookmarkStart w:id="378" w:name="xp"/>
+    <w:bookmarkStart w:id="378" w:name="waveplate"/>
     <w:p>
       <w:pPr>
         <w:pStyle w:val="Heading4"/>
       </w:pPr>
       <w:r>
-        <w:t xml:space="preserve">xp</w:t>
+        <w:t xml:space="preserve">waveplate</w:t>
       </w:r>
     </w:p>
     <w:p>
@@ -69146,7 +69502,7 @@
         <w:rPr>
           <w:rStyle w:val="VerbatimChar"/>
         </w:rPr>
-        <w:t xml:space="preserve">s = macos.get_xp()</w:t>
+        <w:t xml:space="preserve">out = macos.waveplate(srf, opts)</w:t>
       </w:r>
     </w:p>
     <w:p>
@@ -69162,23 +69518,561 @@
           <w:bCs/>
           <w:b/>
         </w:rPr>
-        <w:t xml:space="preserve">mmacos:</w:t>
-      </w:r>
-      <w:r>
-        <w:t xml:space="preserve"> </w:t>
-      </w:r>
-      <w:r>
-        <w:rPr>
-          <w:rStyle w:val="VerbatimChar"/>
-        </w:rPr>
-        <w:t xml:space="preserve">macos.set_xp(vpt, psi, rad)</w:t>
+        <w:t xml:space="preserve">pymacos:</w:t>
+      </w:r>
+      <w:r>
+        <w:t xml:space="preserve"> </w:t>
+      </w:r>
+      <w:r>
+        <w:rPr>
+          <w:rStyle w:val="VerbatimChar"/>
+        </w:rPr>
+        <w:t xml:space="preserve">pymacos.waveplate(srf, axis, retardance)</w:t>
+      </w:r>
+    </w:p>
+    <w:p>
+      <w:pPr>
+        <w:pStyle w:val="FirstParagraph"/>
+      </w:pPr>
+      <w:r>
+        <w:t xml:space="preserve">Set or query a linear retarder (waveplate) element. macos.waveplate(SRF,</w:t>
+      </w:r>
+      <w:r>
+        <w:t xml:space="preserve"> </w:t>
+      </w:r>
+      <w:r>
+        <w:t xml:space="preserve">‘</w:t>
+      </w:r>
+      <w:r>
+        <w:t xml:space="preserve">axis</w:t>
+      </w:r>
+      <w:r>
+        <w:t xml:space="preserve">’</w:t>
+      </w:r>
+      <w:r>
+        <w:t xml:space="preserve">, A,</w:t>
+      </w:r>
+      <w:r>
+        <w:t xml:space="preserve"> </w:t>
+      </w:r>
+      <w:r>
+        <w:t xml:space="preserve">‘</w:t>
+      </w:r>
+      <w:r>
+        <w:t xml:space="preserve">retardance</w:t>
+      </w:r>
+      <w:r>
+        <w:t xml:space="preserve">’</w:t>
+      </w:r>
+      <w:r>
+        <w:t xml:space="preserve">, R) configures the WavePlate element at SRF. A is the FAST axis as a 3-vector in GLOBAL coordinates (projected into each ray’s transverse plane by the engine). R is the retardance in WAVES at the CURRENT wavelength: 0.25 for a quarter-wave plate, 0.5 for a half-wave plate.</w:t>
+      </w:r>
+    </w:p>
+    <w:p>
+      <w:pPr>
+        <w:pStyle w:val="BodyText"/>
+      </w:pPr>
+      <w:r>
+        <w:rPr>
+          <w:bCs/>
+          <w:b/>
+        </w:rPr>
+        <w:t xml:space="preserve">Element type.</w:t>
+      </w:r>
+      <w:r>
+        <w:t xml:space="preserve"> </w:t>
+      </w:r>
+      <w:r>
+        <w:t xml:space="preserve">Requires</w:t>
+      </w:r>
+      <w:r>
+        <w:t xml:space="preserve"> </w:t>
+      </w:r>
+      <w:r>
+        <w:rPr>
+          <w:rStyle w:val="VerbatimChar"/>
+        </w:rPr>
+        <w:t xml:space="preserve">Element= WavePlate</w:t>
+      </w:r>
+      <w:r>
+        <w:t xml:space="preserve"> </w:t>
+      </w:r>
+      <w:r>
+        <w:t xml:space="preserve">(EltID 18, added in</w:t>
+      </w:r>
+      <w:r>
+        <w:t xml:space="preserve"> </w:t>
+      </w:r>
+      <w:r>
+        <w:t xml:space="preserve">PLAN_POLARIZATION Phase 3, extending</w:t>
+      </w:r>
+      <w:r>
+        <w:t xml:space="preserve"> </w:t>
+      </w:r>
+      <w:r>
+        <w:rPr>
+          <w:rStyle w:val="VerbatimChar"/>
+        </w:rPr>
+        <w:t xml:space="preserve">mEltTypes</w:t>
+      </w:r>
+      <w:r>
+        <w:t xml:space="preserve"> </w:t>
+      </w:r>
+      <w:r>
+        <w:t xml:space="preserve">to 18). Any other type is</w:t>
+      </w:r>
+      <w:r>
+        <w:t xml:space="preserve"> </w:t>
+      </w:r>
+      <w:r>
+        <w:t xml:space="preserve">refused.</w:t>
+      </w:r>
+    </w:p>
+    <w:p>
+      <w:pPr>
+        <w:pStyle w:val="BodyText"/>
+      </w:pPr>
+      <w:r>
+        <w:rPr>
+          <w:bCs/>
+          <w:b/>
+        </w:rPr>
+        <w:t xml:space="preserve">Retardance sign is derived from the engine, not chosen.</w:t>
+      </w:r>
+      <w:r>
+        <w:t xml:space="preserve"> </w:t>
+      </w:r>
+      <w:r>
+        <w:t xml:space="preserve">MACOS propagates</w:t>
+      </w:r>
+      <w:r>
+        <w:t xml:space="preserve"> </w:t>
+      </w:r>
+      <w:r>
+        <w:t xml:space="preserve">a field as</w:t>
+      </w:r>
+      <w:r>
+        <w:t xml:space="preserve"> </w:t>
+      </w:r>
+      <w:r>
+        <w:rPr>
+          <w:rStyle w:val="VerbatimChar"/>
+        </w:rPr>
+        <w:t xml:space="preserve">exp(-i*2*pi*L*N/lambda)</w:t>
+      </w:r>
+      <w:r>
+        <w:t xml:space="preserve"> </w:t>
+      </w:r>
+      <w:r>
+        <w:t xml:space="preserve">(</w:t>
+      </w:r>
+      <w:r>
+        <w:rPr>
+          <w:rStyle w:val="VerbatimChar"/>
+        </w:rPr>
+        <w:t xml:space="preserve">elemsub.F:395</w:t>
+      </w:r>
+      <w:r>
+        <w:t xml:space="preserve">), i.e.</w:t>
+      </w:r>
+      <w:r>
+        <w:t xml:space="preserve"> </w:t>
+      </w:r>
+      <w:r>
+        <w:rPr>
+          <w:rStyle w:val="VerbatimChar"/>
+        </w:rPr>
+        <w:t xml:space="preserve">exp(+i*omega*t)</w:t>
+      </w:r>
+      <w:r>
+        <w:t xml:space="preserve"> </w:t>
+      </w:r>
+      <w:r>
+        <w:t xml:space="preserve">time dependence, so the slow axis accumulates the more</w:t>
+      </w:r>
+      <w:r>
+        <w:t xml:space="preserve"> </w:t>
+      </w:r>
+      <w:r>
+        <w:t xml:space="preserve">negative phase. With the declared axis as FAST, the element Jones in its own</w:t>
+      </w:r>
+      <w:r>
+        <w:t xml:space="preserve"> </w:t>
+      </w:r>
+      <w:r>
+        <w:t xml:space="preserve">eigenbasis is</w:t>
+      </w:r>
+      <w:r>
+        <w:t xml:space="preserve"> </w:t>
+      </w:r>
+      <w:r>
+        <w:rPr>
+          <w:rStyle w:val="VerbatimChar"/>
+        </w:rPr>
+        <w:t xml:space="preserve">diag(1, exp(-i*delta))</w:t>
+      </w:r>
+      <w:r>
+        <w:t xml:space="preserve">,</w:t>
+      </w:r>
+      <w:r>
+        <w:t xml:space="preserve"> </w:t>
+      </w:r>
+      <w:r>
+        <w:rPr>
+          <w:rStyle w:val="VerbatimChar"/>
+        </w:rPr>
+        <w:t xml:space="preserve">delta = 2*pi*R</w:t>
+      </w:r>
+      <w:r>
+        <w:t xml:space="preserve">. Pinned by</w:t>
+      </w:r>
+      <w:r>
+        <w:t xml:space="preserve"> </w:t>
+      </w:r>
+      <w:r>
+        <w:rPr>
+          <w:rStyle w:val="VerbatimChar"/>
+        </w:rPr>
+        <w:t xml:space="preserve">tPolElement/test_retardance_sign_matches_engine_convention</w:t>
+      </w:r>
+      <w:r>
+        <w:t xml:space="preserve"> </w:t>
+      </w:r>
+      <w:r>
+        <w:t xml:space="preserve">and, more</w:t>
+      </w:r>
+      <w:r>
+        <w:t xml:space="preserve"> </w:t>
+      </w:r>
+      <w:r>
+        <w:t xml:space="preserve">sharply, by the SIGNED circular Stokes parameter in</w:t>
+      </w:r>
+      <w:r>
+        <w:t xml:space="preserve"> </w:t>
+      </w:r>
+      <w:r>
+        <w:rPr>
+          <w:rStyle w:val="VerbatimChar"/>
+        </w:rPr>
+        <w:t xml:space="preserve">test_qwp_linear_to_circular</w:t>
+      </w:r>
+      <w:r>
+        <w:t xml:space="preserve"> </w:t>
+      </w:r>
+      <w:r>
+        <w:t xml:space="preserve">– a suite that only checked</w:t>
+      </w:r>
+      <w:r>
+        <w:t xml:space="preserve"> </w:t>
+      </w:r>
+      <w:r>
+        <w:rPr>
+          <w:rStyle w:val="VerbatimChar"/>
+        </w:rPr>
+        <w:t xml:space="preserve">|S3|</w:t>
+      </w:r>
+      <w:r>
+        <w:t xml:space="preserve"> </w:t>
+      </w:r>
+      <w:r>
+        <w:t xml:space="preserve">would</w:t>
+      </w:r>
+      <w:r>
+        <w:t xml:space="preserve"> </w:t>
+      </w:r>
+      <w:r>
+        <w:t xml:space="preserve">accept either convention.</w:t>
+      </w:r>
+    </w:p>
+    <w:p>
+      <w:pPr>
+        <w:pStyle w:val="BodyText"/>
+      </w:pPr>
+      <w:r>
+        <w:rPr>
+          <w:bCs/>
+          <w:b/>
+        </w:rPr>
+        <w:t xml:space="preserve">Chromatic by construction.</w:t>
+      </w:r>
+      <w:r>
+        <w:t xml:space="preserve"> </w:t>
+      </w:r>
+      <w:r>
+        <w:t xml:space="preserve">The stored quantity is the physical</w:t>
+      </w:r>
+      <w:r>
+        <w:t xml:space="preserve"> </w:t>
+      </w:r>
+      <w:r>
+        <w:t xml:space="preserve">retardance</w:t>
+      </w:r>
+      <w:r>
+        <w:t xml:space="preserve"> </w:t>
+      </w:r>
+      <w:r>
+        <w:rPr>
+          <w:rStyle w:val="VerbatimChar"/>
+        </w:rPr>
+        <w:t xml:space="preserve">(n_slow - n_fast)*d = R*lambda</w:t>
+      </w:r>
+      <w:r>
+        <w:t xml:space="preserve">, so a plate set to 0.25 waves at</w:t>
+      </w:r>
+      <w:r>
+        <w:t xml:space="preserve"> </w:t>
+      </w:r>
+      <w:r>
+        <w:t xml:space="preserve">1 um is 0.125 waves at 2 um. This is the same treatment</w:t>
+      </w:r>
+      <w:r>
+        <w:t xml:space="preserve"> </w:t>
+      </w:r>
+      <w:r>
+        <w:rPr>
+          <w:rStyle w:val="VerbatimChar"/>
+        </w:rPr>
+        <w:t xml:space="preserve">Coating=</w:t>
+      </w:r>
+      <w:r>
+        <w:t xml:space="preserve"> </w:t>
+      </w:r>
+      <w:r>
+        <w:t xml:space="preserve">layer</w:t>
+      </w:r>
+      <w:r>
+        <w:t xml:space="preserve"> </w:t>
+      </w:r>
+      <w:r>
+        <w:t xml:space="preserve">thickness already receives, and it means a query after a wavelength change</w:t>
+      </w:r>
+      <w:r>
+        <w:t xml:space="preserve"> </w:t>
+      </w:r>
+      <w:r>
+        <w:t xml:space="preserve">returns a different R than was set – physics, not a round-trip failure.</w:t>
+      </w:r>
+    </w:p>
+    <w:p>
+      <w:pPr>
+        <w:pStyle w:val="BodyText"/>
+      </w:pPr>
+      <w:r>
+        <w:rPr>
+          <w:bCs/>
+          <w:b/>
+        </w:rPr>
+        <w:t xml:space="preserve">Thin idealization.</w:t>
+      </w:r>
+      <w:r>
+        <w:t xml:space="preserve"> </w:t>
+      </w:r>
+      <w:r>
+        <w:t xml:space="preserve">No o/e walk-off, no ray splitting, no Fresnel loss at</w:t>
+      </w:r>
+      <w:r>
+        <w:t xml:space="preserve"> </w:t>
+      </w:r>
+      <w:r>
+        <w:t xml:space="preserve">the faces, no substrate thickness. The retardance is also independent of</w:t>
+      </w:r>
+      <w:r>
+        <w:t xml:space="preserve"> </w:t>
+      </w:r>
+      <w:r>
+        <w:t xml:space="preserve">incidence angle, where a real crystal plate’s is not (the field-of-view</w:t>
+      </w:r>
+      <w:r>
+        <w:t xml:space="preserve"> </w:t>
+      </w:r>
+      <w:r>
+        <w:t xml:space="preserve">effect behind compound and Pancharatnam designs); bounding that needs a</w:t>
+      </w:r>
+      <w:r>
+        <w:t xml:space="preserve"> </w:t>
+      </w:r>
+      <w:r>
+        <w:t xml:space="preserve">birefringent-plate model with o/e indices and thickness. The output is</w:t>
+      </w:r>
+      <w:r>
+        <w:t xml:space="preserve"> </w:t>
+      </w:r>
+      <w:r>
+        <w:t xml:space="preserve">purely transverse: any longitudinal component present at the surface is</w:t>
+      </w:r>
+      <w:r>
+        <w:t xml:space="preserve"> </w:t>
+      </w:r>
+      <w:r>
+        <w:t xml:space="preserve">discarded, which is what a 2x2 Jones element means (exactly zero for a</w:t>
+      </w:r>
+      <w:r>
+        <w:t xml:space="preserve"> </w:t>
+      </w:r>
+      <w:r>
+        <w:t xml:space="preserve">collimated normal-incidence beam, O(NA) otherwise). The element is also the</w:t>
+      </w:r>
+      <w:r>
+        <w:t xml:space="preserve"> </w:t>
+      </w:r>
+      <w:r>
+        <w:t xml:space="preserve">primitive for bounding stress birefringence in a transmissive optic.</w:t>
+      </w:r>
+    </w:p>
+    <w:p>
+      <w:pPr>
+        <w:pStyle w:val="BodyText"/>
+      </w:pPr>
+      <w:r>
+        <w:rPr>
+          <w:bCs/>
+          <w:b/>
+        </w:rPr>
+        <w:t xml:space="preserve">Off normal, the declared axis is the material axis.</w:t>
+      </w:r>
+      <w:r>
+        <w:t xml:space="preserve"> </w:t>
+      </w:r>
+      <w:r>
+        <w:t xml:space="preserve">The crystal fast</w:t>
+      </w:r>
+      <w:r>
+        <w:t xml:space="preserve"> </w:t>
+      </w:r>
+      <w:r>
+        <w:t xml:space="preserve">axis is the direction fixed in the substance of the plate, so it is what</w:t>
+      </w:r>
+      <w:r>
+        <w:t xml:space="preserve"> </w:t>
+      </w:r>
+      <w:r>
+        <w:t xml:space="preserve">the engine projects into the ray’s transverse plane – the material-axis</w:t>
+      </w:r>
+      <w:r>
+        <w:t xml:space="preserve"> </w:t>
+      </w:r>
+      <w:r>
+        <w:t xml:space="preserve">rule, which for a waveplate is just the declared axis.</w:t>
+      </w:r>
+      <w:r>
+        <w:t xml:space="preserve"> </w:t>
+      </w:r>
+      <w:r>
+        <w:rPr>
+          <w:rStyle w:val="VerbatimChar"/>
+        </w:rPr>
+        <w:t xml:space="preserve">macos.polarizer</w:t>
+      </w:r>
+      <w:r>
+        <w:t xml:space="preserve"> </w:t>
+      </w:r>
+      <w:r>
+        <w:t xml:space="preserve">projects a</w:t>
+      </w:r>
+      <w:r>
+        <w:t xml:space="preserve"> </w:t>
+      </w:r>
+      <w:r>
+        <w:rPr>
+          <w:iCs/>
+          <w:i/>
+        </w:rPr>
+        <w:t xml:space="preserve">different</w:t>
+      </w:r>
+      <w:r>
+        <w:t xml:space="preserve"> </w:t>
+      </w:r>
+      <w:r>
+        <w:t xml:space="preserve">vector from the same keyword (its material axis is</w:t>
+      </w:r>
+      <w:r>
+        <w:t xml:space="preserve"> </w:t>
+      </w:r>
+      <w:r>
+        <w:t xml:space="preserve">the absorbing direction), so the two elements are not interchangeable off</w:t>
+      </w:r>
+      <w:r>
+        <w:t xml:space="preserve"> </w:t>
+      </w:r>
+      <w:r>
+        <w:t xml:space="preserve">normal.</w:t>
+      </w:r>
+    </w:p>
+    <w:p>
+      <w:pPr>
+        <w:pStyle w:val="BodyText"/>
+      </w:pPr>
+      <w:r>
+        <w:rPr>
+          <w:bCs/>
+          <w:b/>
+        </w:rPr>
+        <w:t xml:space="preserve">Unitary.</w:t>
+      </w:r>
+      <w:r>
+        <w:t xml:space="preserve"> </w:t>
+      </w:r>
+      <w:r>
+        <w:t xml:space="preserve">Gated for linear and circular input states, both against the</w:t>
+      </w:r>
+      <w:r>
+        <w:t xml:space="preserve"> </w:t>
+      </w:r>
+      <w:r>
+        <w:t xml:space="preserve">field power and against</w:t>
+      </w:r>
+      <w:r>
+        <w:t xml:space="preserve"> </w:t>
+      </w:r>
+      <w:r>
+        <w:rPr>
+          <w:rStyle w:val="VerbatimChar"/>
+        </w:rPr>
+        <w:t xml:space="preserve">J'*J == I</w:t>
+      </w:r>
+      <w:r>
+        <w:t xml:space="preserve"> </w:t>
+      </w:r>
+      <w:r>
+        <w:t xml:space="preserve">from</w:t>
+      </w:r>
+      <w:r>
+        <w:t xml:space="preserve"> </w:t>
+      </w:r>
+      <w:r>
+        <w:rPr>
+          <w:rStyle w:val="VerbatimChar"/>
+        </w:rPr>
+        <w:t xml:space="preserve">elt_jones</w:t>
+      </w:r>
+      <w:r>
+        <w:t xml:space="preserve">, with the (non-unitary)</w:t>
+      </w:r>
+      <w:r>
+        <w:t xml:space="preserve"> </w:t>
+      </w:r>
+      <w:r>
+        <w:t xml:space="preserve">polarizer as the non-vacuity companion.</w:t>
+      </w:r>
+      <w:r>
+        <w:t xml:space="preserve"> </w:t>
+      </w:r>
+    </w:p>
+    <w:bookmarkEnd w:id="378"/>
+    <w:bookmarkStart w:id="379" w:name="xp"/>
+    <w:p>
+      <w:pPr>
+        <w:pStyle w:val="Heading4"/>
+      </w:pPr>
+      <w:r>
+        <w:t xml:space="preserve">xp</w:t>
       </w:r>
     </w:p>
     <w:p>
       <w:pPr>
         <w:numPr>
           <w:ilvl w:val="0"/>
-          <w:numId w:val="1197"/>
+          <w:numId w:val="1198"/>
         </w:numPr>
         <w:pStyle w:val="Compact"/>
       </w:pPr>
@@ -69187,6 +70081,56 @@
           <w:bCs/>
           <w:b/>
         </w:rPr>
+        <w:t xml:space="preserve">mmacos:</w:t>
+      </w:r>
+      <w:r>
+        <w:t xml:space="preserve"> </w:t>
+      </w:r>
+      <w:r>
+        <w:rPr>
+          <w:rStyle w:val="VerbatimChar"/>
+        </w:rPr>
+        <w:t xml:space="preserve">s = macos.get_xp()</w:t>
+      </w:r>
+    </w:p>
+    <w:p>
+      <w:pPr>
+        <w:numPr>
+          <w:ilvl w:val="0"/>
+          <w:numId w:val="1198"/>
+        </w:numPr>
+        <w:pStyle w:val="Compact"/>
+      </w:pPr>
+      <w:r>
+        <w:rPr>
+          <w:bCs/>
+          <w:b/>
+        </w:rPr>
+        <w:t xml:space="preserve">mmacos:</w:t>
+      </w:r>
+      <w:r>
+        <w:t xml:space="preserve"> </w:t>
+      </w:r>
+      <w:r>
+        <w:rPr>
+          <w:rStyle w:val="VerbatimChar"/>
+        </w:rPr>
+        <w:t xml:space="preserve">macos.set_xp(vpt, psi, rad)</w:t>
+      </w:r>
+    </w:p>
+    <w:p>
+      <w:pPr>
+        <w:numPr>
+          <w:ilvl w:val="0"/>
+          <w:numId w:val="1198"/>
+        </w:numPr>
+        <w:pStyle w:val="Compact"/>
+      </w:pPr>
+      <w:r>
+        <w:rPr>
+          <w:bCs/>
+          <w:b/>
+        </w:rPr>
         <w:t xml:space="preserve">pymacos:</w:t>
       </w:r>
       <w:r>
@@ -69207,10 +70151,10 @@
         <w:t xml:space="preserve">Exit-pupil geometry (at element nElt-1). s = macos.get_xp() returns a struct: .vpt 3×1 pupil vertex (BaseUnits, global frame) .psi 3×1 pupil-surface normal (global) .rad reference-sphere radius (BaseUnits)</w:t>
       </w:r>
     </w:p>
-    <w:bookmarkEnd w:id="378"/>
     <w:bookmarkEnd w:id="379"/>
     <w:bookmarkEnd w:id="380"/>
-    <w:bookmarkStart w:id="381" w:name="X7bf2838ee04a917beb0c8a75a268d331f030541"/>
+    <w:bookmarkEnd w:id="381"/>
+    <w:bookmarkStart w:id="382" w:name="X7bf2838ee04a917beb0c8a75a268d331f030541"/>
     <w:p>
       <w:pPr>
         <w:pStyle w:val="Heading2"/>
@@ -71836,8 +72780,8 @@
         </w:tc>
       </w:tr>
     </w:tbl>
-    <w:bookmarkEnd w:id="381"/>
-    <w:bookmarkStart w:id="443" w:name="X89cc273ec52ec1cef8d35e70091553ad820c157"/>
+    <w:bookmarkEnd w:id="382"/>
+    <w:bookmarkStart w:id="444" w:name="X89cc273ec52ec1cef8d35e70091553ad820c157"/>
     <w:p>
       <w:pPr>
         <w:pStyle w:val="Heading2"/>
@@ -71854,7 +72798,7 @@
         <w:t xml:space="preserve">These packages sit on top of the Part II bindings. They are under active development; interfaces here reflect the current tree and may evolve faster than Parts I–II.</w:t>
       </w:r>
     </w:p>
-    <w:bookmarkStart w:id="422" w:name="macos.design-design"/>
+    <w:bookmarkStart w:id="423" w:name="macos.design-design"/>
     <w:p>
       <w:pPr>
         <w:pStyle w:val="Heading3"/>
@@ -71871,7 +72815,7 @@
         <w:t xml:space="preserve">Parametric telescope design layer: build a System from first-order parameters, add mirrors, solve conics/Zernikes against multi-field wavefront targets, and emit a MACOS .in prescription.</w:t>
       </w:r>
     </w:p>
-    <w:bookmarkStart w:id="382" w:name="design.bench"/>
+    <w:bookmarkStart w:id="383" w:name="design.bench"/>
     <w:p>
       <w:pPr>
         <w:pStyle w:val="Heading4"/>
@@ -71899,8 +72843,8 @@
         <w:t xml:space="preserve">MACOS.DESIGN.BENCH Sequential optical-bench builder (add-optic utilities). B = macos.design.Bench(NAME, …) starts a bench layout at a point source and lets you append optics ONE AT A TIME, each placed a given DISTANCE along the current chief ray. The builder tracks the chief ray analytically as it goes – reflecting it at mirrors and Snell-</w:t>
       </w:r>
     </w:p>
-    <w:bookmarkEnd w:id="382"/>
-    <w:bookmarkStart w:id="383" w:name="design.system"/>
+    <w:bookmarkEnd w:id="383"/>
+    <w:bookmarkStart w:id="384" w:name="design.system"/>
     <w:p>
       <w:pPr>
         <w:pStyle w:val="Heading4"/>
@@ -71958,8 +72902,8 @@
         <w:t xml:space="preserve">getter surface — engine readback, NOT a MATLAB text parser — into a plain</w:t>
       </w:r>
     </w:p>
-    <w:bookmarkEnd w:id="383"/>
-    <w:bookmarkStart w:id="384" w:name="design.telescope"/>
+    <w:bookmarkEnd w:id="384"/>
+    <w:bookmarkStart w:id="385" w:name="design.telescope"/>
     <w:p>
       <w:pPr>
         <w:pStyle w:val="Heading4"/>
@@ -71987,8 +72931,8 @@
         <w:t xml:space="preserve">MACOS.DESIGN.TELESCOPE De-novo two-mirror telescope builder (Sprint 2A-ii). The fixed-topology builder front-end of the design layer (PLAN_DESIGN_LAYER §1.0/§2/§5). The user states design intent (family + first-order parameters); the builder derives the full first-order layout and conic constants in closed form (Schroeder</w:t>
       </w:r>
     </w:p>
-    <w:bookmarkEnd w:id="384"/>
-    <w:bookmarkStart w:id="385" w:name="design.add_met"/>
+    <w:bookmarkEnd w:id="385"/>
+    <w:bookmarkStart w:id="386" w:name="design.add_met"/>
     <w:p>
       <w:pPr>
         <w:pStyle w:val="Heading4"/>
@@ -72046,8 +72990,8 @@
         <w:t xml:space="preserve">, r) appends engine met blocks (nMetPos/tMetElt/metBeamFlg) to the prescription: 6 launchers on EACH segment (at the segment edge by</w:t>
       </w:r>
     </w:p>
-    <w:bookmarkEnd w:id="385"/>
-    <w:bookmarkStart w:id="386" w:name="design.append_rx"/>
+    <w:bookmarkEnd w:id="386"/>
+    <w:bookmarkStart w:id="387" w:name="design.append_rx"/>
     <w:p>
       <w:pPr>
         <w:pStyle w:val="Heading4"/>
@@ -72075,8 +73019,8 @@
         <w:t xml:space="preserve">APPEND_RX Splice one prescription’s elements onto the end of another’s. info = MACOS.DESIGN.APPEND_RX(BASE_IN, ADD_IN, OUT_IN) writes OUT_IN: the BASE deck’s header and source, then the BASE deck’s elements, then the ADD deck’s elements renumbered to follow them, then the standard</w:t>
       </w:r>
     </w:p>
-    <w:bookmarkEnd w:id="386"/>
-    <w:bookmarkStart w:id="387" w:name="design.assert_draw_frame_global"/>
+    <w:bookmarkEnd w:id="387"/>
+    <w:bookmarkStart w:id="388" w:name="design.assert_draw_frame_global"/>
     <w:p>
       <w:pPr>
         <w:pStyle w:val="Heading4"/>
@@ -72104,8 +73048,8 @@
         <w:t xml:space="preserve">ASSERT_DRAW_FRAME_GLOBAL Refuse to read draw_rays’ U/V as global x,y,z unless the deck’s source frame actually is the global frame. macos.draw_rays does NOT return global coordinates. It projects each crossing onto the SOURCE / RAY-GRID basis – DRAW sets</w:t>
       </w:r>
     </w:p>
-    <w:bookmarkEnd w:id="387"/>
-    <w:bookmarkStart w:id="388" w:name="design.configs_from_table"/>
+    <w:bookmarkEnd w:id="388"/>
+    <w:bookmarkStart w:id="389" w:name="design.configs_from_table"/>
     <w:p>
       <w:pPr>
         <w:pStyle w:val="Heading4"/>
@@ -72151,8 +73095,8 @@
         <w:t xml:space="preserve">struct array the macos.dw_d*_multi supervisors and run_sensitivities take.</w:t>
       </w:r>
     </w:p>
-    <w:bookmarkEnd w:id="388"/>
-    <w:bookmarkStart w:id="389" w:name="design.dldx_analytic"/>
+    <w:bookmarkEnd w:id="389"/>
+    <w:bookmarkStart w:id="390" w:name="design.dldx_analytic"/>
     <w:p>
       <w:pPr>
         <w:pStyle w:val="Heading4"/>
@@ -72180,8 +73124,8 @@
         <w:t xml:space="preserve">DLDX_ANALYTIC Closed-form MET Jacobian for straight-line gauges. dldx = macos.design.dldx_analytic(BODIES, SRC, TGT, SB, TB) returns the nbeam x 6*numel(BODIES) sensitivity of each gauge length l = |s - t| to the rigid DOFs of the bodies carrying its</w:t>
       </w:r>
     </w:p>
-    <w:bookmarkEnd w:id="389"/>
-    <w:bookmarkStart w:id="390" w:name="design.dmet_dfig"/>
+    <w:bookmarkEnd w:id="390"/>
+    <w:bookmarkStart w:id="391" w:name="design.dmet_dfig"/>
     <w:p>
       <w:pPr>
         <w:pStyle w:val="Heading4"/>
@@ -72224,8 +73168,8 @@
         <w:t xml:space="preserve">, CN, …) builds the measurement-model sensitivity of the laser gauges l and the edge sensors e to the FIGURE states of the segmented forward model</w:t>
       </w:r>
     </w:p>
-    <w:bookmarkEnd w:id="390"/>
-    <w:bookmarkStart w:id="391" w:name="design.dmet_dx"/>
+    <w:bookmarkEnd w:id="391"/>
+    <w:bookmarkStart w:id="392" w:name="design.dmet_dx"/>
     <w:p>
       <w:pPr>
         <w:pStyle w:val="Heading4"/>
@@ -72253,8 +73197,8 @@
         <w:t xml:space="preserve">DMET_DX FD metrology Jacobian dl/dx over per-element rigid DOFs. out = macos.design.dmet_dx(ELTS) pokes each element in ELTS through its six rigid-body DOFs and finite-differences the engine metrology readings (macos.met): the dldx block of the segmented forward model</w:t>
       </w:r>
     </w:p>
-    <w:bookmarkEnd w:id="391"/>
-    <w:bookmarkStart w:id="392" w:name="design.edge_sensors"/>
+    <w:bookmarkEnd w:id="392"/>
+    <w:bookmarkStart w:id="393" w:name="design.edge_sensors"/>
     <w:p>
       <w:pPr>
         <w:pStyle w:val="Heading4"/>
@@ -72282,8 +73226,8 @@
         <w:t xml:space="preserve">EDGE_SENSORS Ingest a SegMirMaker Hx.m edge-sensor model (dedx). out = macos.design.edge_sensors(hx_path) loads the MATLAB-loadable edge-sensor measurement matrix SegMirMaker writes alongside the .presc (see macos.design.segment_rx: out.hx) and returns it as the</w:t>
       </w:r>
     </w:p>
-    <w:bookmarkEnd w:id="392"/>
-    <w:bookmarkStart w:id="393" w:name="design.field_cross"/>
+    <w:bookmarkEnd w:id="393"/>
+    <w:bookmarkStart w:id="394" w:name="design.field_cross"/>
     <w:p>
       <w:pPr>
         <w:pStyle w:val="Heading4"/>
@@ -72311,8 +73255,8 @@
         <w:t xml:space="preserve">FIELD_CROSS Field-angle CROSS (x-arm + y-arm) – the cheap field set. F = macos.design.field_cross(fov, n) returns the (thx,thy) field points on a CROSS through the origin: n samples along +-x and n along +-y, spanning [-fov,+fov] (radians). The cross captures the two PRINCIPAL field directions at a fraction of a full grid’s points – the right set</w:t>
       </w:r>
     </w:p>
-    <w:bookmarkEnd w:id="393"/>
-    <w:bookmarkStart w:id="394" w:name="design.field_grid"/>
+    <w:bookmarkEnd w:id="394"/>
+    <w:bookmarkStart w:id="395" w:name="design.field_grid"/>
     <w:p>
       <w:pPr>
         <w:pStyle w:val="Heading4"/>
@@ -72358,8 +73302,8 @@
         <w:t xml:space="preserve">field set. F = macos.design.field_grid(fov, n) returns an (n*n) x 2 list of (thx,thy) field points spanning [-fov,+fov] in BOTH axes, edge to edge (corners + edge midpoints + center) – the field set for AREA scoring (optimize / evaluate over a 2-D field), as opposed to a single +y fan</w:t>
       </w:r>
     </w:p>
-    <w:bookmarkEnd w:id="394"/>
-    <w:bookmarkStart w:id="395" w:name="design.field_ring"/>
+    <w:bookmarkEnd w:id="395"/>
+    <w:bookmarkStart w:id="396" w:name="design.field_ring"/>
     <w:p>
       <w:pPr>
         <w:pStyle w:val="Heading4"/>
@@ -72387,8 +73331,8 @@
         <w:t xml:space="preserve">FIELD_RING Ring field set – the CIRCULAR-field spec. F = macos.design.field_ring(radius) returns (thx,thy) field points on a ring of the given field RADIUS: n equally-spaced azimuths, plus an optional inner ring. A circular field of diameter 2*radius is the honest spec for a round detector / instrument patch: a square</w:t>
       </w:r>
     </w:p>
-    <w:bookmarkEnd w:id="395"/>
-    <w:bookmarkStart w:id="396" w:name="design.grid_augment_rx"/>
+    <w:bookmarkEnd w:id="396"/>
+    <w:bookmarkStart w:id="397" w:name="design.grid_augment_rx"/>
     <w:p>
       <w:pPr>
         <w:pStyle w:val="Heading4"/>
@@ -72416,8 +73360,8 @@
         <w:t xml:space="preserve">GRID_AUGMENT_RX Add per-segment grid channels in the CLOCKED Mon frames. out = macos.design.grid_augment_rx(RX_IN, RX_OUT) rewrites every Element= Segment block of RX_IN with a flat grid-data channel whose coordinate frame is that segment’s OWN clocked Mon frame</w:t>
       </w:r>
     </w:p>
-    <w:bookmarkEnd w:id="396"/>
-    <w:bookmarkStart w:id="397" w:name="design.hex_tile"/>
+    <w:bookmarkEnd w:id="397"/>
+    <w:bookmarkStart w:id="398" w:name="design.hex_tile"/>
     <w:p>
       <w:pPr>
         <w:pStyle w:val="Heading4"/>
@@ -72445,8 +73389,8 @@
         <w:t xml:space="preserve">HEX_TILE Boundary-true hex tile geometry for a segmented primary. T = macos.design.hex_tile(SEG) reconstructs each segment’s ACTUAL hex boundary from the tiling itself (SEG = macos.design.segment_rx output): - apothem a = width/2 (manual: width = flat-to-flat, gap = the</w:t>
       </w:r>
     </w:p>
-    <w:bookmarkEnd w:id="397"/>
-    <w:bookmarkStart w:id="398" w:name="design.ideal_lens"/>
+    <w:bookmarkEnd w:id="398"/>
+    <w:bookmarkStart w:id="399" w:name="design.ideal_lens"/>
     <w:p>
       <w:pPr>
         <w:pStyle w:val="Heading4"/>
@@ -72474,8 +73418,8 @@
         <w:t xml:space="preserve">MACOS.DESIGN.IDEAL_LENS Ideal focusing-lens primitive (2-surface singlet). L = macos.design.ideal_lens(F, D) returns a spec for a singlet of effective focal length F and clear diameter D that images the INFINITE conjugate. MACOS has no paraxial/ideal-lens engine primitive, so an ideal lens is realized as a refractive singlet</w:t>
       </w:r>
     </w:p>
-    <w:bookmarkEnd w:id="398"/>
-    <w:bookmarkStart w:id="399" w:name="design.ideal_lens_emit"/>
+    <w:bookmarkEnd w:id="399"/>
+    <w:bookmarkStart w:id="400" w:name="design.ideal_lens_emit"/>
     <w:p>
       <w:pPr>
         <w:pStyle w:val="Heading4"/>
@@ -72503,8 +73447,8 @@
         <w:t xml:space="preserve">MACOS.DESIGN.IDEAL_LENS_EMIT Render an ideal_lens spec to Rx element text. txt = macos.design.ideal_lens_emit(L, IELT0, VPT_FRONT, PSI) returns the two Refractor element blocks (front + powered, in light order) for the lens spec L (from macos.design.ideal_lens), numbered starting at IELT0, with the FRONT vertex at VPT_FRONT (1x3) and optical axis</w:t>
       </w:r>
     </w:p>
-    <w:bookmarkEnd w:id="399"/>
-    <w:bookmarkStart w:id="400" w:name="design.met_bodies"/>
+    <w:bookmarkEnd w:id="400"/>
+    <w:bookmarkStart w:id="401" w:name="design.met_bodies"/>
     <w:p>
       <w:pPr>
         <w:pStyle w:val="Heading4"/>
@@ -72550,8 +73494,8 @@
         <w:t xml:space="preserve">frame) – and</w:t>
       </w:r>
     </w:p>
-    <w:bookmarkEnd w:id="400"/>
-    <w:bookmarkStart w:id="401" w:name="design.met_layout_opt"/>
+    <w:bookmarkEnd w:id="401"/>
+    <w:bookmarkStart w:id="402" w:name="design.met_layout_opt"/>
     <w:p>
       <w:pPr>
         <w:pStyle w:val="Heading4"/>
@@ -72594,8 +73538,8 @@
         <w:t xml:space="preserve">, h, …) minimizes the post-control wavefront residual trace(dwdx * P_dx * dwdx’),</w:t>
       </w:r>
     </w:p>
-    <w:bookmarkEnd w:id="401"/>
-    <w:bookmarkStart w:id="402" w:name="design.met_view"/>
+    <w:bookmarkEnd w:id="402"/>
+    <w:bookmarkStart w:id="403" w:name="design.met_view"/>
     <w:p>
       <w:pPr>
         <w:pStyle w:val="Heading4"/>
@@ -72623,8 +73567,8 @@
         <w:t xml:space="preserve">MET_VIEW 3-D visualization of a segmented-primary laser-MET setup. fig = macos.design.met_view(SEG, AM) draws the MET configuration built by macos.design.add_met on the segmentation from macos.design.segment_rx: LEFT - 3-D scene: segment hex tiles (face triads), launchers (green),</w:t>
       </w:r>
     </w:p>
-    <w:bookmarkEnd w:id="402"/>
-    <w:bookmarkStart w:id="403" w:name="design.pbs_macneille"/>
+    <w:bookmarkEnd w:id="403"/>
+    <w:bookmarkStart w:id="404" w:name="design.pbs_macneille"/>
     <w:p>
       <w:pPr>
         <w:pStyle w:val="Heading4"/>
@@ -72652,8 +73596,8 @@
         <w:t xml:space="preserve">MACOS.DESIGN.PBS_MACNEILLE MacNeille polarizing-beamsplitter cube coating. S = MACOS.DESIGN.PBS_MACNEILLE(…) returns the layer stack and the substrate index of a MacNeille-type polarizing beamsplitter: a quarter-wave H/L stack cemented between two glass prisms, designed so</w:t>
       </w:r>
     </w:p>
-    <w:bookmarkEnd w:id="403"/>
-    <w:bookmarkStart w:id="404" w:name="design.pie_rings"/>
+    <w:bookmarkEnd w:id="404"/>
+    <w:bookmarkStart w:id="405" w:name="design.pie_rings"/>
     <w:p>
       <w:pPr>
         <w:pStyle w:val="Heading4"/>
@@ -72681,8 +73625,8 @@
         <w:t xml:space="preserve">PIE_RINGS Robust ring classification for the pie tiling. R = macos.design.pie_rings(C2, W) clusters segment centers (2 x n, tiling-plane coordinates about the tiling center) into the center cell + concentric wedge rings. Single source of truth shared by macos.design.seg_apertures, macos.design.seg_boundary, and</w:t>
       </w:r>
     </w:p>
-    <w:bookmarkEnd w:id="404"/>
-    <w:bookmarkStart w:id="405" w:name="design.pie_wedge_geom"/>
+    <w:bookmarkEnd w:id="405"/>
+    <w:bookmarkStart w:id="406" w:name="design.pie_wedge_geom"/>
     <w:p>
       <w:pPr>
         <w:pStyle w:val="Heading4"/>
@@ -72710,8 +73654,8 @@
         <w:t xml:space="preserve">PIE_WEDGE_GEOM Physical pie-wedge edge geometry with UNIFORM gaps. W = macos.design.pie_wedge_geom(A0, DTH, RC, W_, G, OFF, HAS_OUTER, HAS_CENTER_HEX) is the single source of truth for the pie-tiling wedge boundary shared by macos.design.seg_boundary (tiling overlay), macos.design.seg_apertures (emitted PolyApVec), and</w:t>
       </w:r>
     </w:p>
-    <w:bookmarkEnd w:id="405"/>
-    <w:bookmarkStart w:id="406" w:name="design.promote_segments_freeform"/>
+    <w:bookmarkEnd w:id="406"/>
+    <w:bookmarkStart w:id="407" w:name="design.promote_segments_freeform"/>
     <w:p>
       <w:pPr>
         <w:pStyle w:val="Heading4"/>
@@ -72739,8 +73683,8 @@
         <w:t xml:space="preserve">PROMOTE_SEGMENTS_FREEFORM Turn conic optics into inert FreeForm carriers. out = macos.design.promote_segments_freeform(RX_IN, RX_OUT) rewrites every Element= Segment block of RX_IN into a Surface= FreeForm (SrfType 14) block that carries a MonZernike figure CHANNEL – so the</w:t>
       </w:r>
     </w:p>
-    <w:bookmarkEnd w:id="406"/>
-    <w:bookmarkStart w:id="407" w:name="design.prop_layout"/>
+    <w:bookmarkEnd w:id="407"/>
+    <w:bookmarkStart w:id="408" w:name="design.prop_layout"/>
     <w:p>
       <w:pPr>
         <w:pStyle w:val="Heading4"/>
@@ -72768,8 +73712,8 @@
         <w:t xml:space="preserve">PROP_LAYOUT Turn a geometric deck into a DIFFRACTION deck. info = MACOS.DESIGN.PROP_LAYOUT(SRC, KINDS) reads a bare geometric prescription, traces it for the chief-ray geometry, and writes a deck that carries the complex field: focal-mask QUARTETS at the</w:t>
       </w:r>
     </w:p>
-    <w:bookmarkEnd w:id="407"/>
-    <w:bookmarkStart w:id="408" w:name="design.psri_bench"/>
+    <w:bookmarkEnd w:id="408"/>
+    <w:bookmarkStart w:id="409" w:name="design.psri_bench"/>
     <w:p>
       <w:pPr>
         <w:pStyle w:val="Heading4"/>
@@ -72797,8 +73741,8 @@
         <w:t xml:space="preserve">MACOS.DESIGN.PSRI_BENCH A buildable phase-shifting self-referenced interferometer (P/SRI, Dube et al. 2024) on the DM-gauge bench: the TG96 front end (source, collimator, 7 deg splitter, the 96 mm DM on its leg, back through the splitter) followed by a Mach-Zehnder whose REFERENCE arm carries the point-diffraction pinhole (the waveguide</w:t>
       </w:r>
     </w:p>
-    <w:bookmarkEnd w:id="408"/>
-    <w:bookmarkStart w:id="409" w:name="design.seg_apertures"/>
+    <w:bookmarkEnd w:id="409"/>
+    <w:bookmarkStart w:id="410" w:name="design.seg_apertures"/>
     <w:p>
       <w:pPr>
         <w:pStyle w:val="Heading4"/>
@@ -72826,8 +73770,8 @@
         <w:t xml:space="preserve">SEG_APERTURES Per-segment polygonal aperture blocks from the tiling truth. ap = macos.design.seg_apertures(SEG, Name=Value) generates, for every segment of SEG (= macos.design.segment_rx output), the prescription lines that declare its PHYSICAL boundary as a polygonal aperture: ApType=Polygonal + an explicit xObs (the engine ChkDf2 default</w:t>
       </w:r>
     </w:p>
-    <w:bookmarkEnd w:id="409"/>
-    <w:bookmarkStart w:id="410" w:name="design.seg_boundary"/>
+    <w:bookmarkEnd w:id="410"/>
+    <w:bookmarkStart w:id="411" w:name="design.seg_boundary"/>
     <w:p>
       <w:pPr>
         <w:pStyle w:val="Heading4"/>
@@ -72855,8 +73799,8 @@
         <w:t xml:space="preserve">SEG_BOUNDARY True per-segment boundary polylines for a segmented primary. B = macos.design.seg_boundary(SEG, OFF) reconstructs each segment’s ACTUAL boundary in the tiling plane (SEG = macos.design.segment_rx output), grown outward by OFF (same units; e.g. a launcher edge clearance). Three sources:</w:t>
       </w:r>
     </w:p>
-    <w:bookmarkEnd w:id="410"/>
-    <w:bookmarkStart w:id="411" w:name="design.seg_footprint_view"/>
+    <w:bookmarkEnd w:id="411"/>
+    <w:bookmarkStart w:id="412" w:name="design.seg_footprint_view"/>
     <w:p>
       <w:pPr>
         <w:pStyle w:val="Heading4"/>
@@ -72884,8 +73828,8 @@
         <w:t xml:space="preserve">SEG_FOOTPRINT_VIEW Footprint map + tiling/aperture overlay figure. [FIG, XUN, YUN, TOIMG] = macos.design.seg_footprint_view(LABELS, B, SEG) renders the per-segment footprint map (LABELS from macos.design.seg_footprints) in PUPIL coordinates, with the tiling boundary (B from macos.design.seg_boundary) and optionally the</w:t>
       </w:r>
     </w:p>
-    <w:bookmarkEnd w:id="411"/>
-    <w:bookmarkStart w:id="412" w:name="design.seg_footprints"/>
+    <w:bookmarkEnd w:id="412"/>
+    <w:bookmarkStart w:id="413" w:name="design.seg_footprints"/>
     <w:p>
       <w:pPr>
         <w:pStyle w:val="Heading4"/>
@@ -72913,8 +73857,8 @@
         <w:t xml:space="preserve">SEG_FOOTPRINTS Per-segment TRUE ray footprints from the trace. LABELS = macos.design.seg_footprints(SEG, W0) measures which OPD pixels each segment of SEG (= macos.design.segment_rx output) actually owns, by ENGINE TRUTH rather than geometry: poke one segment at a time (local +z translation), re-trace, and mark the</w:t>
       </w:r>
     </w:p>
-    <w:bookmarkEnd w:id="412"/>
-    <w:bookmarkStart w:id="413" w:name="design.seg_from_rx"/>
+    <w:bookmarkEnd w:id="413"/>
+    <w:bookmarkStart w:id="414" w:name="design.seg_from_rx"/>
     <w:p>
       <w:pPr>
         <w:pStyle w:val="Heading4"/>
@@ -72942,8 +73886,8 @@
         <w:t xml:space="preserve">SEG_FROM_RX Rehydrate a segment_rx-style struct from a segmented .in. seg = macos.design.seg_from_rx(IN_PATH) rebuilds the struct that macos.design.segment_rx returns – frames, seg_elts, tiling metadata – from the prescription file ALONE, so downstream stage</w:t>
       </w:r>
     </w:p>
-    <w:bookmarkEnd w:id="413"/>
-    <w:bookmarkStart w:id="414" w:name="design.segment_rx"/>
+    <w:bookmarkEnd w:id="414"/>
+    <w:bookmarkStart w:id="415" w:name="design.segment_rx"/>
     <w:p>
       <w:pPr>
         <w:pStyle w:val="Heading4"/>
@@ -72998,8 +73942,8 @@
         <w:t xml:space="preserve">. Sprint 2D S1:</w:t>
       </w:r>
     </w:p>
-    <w:bookmarkEnd w:id="414"/>
-    <w:bookmarkStart w:id="415" w:name="design.segmirmaker_run"/>
+    <w:bookmarkEnd w:id="415"/>
+    <w:bookmarkStart w:id="416" w:name="design.segmirmaker_run"/>
     <w:p>
       <w:pPr>
         <w:pStyle w:val="Heading4"/>
@@ -73027,8 +73971,8 @@
         <w:t xml:space="preserve">SEGMIRMAKER_RUN Drive the SegMirMaker generator non-interactively. out = macos.design.segmirmaker_run(parent_in, Name=Value) runs the standalone SegMirMaker binary (segmirmaker/) on a parent MACOS prescription by scripting its interactive dialog over stdin, in a</w:t>
       </w:r>
     </w:p>
-    <w:bookmarkEnd w:id="415"/>
-    <w:bookmarkStart w:id="416" w:name="design.seidel_seed"/>
+    <w:bookmarkEnd w:id="416"/>
+    <w:bookmarkStart w:id="417" w:name="design.seidel_seed"/>
     <w:p>
       <w:pPr>
         <w:pStyle w:val="Heading4"/>
@@ -73056,8 +74000,8 @@
         <w:t xml:space="preserve">SEIDEL_SEED Third-order anastigmat conic seed for a coaxial mirror train. [K, t_focus, EFL] = macos.design.seidel_seed(R, t_between, D) solves the conic constants K (1xN) that null the Seidel spherical, coma and astigmatism sums (S_I, S_II, S_III) of an N-mirror coaxial reflective train, and returns the paraxial focus distance t_focus (last mirror -&gt;</w:t>
       </w:r>
     </w:p>
-    <w:bookmarkEnd w:id="416"/>
-    <w:bookmarkStart w:id="417" w:name="design.seidel_seed_nflip"/>
+    <w:bookmarkEnd w:id="417"/>
+    <w:bookmarkStart w:id="418" w:name="design.seidel_seed_nflip"/>
     <w:p>
       <w:pPr>
         <w:pStyle w:val="Heading4"/>
@@ -73085,8 +74029,8 @@
         <w:t xml:space="preserve">SEIDEL_SEED_NFLIP The 2026-06 n-flip Seidel seed, kept VERBATIM for the record (do not call). [K, t_focus, EFL] = macos.design.seidel_seed(R, t_between, D) solves the conic constants K (1xN) that null the 3rd-order Seidel spherical, coma and astigmatism sums (S_I, S_II, S_III) for an N-mirror coaxial reflective layout, using the n-flip unfolded paraxial model (ported</w:t>
       </w:r>
     </w:p>
-    <w:bookmarkEnd w:id="417"/>
-    <w:bookmarkStart w:id="418" w:name="design.thinfilm_rt"/>
+    <w:bookmarkEnd w:id="418"/>
+    <w:bookmarkStart w:id="419" w:name="design.thinfilm_rt"/>
     <w:p>
       <w:pPr>
         <w:pStyle w:val="Heading4"/>
@@ -73114,8 +74058,8 @@
         <w:t xml:space="preserve">MACOS.DESIGN.THINFILM_RT Amplitude/power r and t of a multilayer stack. OUT = MACOS.DESIGN.THINFILM_RT(LAYERS, N_INC, N_SUB, AOI_DEG, LAMBDA) Characteristic-matrix (Abeles) solution for a stratified stack, written</w:t>
       </w:r>
     </w:p>
-    <w:bookmarkEnd w:id="418"/>
-    <w:bookmarkStart w:id="419" w:name="design.tma_layout"/>
+    <w:bookmarkEnd w:id="419"/>
+    <w:bookmarkStart w:id="420" w:name="design.tma_layout"/>
     <w:p>
       <w:pPr>
         <w:pStyle w:val="Heading4"/>
@@ -73143,8 +74087,8 @@
         <w:t xml:space="preserve">TMA_LAYOUT Generic on-axis Korsch TMA first-order layout (j18 / JWST form), with the intermediate focus placed where YOU want it for packaging. [R, t, info] = macos.design.tma_layout(D, primary_fnum, system_fnum, …)</w:t>
       </w:r>
     </w:p>
-    <w:bookmarkEnd w:id="419"/>
-    <w:bookmarkStart w:id="420" w:name="design.twyman_green"/>
+    <w:bookmarkEnd w:id="420"/>
+    <w:bookmarkStart w:id="421" w:name="design.twyman_green"/>
     <w:p>
       <w:pPr>
         <w:pStyle w:val="Heading4"/>
@@ -73172,8 +74116,8 @@
         <w:t xml:space="preserve">MACOS.DESIGN.TWYMAN_GREEN Build a compensated Twyman-Green IFO rig. G = macos.design.twyman_green(…) builds BOTH arms of the generic Twyman-Green interferometer (the templates/40_benches/bench_ifo layout) with the Bench add-optic utilities and returns them ready to emit:</w:t>
       </w:r>
     </w:p>
-    <w:bookmarkEnd w:id="420"/>
-    <w:bookmarkStart w:id="421" w:name="design.zern_seg_eval"/>
+    <w:bookmarkEnd w:id="421"/>
+    <w:bookmarkStart w:id="422" w:name="design.zern_seg_eval"/>
     <w:p>
       <w:pPr>
         <w:pStyle w:val="Heading4"/>
@@ -73201,9 +74145,9 @@
         <w:t xml:space="preserve">ZERN_SEG_EVAL Engine-exact segment MonZernike mode value at world points. z = macos.design.zern_seg_eval(FRAME, MODE, P) evaluates the surface sag contribution of a unit MonZernCoef(MODE) poke at the 3 x n world points P on the segment whose face frame is FRAME (a segment_rx /</w:t>
       </w:r>
     </w:p>
-    <w:bookmarkEnd w:id="421"/>
     <w:bookmarkEnd w:id="422"/>
-    <w:bookmarkStart w:id="442" w:name="macos.channels-channels"/>
+    <w:bookmarkEnd w:id="423"/>
+    <w:bookmarkStart w:id="443" w:name="macos.channels-channels"/>
     <w:p>
       <w:pPr>
         <w:pStyle w:val="Heading3"/>
@@ -73220,7 +74164,7 @@
         <w:t xml:space="preserve">Sensitivity-channel classes used by the dw_* Jacobian drivers: each channel enumerates one family of perturbations (rigid-body, Zernike, grid, source, …) and knows how to apply/revert them.</w:t>
       </w:r>
     </w:p>
-    <w:bookmarkStart w:id="423" w:name="channels.ffzernchannel"/>
+    <w:bookmarkStart w:id="424" w:name="channels.ffzernchannel"/>
     <w:p>
       <w:pPr>
         <w:pStyle w:val="Heading4"/>
@@ -73248,8 +74192,8 @@
         <w:t xml:space="preserve">MACOS.CHANNELS.FFZERNCHANNEL Factory for an FFZern coefficient channel. ch = macos.channels.FFZernChannel(SESSION, IELT, MODE) constructs a ZernikeCoefChannel rooted in the FFZernCoef array of a FreeForm element.</w:t>
       </w:r>
     </w:p>
-    <w:bookmarkEnd w:id="423"/>
-    <w:bookmarkStart w:id="424" w:name="channels.focalplanechannel"/>
+    <w:bookmarkEnd w:id="424"/>
+    <w:bookmarkStart w:id="425" w:name="channels.focalplanechannel"/>
     <w:p>
       <w:pPr>
         <w:pStyle w:val="Heading4"/>
@@ -73277,8 +74221,8 @@
         <w:t xml:space="preserve">MACOS.CHANNELS.FOCALPLANECHANNEL Rigid-body perturbation on the FP element. macos’s standard trace does NOT propagate FP perturbations back to the EP-OPD measurement – without compensation all six FP DOFs come out as zero sensitivities (physically wrong: the EP is a</w:t>
       </w:r>
     </w:p>
-    <w:bookmarkEnd w:id="424"/>
-    <w:bookmarkStart w:id="425" w:name="channels.gridchannel"/>
+    <w:bookmarkEnd w:id="425"/>
+    <w:bookmarkStart w:id="426" w:name="channels.gridchannel"/>
     <w:p>
       <w:pPr>
         <w:pStyle w:val="Heading4"/>
@@ -73306,8 +74250,8 @@
         <w:t xml:space="preserve">MACOS.CHANNELS.GRIDCHANNEL One grid-data influence-function sensitivity channel. A single (element, influence-map) pair on a grid-bearing surface of ANY GridData-enabled SrfType (GridData / AsGrData / MonGrData / ZrnGridData / FreeForm). The DOF coefficient scales an N×N influence map that is ADDED</w:t>
       </w:r>
     </w:p>
-    <w:bookmarkEnd w:id="425"/>
-    <w:bookmarkStart w:id="426" w:name="channels.groupedrigidbodychannel"/>
+    <w:bookmarkEnd w:id="426"/>
+    <w:bookmarkStart w:id="427" w:name="channels.groupedrigidbodychannel"/>
     <w:p>
       <w:pPr>
         <w:pStyle w:val="Heading4"/>
@@ -73335,8 +74279,8 @@
         <w:t xml:space="preserve">MACOS.CHANNELS.GROUPEDRIGIDBODYCHANNEL Rigid-body perturbation of a member group. Dispatches macos’s GPERTURB (CPERTURB_GRP_DVR) to perturb the declared members as a single rigid unit. Like the per-element RigidBodyChannel this is INCREMENTAL: each apply(value) sends</w:t>
       </w:r>
     </w:p>
-    <w:bookmarkEnd w:id="426"/>
-    <w:bookmarkStart w:id="427" w:name="channels.monzernchannel"/>
+    <w:bookmarkEnd w:id="427"/>
+    <w:bookmarkStart w:id="428" w:name="channels.monzernchannel"/>
     <w:p>
       <w:pPr>
         <w:pStyle w:val="Heading4"/>
@@ -73364,8 +74308,8 @@
         <w:t xml:space="preserve">MACOS.CHANNELS.MONZERNCHANNEL Factory for a MonZern coefficient channel. ch = macos.channels.MonZernChannel(SESSION, IELT, MODE) constructs a ZernikeCoefChannel rooted in the MonZernCoef array of a FreeForm element. Thin convenience wrapper over the underlying classdef constructor.</w:t>
       </w:r>
     </w:p>
-    <w:bookmarkEnd w:id="427"/>
-    <w:bookmarkStart w:id="428" w:name="channels.rigidbodychannel"/>
+    <w:bookmarkEnd w:id="428"/>
+    <w:bookmarkStart w:id="429" w:name="channels.rigidbodychannel"/>
     <w:p>
       <w:pPr>
         <w:pStyle w:val="Heading4"/>
@@ -73393,8 +74337,8 @@
         <w:t xml:space="preserve">MACOS.CHANNELS.RIGIDBODYCHANNEL One-DOF rigid-body perturbation channel. A single (element, DOF) pair with DOF in {Rx, Ry, Rz, Tx, Ty, Tz}. Rotations are in radians; translations are passed in SI metres (macos.perturb converts to BaseUnits via CBM internally).</w:t>
       </w:r>
     </w:p>
-    <w:bookmarkEnd w:id="428"/>
-    <w:bookmarkStart w:id="429" w:name="channels.sourcechannel"/>
+    <w:bookmarkEnd w:id="429"/>
+    <w:bookmarkStart w:id="430" w:name="channels.sourcechannel"/>
     <w:p>
       <w:pPr>
         <w:pStyle w:val="Heading4"/>
@@ -73422,8 +74366,8 @@
         <w:t xml:space="preserve">MACOS.CHANNELS.SOURCECHANNEL One-DOF rigid-body perturbation on the source. Wraps macos.perturb_src (the iElt=0 branch of CPERTURB). The source rotates ChfRayDir and translates ChfRayPos. A source perturbation moves the chief ray off the stop centre, so this</w:t>
       </w:r>
     </w:p>
-    <w:bookmarkEnd w:id="429"/>
-    <w:bookmarkStart w:id="430" w:name="channels.surfchannel"/>
+    <w:bookmarkEnd w:id="430"/>
+    <w:bookmarkStart w:id="431" w:name="channels.surfchannel"/>
     <w:p>
       <w:pPr>
         <w:pStyle w:val="Heading4"/>
@@ -73475,8 +74419,8 @@
         <w:t xml:space="preserve">} – the base radius of curvature (KrElt, BaseUnits) or conic constant (KcElt, dimensionless) of a POWERED optic (Reflector / Refractor with</w:t>
       </w:r>
     </w:p>
-    <w:bookmarkEnd w:id="430"/>
-    <w:bookmarkStart w:id="431" w:name="channels.zernchannel"/>
+    <w:bookmarkEnd w:id="431"/>
+    <w:bookmarkStart w:id="432" w:name="channels.zernchannel"/>
     <w:p>
       <w:pPr>
         <w:pStyle w:val="Heading4"/>
@@ -73504,8 +74448,8 @@
         <w:t xml:space="preserve">MACOS.CHANNELS.ZERNCHANNEL Factory for a Zern coefficient channel. ch = macos.channels.ZernChannel(SESSION, IELT, MODE) constructs a ZernikeCoefChannel rooted in the ZernCoef array of a Zern-typed element (Surface=Zernike or Surface=ZrnGridData).</w:t>
       </w:r>
     </w:p>
-    <w:bookmarkEnd w:id="431"/>
-    <w:bookmarkStart w:id="432" w:name="channels.zernikecoefchannel"/>
+    <w:bookmarkEnd w:id="432"/>
+    <w:bookmarkStart w:id="433" w:name="channels.zernikecoefchannel"/>
     <w:p>
       <w:pPr>
         <w:pStyle w:val="Heading4"/>
@@ -73533,8 +74477,8 @@
         <w:t xml:space="preserve">MACOS.CHANNELS.ZERNIKECOEFCHANNEL One-mode Zernike sensitivity channel. A single (element, mode) pair on either a MonZern, FFZern, or Zern coefficient array. Snapshots its nominal coefficient on the first apply() so that apply(+d) followed by apply(-d) and</w:t>
       </w:r>
     </w:p>
-    <w:bookmarkEnd w:id="432"/>
-    <w:bookmarkStart w:id="433" w:name="channels.freeform_ffzern_channels"/>
+    <w:bookmarkEnd w:id="433"/>
+    <w:bookmarkStart w:id="434" w:name="channels.freeform_ffzern_channels"/>
     <w:p>
       <w:pPr>
         <w:pStyle w:val="Heading4"/>
@@ -73562,8 +74506,8 @@
         <w:t xml:space="preserve">MACOS.CHANNELS.FREEFORM_FFZERN_CHANNELS Build FFZern channels per FF element. chans = macos.channels.freeform_ffzern_channels(SESSION, RX_PATH) returns a cell array of ZernikeCoefChannel handles, one per (FreeForm element, FFZern mode) pair declared in the Rx.</w:t>
       </w:r>
     </w:p>
-    <w:bookmarkEnd w:id="433"/>
-    <w:bookmarkStart w:id="434" w:name="channels.freeform_monzern_channels"/>
+    <w:bookmarkEnd w:id="434"/>
+    <w:bookmarkStart w:id="435" w:name="channels.freeform_monzern_channels"/>
     <w:p>
       <w:pPr>
         <w:pStyle w:val="Heading4"/>
@@ -73591,8 +74535,8 @@
         <w:t xml:space="preserve">MACOS.CHANNELS.FREEFORM_MONZERN_CHANNELS Build MonZern channels per FF element. chans = macos.channels.freeform_monzern_channels(SESSION, RX_PATH) returns a cell array of ZernikeCoefChannel handles, one per (FreeForm element, MonZern mode) pair declared in the Rx.</w:t>
       </w:r>
     </w:p>
-    <w:bookmarkEnd w:id="434"/>
-    <w:bookmarkStart w:id="435" w:name="channels.grid_channels"/>
+    <w:bookmarkEnd w:id="435"/>
+    <w:bookmarkStart w:id="436" w:name="channels.grid_channels"/>
     <w:p>
       <w:pPr>
         <w:pStyle w:val="Heading4"/>
@@ -73620,8 +74564,8 @@
         <w:t xml:space="preserve">MACOS.CHANNELS.GRID_CHANNELS Build grid-data channels per grid element × map. chans = macos.channels.grid_channels(SESSION, INFLUENCE) returns a cell array of GridChannel handles, one per (grid-bearing element, influence map). Channels are built in canonical order: element-major, map-minor. Eligibility (any GridData-enabled SrfType) comes from macos.find_grid_elts;</w:t>
       </w:r>
     </w:p>
-    <w:bookmarkEnd w:id="435"/>
-    <w:bookmarkStart w:id="436" w:name="channels.grouped_rigid_body_channels"/>
+    <w:bookmarkEnd w:id="436"/>
+    <w:bookmarkStart w:id="437" w:name="channels.grouped_rigid_body_channels"/>
     <w:p>
       <w:pPr>
         <w:pStyle w:val="Heading4"/>
@@ -73649,8 +74593,8 @@
         <w:t xml:space="preserve">MACOS.CHANNELS.GROUPED_RIGID_BODY_CHANNELS Build group channels. chans = macos.channels.grouped_rigid_body_channels(SESSION, GROUPS) returns a cell array of GroupedRigidBodyChannel handles, one per (group, DOF) pair.</w:t>
       </w:r>
     </w:p>
-    <w:bookmarkEnd w:id="436"/>
-    <w:bookmarkStart w:id="437" w:name="channels.parse_rx_groups"/>
+    <w:bookmarkEnd w:id="437"/>
+    <w:bookmarkStart w:id="438" w:name="channels.parse_rx_groups"/>
     <w:p>
       <w:pPr>
         <w:pStyle w:val="Heading4"/>
@@ -73693,8 +74637,8 @@
         <w:t xml:space="preserve">of member ids) to their member lists.</w:t>
       </w:r>
     </w:p>
-    <w:bookmarkEnd w:id="437"/>
-    <w:bookmarkStart w:id="438" w:name="channels.rigid_body_channels"/>
+    <w:bookmarkEnd w:id="438"/>
+    <w:bookmarkStart w:id="439" w:name="channels.rigid_body_channels"/>
     <w:p>
       <w:pPr>
         <w:pStyle w:val="Heading4"/>
@@ -73722,8 +74666,8 @@
         <w:t xml:space="preserve">MACOS.CHANNELS.RIGID_BODY_CHANNELS Build per-element rigid-body channels. chans = macos.channels.rigid_body_channels(SESSION, RX_PATH) returns a cell array of channel handles (RigidBodyChannel or FocalPlaneChannel), one per (actual optic, DOF) pair.</w:t>
       </w:r>
     </w:p>
-    <w:bookmarkEnd w:id="438"/>
-    <w:bookmarkStart w:id="439" w:name="channels.source_channels"/>
+    <w:bookmarkEnd w:id="439"/>
+    <w:bookmarkStart w:id="440" w:name="channels.source_channels"/>
     <w:p>
       <w:pPr>
         <w:pStyle w:val="Heading4"/>
@@ -73751,8 +74695,8 @@
         <w:t xml:space="preserve">MACOS.CHANNELS.SOURCE_CHANNELS Build SourceChannel instances. chans = macos.channels.source_channels(SESSION) returns a cell array of SourceChannel handles, one per DOF (Rx,Ry,Rz,Tx,Ty,Tz) in DOF order.</w:t>
       </w:r>
     </w:p>
-    <w:bookmarkEnd w:id="439"/>
-    <w:bookmarkStart w:id="440" w:name="channels.surf_channels"/>
+    <w:bookmarkEnd w:id="440"/>
+    <w:bookmarkStart w:id="441" w:name="channels.surf_channels"/>
     <w:p>
       <w:pPr>
         <w:pStyle w:val="Heading4"/>
@@ -73780,8 +74724,8 @@
         <w:t xml:space="preserve">MACOS.CHANNELS.SURF_CHANNELS Build Kr/Kc channels for powered optics. chans = macos.channels.surf_channels(SESSION, RX_PATH) returns a cell array of SurfChannel handles – one per (powered optic, param) pair, with param in {Kr, Kc} – for every POWERED optic (Reflector / Refractor with |Kr| &lt;&lt; 1e22) in the loaded Rx. Channels are emitted</w:t>
       </w:r>
     </w:p>
-    <w:bookmarkEnd w:id="440"/>
-    <w:bookmarkStart w:id="441" w:name="channels.zernike_channels"/>
+    <w:bookmarkEnd w:id="441"/>
+    <w:bookmarkStart w:id="442" w:name="channels.zernike_channels"/>
     <w:p>
       <w:pPr>
         <w:pStyle w:val="Heading4"/>
@@ -73809,10 +74753,10 @@
         <w:t xml:space="preserve">MACOS.CHANNELS.ZERNIKE_CHANNELS Build Zern channels per Zern-typed element. chans = macos.channels.zernike_channels(SESSION, RX_PATH) returns a cell array of ZernikeCoefChannel handles, one per (Zern-typed element, Zern mode) pair declared in the Rx.</w:t>
       </w:r>
     </w:p>
-    <w:bookmarkEnd w:id="441"/>
     <w:bookmarkEnd w:id="442"/>
     <w:bookmarkEnd w:id="443"/>
-    <w:bookmarkStart w:id="444" w:name="X4f273fef12e33f86c2031e3ffa100463a8953f7"/>
+    <w:bookmarkEnd w:id="444"/>
+    <w:bookmarkStart w:id="445" w:name="X4f273fef12e33f86c2031e3ffa100463a8953f7"/>
     <w:p>
       <w:pPr>
         <w:pStyle w:val="Heading2"/>
@@ -73883,8 +74827,8 @@
         <w:t xml:space="preserve">assertions, so writing one is writing the entry’s example and its test at once.</w:t>
       </w:r>
     </w:p>
-    <w:bookmarkEnd w:id="444"/>
-    <w:bookmarkStart w:id="445" w:name="X576545e77a8695ff010c58ae30ee028998c0511"/>
+    <w:bookmarkEnd w:id="445"/>
+    <w:bookmarkStart w:id="446" w:name="X576545e77a8695ff010c58ae30ee028998c0511"/>
     <w:p>
       <w:pPr>
         <w:pStyle w:val="Heading2"/>
@@ -74039,7 +74983,7 @@
         <w:t xml:space="preserve">binding_classes</w:t>
       </w:r>
       <w:r>
-        <w:t xml:space="preserve">). Counts: SMACOS command 29, direct setter 17, CLI-only 29, CLI-only, legacy 14, missing 39.</w:t>
+        <w:t xml:space="preserve">). Counts: SMACOS command 30, direct setter 17, CLI-only 29, CLI-only, legacy 14, missing 38.</w:t>
       </w:r>
     </w:p>
     <w:p>
@@ -74070,7 +75014,7 @@
       <w:pPr>
         <w:numPr>
           <w:ilvl w:val="0"/>
-          <w:numId w:val="1198"/>
+          <w:numId w:val="1199"/>
         </w:numPr>
         <w:pStyle w:val="Compact"/>
       </w:pPr>
@@ -74082,7 +75026,7 @@
       <w:pPr>
         <w:numPr>
           <w:ilvl w:val="0"/>
-          <w:numId w:val="1198"/>
+          <w:numId w:val="1199"/>
         </w:numPr>
         <w:pStyle w:val="Compact"/>
       </w:pPr>
@@ -74106,7 +75050,7 @@
       <w:pPr>
         <w:numPr>
           <w:ilvl w:val="0"/>
-          <w:numId w:val="1198"/>
+          <w:numId w:val="1199"/>
         </w:numPr>
         <w:pStyle w:val="Compact"/>
       </w:pPr>
@@ -74121,7 +75065,7 @@
       <w:pPr>
         <w:numPr>
           <w:ilvl w:val="0"/>
-          <w:numId w:val="1198"/>
+          <w:numId w:val="1199"/>
         </w:numPr>
         <w:pStyle w:val="Compact"/>
       </w:pPr>
@@ -74148,7 +75092,7 @@
       <w:pPr>
         <w:numPr>
           <w:ilvl w:val="0"/>
-          <w:numId w:val="1198"/>
+          <w:numId w:val="1199"/>
         </w:numPr>
         <w:pStyle w:val="Compact"/>
       </w:pPr>
@@ -74160,7 +75104,7 @@
       <w:pPr>
         <w:numPr>
           <w:ilvl w:val="0"/>
-          <w:numId w:val="1198"/>
+          <w:numId w:val="1199"/>
         </w:numPr>
         <w:pStyle w:val="Compact"/>
       </w:pPr>
@@ -74172,121 +75116,121 @@
       <w:pPr>
         <w:numPr>
           <w:ilvl w:val="0"/>
-          <w:numId w:val="1198"/>
+          <w:numId w:val="1199"/>
         </w:numPr>
         <w:pStyle w:val="Compact"/>
       </w:pPr>
       <w:r>
-        <w:t xml:space="preserve">single-ray tracing (B.2, first): PRAy, RRAy, SINt</w:t>
+        <w:t xml:space="preserve">beam coordinates at an element (the frames alone are</w:t>
+      </w:r>
+      <w:r>
+        <w:t xml:space="preserve"> </w:t>
+      </w:r>
+      <w:r>
+        <w:rPr>
+          <w:rStyle w:val="VerbatimChar"/>
+        </w:rPr>
+        <w:t xml:space="preserve">elt_csys_get</w:t>
+      </w:r>
+      <w:r>
+        <w:t xml:space="preserve">): COOrd</w:t>
+      </w:r>
+      <w:r>
+        <w:t xml:space="preserve"> </w:t>
       </w:r>
     </w:p>
     <w:p>
       <w:pPr>
         <w:numPr>
           <w:ilvl w:val="0"/>
-          <w:numId w:val="1198"/>
+          <w:numId w:val="1199"/>
         </w:numPr>
         <w:pStyle w:val="Compact"/>
       </w:pPr>
       <w:r>
-        <w:t xml:space="preserve">beam coordinates at an element (the frames alone are</w:t>
-      </w:r>
-      <w:r>
-        <w:t xml:space="preserve"> </w:t>
-      </w:r>
-      <w:r>
-        <w:rPr>
-          <w:rStyle w:val="VerbatimChar"/>
-        </w:rPr>
-        <w:t xml:space="preserve">elt_csys_get</w:t>
-      </w:r>
-      <w:r>
-        <w:t xml:space="preserve">): COOrd</w:t>
-      </w:r>
-      <w:r>
-        <w:t xml:space="preserve"> </w:t>
+        <w:t xml:space="preserve">all-element coordinates to xyzLocal.txt: ACOor</w:t>
       </w:r>
     </w:p>
     <w:p>
       <w:pPr>
         <w:numPr>
           <w:ilvl w:val="0"/>
-          <w:numId w:val="1198"/>
+          <w:numId w:val="1199"/>
         </w:numPr>
         <w:pStyle w:val="Compact"/>
       </w:pPr>
       <w:r>
-        <w:t xml:space="preserve">all-element coordinates to xyzLocal.txt: ACOor</w:t>
+        <w:t xml:space="preserve">chief-ray walk: BWK</w:t>
       </w:r>
     </w:p>
     <w:p>
       <w:pPr>
         <w:numPr>
           <w:ilvl w:val="0"/>
-          <w:numId w:val="1198"/>
+          <w:numId w:val="1199"/>
         </w:numPr>
         <w:pStyle w:val="Compact"/>
       </w:pPr>
       <w:r>
-        <w:t xml:space="preserve">chief-ray walk: BWK</w:t>
+        <w:t xml:space="preserve">STOP’s sibling (center the beam in the stop); no verified api twin: CENter</w:t>
       </w:r>
     </w:p>
     <w:p>
       <w:pPr>
         <w:numPr>
           <w:ilvl w:val="0"/>
-          <w:numId w:val="1198"/>
+          <w:numId w:val="1199"/>
         </w:numPr>
         <w:pStyle w:val="Compact"/>
       </w:pPr>
       <w:r>
-        <w:t xml:space="preserve">STOP’s sibling (center the beam in the stop); no verified api twin: CENter</w:t>
+        <w:t xml:space="preserve">no api setter; read by</w:t>
+      </w:r>
+      <w:r>
+        <w:t xml:space="preserve"> </w:t>
+      </w:r>
+      <w:r>
+        <w:rPr>
+          <w:rStyle w:val="VerbatimChar"/>
+        </w:rPr>
+        <w:t xml:space="preserve">modes_get</w:t>
+      </w:r>
+      <w:r>
+        <w:t xml:space="preserve"> </w:t>
+      </w:r>
+      <w:r>
+        <w:t xml:space="preserve">(a session mode – NOT the linear model, whatever its L): LNEg/NOLNeg</w:t>
       </w:r>
     </w:p>
     <w:p>
       <w:pPr>
         <w:numPr>
           <w:ilvl w:val="0"/>
-          <w:numId w:val="1198"/>
+          <w:numId w:val="1199"/>
         </w:numPr>
         <w:pStyle w:val="Compact"/>
       </w:pPr>
       <w:r>
-        <w:t xml:space="preserve">no api setter; read by</w:t>
-      </w:r>
-      <w:r>
-        <w:t xml:space="preserve"> </w:t>
-      </w:r>
-      <w:r>
-        <w:rPr>
-          <w:rStyle w:val="VerbatimChar"/>
-        </w:rPr>
-        <w:t xml:space="preserve">modes_get</w:t>
-      </w:r>
-      <w:r>
-        <w:t xml:space="preserve"> </w:t>
-      </w:r>
-      <w:r>
-        <w:t xml:space="preserve">(a session mode – NOT the linear model, whatever its L): LNEg/NOLNeg</w:t>
+        <w:t xml:space="preserve">a per-element resampling flag: REGrid/NOREGrid</w:t>
       </w:r>
     </w:p>
     <w:p>
       <w:pPr>
         <w:numPr>
           <w:ilvl w:val="0"/>
-          <w:numId w:val="1198"/>
+          <w:numId w:val="1199"/>
         </w:numPr>
         <w:pStyle w:val="Compact"/>
       </w:pPr>
       <w:r>
-        <w:t xml:space="preserve">a per-element resampling flag: REGrid/NOREGrid</w:t>
+        <w:t xml:space="preserve">single-ray tracing (B.2, first): SINt</w:t>
       </w:r>
     </w:p>
     <w:p>
       <w:pPr>
         <w:numPr>
           <w:ilvl w:val="0"/>
-          <w:numId w:val="1198"/>
+          <w:numId w:val="1199"/>
         </w:numPr>
         <w:pStyle w:val="Compact"/>
       </w:pPr>
@@ -74298,7 +75242,7 @@
       <w:pPr>
         <w:numPr>
           <w:ilvl w:val="0"/>
-          <w:numId w:val="1198"/>
+          <w:numId w:val="1199"/>
         </w:numPr>
         <w:pStyle w:val="Compact"/>
       </w:pPr>
@@ -74325,7 +75269,7 @@
       <w:pPr>
         <w:numPr>
           <w:ilvl w:val="0"/>
-          <w:numId w:val="1198"/>
+          <w:numId w:val="1199"/>
         </w:numPr>
         <w:pStyle w:val="Compact"/>
       </w:pPr>
@@ -74337,7 +75281,7 @@
       <w:pPr>
         <w:numPr>
           <w:ilvl w:val="0"/>
-          <w:numId w:val="1198"/>
+          <w:numId w:val="1199"/>
         </w:numPr>
         <w:pStyle w:val="Compact"/>
       </w:pPr>
@@ -74364,7 +75308,7 @@
       <w:pPr>
         <w:numPr>
           <w:ilvl w:val="0"/>
-          <w:numId w:val="1198"/>
+          <w:numId w:val="1199"/>
         </w:numPr>
         <w:pStyle w:val="Compact"/>
       </w:pPr>
@@ -74399,8 +75343,8 @@
         <w:t xml:space="preserve">: JWST_v3d, Vis3d</w:t>
       </w:r>
     </w:p>
-    <w:bookmarkEnd w:id="445"/>
     <w:bookmarkEnd w:id="446"/>
+    <w:bookmarkEnd w:id="447"/>
     <w:sectPr/>
   </w:body>
 </w:document>
@@ -75292,6 +76236,9 @@
   <w:num w:numId="1198">
     <w:abstractNumId w:val="991"/>
   </w:num>
+  <w:num w:numId="1199">
+    <w:abstractNumId w:val="991"/>
+  </w:num>
 </w:numbering>
 </file>
 
@@ -75759,7 +76706,7 @@
     <w:basedOn w:val="BodyTextChar"/>
     <w:rPr>
       <w:rFonts w:ascii="Courier New" w:cs="Courier New" w:eastAsia="Courier New" w:hAnsi="Courier New"/>
-      <w:sz w:val="22"/>
+      <w:sz w:val="15"/>
     </w:rPr>
   </w:style>
   <w:style w:customStyle="1" w:styleId="SectionNumber" w:type="character">
@@ -75804,13 +76751,13 @@
     <w:pPr>
       <w:wordWrap w:val="0"/>
       <w:spacing w:after="60" w:before="60" w:line="240" w:lineRule="auto"/>
-      <w:ind w:left="480"/>
+      <w:ind w:left="240"/>
       <w:shd w:color="auto" w:fill="F5F5F5" w:val="clear"/>
     </w:pPr>
     <w:rPr>
       <w:rFonts w:ascii="Courier New" w:cs="Courier New" w:hAnsi="Courier New"/>
-      <w:sz w:val="18"/>
-      <w:szCs w:val="18"/>
+      <w:sz w:val="15"/>
+      <w:szCs w:val="15"/>
     </w:rPr>
   </w:style>
   <w:style w:type="character" w:customStyle="1" w:styleId="KeywordTok">

--- a/docs/macos-manual/edits/macosCmdRef_edit.docx
+++ b/docs/macos-manual/edits/macosCmdRef_edit.docx
@@ -76760,6 +76760,28 @@
       <w:szCs w:val="15"/>
     </w:rPr>
   </w:style>
+  <w:style w:styleId="Figure" w:type="paragraph">
+    <w:name w:val="Figure"/>
+    <w:basedOn w:val="Normal"/>
+    <w:pPr>
+      <w:keepNext/>
+      <w:spacing w:after="60" w:before="120"/>
+      <w:jc w:val="center"/>
+    </w:pPr>
+  </w:style>
+  <w:style w:styleId="FigureCaption" w:type="paragraph">
+    <w:name w:val="FigureCaption"/>
+    <w:basedOn w:val="Normal"/>
+    <w:pPr>
+      <w:spacing w:after="240" w:before="60"/>
+      <w:jc w:val="center"/>
+    </w:pPr>
+    <w:rPr>
+      <w:rFonts w:ascii="Times New Roman" w:cs="Times New Roman" w:hAnsi="Times New Roman"/>
+      <w:sz w:val="20"/>
+      <w:szCs w:val="20"/>
+    </w:rPr>
+  </w:style>
   <w:style w:type="character" w:customStyle="1" w:styleId="KeywordTok">
     <w:name w:val="KeywordTok"/>
     <w:basedOn w:val="VerbatimChar"/>

--- a/docs/macos-manual/edits/macosCmdRef_edit.docx
+++ b/docs/macos-manual/edits/macosCmdRef_edit.docx
@@ -75345,13 +75345,43 @@
     </w:p>
     <w:bookmarkEnd w:id="446"/>
     <w:bookmarkEnd w:id="447"/>
-    <w:sectPr/>
+    <w:sectPr>
+      <w:footerReference r:id="rId9" w:type="default"/>
+      <w:pgSz w:h="15840" w:w="12240"/>
+      <w:pgMar w:bottom="1440" w:footer="720" w:gutter="0" w:header="720" w:left="1440" w:right="1440" w:top="1440"/>
+      <w:pgNumType w:start="0"/>
+    </w:sectPr>
   </w:body>
 </w:document>
 </file>
 
 <file path=word/comments.xml><?xml version="1.0" encoding="utf-8"?>
 <w:comments xmlns:w="http://schemas.openxmlformats.org/wordprocessingml/2006/main" xmlns:m="http://schemas.openxmlformats.org/officeDocument/2006/math" xmlns:r="http://schemas.openxmlformats.org/officeDocument/2006/relationships" xmlns:o="urn:schemas-microsoft-com:office:office" xmlns:v="urn:schemas-microsoft-com:vml" xmlns:w10="urn:schemas-microsoft-com:office:word" xmlns:a="http://schemas.openxmlformats.org/drawingml/2006/main" xmlns:pic="http://schemas.openxmlformats.org/drawingml/2006/picture" xmlns:wp="http://schemas.openxmlformats.org/drawingml/2006/wordprocessingDrawing"/>
+</file>
+
+<file path=word/footer1.xml><?xml version="1.0" encoding="utf-8"?>
+<w:ftr xmlns:w="http://schemas.openxmlformats.org/wordprocessingml/2006/main" xmlns:r="http://schemas.openxmlformats.org/officeDocument/2006/relationships">
+  <w:p>
+    <w:pPr>
+      <w:jc w:val="center"/>
+    </w:pPr>
+    <w:r>
+      <w:fldChar w:fldCharType="begin"/>
+    </w:r>
+    <w:r>
+      <w:instrText xml:space="preserve"> PAGE </w:instrText>
+    </w:r>
+    <w:r>
+      <w:fldChar w:fldCharType="separate"/>
+    </w:r>
+    <w:r>
+      <w:t>0</w:t>
+    </w:r>
+    <w:r>
+      <w:fldChar w:fldCharType="end"/>
+    </w:r>
+  </w:p>
+</w:ftr>
 </file>
 
 <file path=word/footnotes.xml><?xml version="1.0" encoding="utf-8"?>

--- a/docs/macos-manual/edits/macosCmdRef_edit.docx
+++ b/docs/macos-manual/edits/macosCmdRef_edit.docx
@@ -4953,6 +4953,42 @@
         <w:rPr>
           <w:rStyle w:val="VerbatimChar"/>
         </w:rPr>
+        <w:t xml:space="preserve">BEAM_gaussian.jou</w:t>
+      </w:r>
+      <w:r>
+        <w:t xml:space="preserve">,</w:t>
+      </w:r>
+      <w:r>
+        <w:t xml:space="preserve"> </w:t>
+      </w:r>
+      <w:r>
+        <w:rPr>
+          <w:rStyle w:val="VerbatimChar"/>
+        </w:rPr>
+        <w:t xml:space="preserve">BINARY_CENTER.jou</w:t>
+      </w:r>
+      <w:r>
+        <w:t xml:space="preserve">,</w:t>
+      </w:r>
+      <w:r>
+        <w:t xml:space="preserve"> </w:t>
+      </w:r>
+      <w:r>
+        <w:rPr>
+          <w:rStyle w:val="VerbatimChar"/>
+        </w:rPr>
+        <w:t xml:space="preserve">BUILD_refused_export.jou</w:t>
+      </w:r>
+      <w:r>
+        <w:t xml:space="preserve">,</w:t>
+      </w:r>
+      <w:r>
+        <w:t xml:space="preserve"> </w:t>
+      </w:r>
+      <w:r>
+        <w:rPr>
+          <w:rStyle w:val="VerbatimChar"/>
+        </w:rPr>
         <w:t xml:space="preserve">EXPORT.jou</w:t>
       </w:r>
       <w:r>
@@ -4965,6 +5001,18 @@
         <w:rPr>
           <w:rStyle w:val="VerbatimChar"/>
         </w:rPr>
+        <w:t xml:space="preserve">GLASS_mod_save.jou</w:t>
+      </w:r>
+      <w:r>
+        <w:t xml:space="preserve">,</w:t>
+      </w:r>
+      <w:r>
+        <w:t xml:space="preserve"> </w:t>
+      </w:r>
+      <w:r>
+        <w:rPr>
+          <w:rStyle w:val="VerbatimChar"/>
+        </w:rPr>
         <w:t xml:space="preserve">LINEAR_MODEL.jou</w:t>
       </w:r>
       <w:r>
@@ -4978,6 +5026,30 @@
           <w:rStyle w:val="VerbatimChar"/>
         </w:rPr>
         <w:t xml:space="preserve">MOD_spaces.jou</w:t>
+      </w:r>
+      <w:r>
+        <w:t xml:space="preserve">,</w:t>
+      </w:r>
+      <w:r>
+        <w:t xml:space="preserve"> </w:t>
+      </w:r>
+      <w:r>
+        <w:rPr>
+          <w:rStyle w:val="VerbatimChar"/>
+        </w:rPr>
+        <w:t xml:space="preserve">ORS_SRS.jou</w:t>
+      </w:r>
+      <w:r>
+        <w:t xml:space="preserve">,</w:t>
+      </w:r>
+      <w:r>
+        <w:t xml:space="preserve"> </w:t>
+      </w:r>
+      <w:r>
+        <w:rPr>
+          <w:rStyle w:val="VerbatimChar"/>
+        </w:rPr>
+        <w:t xml:space="preserve">PARTIALS_inputray.jou</w:t>
       </w:r>
       <w:r>
         <w:t xml:space="preserve"> </w:t>
@@ -7548,6 +7620,18 @@
         <w:rPr>
           <w:rStyle w:val="VerbatimChar"/>
         </w:rPr>
+        <w:t xml:space="preserve">BINARY_CENTER.jou</w:t>
+      </w:r>
+      <w:r>
+        <w:t xml:space="preserve">,</w:t>
+      </w:r>
+      <w:r>
+        <w:t xml:space="preserve"> </w:t>
+      </w:r>
+      <w:r>
+        <w:rPr>
+          <w:rStyle w:val="VerbatimChar"/>
+        </w:rPr>
         <w:t xml:space="preserve">BWK.jou</w:t>
       </w:r>
       <w:r>
@@ -7680,6 +7764,18 @@
         <w:rPr>
           <w:rStyle w:val="VerbatimChar"/>
         </w:rPr>
+        <w:t xml:space="preserve">GLASS_mod_save.jou</w:t>
+      </w:r>
+      <w:r>
+        <w:t xml:space="preserve">,</w:t>
+      </w:r>
+      <w:r>
+        <w:t xml:space="preserve"> </w:t>
+      </w:r>
+      <w:r>
+        <w:rPr>
+          <w:rStyle w:val="VerbatimChar"/>
+        </w:rPr>
         <w:t xml:space="preserve">IMG.jou</w:t>
       </w:r>
       <w:r>
@@ -7740,6 +7836,18 @@
         <w:rPr>
           <w:rStyle w:val="VerbatimChar"/>
         </w:rPr>
+        <w:t xml:space="preserve">ORS_SRS.jou</w:t>
+      </w:r>
+      <w:r>
+        <w:t xml:space="preserve">,</w:t>
+      </w:r>
+      <w:r>
+        <w:t xml:space="preserve"> </w:t>
+      </w:r>
+      <w:r>
+        <w:rPr>
+          <w:rStyle w:val="VerbatimChar"/>
+        </w:rPr>
         <w:t xml:space="preserve">OUTCORD_missing.jou</w:t>
       </w:r>
       <w:r>
@@ -7753,6 +7861,18 @@
           <w:rStyle w:val="VerbatimChar"/>
         </w:rPr>
         <w:t xml:space="preserve">PGD_ODRAW.jou</w:t>
+      </w:r>
+      <w:r>
+        <w:t xml:space="preserve">,</w:t>
+      </w:r>
+      <w:r>
+        <w:t xml:space="preserve"> </w:t>
+      </w:r>
+      <w:r>
+        <w:rPr>
+          <w:rStyle w:val="VerbatimChar"/>
+        </w:rPr>
+        <w:t xml:space="preserve">PGD_reopen_units.jou</w:t>
       </w:r>
       <w:r>
         <w:t xml:space="preserve">,</w:t>
@@ -8070,6 +8190,30 @@
         <w:rPr>
           <w:rStyle w:val="VerbatimChar"/>
         </w:rPr>
+        <w:t xml:space="preserve">BINARY_CENTER.jou</w:t>
+      </w:r>
+      <w:r>
+        <w:t xml:space="preserve">,</w:t>
+      </w:r>
+      <w:r>
+        <w:t xml:space="preserve"> </w:t>
+      </w:r>
+      <w:r>
+        <w:rPr>
+          <w:rStyle w:val="VerbatimChar"/>
+        </w:rPr>
+        <w:t xml:space="preserve">BUILD_refused_export.jou</w:t>
+      </w:r>
+      <w:r>
+        <w:t xml:space="preserve">,</w:t>
+      </w:r>
+      <w:r>
+        <w:t xml:space="preserve"> </w:t>
+      </w:r>
+      <w:r>
+        <w:rPr>
+          <w:rStyle w:val="VerbatimChar"/>
+        </w:rPr>
         <w:t xml:space="preserve">COORD_ACOOR.jou</w:t>
       </w:r>
       <w:r>
@@ -8106,6 +8250,30 @@
         <w:rPr>
           <w:rStyle w:val="VerbatimChar"/>
         </w:rPr>
+        <w:t xml:space="preserve">GLASS_mod_save.jou</w:t>
+      </w:r>
+      <w:r>
+        <w:t xml:space="preserve">,</w:t>
+      </w:r>
+      <w:r>
+        <w:t xml:space="preserve"> </w:t>
+      </w:r>
+      <w:r>
+        <w:rPr>
+          <w:rStyle w:val="VerbatimChar"/>
+        </w:rPr>
+        <w:t xml:space="preserve">GPERTURB.jou</w:t>
+      </w:r>
+      <w:r>
+        <w:t xml:space="preserve">,</w:t>
+      </w:r>
+      <w:r>
+        <w:t xml:space="preserve"> </w:t>
+      </w:r>
+      <w:r>
+        <w:rPr>
+          <w:rStyle w:val="VerbatimChar"/>
+        </w:rPr>
         <w:t xml:space="preserve">IMG.jou</w:t>
       </w:r>
       <w:r>
@@ -8167,6 +8335,18 @@
           <w:rStyle w:val="VerbatimChar"/>
         </w:rPr>
         <w:t xml:space="preserve">PGD_ODRAW.jou</w:t>
+      </w:r>
+      <w:r>
+        <w:t xml:space="preserve">,</w:t>
+      </w:r>
+      <w:r>
+        <w:t xml:space="preserve"> </w:t>
+      </w:r>
+      <w:r>
+        <w:rPr>
+          <w:rStyle w:val="VerbatimChar"/>
+        </w:rPr>
+        <w:t xml:space="preserve">PGD_reopen_units.jou</w:t>
       </w:r>
       <w:r>
         <w:t xml:space="preserve">,</w:t>
@@ -9682,6 +9862,42 @@
         <w:rPr>
           <w:rStyle w:val="VerbatimChar"/>
         </w:rPr>
+        <w:t xml:space="preserve">BEAM_gaussian.jou</w:t>
+      </w:r>
+      <w:r>
+        <w:t xml:space="preserve">,</w:t>
+      </w:r>
+      <w:r>
+        <w:t xml:space="preserve"> </w:t>
+      </w:r>
+      <w:r>
+        <w:rPr>
+          <w:rStyle w:val="VerbatimChar"/>
+        </w:rPr>
+        <w:t xml:space="preserve">BINARY_CENTER.jou</w:t>
+      </w:r>
+      <w:r>
+        <w:t xml:space="preserve">,</w:t>
+      </w:r>
+      <w:r>
+        <w:t xml:space="preserve"> </w:t>
+      </w:r>
+      <w:r>
+        <w:rPr>
+          <w:rStyle w:val="VerbatimChar"/>
+        </w:rPr>
+        <w:t xml:space="preserve">BUILD_refused_export.jou</w:t>
+      </w:r>
+      <w:r>
+        <w:t xml:space="preserve">,</w:t>
+      </w:r>
+      <w:r>
+        <w:t xml:space="preserve"> </w:t>
+      </w:r>
+      <w:r>
+        <w:rPr>
+          <w:rStyle w:val="VerbatimChar"/>
+        </w:rPr>
         <w:t xml:space="preserve">BWK.jou</w:t>
       </w:r>
       <w:r>
@@ -10030,6 +10246,18 @@
         <w:rPr>
           <w:rStyle w:val="VerbatimChar"/>
         </w:rPr>
+        <w:t xml:space="preserve">GLASS_mod_save.jou</w:t>
+      </w:r>
+      <w:r>
+        <w:t xml:space="preserve">,</w:t>
+      </w:r>
+      <w:r>
+        <w:t xml:space="preserve"> </w:t>
+      </w:r>
+      <w:r>
+        <w:rPr>
+          <w:rStyle w:val="VerbatimChar"/>
+        </w:rPr>
         <w:t xml:space="preserve">GPERTURB.jou</w:t>
       </w:r>
       <w:r>
@@ -10378,6 +10606,18 @@
         <w:rPr>
           <w:rStyle w:val="VerbatimChar"/>
         </w:rPr>
+        <w:t xml:space="preserve">PARTIALS_inputray.jou</w:t>
+      </w:r>
+      <w:r>
+        <w:t xml:space="preserve">,</w:t>
+      </w:r>
+      <w:r>
+        <w:t xml:space="preserve"> </w:t>
+      </w:r>
+      <w:r>
+        <w:rPr>
+          <w:rStyle w:val="VerbatimChar"/>
+        </w:rPr>
         <w:t xml:space="preserve">PERTURB.jou</w:t>
       </w:r>
       <w:r>
@@ -10391,6 +10631,18 @@
           <w:rStyle w:val="VerbatimChar"/>
         </w:rPr>
         <w:t xml:space="preserve">PGD_ODRAW.jou</w:t>
+      </w:r>
+      <w:r>
+        <w:t xml:space="preserve">,</w:t>
+      </w:r>
+      <w:r>
+        <w:t xml:space="preserve"> </w:t>
+      </w:r>
+      <w:r>
+        <w:rPr>
+          <w:rStyle w:val="VerbatimChar"/>
+        </w:rPr>
+        <w:t xml:space="preserve">PGD_reopen_units.jou</w:t>
       </w:r>
       <w:r>
         <w:t xml:space="preserve">,</w:t>
@@ -11707,6 +11959,18 @@
         <w:rPr>
           <w:rStyle w:val="VerbatimChar"/>
         </w:rPr>
+        <w:t xml:space="preserve">GLASS_mod_save.jou</w:t>
+      </w:r>
+      <w:r>
+        <w:t xml:space="preserve">,</w:t>
+      </w:r>
+      <w:r>
+        <w:t xml:space="preserve"> </w:t>
+      </w:r>
+      <w:r>
+        <w:rPr>
+          <w:rStyle w:val="VerbatimChar"/>
+        </w:rPr>
         <w:t xml:space="preserve">NEW.jou</w:t>
       </w:r>
       <w:r>
@@ -11744,6 +12008,18 @@
           <w:rStyle w:val="VerbatimChar"/>
         </w:rPr>
         <w:t xml:space="preserve">SAVE_roundtrip.jou</w:t>
+      </w:r>
+      <w:r>
+        <w:t xml:space="preserve">,</w:t>
+      </w:r>
+      <w:r>
+        <w:t xml:space="preserve"> </w:t>
+      </w:r>
+      <w:r>
+        <w:rPr>
+          <w:rStyle w:val="VerbatimChar"/>
+        </w:rPr>
+        <w:t xml:space="preserve">UDSINIT.jou</w:t>
       </w:r>
       <w:r>
         <w:t xml:space="preserve"> </w:t>
@@ -12197,6 +12473,18 @@
           <w:i/>
         </w:rPr>
         <w:t xml:space="preserve">CLI suite:</w:t>
+      </w:r>
+      <w:r>
+        <w:t xml:space="preserve"> </w:t>
+      </w:r>
+      <w:r>
+        <w:rPr>
+          <w:rStyle w:val="VerbatimChar"/>
+        </w:rPr>
+        <w:t xml:space="preserve">BUILD_refused_export.jou</w:t>
+      </w:r>
+      <w:r>
+        <w:t xml:space="preserve">,</w:t>
       </w:r>
       <w:r>
         <w:t xml:space="preserve"> </w:t>
@@ -20512,6 +20800,18 @@
         <w:rPr>
           <w:rStyle w:val="VerbatimChar"/>
         </w:rPr>
+        <w:t xml:space="preserve">BINARY_CENTER.jou</w:t>
+      </w:r>
+      <w:r>
+        <w:t xml:space="preserve">,</w:t>
+      </w:r>
+      <w:r>
+        <w:t xml:space="preserve"> </w:t>
+      </w:r>
+      <w:r>
+        <w:rPr>
+          <w:rStyle w:val="VerbatimChar"/>
+        </w:rPr>
         <w:t xml:space="preserve">CENTER_FFP_PFP_FDP.jou</w:t>
       </w:r>
       <w:r>
@@ -25239,6 +25539,18 @@
           <w:rStyle w:val="VerbatimChar"/>
         </w:rPr>
         <w:t xml:space="preserve">BEAM_GAUSS.jou</w:t>
+      </w:r>
+      <w:r>
+        <w:t xml:space="preserve">,</w:t>
+      </w:r>
+      <w:r>
+        <w:t xml:space="preserve"> </w:t>
+      </w:r>
+      <w:r>
+        <w:rPr>
+          <w:rStyle w:val="VerbatimChar"/>
+        </w:rPr>
+        <w:t xml:space="preserve">BEAM_gaussian.jou</w:t>
       </w:r>
       <w:r>
         <w:t xml:space="preserve">,</w:t>
@@ -26374,6 +26686,18 @@
         <w:rPr>
           <w:rStyle w:val="VerbatimChar"/>
         </w:rPr>
+        <w:t xml:space="preserve">BINARY_CENTER.jou</w:t>
+      </w:r>
+      <w:r>
+        <w:t xml:space="preserve">,</w:t>
+      </w:r>
+      <w:r>
+        <w:t xml:space="preserve"> </w:t>
+      </w:r>
+      <w:r>
+        <w:rPr>
+          <w:rStyle w:val="VerbatimChar"/>
+        </w:rPr>
         <w:t xml:space="preserve">BWK.jou</w:t>
       </w:r>
       <w:r>
@@ -27535,7 +27859,31 @@
         <w:rPr>
           <w:rStyle w:val="VerbatimChar"/>
         </w:rPr>
+        <w:t xml:space="preserve">BUILD_refused_export.jou</w:t>
+      </w:r>
+      <w:r>
+        <w:t xml:space="preserve">,</w:t>
+      </w:r>
+      <w:r>
+        <w:t xml:space="preserve"> </w:t>
+      </w:r>
+      <w:r>
+        <w:rPr>
+          <w:rStyle w:val="VerbatimChar"/>
+        </w:rPr>
         <w:t xml:space="preserve">LINEAR_MODEL.jou</w:t>
+      </w:r>
+      <w:r>
+        <w:t xml:space="preserve">,</w:t>
+      </w:r>
+      <w:r>
+        <w:t xml:space="preserve"> </w:t>
+      </w:r>
+      <w:r>
+        <w:rPr>
+          <w:rStyle w:val="VerbatimChar"/>
+        </w:rPr>
+        <w:t xml:space="preserve">PARTIALS_inputray.jou</w:t>
       </w:r>
       <w:r>
         <w:t xml:space="preserve"> </w:t>
@@ -28149,7 +28497,31 @@
         <w:rPr>
           <w:rStyle w:val="VerbatimChar"/>
         </w:rPr>
+        <w:t xml:space="preserve">BUILD_refused_export.jou</w:t>
+      </w:r>
+      <w:r>
+        <w:t xml:space="preserve">,</w:t>
+      </w:r>
+      <w:r>
+        <w:t xml:space="preserve"> </w:t>
+      </w:r>
+      <w:r>
+        <w:rPr>
+          <w:rStyle w:val="VerbatimChar"/>
+        </w:rPr>
         <w:t xml:space="preserve">LINEAR_MODEL.jou</w:t>
+      </w:r>
+      <w:r>
+        <w:t xml:space="preserve">,</w:t>
+      </w:r>
+      <w:r>
+        <w:t xml:space="preserve"> </w:t>
+      </w:r>
+      <w:r>
+        <w:rPr>
+          <w:rStyle w:val="VerbatimChar"/>
+        </w:rPr>
+        <w:t xml:space="preserve">PARTIALS_inputray.jou</w:t>
       </w:r>
       <w:r>
         <w:t xml:space="preserve"> </w:t>
@@ -30544,6 +30916,18 @@
         <w:t xml:space="preserve">BEAM_GAUSS.jou</w:t>
       </w:r>
       <w:r>
+        <w:t xml:space="preserve">,</w:t>
+      </w:r>
+      <w:r>
+        <w:t xml:space="preserve"> </w:t>
+      </w:r>
+      <w:r>
+        <w:rPr>
+          <w:rStyle w:val="VerbatimChar"/>
+        </w:rPr>
+        <w:t xml:space="preserve">BEAM_gaussian.jou</w:t>
+      </w:r>
+      <w:r>
         <w:t xml:space="preserve"> </w:t>
       </w:r>
       <w:r>
@@ -33248,6 +33632,18 @@
         <w:rPr>
           <w:rStyle w:val="VerbatimChar"/>
         </w:rPr>
+        <w:t xml:space="preserve">BINARY_CENTER.jou</w:t>
+      </w:r>
+      <w:r>
+        <w:t xml:space="preserve">,</w:t>
+      </w:r>
+      <w:r>
+        <w:t xml:space="preserve"> </w:t>
+      </w:r>
+      <w:r>
+        <w:rPr>
+          <w:rStyle w:val="VerbatimChar"/>
+        </w:rPr>
         <w:t xml:space="preserve">EXPORT.jou</w:t>
       </w:r>
       <w:r>
@@ -33260,6 +33656,18 @@
         <w:rPr>
           <w:rStyle w:val="VerbatimChar"/>
         </w:rPr>
+        <w:t xml:space="preserve">GLASS_mod_save.jou</w:t>
+      </w:r>
+      <w:r>
+        <w:t xml:space="preserve">,</w:t>
+      </w:r>
+      <w:r>
+        <w:t xml:space="preserve"> </w:t>
+      </w:r>
+      <w:r>
+        <w:rPr>
+          <w:rStyle w:val="VerbatimChar"/>
+        </w:rPr>
         <w:t xml:space="preserve">GPERTURB.jou</w:t>
       </w:r>
       <w:r>
@@ -33404,6 +33812,18 @@
         <w:rPr>
           <w:rStyle w:val="VerbatimChar"/>
         </w:rPr>
+        <w:t xml:space="preserve">ORS_SRS.jou</w:t>
+      </w:r>
+      <w:r>
+        <w:t xml:space="preserve">,</w:t>
+      </w:r>
+      <w:r>
+        <w:t xml:space="preserve"> </w:t>
+      </w:r>
+      <w:r>
+        <w:rPr>
+          <w:rStyle w:val="VerbatimChar"/>
+        </w:rPr>
         <w:t xml:space="preserve">OUTCORD_missing.jou</w:t>
       </w:r>
       <w:r>
@@ -33417,6 +33837,18 @@
           <w:rStyle w:val="VerbatimChar"/>
         </w:rPr>
         <w:t xml:space="preserve">PERTURB.jou</w:t>
+      </w:r>
+      <w:r>
+        <w:t xml:space="preserve">,</w:t>
+      </w:r>
+      <w:r>
+        <w:t xml:space="preserve"> </w:t>
+      </w:r>
+      <w:r>
+        <w:rPr>
+          <w:rStyle w:val="VerbatimChar"/>
+        </w:rPr>
+        <w:t xml:space="preserve">PGD_reopen_units.jou</w:t>
       </w:r>
       <w:r>
         <w:t xml:space="preserve">,</w:t>
@@ -36620,6 +37052,30 @@
         <w:rPr>
           <w:rStyle w:val="VerbatimChar"/>
         </w:rPr>
+        <w:t xml:space="preserve">BEAM_gaussian.jou</w:t>
+      </w:r>
+      <w:r>
+        <w:t xml:space="preserve">,</w:t>
+      </w:r>
+      <w:r>
+        <w:t xml:space="preserve"> </w:t>
+      </w:r>
+      <w:r>
+        <w:rPr>
+          <w:rStyle w:val="VerbatimChar"/>
+        </w:rPr>
+        <w:t xml:space="preserve">BINARY_CENTER.jou</w:t>
+      </w:r>
+      <w:r>
+        <w:t xml:space="preserve">,</w:t>
+      </w:r>
+      <w:r>
+        <w:t xml:space="preserve"> </w:t>
+      </w:r>
+      <w:r>
+        <w:rPr>
+          <w:rStyle w:val="VerbatimChar"/>
+        </w:rPr>
         <w:t xml:space="preserve">EFL_SYSPROP.jou</w:t>
       </w:r>
       <w:r>
@@ -36645,6 +37101,18 @@
           <w:rStyle w:val="VerbatimChar"/>
         </w:rPr>
         <w:t xml:space="preserve">INT_LOG.jou</w:t>
+      </w:r>
+      <w:r>
+        <w:t xml:space="preserve">,</w:t>
+      </w:r>
+      <w:r>
+        <w:t xml:space="preserve"> </w:t>
+      </w:r>
+      <w:r>
+        <w:rPr>
+          <w:rStyle w:val="VerbatimChar"/>
+        </w:rPr>
+        <w:t xml:space="preserve">ORS_SRS.jou</w:t>
       </w:r>
       <w:r>
         <w:t xml:space="preserve">,</w:t>
@@ -41625,6 +42093,30 @@
         <w:rPr>
           <w:rStyle w:val="VerbatimChar"/>
         </w:rPr>
+        <w:t xml:space="preserve">BINARY_CENTER.jou</w:t>
+      </w:r>
+      <w:r>
+        <w:t xml:space="preserve">,</w:t>
+      </w:r>
+      <w:r>
+        <w:t xml:space="preserve"> </w:t>
+      </w:r>
+      <w:r>
+        <w:rPr>
+          <w:rStyle w:val="VerbatimChar"/>
+        </w:rPr>
+        <w:t xml:space="preserve">BUILD_refused_export.jou</w:t>
+      </w:r>
+      <w:r>
+        <w:t xml:space="preserve">,</w:t>
+      </w:r>
+      <w:r>
+        <w:t xml:space="preserve"> </w:t>
+      </w:r>
+      <w:r>
+        <w:rPr>
+          <w:rStyle w:val="VerbatimChar"/>
+        </w:rPr>
         <w:t xml:space="preserve">EXPORT.jou</w:t>
       </w:r>
       <w:r>
@@ -42028,6 +42520,18 @@
           <w:i/>
         </w:rPr>
         <w:t xml:space="preserve">CLI suite:</w:t>
+      </w:r>
+      <w:r>
+        <w:t xml:space="preserve"> </w:t>
+      </w:r>
+      <w:r>
+        <w:rPr>
+          <w:rStyle w:val="VerbatimChar"/>
+        </w:rPr>
+        <w:t xml:space="preserve">BINARY_CENTER.jou</w:t>
+      </w:r>
+      <w:r>
+        <w:t xml:space="preserve">,</w:t>
       </w:r>
       <w:r>
         <w:t xml:space="preserve"> </w:t>
@@ -55699,7 +56203,7 @@
         <w:pStyle w:val="FirstParagraph"/>
       </w:pPr>
       <w:r>
-        <w:t xml:space="preserve">Read the Zernike-surface definition at element SRF. s = macos.get_elt_zrn(SRF) returns a struct for a SrfType=Zernike surface: .norm_radius scalar Zernike normalisation radius (lMon, BaseUnits) .type scalar ZernType id (1 ANSI, 2 BornWolf, 3 Fringe, 4-6 Norm variants, 7 NormHex, 8 NormNoll, 9 NormAnnularNoll)</w:t>
+        <w:t xml:space="preserve">Read the Zernike-surface definition at element SRF. s = macos.get_elt_zrn(SRF) returns a struct for a SrfType=Zernike surface: .norm_radius scalar Zernike normalisation radius (lMon, BaseUnits) .type scalar ZernType id (1 ANSI, 2 BornWolf, 3 Fringe, 4 NormANSI, 5 NormBornWolf, 6 NormFringe, 7 NormHex, 8 NormNoll, 9 NormAnnularNoll,</w:t>
       </w:r>
     </w:p>
     <w:bookmarkEnd w:id="248"/>
@@ -56116,7 +56620,7 @@
         <w:pStyle w:val="FirstParagraph"/>
       </w:pPr>
       <w:r>
-        <w:t xml:space="preserve">Zernike normalisation type id at element SRF. t = macos.get_elt_zrn_type(SRF) returns the ZernType id (1 ANSI, 2 BornWolf, 3 Fringe, 4-6 Norm variants, 7 NormHex, 8 NormNoll, 9 NormAnnularNoll), or -1 if SRF is not a Zernike surface. See also: macos.set_elt_zrn_type, macos.get_elt_zrn.</w:t>
+        <w:t xml:space="preserve">Zernike normalisation type id at element SRF. t = macos.get_elt_zrn_type(SRF) returns the ZernType id (1 ANSI, 2 BornWolf, 3 Fringe, 4 NormANSI, 5 NormBornWolf, 6 NormFringe, 7 NormHex, 8 NormNoll, 9 NormAnnularNoll, 10 Noll, 11 ExtFringe), or -1 if SRF is not a Zernike surface. The orderings: MACOS Manual Appendix E. See also: macos.set_elt_zrn_type, macos.get_elt_zrn.</w:t>
       </w:r>
     </w:p>
     <w:bookmarkEnd w:id="253"/>

--- a/docs/macos-manual/edits/macosCmdRef_edit.docx
+++ b/docs/macos-manual/edits/macosCmdRef_edit.docx
@@ -7995,6 +7995,30 @@
         <w:t xml:space="preserve">WLENS_SWL.jou</w:t>
       </w:r>
       <w:r>
+        <w:t xml:space="preserve">,</w:t>
+      </w:r>
+      <w:r>
+        <w:t xml:space="preserve"> </w:t>
+      </w:r>
+      <w:r>
+        <w:rPr>
+          <w:rStyle w:val="VerbatimChar"/>
+        </w:rPr>
+        <w:t xml:space="preserve">ZERN_normhex.jou</w:t>
+      </w:r>
+      <w:r>
+        <w:t xml:space="preserve">,</w:t>
+      </w:r>
+      <w:r>
+        <w:t xml:space="preserve"> </w:t>
+      </w:r>
+      <w:r>
+        <w:rPr>
+          <w:rStyle w:val="VerbatimChar"/>
+        </w:rPr>
+        <w:t xml:space="preserve">ZERN_refused.jou</w:t>
+      </w:r>
+      <w:r>
         <w:t xml:space="preserve"> </w:t>
       </w:r>
       <w:r>
@@ -8443,6 +8467,30 @@
           <w:rStyle w:val="VerbatimChar"/>
         </w:rPr>
         <w:t xml:space="preserve">ZCOEF_zero_rays.jou</w:t>
+      </w:r>
+      <w:r>
+        <w:t xml:space="preserve">,</w:t>
+      </w:r>
+      <w:r>
+        <w:t xml:space="preserve"> </w:t>
+      </w:r>
+      <w:r>
+        <w:rPr>
+          <w:rStyle w:val="VerbatimChar"/>
+        </w:rPr>
+        <w:t xml:space="preserve">ZERN_normhex.jou</w:t>
+      </w:r>
+      <w:r>
+        <w:t xml:space="preserve">,</w:t>
+      </w:r>
+      <w:r>
+        <w:t xml:space="preserve"> </w:t>
+      </w:r>
+      <w:r>
+        <w:rPr>
+          <w:rStyle w:val="VerbatimChar"/>
+        </w:rPr>
+        <w:t xml:space="preserve">ZERN_refused.jou</w:t>
       </w:r>
       <w:r>
         <w:t xml:space="preserve"> </w:t>
@@ -10954,6 +11002,30 @@
         <w:rPr>
           <w:rStyle w:val="VerbatimChar"/>
         </w:rPr>
+        <w:t xml:space="preserve">ZERN_normhex.jou</w:t>
+      </w:r>
+      <w:r>
+        <w:t xml:space="preserve">,</w:t>
+      </w:r>
+      <w:r>
+        <w:t xml:space="preserve"> </w:t>
+      </w:r>
+      <w:r>
+        <w:rPr>
+          <w:rStyle w:val="VerbatimChar"/>
+        </w:rPr>
+        <w:t xml:space="preserve">ZERN_refused.jou</w:t>
+      </w:r>
+      <w:r>
+        <w:t xml:space="preserve">,</w:t>
+      </w:r>
+      <w:r>
+        <w:t xml:space="preserve"> </w:t>
+      </w:r>
+      <w:r>
+        <w:rPr>
+          <w:rStyle w:val="VerbatimChar"/>
+        </w:rPr>
         <w:t xml:space="preserve">ZernType_default.jou</w:t>
       </w:r>
       <w:r>
@@ -12020,6 +12092,18 @@
           <w:rStyle w:val="VerbatimChar"/>
         </w:rPr>
         <w:t xml:space="preserve">UDSINIT.jou</w:t>
+      </w:r>
+      <w:r>
+        <w:t xml:space="preserve">,</w:t>
+      </w:r>
+      <w:r>
+        <w:t xml:space="preserve"> </w:t>
+      </w:r>
+      <w:r>
+        <w:rPr>
+          <w:rStyle w:val="VerbatimChar"/>
+        </w:rPr>
+        <w:t xml:space="preserve">ZERN_normhex.jou</w:t>
       </w:r>
       <w:r>
         <w:t xml:space="preserve"> </w:t>
@@ -34016,6 +34100,18 @@
         <w:rPr>
           <w:rStyle w:val="VerbatimChar"/>
         </w:rPr>
+        <w:t xml:space="preserve">ZERN_refused.jou</w:t>
+      </w:r>
+      <w:r>
+        <w:t xml:space="preserve">,</w:t>
+      </w:r>
+      <w:r>
+        <w:t xml:space="preserve"> </w:t>
+      </w:r>
+      <w:r>
+        <w:rPr>
+          <w:rStyle w:val="VerbatimChar"/>
+        </w:rPr>
         <w:t xml:space="preserve">ZernType_default.jou</w:t>
       </w:r>
       <w:r>
@@ -49327,6 +49423,18 @@
         <w:t xml:space="preserve">SRAY_SRT.jou</w:t>
       </w:r>
       <w:r>
+        <w:t xml:space="preserve">,</w:t>
+      </w:r>
+      <w:r>
+        <w:t xml:space="preserve"> </w:t>
+      </w:r>
+      <w:r>
+        <w:rPr>
+          <w:rStyle w:val="VerbatimChar"/>
+        </w:rPr>
+        <w:t xml:space="preserve">ZERN_normhex.jou</w:t>
+      </w:r>
+      <w:r>
         <w:t xml:space="preserve"> </w:t>
       </w:r>
       <w:r>
@@ -56203,7 +56311,7 @@
         <w:pStyle w:val="FirstParagraph"/>
       </w:pPr>
       <w:r>
-        <w:t xml:space="preserve">Read the Zernike-surface definition at element SRF. s = macos.get_elt_zrn(SRF) returns a struct for a SrfType=Zernike surface: .norm_radius scalar Zernike normalisation radius (lMon, BaseUnits) .type scalar ZernType id (1 ANSI, 2 BornWolf, 3 Fringe, 4 NormANSI, 5 NormBornWolf, 6 NormFringe, 7 NormHex, 8 NormNoll, 9 NormAnnularNoll,</w:t>
+        <w:t xml:space="preserve">Read the Zernike-surface definition at element SRF. s = macos.get_elt_zrn(SRF) returns a struct for a SrfType=Zernike surface: .norm_radius scalar Zernike normalisation radius (lMon, BaseUnits) .type scalar ZernType id (1 ANSI, 2 BornWolf, 3 Fringe, 4 NormANSI, 5 NormBornWolf, 6 NormFringe, 7 NormHex (45 modes), 8 NormNoll,</w:t>
       </w:r>
     </w:p>
     <w:bookmarkEnd w:id="248"/>
@@ -56620,7 +56728,7 @@
         <w:pStyle w:val="FirstParagraph"/>
       </w:pPr>
       <w:r>
-        <w:t xml:space="preserve">Zernike normalisation type id at element SRF. t = macos.get_elt_zrn_type(SRF) returns the ZernType id (1 ANSI, 2 BornWolf, 3 Fringe, 4 NormANSI, 5 NormBornWolf, 6 NormFringe, 7 NormHex, 8 NormNoll, 9 NormAnnularNoll, 10 Noll, 11 ExtFringe), or -1 if SRF is not a Zernike surface. The orderings: MACOS Manual Appendix E. See also: macos.set_elt_zrn_type, macos.get_elt_zrn.</w:t>
+        <w:t xml:space="preserve">Zernike normalisation type id at element SRF. t = macos.get_elt_zrn_type(SRF) returns the ZernType id (1 ANSI, 2 BornWolf, 3 Fringe, 4 NormANSI, 5 NormBornWolf, 6 NormFringe, 7 NormHex (45 modes), 8 NormNoll, 9 NormAnnularNoll (refused at load), 10 Noll, 11 ExtFringe), or -1 if SRF is not a Zernike surface. The orderings: MACOS Manual Appendix E. See also: macos.set_elt_zrn_type, macos.get_elt_zrn.</w:t>
       </w:r>
     </w:p>
     <w:bookmarkEnd w:id="253"/>

--- a/docs/macos-manual/edits/macosCmdRef_edit.docx
+++ b/docs/macos-manual/edits/macosCmdRef_edit.docx
@@ -2261,7 +2261,7 @@
         <w:rPr>
           <w:rStyle w:val="VerbatimChar"/>
         </w:rPr>
-        <w:t xml:space="preserve">Enter model size: 256</w:t>
+        <w:t xml:space="preserve">MACOS model size: 256</w:t>
       </w:r>
       <w:r>
         <w:br/>
@@ -2361,7 +2361,25 @@
         <w:t xml:space="preserve"> </w:t>
       </w:r>
       <w:r>
-        <w:t xml:space="preserve">runtime arrays; 256 is a good default for the bundled examples.</w:t>
+        <w:t xml:space="preserve">runtime arrays; 256 is a good default for the bundled examples, and</w:t>
+      </w:r>
+      <w:r>
+        <w:t xml:space="preserve"> </w:t>
+      </w:r>
+      <w:r>
+        <w:t xml:space="preserve">Return takes it. The answer must be one of 128, 256, 512, 1024,</w:t>
+      </w:r>
+      <w:r>
+        <w:t xml:space="preserve"> </w:t>
+      </w:r>
+      <w:r>
+        <w:t xml:space="preserve">2048, 4096, 8192: anything else is refused, naming it, and asked</w:t>
+      </w:r>
+      <w:r>
+        <w:t xml:space="preserve"> </w:t>
+      </w:r>
+      <w:r>
+        <w:t xml:space="preserve">again; five refusals, or end of input, stop MACOS with exit status 1.</w:t>
       </w:r>
     </w:p>
     <w:p>
@@ -5052,6 +5070,18 @@
         <w:t xml:space="preserve">PARTIALS_inputray.jou</w:t>
       </w:r>
       <w:r>
+        <w:t xml:space="preserve">,</w:t>
+      </w:r>
+      <w:r>
+        <w:t xml:space="preserve"> </w:t>
+      </w:r>
+      <w:r>
+        <w:rPr>
+          <w:rStyle w:val="VerbatimChar"/>
+        </w:rPr>
+        <w:t xml:space="preserve">ZERN_mode_count.jou</w:t>
+      </w:r>
+      <w:r>
         <w:t xml:space="preserve"> </w:t>
       </w:r>
       <w:r>
@@ -7980,6 +8010,18 @@
         <w:rPr>
           <w:rStyle w:val="VerbatimChar"/>
         </w:rPr>
+        <w:t xml:space="preserve">STARTUP_size.jou</w:t>
+      </w:r>
+      <w:r>
+        <w:t xml:space="preserve">,</w:t>
+      </w:r>
+      <w:r>
+        <w:t xml:space="preserve"> </w:t>
+      </w:r>
+      <w:r>
+        <w:rPr>
+          <w:rStyle w:val="VerbatimChar"/>
+        </w:rPr>
         <w:t xml:space="preserve">WINDOW_GBS.jou</w:t>
       </w:r>
       <w:r>
@@ -7993,6 +8035,18 @@
           <w:rStyle w:val="VerbatimChar"/>
         </w:rPr>
         <w:t xml:space="preserve">WLENS_SWL.jou</w:t>
+      </w:r>
+      <w:r>
+        <w:t xml:space="preserve">,</w:t>
+      </w:r>
+      <w:r>
+        <w:t xml:space="preserve"> </w:t>
+      </w:r>
+      <w:r>
+        <w:rPr>
+          <w:rStyle w:val="VerbatimChar"/>
+        </w:rPr>
+        <w:t xml:space="preserve">ZERN_mode_count.jou</w:t>
       </w:r>
       <w:r>
         <w:t xml:space="preserve">,</w:t>
@@ -8467,6 +8521,18 @@
           <w:rStyle w:val="VerbatimChar"/>
         </w:rPr>
         <w:t xml:space="preserve">ZCOEF_zero_rays.jou</w:t>
+      </w:r>
+      <w:r>
+        <w:t xml:space="preserve">,</w:t>
+      </w:r>
+      <w:r>
+        <w:t xml:space="preserve"> </w:t>
+      </w:r>
+      <w:r>
+        <w:rPr>
+          <w:rStyle w:val="VerbatimChar"/>
+        </w:rPr>
+        <w:t xml:space="preserve">ZERN_mode_count.jou</w:t>
       </w:r>
       <w:r>
         <w:t xml:space="preserve">,</w:t>
@@ -10991,6 +11057,18 @@
           <w:rStyle w:val="VerbatimChar"/>
         </w:rPr>
         <w:t xml:space="preserve">ZCOEF_zero_rays.jou</w:t>
+      </w:r>
+      <w:r>
+        <w:t xml:space="preserve">,</w:t>
+      </w:r>
+      <w:r>
+        <w:t xml:space="preserve"> </w:t>
+      </w:r>
+      <w:r>
+        <w:rPr>
+          <w:rStyle w:val="VerbatimChar"/>
+        </w:rPr>
+        <w:t xml:space="preserve">ZERN_mode_count.jou</w:t>
       </w:r>
       <w:r>
         <w:t xml:space="preserve">,</w:t>
@@ -44771,6 +44849,18 @@
           <w:rStyle w:val="VerbatimChar"/>
         </w:rPr>
         <w:t xml:space="preserve">ZABERR_ZRM_DOPD.jou</w:t>
+      </w:r>
+      <w:r>
+        <w:t xml:space="preserve">,</w:t>
+      </w:r>
+      <w:r>
+        <w:t xml:space="preserve"> </w:t>
+      </w:r>
+      <w:r>
+        <w:rPr>
+          <w:rStyle w:val="VerbatimChar"/>
+        </w:rPr>
+        <w:t xml:space="preserve">ZERN_refused.jou</w:t>
       </w:r>
       <w:r>
         <w:t xml:space="preserve"> </w:t>

--- a/docs/macos-manual/edits/macosCmdRef_edit.docx
+++ b/docs/macos-manual/edits/macosCmdRef_edit.docx
@@ -5711,7 +5711,7 @@
         <w:t xml:space="preserve"> </w:t>
       </w:r>
       <w:r>
-        <w:t xml:space="preserve">none. Resets the trace state and the obscuration option to 1; the plot type is NOT reset (1.2 (i)).</w:t>
+        <w:t xml:space="preserve">none. Resets the trace state, the obscuration option to 1 and the plot type to GRAY (its start-up value; 1.2 (i), 2026-10-22).</w:t>
       </w:r>
     </w:p>
     <w:p>
@@ -5731,19 +5731,19 @@
         <w:t xml:space="preserve"> </w:t>
       </w:r>
       <w:r>
-        <w:t xml:space="preserve">obscuration option, the stretch type, beam type, and pixel</w:t>
-      </w:r>
-      <w:r>
-        <w:t xml:space="preserve"> </w:t>
-      </w:r>
-      <w:r>
-        <w:t xml:space="preserve">settings. Measured 2026-10-16: the surface-plot type set by</w:t>
-      </w:r>
-      <w:r>
-        <w:t xml:space="preserve"> </w:t>
-      </w:r>
-      <w:r>
-        <w:t xml:space="preserve">NONE/GRAY/… is NOT reset (STATUS keeps showing it). The</w:t>
+        <w:t xml:space="preserve">obscuration option, the stretch type, the surface-plot type</w:t>
+      </w:r>
+      <w:r>
+        <w:t xml:space="preserve"> </w:t>
+      </w:r>
+      <w:r>
+        <w:t xml:space="preserve">(back to GRAY, whatever NONE/SLICE/… set), beam type, and pixel</w:t>
+      </w:r>
+      <w:r>
+        <w:t xml:space="preserve"> </w:t>
+      </w:r>
+      <w:r>
+        <w:t xml:space="preserve">settings. The</w:t>
       </w:r>
       <w:r>
         <w:t xml:space="preserve"> </w:t>
@@ -10312,6 +10312,30 @@
         <w:rPr>
           <w:rStyle w:val="VerbatimChar"/>
         </w:rPr>
+        <w:t xml:space="preserve">COORD_offaxis_frame.jou</w:t>
+      </w:r>
+      <w:r>
+        <w:t xml:space="preserve">,</w:t>
+      </w:r>
+      <w:r>
+        <w:t xml:space="preserve"> </w:t>
+      </w:r>
+      <w:r>
+        <w:rPr>
+          <w:rStyle w:val="VerbatimChar"/>
+        </w:rPr>
+        <w:t xml:space="preserve">DOPD_identical.jou</w:t>
+      </w:r>
+      <w:r>
+        <w:t xml:space="preserve">,</w:t>
+      </w:r>
+      <w:r>
+        <w:t xml:space="preserve"> </w:t>
+      </w:r>
+      <w:r>
+        <w:rPr>
+          <w:rStyle w:val="VerbatimChar"/>
+        </w:rPr>
         <w:t xml:space="preserve">EFL_SYSPROP.jou</w:t>
       </w:r>
       <w:r>
@@ -10397,6 +10421,18 @@
           <w:rStyle w:val="VerbatimChar"/>
         </w:rPr>
         <w:t xml:space="preserve">HELP_POL.jou</w:t>
+      </w:r>
+      <w:r>
+        <w:t xml:space="preserve">,</w:t>
+      </w:r>
+      <w:r>
+        <w:t xml:space="preserve"> </w:t>
+      </w:r>
+      <w:r>
+        <w:rPr>
+          <w:rStyle w:val="VerbatimChar"/>
+        </w:rPr>
+        <w:t xml:space="preserve">IMAGEDEMO_proptype.jou</w:t>
       </w:r>
       <w:r>
         <w:t xml:space="preserve">,</w:t>
@@ -13153,6 +13189,18 @@
         <w:rPr>
           <w:rStyle w:val="VerbatimChar"/>
         </w:rPr>
+        <w:t xml:space="preserve">IMAGEDEMO_proptype.jou</w:t>
+      </w:r>
+      <w:r>
+        <w:t xml:space="preserve">,</w:t>
+      </w:r>
+      <w:r>
+        <w:t xml:space="preserve"> </w:t>
+      </w:r>
+      <w:r>
+        <w:rPr>
+          <w:rStyle w:val="VerbatimChar"/>
+        </w:rPr>
         <w:t xml:space="preserve">IndRef_stamp.jou</w:t>
       </w:r>
       <w:r>
@@ -17966,6 +18014,18 @@
         <w:t xml:space="preserve">COORD_ACOOR.jou</w:t>
       </w:r>
       <w:r>
+        <w:t xml:space="preserve">,</w:t>
+      </w:r>
+      <w:r>
+        <w:t xml:space="preserve"> </w:t>
+      </w:r>
+      <w:r>
+        <w:rPr>
+          <w:rStyle w:val="VerbatimChar"/>
+        </w:rPr>
+        <w:t xml:space="preserve">COORD_offaxis_frame.jou</w:t>
+      </w:r>
+      <w:r>
         <w:t xml:space="preserve"> </w:t>
       </w:r>
       <w:r>
@@ -25725,6 +25785,18 @@
           <w:rStyle w:val="VerbatimChar"/>
         </w:rPr>
         <w:t xml:space="preserve">COMPOSE_ADD_NOISE.jou</w:t>
+      </w:r>
+      <w:r>
+        <w:t xml:space="preserve">,</w:t>
+      </w:r>
+      <w:r>
+        <w:t xml:space="preserve"> </w:t>
+      </w:r>
+      <w:r>
+        <w:rPr>
+          <w:rStyle w:val="VerbatimChar"/>
+        </w:rPr>
+        <w:t xml:space="preserve">DOPD_identical.jou</w:t>
       </w:r>
       <w:r>
         <w:t xml:space="preserve">,</w:t>
@@ -26872,6 +26944,18 @@
         <w:rPr>
           <w:rStyle w:val="VerbatimChar"/>
         </w:rPr>
+        <w:t xml:space="preserve">DOPD_identical.jou</w:t>
+      </w:r>
+      <w:r>
+        <w:t xml:space="preserve">,</w:t>
+      </w:r>
+      <w:r>
+        <w:t xml:space="preserve"> </w:t>
+      </w:r>
+      <w:r>
+        <w:rPr>
+          <w:rStyle w:val="VerbatimChar"/>
+        </w:rPr>
         <w:t xml:space="preserve">METCALC.jou</w:t>
       </w:r>
       <w:r>
@@ -33795,6 +33879,18 @@
           <w:rStyle w:val="VerbatimChar"/>
         </w:rPr>
         <w:t xml:space="preserve">BINARY_CENTER.jou</w:t>
+      </w:r>
+      <w:r>
+        <w:t xml:space="preserve">,</w:t>
+      </w:r>
+      <w:r>
+        <w:t xml:space="preserve"> </w:t>
+      </w:r>
+      <w:r>
+        <w:rPr>
+          <w:rStyle w:val="VerbatimChar"/>
+        </w:rPr>
+        <w:t xml:space="preserve">DOPD_identical.jou</w:t>
       </w:r>
       <w:r>
         <w:t xml:space="preserve">,</w:t>
@@ -35841,6 +35937,18 @@
         <w:rPr>
           <w:rStyle w:val="VerbatimChar"/>
         </w:rPr>
+        <w:t xml:space="preserve">DOPD_identical.jou</w:t>
+      </w:r>
+      <w:r>
+        <w:t xml:space="preserve">,</w:t>
+      </w:r>
+      <w:r>
+        <w:t xml:space="preserve"> </w:t>
+      </w:r>
+      <w:r>
+        <w:rPr>
+          <w:rStyle w:val="VerbatimChar"/>
+        </w:rPr>
         <w:t xml:space="preserve">ZABERR_ZRM_DOPD.jou</w:t>
       </w:r>
       <w:r>
@@ -49929,6 +50037,18 @@
           <w:i/>
         </w:rPr>
         <w:t xml:space="preserve">CLI suite:</w:t>
+      </w:r>
+      <w:r>
+        <w:t xml:space="preserve"> </w:t>
+      </w:r>
+      <w:r>
+        <w:rPr>
+          <w:rStyle w:val="VerbatimChar"/>
+        </w:rPr>
+        <w:t xml:space="preserve">DOPD_identical.jou</w:t>
+      </w:r>
+      <w:r>
+        <w:t xml:space="preserve">,</w:t>
       </w:r>
       <w:r>
         <w:t xml:space="preserve"> </w:t>

--- a/docs/macos-manual/edits/macosCmdRef_edit.docx
+++ b/docs/macos-manual/edits/macosCmdRef_edit.docx
@@ -7734,6 +7734,18 @@
         <w:rPr>
           <w:rStyle w:val="VerbatimChar"/>
         </w:rPr>
+        <w:t xml:space="preserve">COAT_legacy.jou</w:t>
+      </w:r>
+      <w:r>
+        <w:t xml:space="preserve">,</w:t>
+      </w:r>
+      <w:r>
+        <w:t xml:space="preserve"> </w:t>
+      </w:r>
+      <w:r>
+        <w:rPr>
+          <w:rStyle w:val="VerbatimChar"/>
+        </w:rPr>
         <w:t xml:space="preserve">COORD_ACOOR.jou</w:t>
       </w:r>
       <w:r>
@@ -7795,6 +7807,18 @@
           <w:rStyle w:val="VerbatimChar"/>
         </w:rPr>
         <w:t xml:space="preserve">GLASS_mod_save.jou</w:t>
+      </w:r>
+      <w:r>
+        <w:t xml:space="preserve">,</w:t>
+      </w:r>
+      <w:r>
+        <w:t xml:space="preserve"> </w:t>
+      </w:r>
+      <w:r>
+        <w:rPr>
+          <w:rStyle w:val="VerbatimChar"/>
+        </w:rPr>
+        <w:t xml:space="preserve">GRIDFILE_beside.jou</w:t>
       </w:r>
       <w:r>
         <w:t xml:space="preserve">,</w:t>
@@ -8292,6 +8316,18 @@
         <w:rPr>
           <w:rStyle w:val="VerbatimChar"/>
         </w:rPr>
+        <w:t xml:space="preserve">COAT_legacy.jou</w:t>
+      </w:r>
+      <w:r>
+        <w:t xml:space="preserve">,</w:t>
+      </w:r>
+      <w:r>
+        <w:t xml:space="preserve"> </w:t>
+      </w:r>
+      <w:r>
+        <w:rPr>
+          <w:rStyle w:val="VerbatimChar"/>
+        </w:rPr>
         <w:t xml:space="preserve">COORD_ACOOR.jou</w:t>
       </w:r>
       <w:r>
@@ -8341,6 +8377,18 @@
           <w:rStyle w:val="VerbatimChar"/>
         </w:rPr>
         <w:t xml:space="preserve">GPERTURB.jou</w:t>
+      </w:r>
+      <w:r>
+        <w:t xml:space="preserve">,</w:t>
+      </w:r>
+      <w:r>
+        <w:t xml:space="preserve"> </w:t>
+      </w:r>
+      <w:r>
+        <w:rPr>
+          <w:rStyle w:val="VerbatimChar"/>
+        </w:rPr>
+        <w:t xml:space="preserve">GRIDFILE_beside.jou</w:t>
       </w:r>
       <w:r>
         <w:t xml:space="preserve">,</w:t>
@@ -10288,6 +10336,18 @@
         <w:rPr>
           <w:rStyle w:val="VerbatimChar"/>
         </w:rPr>
+        <w:t xml:space="preserve">COAT_legacy.jou</w:t>
+      </w:r>
+      <w:r>
+        <w:t xml:space="preserve">,</w:t>
+      </w:r>
+      <w:r>
+        <w:t xml:space="preserve"> </w:t>
+      </w:r>
+      <w:r>
+        <w:rPr>
+          <w:rStyle w:val="VerbatimChar"/>
+        </w:rPr>
         <w:t xml:space="preserve">COMPOSE_ADD_NOISE.jou</w:t>
       </w:r>
       <w:r>
@@ -10397,6 +10457,18 @@
           <w:rStyle w:val="VerbatimChar"/>
         </w:rPr>
         <w:t xml:space="preserve">GPERTURB.jou</w:t>
+      </w:r>
+      <w:r>
+        <w:t xml:space="preserve">,</w:t>
+      </w:r>
+      <w:r>
+        <w:t xml:space="preserve"> </w:t>
+      </w:r>
+      <w:r>
+        <w:rPr>
+          <w:rStyle w:val="VerbatimChar"/>
+        </w:rPr>
+        <w:t xml:space="preserve">GRIDFILE_beside.jou</w:t>
       </w:r>
       <w:r>
         <w:t xml:space="preserve">,</w:t>
@@ -11408,7 +11480,7 @@
         <w:t xml:space="preserve"> </w:t>
       </w:r>
       <w:r>
-        <w:t xml:space="preserve">(0..15) resolves to its name, 0 = Geometric; an unrecognized value is reported and defaulted. Gates:</w:t>
+        <w:t xml:space="preserve">(0..15) resolves to its name, 0 = Geometric; an unrecognized value is refused at load, by name (1.2 (dd)). Gates:</w:t>
       </w:r>
       <w:r>
         <w:t xml:space="preserve"> </w:t>
@@ -12146,6 +12218,18 @@
           <w:rStyle w:val="VerbatimChar"/>
         </w:rPr>
         <w:t xml:space="preserve">GLASS_mod_save.jou</w:t>
+      </w:r>
+      <w:r>
+        <w:t xml:space="preserve">,</w:t>
+      </w:r>
+      <w:r>
+        <w:t xml:space="preserve"> </w:t>
+      </w:r>
+      <w:r>
+        <w:rPr>
+          <w:rStyle w:val="VerbatimChar"/>
+        </w:rPr>
+        <w:t xml:space="preserve">GRIDFILE_beside.jou</w:t>
       </w:r>
       <w:r>
         <w:t xml:space="preserve">,</w:t>
@@ -13189,6 +13273,18 @@
         <w:rPr>
           <w:rStyle w:val="VerbatimChar"/>
         </w:rPr>
+        <w:t xml:space="preserve">COAT_legacy.jou</w:t>
+      </w:r>
+      <w:r>
+        <w:t xml:space="preserve">,</w:t>
+      </w:r>
+      <w:r>
+        <w:t xml:space="preserve"> </w:t>
+      </w:r>
+      <w:r>
+        <w:rPr>
+          <w:rStyle w:val="VerbatimChar"/>
+        </w:rPr>
         <w:t xml:space="preserve">IMAGEDEMO_proptype.jou</w:t>
       </w:r>
       <w:r>
@@ -25784,6 +25880,18 @@
         <w:rPr>
           <w:rStyle w:val="VerbatimChar"/>
         </w:rPr>
+        <w:t xml:space="preserve">COAT_legacy.jou</w:t>
+      </w:r>
+      <w:r>
+        <w:t xml:space="preserve">,</w:t>
+      </w:r>
+      <w:r>
+        <w:t xml:space="preserve"> </w:t>
+      </w:r>
+      <w:r>
+        <w:rPr>
+          <w:rStyle w:val="VerbatimChar"/>
+        </w:rPr>
         <w:t xml:space="preserve">COMPOSE_ADD_NOISE.jou</w:t>
       </w:r>
       <w:r>
@@ -25809,6 +25917,18 @@
           <w:rStyle w:val="VerbatimChar"/>
         </w:rPr>
         <w:t xml:space="preserve">FILTERS_MULTISPEC.jou</w:t>
+      </w:r>
+      <w:r>
+        <w:t xml:space="preserve">,</w:t>
+      </w:r>
+      <w:r>
+        <w:t xml:space="preserve"> </w:t>
+      </w:r>
+      <w:r>
+        <w:rPr>
+          <w:rStyle w:val="VerbatimChar"/>
+        </w:rPr>
+        <w:t xml:space="preserve">GRIDFILE_beside.jou</w:t>
       </w:r>
       <w:r>
         <w:t xml:space="preserve">,</w:t>
@@ -33879,6 +33999,18 @@
           <w:rStyle w:val="VerbatimChar"/>
         </w:rPr>
         <w:t xml:space="preserve">BINARY_CENTER.jou</w:t>
+      </w:r>
+      <w:r>
+        <w:t xml:space="preserve">,</w:t>
+      </w:r>
+      <w:r>
+        <w:t xml:space="preserve"> </w:t>
+      </w:r>
+      <w:r>
+        <w:rPr>
+          <w:rStyle w:val="VerbatimChar"/>
+        </w:rPr>
+        <w:t xml:space="preserve">COAT_legacy.jou</w:t>
       </w:r>
       <w:r>
         <w:t xml:space="preserve">,</w:t>

--- a/docs/macos-manual/edits/macosCmdRef_edit.docx
+++ b/docs/macos-manual/edits/macosCmdRef_edit.docx
@@ -36,7 +36,7 @@
         </w:p>
       </w:sdtContent>
     </w:sdt>
-    <w:bookmarkStart w:id="447" w:name="macos-command-reference"/>
+    <w:bookmarkStart w:id="448" w:name="macos-command-reference"/>
     <w:p>
       <w:pPr>
         <w:pStyle w:val="Heading1"/>
@@ -7854,6 +7854,18 @@
         <w:rPr>
           <w:rStyle w:val="VerbatimChar"/>
         </w:rPr>
+        <w:t xml:space="preserve">LOH_tokens.jou</w:t>
+      </w:r>
+      <w:r>
+        <w:t xml:space="preserve">,</w:t>
+      </w:r>
+      <w:r>
+        <w:t xml:space="preserve"> </w:t>
+      </w:r>
+      <w:r>
+        <w:rPr>
+          <w:rStyle w:val="VerbatimChar"/>
+        </w:rPr>
         <w:t xml:space="preserve">METCALC.jou</w:t>
       </w:r>
       <w:r>
@@ -50747,7 +50759,7 @@
     <w:bookmarkEnd w:id="183"/>
     <w:bookmarkEnd w:id="184"/>
     <w:bookmarkEnd w:id="185"/>
-    <w:bookmarkStart w:id="381" w:name="part-ii-mmacos-pymacos-function-catalog"/>
+    <w:bookmarkStart w:id="382" w:name="part-ii-mmacos-pymacos-function-catalog"/>
     <w:p>
       <w:pPr>
         <w:pStyle w:val="Heading2"/>
@@ -63395,7 +63407,7 @@
     </w:p>
     <w:bookmarkEnd w:id="315"/>
     <w:bookmarkEnd w:id="316"/>
-    <w:bookmarkStart w:id="380" w:name="other-utilities"/>
+    <w:bookmarkStart w:id="381" w:name="other-utilities"/>
     <w:p>
       <w:pPr>
         <w:pStyle w:val="Heading3"/>
@@ -65184,13 +65196,13 @@
       </w:r>
     </w:p>
     <w:bookmarkEnd w:id="332"/>
-    <w:bookmarkStart w:id="333" w:name="met"/>
+    <w:bookmarkStart w:id="333" w:name="messages"/>
     <w:p>
       <w:pPr>
         <w:pStyle w:val="Heading4"/>
       </w:pPr>
       <w:r>
-        <w:t xml:space="preserve">met</w:t>
+        <w:t xml:space="preserve">messages</w:t>
       </w:r>
     </w:p>
     <w:p>
@@ -65215,7 +65227,7 @@
         <w:rPr>
           <w:rStyle w:val="VerbatimChar"/>
         </w:rPr>
-        <w:t xml:space="preserve">out = macos.met(unit)</w:t>
+        <w:t xml:space="preserve">lines = macos.messages(clear)</w:t>
       </w:r>
     </w:p>
     <w:p>
@@ -65240,7 +65252,7 @@
         <w:rPr>
           <w:rStyle w:val="VerbatimChar"/>
         </w:rPr>
-        <w:t xml:space="preserve">pymacos.met(unit)</w:t>
+        <w:t xml:space="preserve">pymacos.messages(clear)</w:t>
       </w:r>
     </w:p>
     <w:p>
@@ -65248,17 +65260,17 @@
         <w:pStyle w:val="FirstParagraph"/>
       </w:pPr>
       <w:r>
-        <w:t xml:space="preserve">Laser-metrology beam lengths (engine METcalc). out = macos.met() runs the engine metrology compute over the loaded Rx’s declared met beams (the nMetPos / tMetElt / metBeamFlg element keywords) and returns out.l n-by-1 beam lengths, SI metres (default) out.n system beam count (0 when the Rx declares no metrology)</w:t>
+        <w:t xml:space="preserve">The engine’s messages since the last read. lines = macos.messages() returns the engine’s kept messages as an n×1 string array, oldest first, trailing blanks trimmed, and empties the buffer. macos.messages(false) reads without emptying it. The load path’s notes, warnings and refusals, CALIB’s cause lines and the SMACOS loop’s</w:t>
       </w:r>
     </w:p>
     <w:bookmarkEnd w:id="333"/>
-    <w:bookmarkStart w:id="334" w:name="met_geom"/>
+    <w:bookmarkStart w:id="334" w:name="met"/>
     <w:p>
       <w:pPr>
         <w:pStyle w:val="Heading4"/>
       </w:pPr>
       <w:r>
-        <w:t xml:space="preserve">met_geom</w:t>
+        <w:t xml:space="preserve">met</w:t>
       </w:r>
     </w:p>
     <w:p>
@@ -65283,7 +65295,7 @@
         <w:rPr>
           <w:rStyle w:val="VerbatimChar"/>
         </w:rPr>
-        <w:t xml:space="preserve">g = macos.met_geom()</w:t>
+        <w:t xml:space="preserve">out = macos.met(unit)</w:t>
       </w:r>
     </w:p>
     <w:p>
@@ -65308,7 +65320,7 @@
         <w:rPr>
           <w:rStyle w:val="VerbatimChar"/>
         </w:rPr>
-        <w:t xml:space="preserve">pymacos.met_geom()</w:t>
+        <w:t xml:space="preserve">pymacos.met(unit)</w:t>
       </w:r>
     </w:p>
     <w:p>
@@ -65316,17 +65328,17 @@
         <w:pStyle w:val="FirstParagraph"/>
       </w:pPr>
       <w:r>
-        <w:t xml:space="preserve">Geometry of the loaded Rx’s laser-metrology beams. g = macos.met_geom() runs the engine metrology compute (METcalc) and returns the global endpoints of every gauge beam declared by the prescription’s nMetPos / tMetElt / metBeamFlg keywords: g.src_pts 3 x n gauge source points (launchers), BaseUnits g.tgt_pts 3 x n gauge target points (fiducials), BaseUnits</w:t>
+        <w:t xml:space="preserve">Laser-metrology beam lengths (engine METcalc). out = macos.met() runs the engine metrology compute over the loaded Rx’s declared met beams (the nMetPos / tMetElt / metBeamFlg element keywords) and returns out.l n-by-1 beam lengths, SI metres (default) out.n system beam count (0 when the Rx declares no metrology)</w:t>
       </w:r>
     </w:p>
     <w:bookmarkEnd w:id="334"/>
-    <w:bookmarkStart w:id="335" w:name="mimg"/>
+    <w:bookmarkStart w:id="335" w:name="met_geom"/>
     <w:p>
       <w:pPr>
         <w:pStyle w:val="Heading4"/>
       </w:pPr>
       <w:r>
-        <w:t xml:space="preserve">mimg</w:t>
+        <w:t xml:space="preserve">met_geom</w:t>
       </w:r>
     </w:p>
     <w:p>
@@ -65351,7 +65363,7 @@
         <w:rPr>
           <w:rStyle w:val="VerbatimChar"/>
         </w:rPr>
-        <w:t xml:space="preserve">macos.mimg(data,stat,crop,ndec,cmap)</w:t>
+        <w:t xml:space="preserve">g = macos.met_geom()</w:t>
       </w:r>
     </w:p>
     <w:p>
@@ -65374,10 +65386,9 @@
       </w:r>
       <w:r>
         <w:rPr>
-          <w:iCs/>
-          <w:i/>
-        </w:rPr>
-        <w:t xml:space="preserve">not available</w:t>
+          <w:rStyle w:val="VerbatimChar"/>
+        </w:rPr>
+        <w:t xml:space="preserve">pymacos.met_geom()</w:t>
       </w:r>
     </w:p>
     <w:p>
@@ -65385,17 +65396,17 @@
         <w:pStyle w:val="FirstParagraph"/>
       </w:pPr>
       <w:r>
-        <w:t xml:space="preserve">Display a 2D map (OPD, Jacobian column, mask) with statistics. macos.mimg(DATA) macos.mimg(DATA, STAT, CROP, NDEC, CMAP) STAT = 0 no statistics (DEFAULT) = +/-1 display RMS and PV</w:t>
+        <w:t xml:space="preserve">Geometry of the loaded Rx’s laser-metrology beams. g = macos.met_geom() runs the engine metrology compute (METcalc) and returns the global endpoints of every gauge beam declared by the prescription’s nMetPos / tMetElt / metBeamFlg keywords: g.src_pts 3 x n gauge source points (launchers), BaseUnits g.tgt_pts 3 x n gauge target points (fiducials), BaseUnits</w:t>
       </w:r>
     </w:p>
     <w:bookmarkEnd w:id="335"/>
-    <w:bookmarkStart w:id="336" w:name="model_size"/>
+    <w:bookmarkStart w:id="336" w:name="mimg"/>
     <w:p>
       <w:pPr>
         <w:pStyle w:val="Heading4"/>
       </w:pPr>
       <w:r>
-        <w:t xml:space="preserve">model_size</w:t>
+        <w:t xml:space="preserve">mimg</w:t>
       </w:r>
     </w:p>
     <w:p>
@@ -65411,16 +65422,16 @@
           <w:bCs/>
           <w:b/>
         </w:rPr>
-        <w:t xml:space="preserve">pymacos:</w:t>
-      </w:r>
-      <w:r>
-        <w:t xml:space="preserve"> </w:t>
-      </w:r>
-      <w:r>
-        <w:rPr>
-          <w:rStyle w:val="VerbatimChar"/>
-        </w:rPr>
-        <w:t xml:space="preserve">pymacos.model_size()</w:t>
+        <w:t xml:space="preserve">mmacos:</w:t>
+      </w:r>
+      <w:r>
+        <w:t xml:space="preserve"> </w:t>
+      </w:r>
+      <w:r>
+        <w:rPr>
+          <w:rStyle w:val="VerbatimChar"/>
+        </w:rPr>
+        <w:t xml:space="preserve">macos.mimg(data,stat,crop,ndec,cmap)</w:t>
       </w:r>
     </w:p>
     <w:p>
@@ -65436,7 +65447,7 @@
           <w:bCs/>
           <w:b/>
         </w:rPr>
-        <w:t xml:space="preserve">mmacos:</w:t>
+        <w:t xml:space="preserve">pymacos:</w:t>
       </w:r>
       <w:r>
         <w:t xml:space="preserve"> </w:t>
@@ -65454,17 +65465,17 @@
         <w:pStyle w:val="FirstParagraph"/>
       </w:pPr>
       <w:r>
-        <w:t xml:space="preserve">Returns the MACOS model size</w:t>
+        <w:t xml:space="preserve">Display a 2D map (OPD, Jacobian column, mask) with statistics. macos.mimg(DATA) macos.mimg(DATA, STAT, CROP, NDEC, CMAP) STAT = 0 no statistics (DEFAULT) = +/-1 display RMS and PV</w:t>
       </w:r>
     </w:p>
     <w:bookmarkEnd w:id="336"/>
-    <w:bookmarkStart w:id="337" w:name="model_size_min"/>
+    <w:bookmarkStart w:id="337" w:name="model_size"/>
     <w:p>
       <w:pPr>
         <w:pStyle w:val="Heading4"/>
       </w:pPr>
       <w:r>
-        <w:t xml:space="preserve">model_size_min</w:t>
+        <w:t xml:space="preserve">model_size</w:t>
       </w:r>
     </w:p>
     <w:p>
@@ -65480,16 +65491,16 @@
           <w:bCs/>
           <w:b/>
         </w:rPr>
-        <w:t xml:space="preserve">mmacos:</w:t>
-      </w:r>
-      <w:r>
-        <w:t xml:space="preserve"> </w:t>
-      </w:r>
-      <w:r>
-        <w:rPr>
-          <w:rStyle w:val="VerbatimChar"/>
-        </w:rPr>
-        <w:t xml:space="preserve">n = macos.model_size_min()</w:t>
+        <w:t xml:space="preserve">pymacos:</w:t>
+      </w:r>
+      <w:r>
+        <w:t xml:space="preserve"> </w:t>
+      </w:r>
+      <w:r>
+        <w:rPr>
+          <w:rStyle w:val="VerbatimChar"/>
+        </w:rPr>
+        <w:t xml:space="preserve">pymacos.model_size()</w:t>
       </w:r>
     </w:p>
     <w:p>
@@ -65505,7 +65516,7 @@
           <w:bCs/>
           <w:b/>
         </w:rPr>
-        <w:t xml:space="preserve">pymacos:</w:t>
+        <w:t xml:space="preserve">mmacos:</w:t>
       </w:r>
       <w:r>
         <w:t xml:space="preserve"> </w:t>
@@ -65523,17 +65534,17 @@
         <w:pStyle w:val="FirstParagraph"/>
       </w:pPr>
       <w:r>
-        <w:t xml:space="preserve">Smallest model size the engine accepts (128). See macos.model_sizes for the full set.</w:t>
+        <w:t xml:space="preserve">Returns the MACOS model size</w:t>
       </w:r>
     </w:p>
     <w:bookmarkEnd w:id="337"/>
-    <w:bookmarkStart w:id="338" w:name="model_sizes"/>
+    <w:bookmarkStart w:id="338" w:name="model_size_min"/>
     <w:p>
       <w:pPr>
         <w:pStyle w:val="Heading4"/>
       </w:pPr>
       <w:r>
-        <w:t xml:space="preserve">model_sizes</w:t>
+        <w:t xml:space="preserve">model_size_min</w:t>
       </w:r>
     </w:p>
     <w:p>
@@ -65558,7 +65569,7 @@
         <w:rPr>
           <w:rStyle w:val="VerbatimChar"/>
         </w:rPr>
-        <w:t xml:space="preserve">s = macos.model_sizes()</w:t>
+        <w:t xml:space="preserve">n = macos.model_size_min()</w:t>
       </w:r>
     </w:p>
     <w:p>
@@ -65592,29 +65603,17 @@
         <w:pStyle w:val="FirstParagraph"/>
       </w:pPr>
       <w:r>
-        <w:t xml:space="preserve">The model sizes the engine accepts. s = macos.model_sizes() returns [128 256 512 1024 2048 4096 8192] – the values param_mod.F’s param_mod_init will accept. ANY OTHER VALUE MAKES THE ENGINE CALL</w:t>
-      </w:r>
-      <w:r>
-        <w:t xml:space="preserve"> </w:t>
-      </w:r>
-      <w:r>
-        <w:rPr>
-          <w:rStyle w:val="VerbatimChar"/>
-        </w:rPr>
-        <w:t xml:space="preserve">stop</w:t>
-      </w:r>
-      <w:r>
-        <w:t xml:space="preserve">, which terminates the host MATLAB process; macos.init screens against this list so a typo raises a MATLAB error instead.</w:t>
+        <w:t xml:space="preserve">Smallest model size the engine accepts (128). See macos.model_sizes for the full set.</w:t>
       </w:r>
     </w:p>
     <w:bookmarkEnd w:id="338"/>
-    <w:bookmarkStart w:id="339" w:name="modes"/>
+    <w:bookmarkStart w:id="339" w:name="model_sizes"/>
     <w:p>
       <w:pPr>
         <w:pStyle w:val="Heading4"/>
       </w:pPr>
       <w:r>
-        <w:t xml:space="preserve">modes</w:t>
+        <w:t xml:space="preserve">model_sizes</w:t>
       </w:r>
     </w:p>
     <w:p>
@@ -65639,7 +65638,7 @@
         <w:rPr>
           <w:rStyle w:val="VerbatimChar"/>
         </w:rPr>
-        <w:t xml:space="preserve">md = macos.modes()</w:t>
+        <w:t xml:space="preserve">s = macos.model_sizes()</w:t>
       </w:r>
     </w:p>
     <w:p>
@@ -65662,9 +65661,10 @@
       </w:r>
       <w:r>
         <w:rPr>
-          <w:rStyle w:val="VerbatimChar"/>
-        </w:rPr>
-        <w:t xml:space="preserve">pymacos.modes()</w:t>
+          <w:iCs/>
+          <w:i/>
+        </w:rPr>
+        <w:t xml:space="preserve">not available</w:t>
       </w:r>
     </w:p>
     <w:p>
@@ -65672,17 +65672,29 @@
         <w:pStyle w:val="FirstParagraph"/>
       </w:pPr>
       <w:r>
-        <w:t xml:space="preserve">The five SESSION modes as the engine holds them. md = macos.modes() returns a struct with logical fields .pol (polarization), .vecdif (vector diffraction), .centroid (the FEX/SXP centroid axis), .lneg (negative ray lengths allowed; default TRUE), .cir (colour image rendering; always false in the bindings’ engine), and .in_force, a cellstr of the modes NOT at their defaults, named as the CLI’s LOAD notice names them</w:t>
+        <w:t xml:space="preserve">The model sizes the engine accepts. s = macos.model_sizes() returns [128 256 512 1024 2048 4096 8192] – the values param_mod.F’s param_mod_init will accept. ANY OTHER VALUE MAKES THE ENGINE CALL</w:t>
+      </w:r>
+      <w:r>
+        <w:t xml:space="preserve"> </w:t>
+      </w:r>
+      <w:r>
+        <w:rPr>
+          <w:rStyle w:val="VerbatimChar"/>
+        </w:rPr>
+        <w:t xml:space="preserve">stop</w:t>
+      </w:r>
+      <w:r>
+        <w:t xml:space="preserve">, which terminates the host MATLAB process; macos.init screens against this list so a typo raises a MATLAB error instead.</w:t>
       </w:r>
     </w:p>
     <w:bookmarkEnd w:id="339"/>
-    <w:bookmarkStart w:id="340" w:name="mon_zrn_max_modes"/>
+    <w:bookmarkStart w:id="340" w:name="modes"/>
     <w:p>
       <w:pPr>
         <w:pStyle w:val="Heading4"/>
       </w:pPr>
       <w:r>
-        <w:t xml:space="preserve">mon_zrn_max_modes</w:t>
+        <w:t xml:space="preserve">modes</w:t>
       </w:r>
     </w:p>
     <w:p>
@@ -65707,7 +65719,7 @@
         <w:rPr>
           <w:rStyle w:val="VerbatimChar"/>
         </w:rPr>
-        <w:t xml:space="preserve">n = macos.mon_zrn_max_modes()</w:t>
+        <w:t xml:space="preserve">md = macos.modes()</w:t>
       </w:r>
     </w:p>
     <w:p>
@@ -65730,10 +65742,9 @@
       </w:r>
       <w:r>
         <w:rPr>
-          <w:iCs/>
-          <w:i/>
-        </w:rPr>
-        <w:t xml:space="preserve">not available</w:t>
+          <w:rStyle w:val="VerbatimChar"/>
+        </w:rPr>
+        <w:t xml:space="preserve">pymacos.modes()</w:t>
       </w:r>
     </w:p>
     <w:p>
@@ -65741,17 +65752,17 @@
         <w:pStyle w:val="FirstParagraph"/>
       </w:pPr>
       <w:r>
-        <w:t xml:space="preserve">Number of monomial-Zernike coefficient slots per elt. n = macos.mon_zrn_max_modes() returns mMonCoef – the max Mon-Zernike mode index a FreeForm surface can carry. Use to size mode arrays without hard-coding. See also: macos.get_elt_mon_zrn_coef.</w:t>
+        <w:t xml:space="preserve">The five SESSION modes as the engine holds them. md = macos.modes() returns a struct with logical fields .pol (polarization), .vecdif (vector diffraction), .centroid (the FEX/SXP centroid axis), .lneg (negative ray lengths allowed; default TRUE), .cir (colour image rendering; always false in the bindings’ engine), and .in_force, a cellstr of the modes NOT at their defaults, named as the CLI’s LOAD notice names them</w:t>
       </w:r>
     </w:p>
     <w:bookmarkEnd w:id="340"/>
-    <w:bookmarkStart w:id="341" w:name="noll_mode"/>
+    <w:bookmarkStart w:id="341" w:name="mon_zrn_max_modes"/>
     <w:p>
       <w:pPr>
         <w:pStyle w:val="Heading4"/>
       </w:pPr>
       <w:r>
-        <w:t xml:space="preserve">noll_mode</w:t>
+        <w:t xml:space="preserve">mon_zrn_max_modes</w:t>
       </w:r>
     </w:p>
     <w:p>
@@ -65776,7 +65787,7 @@
         <w:rPr>
           <w:rStyle w:val="VerbatimChar"/>
         </w:rPr>
-        <w:t xml:space="preserve">[zern, m, n] = macos.noll_mode(pupil, imode)</w:t>
+        <w:t xml:space="preserve">n = macos.mon_zrn_max_modes()</w:t>
       </w:r>
     </w:p>
     <w:p>
@@ -65810,17 +65821,17 @@
         <w:pStyle w:val="FirstParagraph"/>
       </w:pPr>
       <w:r>
-        <w:t xml:space="preserve">NOLL_MODE Noll Zernike mode over an arbitrary pupil support (self-contained). [Z, M, N] = NOLL_MODE(PUPIL, IMODE) evaluates Noll mode IMODE (1-based; Noll 1976 ordering: even index -&gt; cosine, odd -&gt; sine) on the support of PUPIL (any nonzero = inside), normalized sqrt(n+1) (x sqrt(2) for m&gt;0) over the unit disk that circumscribes the support.</w:t>
+        <w:t xml:space="preserve">Number of monomial-Zernike coefficient slots per elt. n = macos.mon_zrn_max_modes() returns mMonCoef – the max Mon-Zernike mode index a FreeForm surface can carry. Use to size mode arrays without hard-coding. See also: macos.get_elt_mon_zrn_coef.</w:t>
       </w:r>
     </w:p>
     <w:bookmarkEnd w:id="341"/>
-    <w:bookmarkStart w:id="342" w:name="obs-1"/>
+    <w:bookmarkStart w:id="342" w:name="noll_mode"/>
     <w:p>
       <w:pPr>
         <w:pStyle w:val="Heading4"/>
       </w:pPr>
       <w:r>
-        <w:t xml:space="preserve">obs</w:t>
+        <w:t xml:space="preserve">noll_mode</w:t>
       </w:r>
     </w:p>
     <w:p>
@@ -65845,7 +65856,7 @@
         <w:rPr>
           <w:rStyle w:val="VerbatimChar"/>
         </w:rPr>
-        <w:t xml:space="preserve">out = macos.obs(opt)</w:t>
+        <w:t xml:space="preserve">[zern, m, n] = macos.noll_mode(pupil, imode)</w:t>
       </w:r>
     </w:p>
     <w:p>
@@ -65879,71 +65890,17 @@
         <w:pStyle w:val="FirstParagraph"/>
       </w:pPr>
       <w:r>
-        <w:t xml:space="preserve">Query or set the ray-trace obscuration option (OBS). OPT = macos.obs() returns the option in force (api obs_opt_get):</w:t>
-      </w:r>
-      <w:r>
-        <w:t xml:space="preserve"> </w:t>
-      </w:r>
-      <w:r>
-        <w:t xml:space="preserve">‘</w:t>
-      </w:r>
-      <w:r>
-        <w:t xml:space="preserve">all</w:t>
-      </w:r>
-      <w:r>
-        <w:t xml:space="preserve">’</w:t>
-      </w:r>
-      <w:r>
-        <w:t xml:space="preserve"> </w:t>
-      </w:r>
-      <w:r>
-        <w:t xml:space="preserve">(every ray),</w:t>
-      </w:r>
-      <w:r>
-        <w:t xml:space="preserve"> </w:t>
-      </w:r>
-      <w:r>
-        <w:t xml:space="preserve">‘</w:t>
-      </w:r>
-      <w:r>
-        <w:t xml:space="preserve">positive</w:t>
-      </w:r>
-      <w:r>
-        <w:t xml:space="preserve">’</w:t>
-      </w:r>
-      <w:r>
-        <w:t xml:space="preserve"> </w:t>
-      </w:r>
-      <w:r>
-        <w:t xml:space="preserve">(unobscured rays only: the engine default) or</w:t>
-      </w:r>
-      <w:r>
-        <w:t xml:space="preserve"> </w:t>
-      </w:r>
-      <w:r>
-        <w:t xml:space="preserve">‘</w:t>
-      </w:r>
-      <w:r>
-        <w:t xml:space="preserve">negative</w:t>
-      </w:r>
-      <w:r>
-        <w:t xml:space="preserve">’</w:t>
-      </w:r>
-      <w:r>
-        <w:t xml:space="preserve"> </w:t>
-      </w:r>
-      <w:r>
-        <w:t xml:space="preserve">(obscured rays only). macos.obs(OPT) sets it (OBS). Session state: persists until changed, across loads. Twin of pymacos obs_set (Dave 2026-10-16).</w:t>
+        <w:t xml:space="preserve">NOLL_MODE Noll Zernike mode over an arbitrary pupil support (self-contained). [Z, M, N] = NOLL_MODE(PUPIL, IMODE) evaluates Noll mode IMODE (1-based; Noll 1976 ordering: even index -&gt; cosine, odd -&gt; sine) on the support of PUPIL (any nonzero = inside), normalized sqrt(n+1) (x sqrt(2) for m&gt;0) over the unit disk that circumscribes the support.</w:t>
       </w:r>
     </w:p>
     <w:bookmarkEnd w:id="342"/>
-    <w:bookmarkStart w:id="343" w:name="obs_set"/>
+    <w:bookmarkStart w:id="343" w:name="obs-1"/>
     <w:p>
       <w:pPr>
         <w:pStyle w:val="Heading4"/>
       </w:pPr>
       <w:r>
-        <w:t xml:space="preserve">obs_set</w:t>
+        <w:t xml:space="preserve">obs</w:t>
       </w:r>
     </w:p>
     <w:p>
@@ -65959,16 +65916,16 @@
           <w:bCs/>
           <w:b/>
         </w:rPr>
-        <w:t xml:space="preserve">pymacos:</w:t>
-      </w:r>
-      <w:r>
-        <w:t xml:space="preserve"> </w:t>
-      </w:r>
-      <w:r>
-        <w:rPr>
-          <w:rStyle w:val="VerbatimChar"/>
-        </w:rPr>
-        <w:t xml:space="preserve">pymacos.obs_set(option)</w:t>
+        <w:t xml:space="preserve">mmacos:</w:t>
+      </w:r>
+      <w:r>
+        <w:t xml:space="preserve"> </w:t>
+      </w:r>
+      <w:r>
+        <w:rPr>
+          <w:rStyle w:val="VerbatimChar"/>
+        </w:rPr>
+        <w:t xml:space="preserve">out = macos.obs(opt)</w:t>
       </w:r>
     </w:p>
     <w:p>
@@ -65984,7 +65941,7 @@
           <w:bCs/>
           <w:b/>
         </w:rPr>
-        <w:t xml:space="preserve">mmacos:</w:t>
+        <w:t xml:space="preserve">pymacos:</w:t>
       </w:r>
       <w:r>
         <w:t xml:space="preserve"> </w:t>
@@ -65999,45 +65956,74 @@
     </w:p>
     <w:p>
       <w:pPr>
-        <w:numPr>
-          <w:ilvl w:val="0"/>
-          <w:numId w:val="1162"/>
-        </w:numPr>
-        <w:pStyle w:val="Compact"/>
-      </w:pPr>
-      <w:r>
-        <w:rPr>
-          <w:bCs/>
-          <w:b/>
-        </w:rPr>
-        <w:t xml:space="preserve">engine API:</w:t>
-      </w:r>
-      <w:r>
-        <w:t xml:space="preserve"> </w:t>
-      </w:r>
-      <w:r>
-        <w:rPr>
-          <w:rStyle w:val="VerbatimChar"/>
-        </w:rPr>
-        <w:t xml:space="preserve">macos_api_mod::obs_set</w:t>
-      </w:r>
-    </w:p>
-    <w:p>
-      <w:pPr>
         <w:pStyle w:val="FirstParagraph"/>
       </w:pPr>
       <w:r>
-        <w:t xml:space="preserve">OBS – set the ray-trace obscuration option for spot diagrams.</w:t>
+        <w:t xml:space="preserve">Query or set the ray-trace obscuration option (OBS). OPT = macos.obs() returns the option in force (api obs_opt_get):</w:t>
+      </w:r>
+      <w:r>
+        <w:t xml:space="preserve"> </w:t>
+      </w:r>
+      <w:r>
+        <w:t xml:space="preserve">‘</w:t>
+      </w:r>
+      <w:r>
+        <w:t xml:space="preserve">all</w:t>
+      </w:r>
+      <w:r>
+        <w:t xml:space="preserve">’</w:t>
+      </w:r>
+      <w:r>
+        <w:t xml:space="preserve"> </w:t>
+      </w:r>
+      <w:r>
+        <w:t xml:space="preserve">(every ray),</w:t>
+      </w:r>
+      <w:r>
+        <w:t xml:space="preserve"> </w:t>
+      </w:r>
+      <w:r>
+        <w:t xml:space="preserve">‘</w:t>
+      </w:r>
+      <w:r>
+        <w:t xml:space="preserve">positive</w:t>
+      </w:r>
+      <w:r>
+        <w:t xml:space="preserve">’</w:t>
+      </w:r>
+      <w:r>
+        <w:t xml:space="preserve"> </w:t>
+      </w:r>
+      <w:r>
+        <w:t xml:space="preserve">(unobscured rays only: the engine default) or</w:t>
+      </w:r>
+      <w:r>
+        <w:t xml:space="preserve"> </w:t>
+      </w:r>
+      <w:r>
+        <w:t xml:space="preserve">‘</w:t>
+      </w:r>
+      <w:r>
+        <w:t xml:space="preserve">negative</w:t>
+      </w:r>
+      <w:r>
+        <w:t xml:space="preserve">’</w:t>
+      </w:r>
+      <w:r>
+        <w:t xml:space="preserve"> </w:t>
+      </w:r>
+      <w:r>
+        <w:t xml:space="preserve">(obscured rays only). macos.obs(OPT) sets it (OBS). Session state: persists until changed, across loads. Twin of pymacos obs_set (Dave 2026-10-16).</w:t>
       </w:r>
     </w:p>
     <w:bookmarkEnd w:id="343"/>
-    <w:bookmarkStart w:id="344" w:name="ors-1"/>
+    <w:bookmarkStart w:id="344" w:name="obs_set"/>
     <w:p>
       <w:pPr>
         <w:pStyle w:val="Heading4"/>
       </w:pPr>
       <w:r>
-        <w:t xml:space="preserve">ors</w:t>
+        <w:t xml:space="preserve">obs_set</w:t>
       </w:r>
     </w:p>
     <w:p>
@@ -66062,7 +66048,7 @@
         <w:rPr>
           <w:rStyle w:val="VerbatimChar"/>
         </w:rPr>
-        <w:t xml:space="preserve">pymacos.ors(srf)</w:t>
+        <w:t xml:space="preserve">pymacos.obs_set(option)</w:t>
       </w:r>
     </w:p>
     <w:p>
@@ -66093,20 +66079,45 @@
     </w:p>
     <w:p>
       <w:pPr>
+        <w:numPr>
+          <w:ilvl w:val="0"/>
+          <w:numId w:val="1163"/>
+        </w:numPr>
+        <w:pStyle w:val="Compact"/>
+      </w:pPr>
+      <w:r>
+        <w:rPr>
+          <w:bCs/>
+          <w:b/>
+        </w:rPr>
+        <w:t xml:space="preserve">engine API:</w:t>
+      </w:r>
+      <w:r>
+        <w:t xml:space="preserve"> </w:t>
+      </w:r>
+      <w:r>
+        <w:rPr>
+          <w:rStyle w:val="VerbatimChar"/>
+        </w:rPr>
+        <w:t xml:space="preserve">macos_api_mod::obs_set</w:t>
+      </w:r>
+    </w:p>
+    <w:p>
+      <w:pPr>
         <w:pStyle w:val="FirstParagraph"/>
       </w:pPr>
       <w:r>
-        <w:t xml:space="preserve">ORS – Optimize Reference Surface.</w:t>
+        <w:t xml:space="preserve">OBS – set the ray-trace obscuration option for spot diagrams.</w:t>
       </w:r>
     </w:p>
     <w:bookmarkEnd w:id="344"/>
-    <w:bookmarkStart w:id="345" w:name="pad"/>
+    <w:bookmarkStart w:id="345" w:name="ors-1"/>
     <w:p>
       <w:pPr>
         <w:pStyle w:val="Heading4"/>
       </w:pPr>
       <w:r>
-        <w:t xml:space="preserve">pad</w:t>
+        <w:t xml:space="preserve">ors</w:t>
       </w:r>
     </w:p>
     <w:p>
@@ -66122,16 +66133,16 @@
           <w:bCs/>
           <w:b/>
         </w:rPr>
-        <w:t xml:space="preserve">mmacos:</w:t>
-      </w:r>
-      <w:r>
-        <w:t xml:space="preserve"> </w:t>
-      </w:r>
-      <w:r>
-        <w:rPr>
-          <w:rStyle w:val="VerbatimChar"/>
-        </w:rPr>
-        <w:t xml:space="preserve">[out] = macos.pad(in, npix_rows, npix_cols)</w:t>
+        <w:t xml:space="preserve">pymacos:</w:t>
+      </w:r>
+      <w:r>
+        <w:t xml:space="preserve"> </w:t>
+      </w:r>
+      <w:r>
+        <w:rPr>
+          <w:rStyle w:val="VerbatimChar"/>
+        </w:rPr>
+        <w:t xml:space="preserve">pymacos.ors(srf)</w:t>
       </w:r>
     </w:p>
     <w:p>
@@ -66147,7 +66158,7 @@
           <w:bCs/>
           <w:b/>
         </w:rPr>
-        <w:t xml:space="preserve">pymacos:</w:t>
+        <w:t xml:space="preserve">mmacos:</w:t>
       </w:r>
       <w:r>
         <w:t xml:space="preserve"> </w:t>
@@ -66165,17 +66176,17 @@
         <w:pStyle w:val="FirstParagraph"/>
       </w:pPr>
       <w:r>
-        <w:t xml:space="preserve">Zero-pad (or centre-crop) a matrix to a target size. OUT = macos.pad(IN, NPIX) square NPIX-by-NPIX result OUT = macos.pad(IN, NPIX_ROWS, NPIX_COLS) The input is centred on the output using the floor(n/2+1) centre convention; a target smaller than the input centre-crops instead.</w:t>
+        <w:t xml:space="preserve">ORS – Optimize Reference Surface.</w:t>
       </w:r>
     </w:p>
     <w:bookmarkEnd w:id="345"/>
-    <w:bookmarkStart w:id="346" w:name="pol_contrast_floor"/>
+    <w:bookmarkStart w:id="346" w:name="pad"/>
     <w:p>
       <w:pPr>
         <w:pStyle w:val="Heading4"/>
       </w:pPr>
       <w:r>
-        <w:t xml:space="preserve">pol_contrast_floor</w:t>
+        <w:t xml:space="preserve">pad</w:t>
       </w:r>
     </w:p>
     <w:p>
@@ -66200,7 +66211,7 @@
         <w:rPr>
           <w:rStyle w:val="VerbatimChar"/>
         </w:rPr>
-        <w:t xml:space="preserve">out = macos.pol_contrast_floor(pupil, det, opts)</w:t>
+        <w:t xml:space="preserve">[out] = macos.pad(in, npix_rows, npix_cols)</w:t>
       </w:r>
     </w:p>
     <w:p>
@@ -66234,466 +66245,17 @@
         <w:pStyle w:val="FirstParagraph"/>
       </w:pPr>
       <w:r>
-        <w:t xml:space="preserve">Polarization-limited contrast floor at a detector. OUT = macos.pol_contrast_floor(PUPIL, DET) propagates the loaded prescription with vector diffraction on and splits the detector field into CO-polarized, CROSS-polarized and LONGITUDINAL channels. The cross-polarized channel is the part of the light no scalar DM control can touch, so its peak-normalized level IS the polarization contrast</w:t>
-      </w:r>
-    </w:p>
-    <w:p>
-      <w:pPr>
-        <w:pStyle w:val="BodyText"/>
-      </w:pPr>
-      <w:r>
-        <w:t xml:space="preserve">The split is taken AT THE DETECTOR, on the engine’s own Ex/Ey/Ez</w:t>
-      </w:r>
-      <w:r>
-        <w:t xml:space="preserve"> </w:t>
-      </w:r>
-      <w:r>
-        <w:t xml:space="preserve">component planes (</w:t>
-      </w:r>
-      <w:r>
-        <w:rPr>
-          <w:rStyle w:val="VerbatimChar"/>
-        </w:rPr>
-        <w:t xml:space="preserve">complex_field(det,'plane',k)</w:t>
-      </w:r>
-      <w:r>
-        <w:t xml:space="preserve">), not through a</w:t>
-      </w:r>
-      <w:r>
-        <w:t xml:space="preserve"> </w:t>
-      </w:r>
-      <w:r>
-        <w:t xml:space="preserve">pupil multiplier. That is legitimate because the chain is linear in</w:t>
-      </w:r>
-      <w:r>
-        <w:t xml:space="preserve"> </w:t>
-      </w:r>
-      <w:r>
-        <w:t xml:space="preserve">the input Jones state and Tranche 1 propagates all three planes with</w:t>
-      </w:r>
-      <w:r>
-        <w:t xml:space="preserve"> </w:t>
-      </w:r>
-      <w:r>
-        <w:t xml:space="preserve">the identical scalar kernel, so a spatially uniform analyzer commutes</w:t>
-      </w:r>
-      <w:r>
-        <w:t xml:space="preserve"> </w:t>
-      </w:r>
-      <w:r>
-        <w:t xml:space="preserve">with propagation. It also sidesteps the reason the two earlier</w:t>
-      </w:r>
-      <w:r>
-        <w:t xml:space="preserve"> </w:t>
-      </w:r>
-      <w:r>
-        <w:t xml:space="preserve">designs failed: the Jones pupil is assembled from</w:t>
-      </w:r>
-      <w:r>
-        <w:t xml:space="preserve"> </w:t>
-      </w:r>
-      <w:r>
-        <w:rPr>
-          <w:rStyle w:val="VerbatimChar"/>
-        </w:rPr>
-        <w:t xml:space="preserve">RayE</w:t>
-      </w:r>
-      <w:r>
-        <w:t xml:space="preserve"> </w:t>
-      </w:r>
-      <w:r>
-        <w:t xml:space="preserve">and carries</w:t>
-      </w:r>
-      <w:r>
-        <w:t xml:space="preserve"> </w:t>
-      </w:r>
-      <w:r>
-        <w:t xml:space="preserve">the accumulated OPL phase, so it can never be used as a</w:t>
-      </w:r>
-      <w:r>
-        <w:t xml:space="preserve"> </w:t>
-      </w:r>
-      <w:r>
-        <w:rPr>
-          <w:rStyle w:val="VerbatimChar"/>
-        </w:rPr>
-        <w:t xml:space="preserve">WFElt</w:t>
-      </w:r>
-      <w:r>
-        <w:t xml:space="preserve"> </w:t>
-      </w:r>
-      <w:r>
-        <w:t xml:space="preserve">multiplier.</w:t>
-      </w:r>
-    </w:p>
-    <w:p>
-      <w:pPr>
-        <w:pStyle w:val="BodyText"/>
-      </w:pPr>
-      <w:r>
-        <w:t xml:space="preserve">“</w:t>
-      </w:r>
-      <w:r>
-        <w:t xml:space="preserve">Co-polarized</w:t>
-      </w:r>
-      <w:r>
-        <w:t xml:space="preserve">”</w:t>
-      </w:r>
-      <w:r>
-        <w:t xml:space="preserve"> </w:t>
-      </w:r>
-      <w:r>
-        <w:t xml:space="preserve">is referenced to the MEAN OUTPUT state, never to the</w:t>
-      </w:r>
-      <w:r>
-        <w:t xml:space="preserve"> </w:t>
-      </w:r>
-      <w:r>
-        <w:t xml:space="preserve">input state. A train can rotate polarization geometrically with zero</w:t>
-      </w:r>
-      <w:r>
-        <w:t xml:space="preserve"> </w:t>
-      </w:r>
-      <w:r>
-        <w:t xml:space="preserve">diattenuation and zero retardance; billing that uniform rotation as</w:t>
-      </w:r>
-      <w:r>
-        <w:t xml:space="preserve"> </w:t>
-      </w:r>
-      <w:r>
-        <w:t xml:space="preserve">cross-polarized light reports an aberration where there is none. The</w:t>
-      </w:r>
-      <w:r>
-        <w:t xml:space="preserve"> </w:t>
-      </w:r>
-      <w:r>
-        <w:t xml:space="preserve">analyzer is the dominant eigenvector of the 2x2 pupil COHERENCY</w:t>
-      </w:r>
-      <w:r>
-        <w:t xml:space="preserve"> </w:t>
-      </w:r>
-      <w:r>
-        <w:t xml:space="preserve">matrix</w:t>
-      </w:r>
-      <w:r>
-        <w:t xml:space="preserve"> </w:t>
-      </w:r>
-      <w:r>
-        <w:rPr>
-          <w:rStyle w:val="VerbatimChar"/>
-        </w:rPr>
-        <w:t xml:space="preserve">C_ij = sum E_i conj(E_j)</w:t>
-      </w:r>
-      <w:r>
-        <w:t xml:space="preserve">, which is phase-insensitive (the</w:t>
-      </w:r>
-      <w:r>
-        <w:t xml:space="preserve"> </w:t>
-      </w:r>
-      <w:r>
-        <w:t xml:space="preserve">common wavefront cancels in the product) and by construction</w:t>
-      </w:r>
-      <w:r>
-        <w:t xml:space="preserve"> </w:t>
-      </w:r>
-      <w:r>
-        <w:t xml:space="preserve">minimizes cross-polarized power.</w:t>
-      </w:r>
-      <w:r>
-        <w:t xml:space="preserve"> </w:t>
-      </w:r>
-      <w:r>
-        <w:rPr>
-          <w:rStyle w:val="VerbatimChar"/>
-        </w:rPr>
-        <w:t xml:space="preserve">.per_state.dop</w:t>
-      </w:r>
-      <w:r>
-        <w:t xml:space="preserve"> </w:t>
-      </w:r>
-      <w:r>
-        <w:t xml:space="preserve">reports how</w:t>
-      </w:r>
-      <w:r>
-        <w:t xml:space="preserve"> </w:t>
-      </w:r>
-      <w:r>
-        <w:t xml:space="preserve">polarized the pupil actually is; below</w:t>
-      </w:r>
-      <w:r>
-        <w:t xml:space="preserve"> </w:t>
-      </w:r>
-      <w:r>
-        <w:rPr>
-          <w:rStyle w:val="VerbatimChar"/>
-        </w:rPr>
-        <w:t xml:space="preserve">dop_min</w:t>
-      </w:r>
-      <w:r>
-        <w:t xml:space="preserve"> </w:t>
-      </w:r>
-      <w:r>
-        <w:t xml:space="preserve">no analyzer is well</w:t>
-      </w:r>
-      <w:r>
-        <w:t xml:space="preserve"> </w:t>
-      </w:r>
-      <w:r>
-        <w:t xml:space="preserve">defined and the run is flagged.</w:t>
-      </w:r>
-    </w:p>
-    <w:p>
-      <w:pPr>
-        <w:pStyle w:val="BodyText"/>
-      </w:pPr>
-      <w:r>
-        <w:rPr>
-          <w:rStyle w:val="VerbatimChar"/>
-        </w:rPr>
-        <w:t xml:space="preserve">input='unpolarized'</w:t>
-      </w:r>
-      <w:r>
-        <w:t xml:space="preserve"> </w:t>
-      </w:r>
-      <w:r>
-        <w:t xml:space="preserve">is TWO traces, x-in and y-in, summed in</w:t>
-      </w:r>
-      <w:r>
-        <w:t xml:space="preserve"> </w:t>
-      </w:r>
-      <w:r>
-        <w:t xml:space="preserve">intensity – the second state is never synthesized from the first –</w:t>
-      </w:r>
-      <w:r>
-        <w:t xml:space="preserve"> </w:t>
-      </w:r>
-      <w:r>
-        <w:t xml:space="preserve">and each run gets its own analyzer.</w:t>
-      </w:r>
-    </w:p>
-    <w:p>
-      <w:pPr>
-        <w:pStyle w:val="BodyText"/>
-      </w:pPr>
-      <w:r>
-        <w:t xml:space="preserve">SCOPE. Tranche 1 seeds the component planes from</w:t>
-      </w:r>
-      <w:r>
-        <w:t xml:space="preserve"> </w:t>
-      </w:r>
-      <w:r>
-        <w:rPr>
-          <w:rStyle w:val="VerbatimChar"/>
-        </w:rPr>
-        <w:t xml:space="preserve">RayE</w:t>
-      </w:r>
-      <w:r>
-        <w:t xml:space="preserve"> </w:t>
-      </w:r>
-      <w:r>
-        <w:t xml:space="preserve">at the FIRST</w:t>
-      </w:r>
-      <w:r>
-        <w:t xml:space="preserve"> </w:t>
-      </w:r>
-      <w:r>
-        <w:t xml:space="preserve">physical-optics leg and thereafter applies only a common scalar</w:t>
-      </w:r>
-      <w:r>
-        <w:t xml:space="preserve"> </w:t>
-      </w:r>
-      <w:r>
-        <w:t xml:space="preserve">phase, so a polarizing surface AFTER that leg transforms the rays but</w:t>
-      </w:r>
-      <w:r>
-        <w:t xml:space="preserve"> </w:t>
-      </w:r>
-      <w:r>
-        <w:t xml:space="preserve">not the diffraction grid. On such a chain the floor is a LOWER</w:t>
-      </w:r>
-      <w:r>
-        <w:t xml:space="preserve"> </w:t>
-      </w:r>
-      <w:r>
-        <w:t xml:space="preserve">BOUND. This is measured rather than assumed:</w:t>
-      </w:r>
-      <w:r>
-        <w:t xml:space="preserve"> </w:t>
-      </w:r>
-      <w:r>
-        <w:rPr>
-          <w:rStyle w:val="VerbatimChar"/>
-        </w:rPr>
-        <w:t xml:space="preserve">.scope</w:t>
-      </w:r>
-      <w:r>
-        <w:t xml:space="preserve"> </w:t>
-      </w:r>
-      <w:r>
-        <w:t xml:space="preserve">compares the</w:t>
-      </w:r>
-      <w:r>
-        <w:t xml:space="preserve"> </w:t>
-      </w:r>
-      <w:r>
-        <w:t xml:space="preserve">pupil cross-polarized fraction computed from the grid planes against</w:t>
-      </w:r>
-      <w:r>
-        <w:t xml:space="preserve"> </w:t>
-      </w:r>
-      <w:r>
-        <w:t xml:space="preserve">the same quantity from</w:t>
-      </w:r>
-      <w:r>
-        <w:t xml:space="preserve"> </w:t>
-      </w:r>
-      <w:r>
-        <w:rPr>
-          <w:rStyle w:val="VerbatimChar"/>
-        </w:rPr>
-        <w:t xml:space="preserve">RayE</w:t>
-      </w:r>
-      <w:r>
-        <w:t xml:space="preserve">, per input state, and a</w:t>
-      </w:r>
-      <w:r>
-        <w:t xml:space="preserve"> </w:t>
-      </w:r>
-      <w:r>
-        <w:rPr>
-          <w:rStyle w:val="VerbatimChar"/>
-        </w:rPr>
-        <w:t xml:space="preserve">macos:pol_contrast_floor:tranche1</w:t>
-      </w:r>
-      <w:r>
-        <w:t xml:space="preserve"> </w:t>
-      </w:r>
-      <w:r>
-        <w:t xml:space="preserve">warning fires when they disagree.</w:t>
-      </w:r>
-      <w:r>
-        <w:t xml:space="preserve"> </w:t>
-      </w:r>
-      <w:r>
-        <w:t xml:space="preserve">Rx_Cass_FarField (two mirrors, then one far-field hop) carries the</w:t>
-      </w:r>
-      <w:r>
-        <w:t xml:space="preserve"> </w:t>
-      </w:r>
-      <w:r>
-        <w:t xml:space="preserve">full train; Rx_Coro carries 0.84 of it bare and 0.57 coated, and</w:t>
-      </w:r>
-      <w:r>
-        <w:t xml:space="preserve"> </w:t>
-      </w:r>
-      <w:r>
-        <w:t xml:space="preserve">there its coating sensitivity even comes out with the wrong sign.</w:t>
-      </w:r>
-      <w:r>
-        <w:t xml:space="preserve"> </w:t>
-      </w:r>
-      <w:r>
-        <w:t xml:space="preserve">Closing that is Tranche 2.</w:t>
-      </w:r>
-    </w:p>
-    <w:p>
-      <w:pPr>
-        <w:pStyle w:val="BodyText"/>
-      </w:pPr>
-      <w:r>
-        <w:rPr>
-          <w:rStyle w:val="VerbatimChar"/>
-        </w:rPr>
-        <w:t xml:space="preserve">frac_cross</w:t>
-      </w:r>
-      <w:r>
-        <w:t xml:space="preserve"> </w:t>
-      </w:r>
-      <w:r>
-        <w:t xml:space="preserve">NaN-masks pixels whose denominator falls below</w:t>
-      </w:r>
-      <w:r>
-        <w:t xml:space="preserve"> </w:t>
-      </w:r>
-      <w:r>
-        <w:rPr>
-          <w:rStyle w:val="VerbatimChar"/>
-        </w:rPr>
-        <w:t xml:space="preserve">floor_tol</w:t>
-      </w:r>
-      <w:r>
-        <w:t xml:space="preserve"> </w:t>
-      </w:r>
-      <w:r>
-        <w:t xml:space="preserve">– zero-filling would seed statistics with a ring of</w:t>
-      </w:r>
-      <w:r>
-        <w:t xml:space="preserve"> </w:t>
-      </w:r>
-      <w:r>
-        <w:t xml:space="preserve">perfect nulls. Coating sets in a</w:t>
-      </w:r>
-      <w:r>
-        <w:t xml:space="preserve"> </w:t>
-      </w:r>
-      <w:r>
-        <w:rPr>
-          <w:rStyle w:val="VerbatimChar"/>
-        </w:rPr>
-        <w:t xml:space="preserve">coatings</w:t>
-      </w:r>
-      <w:r>
-        <w:t xml:space="preserve"> </w:t>
-      </w:r>
-      <w:r>
-        <w:t xml:space="preserve">sweep must all cover the</w:t>
-      </w:r>
-      <w:r>
-        <w:t xml:space="preserve"> </w:t>
-      </w:r>
-      <w:r>
-        <w:t xml:space="preserve">same elements (a coating can be overwritten but not cleared) and the</w:t>
-      </w:r>
-      <w:r>
-        <w:t xml:space="preserve"> </w:t>
-      </w:r>
-      <w:r>
-        <w:t xml:space="preserve">sweep leaves the last set applied.</w:t>
-      </w:r>
-      <w:r>
-        <w:t xml:space="preserve"> </w:t>
-      </w:r>
-      <w:r>
-        <w:rPr>
-          <w:iCs/>
-          <w:i/>
-        </w:rPr>
-        <w:t xml:space="preserve">Related:</w:t>
-      </w:r>
-      <w:r>
-        <w:t xml:space="preserve"> </w:t>
-      </w:r>
-      <w:r>
-        <w:t xml:space="preserve">jones_pupil, pol_maps, complex_field, vector_diffraction,</w:t>
-      </w:r>
-      <w:r>
-        <w:t xml:space="preserve"> </w:t>
-      </w:r>
-      <w:r>
-        <w:t xml:space="preserve">coating.</w:t>
-      </w:r>
-      <w:r>
-        <w:t xml:space="preserve"> </w:t>
+        <w:t xml:space="preserve">Zero-pad (or centre-crop) a matrix to a target size. OUT = macos.pad(IN, NPIX) square NPIX-by-NPIX result OUT = macos.pad(IN, NPIX_ROWS, NPIX_COLS) The input is centred on the output using the floor(n/2+1) centre convention; a target smaller than the input centre-crops instead.</w:t>
       </w:r>
     </w:p>
     <w:bookmarkEnd w:id="346"/>
-    <w:bookmarkStart w:id="347" w:name="pol_maps"/>
+    <w:bookmarkStart w:id="347" w:name="pol_contrast_floor"/>
     <w:p>
       <w:pPr>
         <w:pStyle w:val="Heading4"/>
       </w:pPr>
       <w:r>
-        <w:t xml:space="preserve">pol_maps</w:t>
+        <w:t xml:space="preserve">pol_contrast_floor</w:t>
       </w:r>
     </w:p>
     <w:p>
@@ -66718,7 +66280,7 @@
         <w:rPr>
           <w:rStyle w:val="VerbatimChar"/>
         </w:rPr>
-        <w:t xml:space="preserve">pm = macos.pol_maps(jp)</w:t>
+        <w:t xml:space="preserve">out = macos.pol_contrast_floor(pupil, det, opts)</w:t>
       </w:r>
     </w:p>
     <w:p>
@@ -66741,9 +66303,10 @@
       </w:r>
       <w:r>
         <w:rPr>
-          <w:rStyle w:val="VerbatimChar"/>
-        </w:rPr>
-        <w:t xml:space="preserve">pymacos.pol_maps(jp)</w:t>
+          <w:iCs/>
+          <w:i/>
+        </w:rPr>
+        <w:t xml:space="preserve">not available</w:t>
       </w:r>
     </w:p>
     <w:p>
@@ -66751,7 +66314,7 @@
         <w:pStyle w:val="FirstParagraph"/>
       </w:pPr>
       <w:r>
-        <w:t xml:space="preserve">Polarization-aberration decomposition of a Jones pupil. pm = macos.pol_maps(JP) decomposes the Jones pupil JP (the struct returned by macos.jones_pupil, or any struct with fields .J [N x N x 2 x 2 complex, NaN where invalid] and .mask [N x N logical]) into the standard polarization-aberration maps via the per-point polar decomposition J = H * W (H hermitian &gt;= 0, W unitary).</w:t>
+        <w:t xml:space="preserve">Polarization-limited contrast floor at a detector. OUT = macos.pol_contrast_floor(PUPIL, DET) propagates the loaded prescription with vector diffraction on and splits the detector field into CO-polarized, CROSS-polarized and LONGITUDINAL channels. The cross-polarized channel is the part of the light no scalar DM control can touch, so its peak-normalized level IS the polarization contrast</w:t>
       </w:r>
     </w:p>
     <w:p>
@@ -66759,232 +66322,423 @@
         <w:pStyle w:val="BodyText"/>
       </w:pPr>
       <w:r>
-        <w:t xml:space="preserve">All algebra is closed-form 2x2 Pauli (vectorized; no per-point</w:t>
-      </w:r>
-      <w:r>
-        <w:t xml:space="preserve"> </w:t>
-      </w:r>
-      <w:r>
-        <w:t xml:space="preserve">SVD). Pauli ordering: s1 = 0/90 linear, s2 = +/-45 linear,</w:t>
-      </w:r>
-      <w:r>
-        <w:t xml:space="preserve"> </w:t>
-      </w:r>
-      <w:r>
-        <w:t xml:space="preserve">s3 = circular. Key outputs:</w:t>
-      </w:r>
-      <w:r>
-        <w:t xml:space="preserve"> </w:t>
-      </w:r>
-      <w:r>
-        <w:rPr>
-          <w:rStyle w:val="VerbatimChar"/>
-        </w:rPr>
-        <w:t xml:space="preserve">T</w:t>
-      </w:r>
-      <w:r>
-        <w:t xml:space="preserve"> </w:t>
-      </w:r>
-      <w:r>
-        <w:t xml:space="preserve">intensity transmission</w:t>
-      </w:r>
-      <w:r>
-        <w:t xml:space="preserve"> </w:t>
-      </w:r>
-      <w:r>
-        <w:t xml:space="preserve">(carries the source normalization – ratios only),</w:t>
-      </w:r>
-      <w:r>
-        <w:t xml:space="preserve"> </w:t>
-      </w:r>
-      <w:r>
-        <w:rPr>
-          <w:rStyle w:val="VerbatimChar"/>
-        </w:rPr>
-        <w:t xml:space="preserve">D</w:t>
-      </w:r>
-      <w:r>
-        <w:t xml:space="preserve">/</w:t>
-      </w:r>
-      <w:r>
-        <w:rPr>
-          <w:rStyle w:val="VerbatimChar"/>
-        </w:rPr>
-        <w:t xml:space="preserve">Dvec</w:t>
-      </w:r>
-      <w:r>
-        <w:t xml:space="preserve"> </w:t>
-      </w:r>
-      <w:r>
-        <w:t xml:space="preserve">diattenuation,</w:t>
-      </w:r>
-      <w:r>
-        <w:t xml:space="preserve"> </w:t>
-      </w:r>
-      <w:r>
-        <w:rPr>
-          <w:rStyle w:val="VerbatimChar"/>
-        </w:rPr>
-        <w:t xml:space="preserve">ret</w:t>
-      </w:r>
-      <w:r>
-        <w:t xml:space="preserve">/</w:t>
-      </w:r>
-      <w:r>
-        <w:rPr>
-          <w:rStyle w:val="VerbatimChar"/>
-        </w:rPr>
-        <w:t xml:space="preserve">retvec</w:t>
-      </w:r>
-      <w:r>
-        <w:t xml:space="preserve"> </w:t>
-      </w:r>
-      <w:r>
-        <w:t xml:space="preserve">retardance (canonical [0, pi];</w:t>
-      </w:r>
-      <w:r>
-        <w:t xml:space="preserve"> </w:t>
-      </w:r>
-      <w:r>
-        <w:t xml:space="preserve">points within 0.2 rad of pi are flagged</w:t>
-      </w:r>
-      <w:r>
-        <w:t xml:space="preserve"> </w:t>
-      </w:r>
-      <w:r>
-        <w:rPr>
-          <w:rStyle w:val="VerbatimChar"/>
-        </w:rPr>
-        <w:t xml:space="preserve">ambiguous</w:t>
-      </w:r>
-      <w:r>
-        <w:t xml:space="preserve"> </w:t>
-      </w:r>
-      <w:r>
-        <w:t xml:space="preserve">– the</w:t>
-      </w:r>
-      <w:r>
-        <w:t xml:space="preserve"> </w:t>
-      </w:r>
-      <w:r>
-        <w:t xml:space="preserve">branch is unresolved there, never silently chosen),</w:t>
-      </w:r>
-      <w:r>
-        <w:t xml:space="preserve"> </w:t>
-      </w:r>
-      <w:r>
-        <w:rPr>
-          <w:rStyle w:val="VerbatimChar"/>
-        </w:rPr>
-        <w:t xml:space="preserve">phase</w:t>
-      </w:r>
-      <w:r>
-        <w:t xml:space="preserve"> </w:t>
-      </w:r>
-      <w:r>
-        <w:t xml:space="preserve">(unitary global phase, mod pi). The pupil MEAN and the RMS</w:t>
-      </w:r>
-      <w:r>
-        <w:t xml:space="preserve"> </w:t>
-      </w:r>
-      <w:r>
-        <w:t xml:space="preserve">VARIATION are reported separately and must not be conflated:</w:t>
-      </w:r>
-      <w:r>
-        <w:t xml:space="preserve"> </w:t>
-      </w:r>
-      <w:r>
-        <w:t xml:space="preserve">uniform retardance/diattenuation is a state change (and, after</w:t>
-      </w:r>
-      <w:r>
-        <w:t xml:space="preserve"> </w:t>
-      </w:r>
-      <w:r>
-        <w:t xml:space="preserve">fold mirrors, includes the system’s geometric rotation), not an</w:t>
-      </w:r>
-      <w:r>
-        <w:t xml:space="preserve"> </w:t>
-      </w:r>
-      <w:r>
-        <w:t xml:space="preserve">aberration – only the variation drives a contrast floor or a</w:t>
-      </w:r>
-      <w:r>
-        <w:t xml:space="preserve"> </w:t>
-      </w:r>
-      <w:r>
-        <w:t xml:space="preserve">PSI systematic.</w:t>
-      </w:r>
-      <w:r>
-        <w:t xml:space="preserve"> </w:t>
-      </w:r>
-      <w:r>
-        <w:rPr>
-          <w:rStyle w:val="VerbatimChar"/>
-        </w:rPr>
-        <w:t xml:space="preserve">D</w:t>
-      </w:r>
-      <w:r>
-        <w:t xml:space="preserve"> </w:t>
-      </w:r>
-      <w:r>
-        <w:t xml:space="preserve">and</w:t>
-      </w:r>
-      <w:r>
-        <w:t xml:space="preserve"> </w:t>
-      </w:r>
-      <w:r>
-        <w:rPr>
-          <w:rStyle w:val="VerbatimChar"/>
-        </w:rPr>
-        <w:t xml:space="preserve">T</w:t>
-      </w:r>
-      <w:r>
-        <w:t xml:space="preserve"> </w:t>
-      </w:r>
-      <w:r>
-        <w:t xml:space="preserve">are singular-value invariants</w:t>
-      </w:r>
-      <w:r>
-        <w:t xml:space="preserve"> </w:t>
-      </w:r>
-      <w:r>
-        <w:t xml:space="preserve">(identical in any output basis);</w:t>
-      </w:r>
-      <w:r>
-        <w:t xml:space="preserve"> </w:t>
-      </w:r>
-      <w:r>
-        <w:rPr>
-          <w:rStyle w:val="VerbatimChar"/>
-        </w:rPr>
-        <w:t xml:space="preserve">ret</w:t>
-      </w:r>
-      <w:r>
-        <w:t xml:space="preserve">/</w:t>
-      </w:r>
-      <w:r>
-        <w:rPr>
-          <w:rStyle w:val="VerbatimChar"/>
-        </w:rPr>
-        <w:t xml:space="preserve">retvec</w:t>
-      </w:r>
-      <w:r>
-        <w:t xml:space="preserve"> </w:t>
-      </w:r>
-      <w:r>
-        <w:t xml:space="preserve">are</w:t>
-      </w:r>
-      <w:r>
-        <w:t xml:space="preserve"> </w:t>
-      </w:r>
-      <w:r>
-        <w:t xml:space="preserve">basis-dependent – exactly what the double-pole basis exists to</w:t>
-      </w:r>
-      <w:r>
-        <w:t xml:space="preserve"> </w:t>
-      </w:r>
-      <w:r>
-        <w:t xml:space="preserve">make artifact-free.</w:t>
+        <w:t xml:space="preserve">The split is taken AT THE DETECTOR, on the engine’s own Ex/Ey/Ez</w:t>
+      </w:r>
+      <w:r>
+        <w:t xml:space="preserve"> </w:t>
+      </w:r>
+      <w:r>
+        <w:t xml:space="preserve">component planes (</w:t>
+      </w:r>
+      <w:r>
+        <w:rPr>
+          <w:rStyle w:val="VerbatimChar"/>
+        </w:rPr>
+        <w:t xml:space="preserve">complex_field(det,'plane',k)</w:t>
+      </w:r>
+      <w:r>
+        <w:t xml:space="preserve">), not through a</w:t>
+      </w:r>
+      <w:r>
+        <w:t xml:space="preserve"> </w:t>
+      </w:r>
+      <w:r>
+        <w:t xml:space="preserve">pupil multiplier. That is legitimate because the chain is linear in</w:t>
+      </w:r>
+      <w:r>
+        <w:t xml:space="preserve"> </w:t>
+      </w:r>
+      <w:r>
+        <w:t xml:space="preserve">the input Jones state and Tranche 1 propagates all three planes with</w:t>
+      </w:r>
+      <w:r>
+        <w:t xml:space="preserve"> </w:t>
+      </w:r>
+      <w:r>
+        <w:t xml:space="preserve">the identical scalar kernel, so a spatially uniform analyzer commutes</w:t>
+      </w:r>
+      <w:r>
+        <w:t xml:space="preserve"> </w:t>
+      </w:r>
+      <w:r>
+        <w:t xml:space="preserve">with propagation. It also sidesteps the reason the two earlier</w:t>
+      </w:r>
+      <w:r>
+        <w:t xml:space="preserve"> </w:t>
+      </w:r>
+      <w:r>
+        <w:t xml:space="preserve">designs failed: the Jones pupil is assembled from</w:t>
+      </w:r>
+      <w:r>
+        <w:t xml:space="preserve"> </w:t>
+      </w:r>
+      <w:r>
+        <w:rPr>
+          <w:rStyle w:val="VerbatimChar"/>
+        </w:rPr>
+        <w:t xml:space="preserve">RayE</w:t>
+      </w:r>
+      <w:r>
+        <w:t xml:space="preserve"> </w:t>
+      </w:r>
+      <w:r>
+        <w:t xml:space="preserve">and carries</w:t>
+      </w:r>
+      <w:r>
+        <w:t xml:space="preserve"> </w:t>
+      </w:r>
+      <w:r>
+        <w:t xml:space="preserve">the accumulated OPL phase, so it can never be used as a</w:t>
+      </w:r>
+      <w:r>
+        <w:t xml:space="preserve"> </w:t>
+      </w:r>
+      <w:r>
+        <w:rPr>
+          <w:rStyle w:val="VerbatimChar"/>
+        </w:rPr>
+        <w:t xml:space="preserve">WFElt</w:t>
+      </w:r>
+      <w:r>
+        <w:t xml:space="preserve"> </w:t>
+      </w:r>
+      <w:r>
+        <w:t xml:space="preserve">multiplier.</w:t>
+      </w:r>
+    </w:p>
+    <w:p>
+      <w:pPr>
+        <w:pStyle w:val="BodyText"/>
+      </w:pPr>
+      <w:r>
+        <w:t xml:space="preserve">“</w:t>
+      </w:r>
+      <w:r>
+        <w:t xml:space="preserve">Co-polarized</w:t>
+      </w:r>
+      <w:r>
+        <w:t xml:space="preserve">”</w:t>
+      </w:r>
+      <w:r>
+        <w:t xml:space="preserve"> </w:t>
+      </w:r>
+      <w:r>
+        <w:t xml:space="preserve">is referenced to the MEAN OUTPUT state, never to the</w:t>
+      </w:r>
+      <w:r>
+        <w:t xml:space="preserve"> </w:t>
+      </w:r>
+      <w:r>
+        <w:t xml:space="preserve">input state. A train can rotate polarization geometrically with zero</w:t>
+      </w:r>
+      <w:r>
+        <w:t xml:space="preserve"> </w:t>
+      </w:r>
+      <w:r>
+        <w:t xml:space="preserve">diattenuation and zero retardance; billing that uniform rotation as</w:t>
+      </w:r>
+      <w:r>
+        <w:t xml:space="preserve"> </w:t>
+      </w:r>
+      <w:r>
+        <w:t xml:space="preserve">cross-polarized light reports an aberration where there is none. The</w:t>
+      </w:r>
+      <w:r>
+        <w:t xml:space="preserve"> </w:t>
+      </w:r>
+      <w:r>
+        <w:t xml:space="preserve">analyzer is the dominant eigenvector of the 2x2 pupil COHERENCY</w:t>
+      </w:r>
+      <w:r>
+        <w:t xml:space="preserve"> </w:t>
+      </w:r>
+      <w:r>
+        <w:t xml:space="preserve">matrix</w:t>
+      </w:r>
+      <w:r>
+        <w:t xml:space="preserve"> </w:t>
+      </w:r>
+      <w:r>
+        <w:rPr>
+          <w:rStyle w:val="VerbatimChar"/>
+        </w:rPr>
+        <w:t xml:space="preserve">C_ij = sum E_i conj(E_j)</w:t>
+      </w:r>
+      <w:r>
+        <w:t xml:space="preserve">, which is phase-insensitive (the</w:t>
+      </w:r>
+      <w:r>
+        <w:t xml:space="preserve"> </w:t>
+      </w:r>
+      <w:r>
+        <w:t xml:space="preserve">common wavefront cancels in the product) and by construction</w:t>
+      </w:r>
+      <w:r>
+        <w:t xml:space="preserve"> </w:t>
+      </w:r>
+      <w:r>
+        <w:t xml:space="preserve">minimizes cross-polarized power.</w:t>
+      </w:r>
+      <w:r>
+        <w:t xml:space="preserve"> </w:t>
+      </w:r>
+      <w:r>
+        <w:rPr>
+          <w:rStyle w:val="VerbatimChar"/>
+        </w:rPr>
+        <w:t xml:space="preserve">.per_state.dop</w:t>
+      </w:r>
+      <w:r>
+        <w:t xml:space="preserve"> </w:t>
+      </w:r>
+      <w:r>
+        <w:t xml:space="preserve">reports how</w:t>
+      </w:r>
+      <w:r>
+        <w:t xml:space="preserve"> </w:t>
+      </w:r>
+      <w:r>
+        <w:t xml:space="preserve">polarized the pupil actually is; below</w:t>
+      </w:r>
+      <w:r>
+        <w:t xml:space="preserve"> </w:t>
+      </w:r>
+      <w:r>
+        <w:rPr>
+          <w:rStyle w:val="VerbatimChar"/>
+        </w:rPr>
+        <w:t xml:space="preserve">dop_min</w:t>
+      </w:r>
+      <w:r>
+        <w:t xml:space="preserve"> </w:t>
+      </w:r>
+      <w:r>
+        <w:t xml:space="preserve">no analyzer is well</w:t>
+      </w:r>
+      <w:r>
+        <w:t xml:space="preserve"> </w:t>
+      </w:r>
+      <w:r>
+        <w:t xml:space="preserve">defined and the run is flagged.</w:t>
+      </w:r>
+    </w:p>
+    <w:p>
+      <w:pPr>
+        <w:pStyle w:val="BodyText"/>
+      </w:pPr>
+      <w:r>
+        <w:rPr>
+          <w:rStyle w:val="VerbatimChar"/>
+        </w:rPr>
+        <w:t xml:space="preserve">input='unpolarized'</w:t>
+      </w:r>
+      <w:r>
+        <w:t xml:space="preserve"> </w:t>
+      </w:r>
+      <w:r>
+        <w:t xml:space="preserve">is TWO traces, x-in and y-in, summed in</w:t>
+      </w:r>
+      <w:r>
+        <w:t xml:space="preserve"> </w:t>
+      </w:r>
+      <w:r>
+        <w:t xml:space="preserve">intensity – the second state is never synthesized from the first –</w:t>
+      </w:r>
+      <w:r>
+        <w:t xml:space="preserve"> </w:t>
+      </w:r>
+      <w:r>
+        <w:t xml:space="preserve">and each run gets its own analyzer.</w:t>
+      </w:r>
+    </w:p>
+    <w:p>
+      <w:pPr>
+        <w:pStyle w:val="BodyText"/>
+      </w:pPr>
+      <w:r>
+        <w:t xml:space="preserve">SCOPE. Tranche 1 seeds the component planes from</w:t>
+      </w:r>
+      <w:r>
+        <w:t xml:space="preserve"> </w:t>
+      </w:r>
+      <w:r>
+        <w:rPr>
+          <w:rStyle w:val="VerbatimChar"/>
+        </w:rPr>
+        <w:t xml:space="preserve">RayE</w:t>
+      </w:r>
+      <w:r>
+        <w:t xml:space="preserve"> </w:t>
+      </w:r>
+      <w:r>
+        <w:t xml:space="preserve">at the FIRST</w:t>
+      </w:r>
+      <w:r>
+        <w:t xml:space="preserve"> </w:t>
+      </w:r>
+      <w:r>
+        <w:t xml:space="preserve">physical-optics leg and thereafter applies only a common scalar</w:t>
+      </w:r>
+      <w:r>
+        <w:t xml:space="preserve"> </w:t>
+      </w:r>
+      <w:r>
+        <w:t xml:space="preserve">phase, so a polarizing surface AFTER that leg transforms the rays but</w:t>
+      </w:r>
+      <w:r>
+        <w:t xml:space="preserve"> </w:t>
+      </w:r>
+      <w:r>
+        <w:t xml:space="preserve">not the diffraction grid. On such a chain the floor is a LOWER</w:t>
+      </w:r>
+      <w:r>
+        <w:t xml:space="preserve"> </w:t>
+      </w:r>
+      <w:r>
+        <w:t xml:space="preserve">BOUND. This is measured rather than assumed:</w:t>
+      </w:r>
+      <w:r>
+        <w:t xml:space="preserve"> </w:t>
+      </w:r>
+      <w:r>
+        <w:rPr>
+          <w:rStyle w:val="VerbatimChar"/>
+        </w:rPr>
+        <w:t xml:space="preserve">.scope</w:t>
+      </w:r>
+      <w:r>
+        <w:t xml:space="preserve"> </w:t>
+      </w:r>
+      <w:r>
+        <w:t xml:space="preserve">compares the</w:t>
+      </w:r>
+      <w:r>
+        <w:t xml:space="preserve"> </w:t>
+      </w:r>
+      <w:r>
+        <w:t xml:space="preserve">pupil cross-polarized fraction computed from the grid planes against</w:t>
+      </w:r>
+      <w:r>
+        <w:t xml:space="preserve"> </w:t>
+      </w:r>
+      <w:r>
+        <w:t xml:space="preserve">the same quantity from</w:t>
+      </w:r>
+      <w:r>
+        <w:t xml:space="preserve"> </w:t>
+      </w:r>
+      <w:r>
+        <w:rPr>
+          <w:rStyle w:val="VerbatimChar"/>
+        </w:rPr>
+        <w:t xml:space="preserve">RayE</w:t>
+      </w:r>
+      <w:r>
+        <w:t xml:space="preserve">, per input state, and a</w:t>
+      </w:r>
+      <w:r>
+        <w:t xml:space="preserve"> </w:t>
+      </w:r>
+      <w:r>
+        <w:rPr>
+          <w:rStyle w:val="VerbatimChar"/>
+        </w:rPr>
+        <w:t xml:space="preserve">macos:pol_contrast_floor:tranche1</w:t>
+      </w:r>
+      <w:r>
+        <w:t xml:space="preserve"> </w:t>
+      </w:r>
+      <w:r>
+        <w:t xml:space="preserve">warning fires when they disagree.</w:t>
+      </w:r>
+      <w:r>
+        <w:t xml:space="preserve"> </w:t>
+      </w:r>
+      <w:r>
+        <w:t xml:space="preserve">Rx_Cass_FarField (two mirrors, then one far-field hop) carries the</w:t>
+      </w:r>
+      <w:r>
+        <w:t xml:space="preserve"> </w:t>
+      </w:r>
+      <w:r>
+        <w:t xml:space="preserve">full train; Rx_Coro carries 0.84 of it bare and 0.57 coated, and</w:t>
+      </w:r>
+      <w:r>
+        <w:t xml:space="preserve"> </w:t>
+      </w:r>
+      <w:r>
+        <w:t xml:space="preserve">there its coating sensitivity even comes out with the wrong sign.</w:t>
+      </w:r>
+      <w:r>
+        <w:t xml:space="preserve"> </w:t>
+      </w:r>
+      <w:r>
+        <w:t xml:space="preserve">Closing that is Tranche 2.</w:t>
+      </w:r>
+    </w:p>
+    <w:p>
+      <w:pPr>
+        <w:pStyle w:val="BodyText"/>
+      </w:pPr>
+      <w:r>
+        <w:rPr>
+          <w:rStyle w:val="VerbatimChar"/>
+        </w:rPr>
+        <w:t xml:space="preserve">frac_cross</w:t>
+      </w:r>
+      <w:r>
+        <w:t xml:space="preserve"> </w:t>
+      </w:r>
+      <w:r>
+        <w:t xml:space="preserve">NaN-masks pixels whose denominator falls below</w:t>
+      </w:r>
+      <w:r>
+        <w:t xml:space="preserve"> </w:t>
+      </w:r>
+      <w:r>
+        <w:rPr>
+          <w:rStyle w:val="VerbatimChar"/>
+        </w:rPr>
+        <w:t xml:space="preserve">floor_tol</w:t>
+      </w:r>
+      <w:r>
+        <w:t xml:space="preserve"> </w:t>
+      </w:r>
+      <w:r>
+        <w:t xml:space="preserve">– zero-filling would seed statistics with a ring of</w:t>
+      </w:r>
+      <w:r>
+        <w:t xml:space="preserve"> </w:t>
+      </w:r>
+      <w:r>
+        <w:t xml:space="preserve">perfect nulls. Coating sets in a</w:t>
+      </w:r>
+      <w:r>
+        <w:t xml:space="preserve"> </w:t>
+      </w:r>
+      <w:r>
+        <w:rPr>
+          <w:rStyle w:val="VerbatimChar"/>
+        </w:rPr>
+        <w:t xml:space="preserve">coatings</w:t>
+      </w:r>
+      <w:r>
+        <w:t xml:space="preserve"> </w:t>
+      </w:r>
+      <w:r>
+        <w:t xml:space="preserve">sweep must all cover the</w:t>
+      </w:r>
+      <w:r>
+        <w:t xml:space="preserve"> </w:t>
+      </w:r>
+      <w:r>
+        <w:t xml:space="preserve">same elements (a coating can be overwritten but not cleared) and the</w:t>
+      </w:r>
+      <w:r>
+        <w:t xml:space="preserve"> </w:t>
+      </w:r>
+      <w:r>
+        <w:t xml:space="preserve">sweep leaves the last set applied.</w:t>
       </w:r>
       <w:r>
         <w:t xml:space="preserve"> </w:t>
@@ -67000,20 +66754,26 @@
         <w:t xml:space="preserve"> </w:t>
       </w:r>
       <w:r>
-        <w:t xml:space="preserve">jones_pupil.</w:t>
+        <w:t xml:space="preserve">jones_pupil, pol_maps, complex_field, vector_diffraction,</w:t>
+      </w:r>
+      <w:r>
+        <w:t xml:space="preserve"> </w:t>
+      </w:r>
+      <w:r>
+        <w:t xml:space="preserve">coating.</w:t>
       </w:r>
       <w:r>
         <w:t xml:space="preserve"> </w:t>
       </w:r>
     </w:p>
     <w:bookmarkEnd w:id="347"/>
-    <w:bookmarkStart w:id="348" w:name="pol_zernike"/>
+    <w:bookmarkStart w:id="348" w:name="pol_maps"/>
     <w:p>
       <w:pPr>
         <w:pStyle w:val="Heading4"/>
       </w:pPr>
       <w:r>
-        <w:t xml:space="preserve">pol_zernike</w:t>
+        <w:t xml:space="preserve">pol_maps</w:t>
       </w:r>
     </w:p>
     <w:p>
@@ -67038,7 +66798,7 @@
         <w:rPr>
           <w:rStyle w:val="VerbatimChar"/>
         </w:rPr>
-        <w:t xml:space="preserve">pz = macos.pol_zernike(pm, opts)</w:t>
+        <w:t xml:space="preserve">pm = macos.pol_maps(jp)</w:t>
       </w:r>
     </w:p>
     <w:p>
@@ -67063,7 +66823,7 @@
         <w:rPr>
           <w:rStyle w:val="VerbatimChar"/>
         </w:rPr>
-        <w:t xml:space="preserve">pymacos.pol_zernike(pm, modes, center, radius, orthonormalize)</w:t>
+        <w:t xml:space="preserve">pymacos.pol_maps(jp)</w:t>
       </w:r>
     </w:p>
     <w:p>
@@ -67071,7 +66831,7 @@
         <w:pStyle w:val="FirstParagraph"/>
       </w:pPr>
       <w:r>
-        <w:t xml:space="preserve">Low-order Zernike expansion of polarization-aberration maps. pz = macos.pol_zernike(PM) expands the diattenuation and retardance maps in PM (the struct returned by macos.pol_maps) onto a Zernike basis over the unvignetted pupil, giving the standard polarization-aberration terms – piston, tilt, defocus, astigmatism and up – in each Pauli component.</w:t>
+        <w:t xml:space="preserve">Polarization-aberration decomposition of a Jones pupil. pm = macos.pol_maps(JP) decomposes the Jones pupil JP (the struct returned by macos.jones_pupil, or any struct with fields .J [N x N x 2 x 2 complex, NaN where invalid] and .mask [N x N logical]) into the standard polarization-aberration maps via the per-point polar decomposition J = H * W (H hermitian &gt;= 0, W unitary).</w:t>
       </w:r>
     </w:p>
     <w:p>
@@ -67079,311 +66839,232 @@
         <w:pStyle w:val="BodyText"/>
       </w:pPr>
       <w:r>
-        <w:t xml:space="preserve">Turns the maps from</w:t>
-      </w:r>
-      <w:r>
-        <w:t xml:space="preserve"> </w:t>
-      </w:r>
-      <w:r>
-        <w:rPr>
-          <w:rStyle w:val="VerbatimChar"/>
-        </w:rPr>
-        <w:t xml:space="preserve">pol_maps</w:t>
-      </w:r>
-      <w:r>
-        <w:t xml:space="preserve"> </w:t>
-      </w:r>
-      <w:r>
-        <w:t xml:space="preserve">into the aberration terms the</w:t>
-      </w:r>
-      <w:r>
-        <w:t xml:space="preserve"> </w:t>
-      </w:r>
-      <w:r>
-        <w:t xml:space="preserve">polarization-aberration literature is written in, so a MACOS result</w:t>
-      </w:r>
-      <w:r>
-        <w:t xml:space="preserve"> </w:t>
-      </w:r>
-      <w:r>
-        <w:t xml:space="preserve">can be compared term-by-term instead of map-shape by map-shape.</w:t>
-      </w:r>
-    </w:p>
-    <w:p>
-      <w:pPr>
-        <w:pStyle w:val="BodyText"/>
-      </w:pPr>
-      <w:r>
-        <w:t xml:space="preserve">Mode indices are the MACOS ANSI 1-based numbers you write in</w:t>
-      </w:r>
-      <w:r>
-        <w:t xml:space="preserve"> </w:t>
-      </w:r>
-      <w:r>
-        <w:rPr>
-          <w:rStyle w:val="VerbatimChar"/>
-        </w:rPr>
-        <w:t xml:space="preserve">MonZernModes=</w:t>
-      </w:r>
-      <w:r>
-        <w:t xml:space="preserve"> </w:t>
-      </w:r>
-      <w:r>
-        <w:t xml:space="preserve">(1 piston, 2 tilt-y, 3 tilt-x, 4 astig45, 5 defocus,</w:t>
-      </w:r>
-      <w:r>
-        <w:t xml:space="preserve"> </w:t>
-      </w:r>
-      <w:r>
-        <w:t xml:space="preserve">6 astig0, 13 spherical, …) – the same convention as</w:t>
-      </w:r>
-      <w:r>
-        <w:t xml:space="preserve"> </w:t>
-      </w:r>
-      <w:r>
-        <w:rPr>
-          <w:rStyle w:val="VerbatimChar"/>
-        </w:rPr>
-        <w:t xml:space="preserve">zernike_grid_basis</w:t>
-      </w:r>
-      <w:r>
-        <w:t xml:space="preserve">, deliberately, and the two share one evaluator</w:t>
-      </w:r>
-      <w:r>
-        <w:t xml:space="preserve"> </w:t>
-      </w:r>
-      <w:r>
-        <w:t xml:space="preserve">so they cannot drift apart. Default</w:t>
-      </w:r>
-      <w:r>
-        <w:t xml:space="preserve"> </w:t>
-      </w:r>
-      <w:r>
-        <w:rPr>
-          <w:rStyle w:val="VerbatimChar"/>
-        </w:rPr>
-        <w:t xml:space="preserve">modes</w:t>
-      </w:r>
-      <w:r>
-        <w:t xml:space="preserve"> </w:t>
-      </w:r>
-      <w:r>
-        <w:t xml:space="preserve">is 1..15.</w:t>
-      </w:r>
-    </w:p>
-    <w:p>
-      <w:pPr>
-        <w:pStyle w:val="BodyText"/>
-      </w:pPr>
-      <w:r>
-        <w:t xml:space="preserve">The fit is LEAST SQUARES, not a projection: circular Zernikes are not</w:t>
-      </w:r>
-      <w:r>
-        <w:t xml:space="preserve"> </w:t>
-      </w:r>
-      <w:r>
-        <w:t xml:space="preserve">orthogonal over an obscured (annular) pupil, so a projection would</w:t>
-      </w:r>
-      <w:r>
-        <w:t xml:space="preserve"> </w:t>
-      </w:r>
-      <w:r>
-        <w:t xml:space="preserve">cross-talk between terms.</w:t>
-      </w:r>
-      <w:r>
-        <w:t xml:space="preserve"> </w:t>
-      </w:r>
-      <w:r>
-        <w:rPr>
-          <w:rStyle w:val="VerbatimChar"/>
-        </w:rPr>
-        <w:t xml:space="preserve">.cond</w:t>
-      </w:r>
-      <w:r>
-        <w:t xml:space="preserve"> </w:t>
-      </w:r>
-      <w:r>
-        <w:t xml:space="preserve">reports the conditioning over the</w:t>
-      </w:r>
-      <w:r>
-        <w:t xml:space="preserve"> </w:t>
-      </w:r>
-      <w:r>
-        <w:t xml:space="preserve">actual mask.</w:t>
-      </w:r>
-      <w:r>
-        <w:t xml:space="preserve"> </w:t>
-      </w:r>
-      <w:r>
-        <w:rPr>
-          <w:rStyle w:val="VerbatimChar"/>
-        </w:rPr>
-        <w:t xml:space="preserve">orthonormalize=true</w:t>
-      </w:r>
-      <w:r>
-        <w:t xml:space="preserve"> </w:t>
-      </w:r>
-      <w:r>
-        <w:t xml:space="preserve">Gram-Schmidts the basis over that</w:t>
-      </w:r>
-      <w:r>
-        <w:t xml:space="preserve"> </w:t>
-      </w:r>
-      <w:r>
-        <w:t xml:space="preserve">mask first – coefficients then become mutually independent but are no</w:t>
-      </w:r>
-      <w:r>
-        <w:t xml:space="preserve"> </w:t>
-      </w:r>
-      <w:r>
-        <w:t xml:space="preserve">longer standard Zernike coefficients, so use it for energy bookkeeping</w:t>
-      </w:r>
-      <w:r>
-        <w:t xml:space="preserve"> </w:t>
-      </w:r>
-      <w:r>
-        <w:t xml:space="preserve">and NOT for literature comparison.</w:t>
-      </w:r>
-    </w:p>
-    <w:p>
-      <w:pPr>
-        <w:pStyle w:val="BodyText"/>
-      </w:pPr>
-      <w:r>
-        <w:t xml:space="preserve">Mode 1 (piston) is the pupil MEAN; everything else is variation about</w:t>
-      </w:r>
-      <w:r>
-        <w:t xml:space="preserve"> </w:t>
-      </w:r>
-      <w:r>
-        <w:t xml:space="preserve">it. Keep them apart – a uniform diattenuation or retardance is a</w:t>
-      </w:r>
-      <w:r>
-        <w:t xml:space="preserve"> </w:t>
-      </w:r>
-      <w:r>
-        <w:t xml:space="preserve">state change (after folds it also absorbs the system’s geometric</w:t>
-      </w:r>
-      <w:r>
-        <w:t xml:space="preserve"> </w:t>
-      </w:r>
-      <w:r>
-        <w:t xml:space="preserve">rotation), not an aberration, and only the variation drives a</w:t>
-      </w:r>
-      <w:r>
-        <w:t xml:space="preserve"> </w:t>
-      </w:r>
-      <w:r>
-        <w:t xml:space="preserve">contrast floor or a PSI systematic.</w:t>
-      </w:r>
-    </w:p>
-    <w:p>
-      <w:pPr>
-        <w:pStyle w:val="BodyText"/>
-      </w:pPr>
-      <w:r>
-        <w:t xml:space="preserve">Expected answer for an on-axis rotationally symmetric two-mirror</w:t>
-      </w:r>
-      <w:r>
-        <w:t xml:space="preserve"> </w:t>
-      </w:r>
-      <w:r>
-        <w:t xml:space="preserve">system: POLARIZATION ASTIGMATISM and nothing else – astig0 in the</w:t>
-      </w:r>
-      <w:r>
-        <w:t xml:space="preserve"> </w:t>
-      </w:r>
-      <w:r>
-        <w:t xml:space="preserve">s1 component, astig45 in s2, equal magnitude, no circular (s3)</w:t>
-      </w:r>
-      <w:r>
-        <w:t xml:space="preserve"> </w:t>
-      </w:r>
-      <w:r>
-        <w:t xml:space="preserve">content, no defocus. If you get piston, tilt, coma or a circular</w:t>
-      </w:r>
-      <w:r>
-        <w:t xml:space="preserve"> </w:t>
-      </w:r>
-      <w:r>
-        <w:t xml:space="preserve">term above round-off on such a system, suspect the reference frame</w:t>
-      </w:r>
-      <w:r>
-        <w:t xml:space="preserve"> </w:t>
-      </w:r>
-      <w:r>
-        <w:t xml:space="preserve">before the optics.</w:t>
-      </w:r>
-    </w:p>
-    <w:p>
-      <w:pPr>
-        <w:pStyle w:val="BodyText"/>
-      </w:pPr>
-      <w:r>
-        <w:t xml:space="preserve">Retardance caveat: points flagged</w:t>
-      </w:r>
-      <w:r>
-        <w:t xml:space="preserve"> </w:t>
-      </w:r>
-      <w:r>
-        <w:rPr>
-          <w:rStyle w:val="VerbatimChar"/>
-        </w:rPr>
-        <w:t xml:space="preserve">pm.ambiguous</w:t>
-      </w:r>
-      <w:r>
-        <w:t xml:space="preserve"> </w:t>
-      </w:r>
-      <w:r>
-        <w:t xml:space="preserve">(retardance within</w:t>
-      </w:r>
-      <w:r>
-        <w:t xml:space="preserve"> </w:t>
-      </w:r>
-      <w:r>
-        <w:t xml:space="preserve">0.2 rad of pi, where the branch is unresolved) are EXCLUDED from the</w:t>
-      </w:r>
-      <w:r>
-        <w:t xml:space="preserve"> </w:t>
-      </w:r>
-      <w:r>
-        <w:t xml:space="preserve">retardance fits; compare</w:t>
-      </w:r>
-      <w:r>
-        <w:t xml:space="preserve"> </w:t>
-      </w:r>
-      <w:r>
-        <w:rPr>
-          <w:rStyle w:val="VerbatimChar"/>
-        </w:rPr>
-        <w:t xml:space="preserve">.npts_ret</w:t>
-      </w:r>
-      <w:r>
-        <w:t xml:space="preserve"> </w:t>
-      </w:r>
-      <w:r>
-        <w:t xml:space="preserve">against</w:t>
-      </w:r>
-      <w:r>
-        <w:t xml:space="preserve"> </w:t>
-      </w:r>
-      <w:r>
-        <w:rPr>
-          <w:rStyle w:val="VerbatimChar"/>
-        </w:rPr>
-        <w:t xml:space="preserve">.npts</w:t>
-      </w:r>
-      <w:r>
-        <w:t xml:space="preserve"> </w:t>
-      </w:r>
-      <w:r>
-        <w:t xml:space="preserve">before reading a</w:t>
-      </w:r>
-      <w:r>
-        <w:t xml:space="preserve"> </w:t>
-      </w:r>
-      <w:r>
-        <w:t xml:space="preserve">retardance expansion.</w:t>
+        <w:t xml:space="preserve">All algebra is closed-form 2x2 Pauli (vectorized; no per-point</w:t>
+      </w:r>
+      <w:r>
+        <w:t xml:space="preserve"> </w:t>
+      </w:r>
+      <w:r>
+        <w:t xml:space="preserve">SVD). Pauli ordering: s1 = 0/90 linear, s2 = +/-45 linear,</w:t>
+      </w:r>
+      <w:r>
+        <w:t xml:space="preserve"> </w:t>
+      </w:r>
+      <w:r>
+        <w:t xml:space="preserve">s3 = circular. Key outputs:</w:t>
+      </w:r>
+      <w:r>
+        <w:t xml:space="preserve"> </w:t>
+      </w:r>
+      <w:r>
+        <w:rPr>
+          <w:rStyle w:val="VerbatimChar"/>
+        </w:rPr>
+        <w:t xml:space="preserve">T</w:t>
+      </w:r>
+      <w:r>
+        <w:t xml:space="preserve"> </w:t>
+      </w:r>
+      <w:r>
+        <w:t xml:space="preserve">intensity transmission</w:t>
+      </w:r>
+      <w:r>
+        <w:t xml:space="preserve"> </w:t>
+      </w:r>
+      <w:r>
+        <w:t xml:space="preserve">(carries the source normalization – ratios only),</w:t>
+      </w:r>
+      <w:r>
+        <w:t xml:space="preserve"> </w:t>
+      </w:r>
+      <w:r>
+        <w:rPr>
+          <w:rStyle w:val="VerbatimChar"/>
+        </w:rPr>
+        <w:t xml:space="preserve">D</w:t>
+      </w:r>
+      <w:r>
+        <w:t xml:space="preserve">/</w:t>
+      </w:r>
+      <w:r>
+        <w:rPr>
+          <w:rStyle w:val="VerbatimChar"/>
+        </w:rPr>
+        <w:t xml:space="preserve">Dvec</w:t>
+      </w:r>
+      <w:r>
+        <w:t xml:space="preserve"> </w:t>
+      </w:r>
+      <w:r>
+        <w:t xml:space="preserve">diattenuation,</w:t>
+      </w:r>
+      <w:r>
+        <w:t xml:space="preserve"> </w:t>
+      </w:r>
+      <w:r>
+        <w:rPr>
+          <w:rStyle w:val="VerbatimChar"/>
+        </w:rPr>
+        <w:t xml:space="preserve">ret</w:t>
+      </w:r>
+      <w:r>
+        <w:t xml:space="preserve">/</w:t>
+      </w:r>
+      <w:r>
+        <w:rPr>
+          <w:rStyle w:val="VerbatimChar"/>
+        </w:rPr>
+        <w:t xml:space="preserve">retvec</w:t>
+      </w:r>
+      <w:r>
+        <w:t xml:space="preserve"> </w:t>
+      </w:r>
+      <w:r>
+        <w:t xml:space="preserve">retardance (canonical [0, pi];</w:t>
+      </w:r>
+      <w:r>
+        <w:t xml:space="preserve"> </w:t>
+      </w:r>
+      <w:r>
+        <w:t xml:space="preserve">points within 0.2 rad of pi are flagged</w:t>
+      </w:r>
+      <w:r>
+        <w:t xml:space="preserve"> </w:t>
+      </w:r>
+      <w:r>
+        <w:rPr>
+          <w:rStyle w:val="VerbatimChar"/>
+        </w:rPr>
+        <w:t xml:space="preserve">ambiguous</w:t>
+      </w:r>
+      <w:r>
+        <w:t xml:space="preserve"> </w:t>
+      </w:r>
+      <w:r>
+        <w:t xml:space="preserve">– the</w:t>
+      </w:r>
+      <w:r>
+        <w:t xml:space="preserve"> </w:t>
+      </w:r>
+      <w:r>
+        <w:t xml:space="preserve">branch is unresolved there, never silently chosen),</w:t>
+      </w:r>
+      <w:r>
+        <w:t xml:space="preserve"> </w:t>
+      </w:r>
+      <w:r>
+        <w:rPr>
+          <w:rStyle w:val="VerbatimChar"/>
+        </w:rPr>
+        <w:t xml:space="preserve">phase</w:t>
+      </w:r>
+      <w:r>
+        <w:t xml:space="preserve"> </w:t>
+      </w:r>
+      <w:r>
+        <w:t xml:space="preserve">(unitary global phase, mod pi). The pupil MEAN and the RMS</w:t>
+      </w:r>
+      <w:r>
+        <w:t xml:space="preserve"> </w:t>
+      </w:r>
+      <w:r>
+        <w:t xml:space="preserve">VARIATION are reported separately and must not be conflated:</w:t>
+      </w:r>
+      <w:r>
+        <w:t xml:space="preserve"> </w:t>
+      </w:r>
+      <w:r>
+        <w:t xml:space="preserve">uniform retardance/diattenuation is a state change (and, after</w:t>
+      </w:r>
+      <w:r>
+        <w:t xml:space="preserve"> </w:t>
+      </w:r>
+      <w:r>
+        <w:t xml:space="preserve">fold mirrors, includes the system’s geometric rotation), not an</w:t>
+      </w:r>
+      <w:r>
+        <w:t xml:space="preserve"> </w:t>
+      </w:r>
+      <w:r>
+        <w:t xml:space="preserve">aberration – only the variation drives a contrast floor or a</w:t>
+      </w:r>
+      <w:r>
+        <w:t xml:space="preserve"> </w:t>
+      </w:r>
+      <w:r>
+        <w:t xml:space="preserve">PSI systematic.</w:t>
+      </w:r>
+      <w:r>
+        <w:t xml:space="preserve"> </w:t>
+      </w:r>
+      <w:r>
+        <w:rPr>
+          <w:rStyle w:val="VerbatimChar"/>
+        </w:rPr>
+        <w:t xml:space="preserve">D</w:t>
+      </w:r>
+      <w:r>
+        <w:t xml:space="preserve"> </w:t>
+      </w:r>
+      <w:r>
+        <w:t xml:space="preserve">and</w:t>
+      </w:r>
+      <w:r>
+        <w:t xml:space="preserve"> </w:t>
+      </w:r>
+      <w:r>
+        <w:rPr>
+          <w:rStyle w:val="VerbatimChar"/>
+        </w:rPr>
+        <w:t xml:space="preserve">T</w:t>
+      </w:r>
+      <w:r>
+        <w:t xml:space="preserve"> </w:t>
+      </w:r>
+      <w:r>
+        <w:t xml:space="preserve">are singular-value invariants</w:t>
+      </w:r>
+      <w:r>
+        <w:t xml:space="preserve"> </w:t>
+      </w:r>
+      <w:r>
+        <w:t xml:space="preserve">(identical in any output basis);</w:t>
+      </w:r>
+      <w:r>
+        <w:t xml:space="preserve"> </w:t>
+      </w:r>
+      <w:r>
+        <w:rPr>
+          <w:rStyle w:val="VerbatimChar"/>
+        </w:rPr>
+        <w:t xml:space="preserve">ret</w:t>
+      </w:r>
+      <w:r>
+        <w:t xml:space="preserve">/</w:t>
+      </w:r>
+      <w:r>
+        <w:rPr>
+          <w:rStyle w:val="VerbatimChar"/>
+        </w:rPr>
+        <w:t xml:space="preserve">retvec</w:t>
+      </w:r>
+      <w:r>
+        <w:t xml:space="preserve"> </w:t>
+      </w:r>
+      <w:r>
+        <w:t xml:space="preserve">are</w:t>
+      </w:r>
+      <w:r>
+        <w:t xml:space="preserve"> </w:t>
+      </w:r>
+      <w:r>
+        <w:t xml:space="preserve">basis-dependent – exactly what the double-pole basis exists to</w:t>
+      </w:r>
+      <w:r>
+        <w:t xml:space="preserve"> </w:t>
+      </w:r>
+      <w:r>
+        <w:t xml:space="preserve">make artifact-free.</w:t>
       </w:r>
       <w:r>
         <w:t xml:space="preserve"> </w:t>
@@ -67399,20 +67080,20 @@
         <w:t xml:space="preserve"> </w:t>
       </w:r>
       <w:r>
-        <w:t xml:space="preserve">pol_maps, jones_pupil, zernike_grid_basis.</w:t>
+        <w:t xml:space="preserve">jones_pupil.</w:t>
       </w:r>
       <w:r>
         <w:t xml:space="preserve"> </w:t>
       </w:r>
     </w:p>
     <w:bookmarkEnd w:id="348"/>
-    <w:bookmarkStart w:id="349" w:name="polarization"/>
+    <w:bookmarkStart w:id="349" w:name="pol_zernike"/>
     <w:p>
       <w:pPr>
         <w:pStyle w:val="Heading4"/>
       </w:pPr>
       <w:r>
-        <w:t xml:space="preserve">polarization</w:t>
+        <w:t xml:space="preserve">pol_zernike</w:t>
       </w:r>
     </w:p>
     <w:p>
@@ -67437,7 +67118,7 @@
         <w:rPr>
           <w:rStyle w:val="VerbatimChar"/>
         </w:rPr>
-        <w:t xml:space="preserve">out = macos.polarization(state, opts)</w:t>
+        <w:t xml:space="preserve">pz = macos.pol_zernike(pm, opts)</w:t>
       </w:r>
     </w:p>
     <w:p>
@@ -67462,7 +67143,7 @@
         <w:rPr>
           <w:rStyle w:val="VerbatimChar"/>
         </w:rPr>
-        <w:t xml:space="preserve">pymacos.polarization(state, Ex, Ey)</w:t>
+        <w:t xml:space="preserve">pymacos.pol_zernike(pm, modes, center, radius, orthonormalize)</w:t>
       </w:r>
     </w:p>
     <w:p>
@@ -67470,31 +67151,7 @@
         <w:pStyle w:val="FirstParagraph"/>
       </w:pPr>
       <w:r>
-        <w:t xml:space="preserve">Turn polarized ray tracing on/off + set source state. macos.polarization(</w:t>
-      </w:r>
-      <w:r>
-        <w:t xml:space="preserve">‘</w:t>
-      </w:r>
-      <w:r>
-        <w:t xml:space="preserve">on</w:t>
-      </w:r>
-      <w:r>
-        <w:t xml:space="preserve">’</w:t>
-      </w:r>
-      <w:r>
-        <w:t xml:space="preserve">, …) enables polarized ray tracing (the engine POLARIZATION command): rays carry a complex 3-vector E-field, surface coatings become active, and vector diffraction is enabled when the model supports it (mWF&gt;=3, true for all stock model sizes). macos.polarization(</w:t>
-      </w:r>
-      <w:r>
-        <w:t xml:space="preserve">‘</w:t>
-      </w:r>
-      <w:r>
-        <w:t xml:space="preserve">off</w:t>
-      </w:r>
-      <w:r>
-        <w:t xml:space="preserve">’</w:t>
-      </w:r>
-      <w:r>
-        <w:t xml:space="preserve">) restores scalar tracing (NOPOLARIZATION).</w:t>
+        <w:t xml:space="preserve">Low-order Zernike expansion of polarization-aberration maps. pz = macos.pol_zernike(PM) expands the diattenuation and retardance maps in PM (the struct returned by macos.pol_maps) onto a Zernike basis over the unvignetted pupil, giving the standard polarization-aberration terms – piston, tilt, defocus, astigmatism and up – in each Pauli component.</w:t>
       </w:r>
     </w:p>
     <w:p>
@@ -67502,109 +67159,311 @@
         <w:pStyle w:val="BodyText"/>
       </w:pPr>
       <w:r>
-        <w:t xml:space="preserve">Query form (</w:t>
-      </w:r>
-      <w:r>
-        <w:rPr>
-          <w:rStyle w:val="VerbatimChar"/>
-        </w:rPr>
-        <w:t xml:space="preserve">macos.polarization()</w:t>
-      </w:r>
-      <w:r>
-        <w:t xml:space="preserve"> </w:t>
-      </w:r>
-      <w:r>
-        <w:t xml:space="preserve">with no args /</w:t>
-      </w:r>
-      <w:r>
-        <w:t xml:space="preserve"> </w:t>
-      </w:r>
-      <w:r>
-        <w:rPr>
-          <w:rStyle w:val="VerbatimChar"/>
-        </w:rPr>
-        <w:t xml:space="preserve">state=None</w:t>
-      </w:r>
-      <w:r>
-        <w:t xml:space="preserve">)</w:t>
-      </w:r>
-      <w:r>
-        <w:t xml:space="preserve"> </w:t>
-      </w:r>
-      <w:r>
-        <w:t xml:space="preserve">returns the current state:</w:t>
-      </w:r>
-      <w:r>
-        <w:t xml:space="preserve"> </w:t>
-      </w:r>
-      <w:r>
-        <w:rPr>
-          <w:rStyle w:val="VerbatimChar"/>
-        </w:rPr>
-        <w:t xml:space="preserve">.on</w:t>
-      </w:r>
-      <w:r>
-        <w:t xml:space="preserve">,</w:t>
-      </w:r>
-      <w:r>
-        <w:t xml:space="preserve"> </w:t>
-      </w:r>
-      <w:r>
-        <w:rPr>
-          <w:rStyle w:val="VerbatimChar"/>
-        </w:rPr>
-        <w:t xml:space="preserve">.vector</w:t>
-      </w:r>
-      <w:r>
-        <w:t xml:space="preserve">,</w:t>
-      </w:r>
-      <w:r>
-        <w:t xml:space="preserve"> </w:t>
-      </w:r>
-      <w:r>
-        <w:rPr>
-          <w:rStyle w:val="VerbatimChar"/>
-        </w:rPr>
-        <w:t xml:space="preserve">.Ex</w:t>
-      </w:r>
-      <w:r>
-        <w:t xml:space="preserve">,</w:t>
-      </w:r>
-      <w:r>
-        <w:t xml:space="preserve"> </w:t>
-      </w:r>
-      <w:r>
-        <w:rPr>
-          <w:rStyle w:val="VerbatimChar"/>
-        </w:rPr>
-        <w:t xml:space="preserve">.Ey</w:t>
-      </w:r>
-      <w:r>
-        <w:t xml:space="preserve">.</w:t>
-      </w:r>
-      <w:r>
-        <w:t xml:space="preserve"> </w:t>
-      </w:r>
-      <w:r>
-        <w:t xml:space="preserve">Setting the state dirties the cached trace (the engine re-seeds</w:t>
-      </w:r>
-      <w:r>
-        <w:t xml:space="preserve"> </w:t>
-      </w:r>
-      <w:r>
-        <w:t xml:space="preserve">every ray’s E-field on the next trace) – re-trace before</w:t>
-      </w:r>
-      <w:r>
-        <w:t xml:space="preserve"> </w:t>
-      </w:r>
-      <w:r>
-        <w:t xml:space="preserve">harvesting. Enabling requires mWF&gt;=3 (all stock model sizes);</w:t>
-      </w:r>
-      <w:r>
-        <w:t xml:space="preserve"> </w:t>
-      </w:r>
-      <w:r>
-        <w:t xml:space="preserve">the call errors rather than silently degrading.</w:t>
+        <w:t xml:space="preserve">Turns the maps from</w:t>
+      </w:r>
+      <w:r>
+        <w:t xml:space="preserve"> </w:t>
+      </w:r>
+      <w:r>
+        <w:rPr>
+          <w:rStyle w:val="VerbatimChar"/>
+        </w:rPr>
+        <w:t xml:space="preserve">pol_maps</w:t>
+      </w:r>
+      <w:r>
+        <w:t xml:space="preserve"> </w:t>
+      </w:r>
+      <w:r>
+        <w:t xml:space="preserve">into the aberration terms the</w:t>
+      </w:r>
+      <w:r>
+        <w:t xml:space="preserve"> </w:t>
+      </w:r>
+      <w:r>
+        <w:t xml:space="preserve">polarization-aberration literature is written in, so a MACOS result</w:t>
+      </w:r>
+      <w:r>
+        <w:t xml:space="preserve"> </w:t>
+      </w:r>
+      <w:r>
+        <w:t xml:space="preserve">can be compared term-by-term instead of map-shape by map-shape.</w:t>
+      </w:r>
+    </w:p>
+    <w:p>
+      <w:pPr>
+        <w:pStyle w:val="BodyText"/>
+      </w:pPr>
+      <w:r>
+        <w:t xml:space="preserve">Mode indices are the MACOS ANSI 1-based numbers you write in</w:t>
+      </w:r>
+      <w:r>
+        <w:t xml:space="preserve"> </w:t>
+      </w:r>
+      <w:r>
+        <w:rPr>
+          <w:rStyle w:val="VerbatimChar"/>
+        </w:rPr>
+        <w:t xml:space="preserve">MonZernModes=</w:t>
+      </w:r>
+      <w:r>
+        <w:t xml:space="preserve"> </w:t>
+      </w:r>
+      <w:r>
+        <w:t xml:space="preserve">(1 piston, 2 tilt-y, 3 tilt-x, 4 astig45, 5 defocus,</w:t>
+      </w:r>
+      <w:r>
+        <w:t xml:space="preserve"> </w:t>
+      </w:r>
+      <w:r>
+        <w:t xml:space="preserve">6 astig0, 13 spherical, …) – the same convention as</w:t>
+      </w:r>
+      <w:r>
+        <w:t xml:space="preserve"> </w:t>
+      </w:r>
+      <w:r>
+        <w:rPr>
+          <w:rStyle w:val="VerbatimChar"/>
+        </w:rPr>
+        <w:t xml:space="preserve">zernike_grid_basis</w:t>
+      </w:r>
+      <w:r>
+        <w:t xml:space="preserve">, deliberately, and the two share one evaluator</w:t>
+      </w:r>
+      <w:r>
+        <w:t xml:space="preserve"> </w:t>
+      </w:r>
+      <w:r>
+        <w:t xml:space="preserve">so they cannot drift apart. Default</w:t>
+      </w:r>
+      <w:r>
+        <w:t xml:space="preserve"> </w:t>
+      </w:r>
+      <w:r>
+        <w:rPr>
+          <w:rStyle w:val="VerbatimChar"/>
+        </w:rPr>
+        <w:t xml:space="preserve">modes</w:t>
+      </w:r>
+      <w:r>
+        <w:t xml:space="preserve"> </w:t>
+      </w:r>
+      <w:r>
+        <w:t xml:space="preserve">is 1..15.</w:t>
+      </w:r>
+    </w:p>
+    <w:p>
+      <w:pPr>
+        <w:pStyle w:val="BodyText"/>
+      </w:pPr>
+      <w:r>
+        <w:t xml:space="preserve">The fit is LEAST SQUARES, not a projection: circular Zernikes are not</w:t>
+      </w:r>
+      <w:r>
+        <w:t xml:space="preserve"> </w:t>
+      </w:r>
+      <w:r>
+        <w:t xml:space="preserve">orthogonal over an obscured (annular) pupil, so a projection would</w:t>
+      </w:r>
+      <w:r>
+        <w:t xml:space="preserve"> </w:t>
+      </w:r>
+      <w:r>
+        <w:t xml:space="preserve">cross-talk between terms.</w:t>
+      </w:r>
+      <w:r>
+        <w:t xml:space="preserve"> </w:t>
+      </w:r>
+      <w:r>
+        <w:rPr>
+          <w:rStyle w:val="VerbatimChar"/>
+        </w:rPr>
+        <w:t xml:space="preserve">.cond</w:t>
+      </w:r>
+      <w:r>
+        <w:t xml:space="preserve"> </w:t>
+      </w:r>
+      <w:r>
+        <w:t xml:space="preserve">reports the conditioning over the</w:t>
+      </w:r>
+      <w:r>
+        <w:t xml:space="preserve"> </w:t>
+      </w:r>
+      <w:r>
+        <w:t xml:space="preserve">actual mask.</w:t>
+      </w:r>
+      <w:r>
+        <w:t xml:space="preserve"> </w:t>
+      </w:r>
+      <w:r>
+        <w:rPr>
+          <w:rStyle w:val="VerbatimChar"/>
+        </w:rPr>
+        <w:t xml:space="preserve">orthonormalize=true</w:t>
+      </w:r>
+      <w:r>
+        <w:t xml:space="preserve"> </w:t>
+      </w:r>
+      <w:r>
+        <w:t xml:space="preserve">Gram-Schmidts the basis over that</w:t>
+      </w:r>
+      <w:r>
+        <w:t xml:space="preserve"> </w:t>
+      </w:r>
+      <w:r>
+        <w:t xml:space="preserve">mask first – coefficients then become mutually independent but are no</w:t>
+      </w:r>
+      <w:r>
+        <w:t xml:space="preserve"> </w:t>
+      </w:r>
+      <w:r>
+        <w:t xml:space="preserve">longer standard Zernike coefficients, so use it for energy bookkeeping</w:t>
+      </w:r>
+      <w:r>
+        <w:t xml:space="preserve"> </w:t>
+      </w:r>
+      <w:r>
+        <w:t xml:space="preserve">and NOT for literature comparison.</w:t>
+      </w:r>
+    </w:p>
+    <w:p>
+      <w:pPr>
+        <w:pStyle w:val="BodyText"/>
+      </w:pPr>
+      <w:r>
+        <w:t xml:space="preserve">Mode 1 (piston) is the pupil MEAN; everything else is variation about</w:t>
+      </w:r>
+      <w:r>
+        <w:t xml:space="preserve"> </w:t>
+      </w:r>
+      <w:r>
+        <w:t xml:space="preserve">it. Keep them apart – a uniform diattenuation or retardance is a</w:t>
+      </w:r>
+      <w:r>
+        <w:t xml:space="preserve"> </w:t>
+      </w:r>
+      <w:r>
+        <w:t xml:space="preserve">state change (after folds it also absorbs the system’s geometric</w:t>
+      </w:r>
+      <w:r>
+        <w:t xml:space="preserve"> </w:t>
+      </w:r>
+      <w:r>
+        <w:t xml:space="preserve">rotation), not an aberration, and only the variation drives a</w:t>
+      </w:r>
+      <w:r>
+        <w:t xml:space="preserve"> </w:t>
+      </w:r>
+      <w:r>
+        <w:t xml:space="preserve">contrast floor or a PSI systematic.</w:t>
+      </w:r>
+    </w:p>
+    <w:p>
+      <w:pPr>
+        <w:pStyle w:val="BodyText"/>
+      </w:pPr>
+      <w:r>
+        <w:t xml:space="preserve">Expected answer for an on-axis rotationally symmetric two-mirror</w:t>
+      </w:r>
+      <w:r>
+        <w:t xml:space="preserve"> </w:t>
+      </w:r>
+      <w:r>
+        <w:t xml:space="preserve">system: POLARIZATION ASTIGMATISM and nothing else – astig0 in the</w:t>
+      </w:r>
+      <w:r>
+        <w:t xml:space="preserve"> </w:t>
+      </w:r>
+      <w:r>
+        <w:t xml:space="preserve">s1 component, astig45 in s2, equal magnitude, no circular (s3)</w:t>
+      </w:r>
+      <w:r>
+        <w:t xml:space="preserve"> </w:t>
+      </w:r>
+      <w:r>
+        <w:t xml:space="preserve">content, no defocus. If you get piston, tilt, coma or a circular</w:t>
+      </w:r>
+      <w:r>
+        <w:t xml:space="preserve"> </w:t>
+      </w:r>
+      <w:r>
+        <w:t xml:space="preserve">term above round-off on such a system, suspect the reference frame</w:t>
+      </w:r>
+      <w:r>
+        <w:t xml:space="preserve"> </w:t>
+      </w:r>
+      <w:r>
+        <w:t xml:space="preserve">before the optics.</w:t>
+      </w:r>
+    </w:p>
+    <w:p>
+      <w:pPr>
+        <w:pStyle w:val="BodyText"/>
+      </w:pPr>
+      <w:r>
+        <w:t xml:space="preserve">Retardance caveat: points flagged</w:t>
+      </w:r>
+      <w:r>
+        <w:t xml:space="preserve"> </w:t>
+      </w:r>
+      <w:r>
+        <w:rPr>
+          <w:rStyle w:val="VerbatimChar"/>
+        </w:rPr>
+        <w:t xml:space="preserve">pm.ambiguous</w:t>
+      </w:r>
+      <w:r>
+        <w:t xml:space="preserve"> </w:t>
+      </w:r>
+      <w:r>
+        <w:t xml:space="preserve">(retardance within</w:t>
+      </w:r>
+      <w:r>
+        <w:t xml:space="preserve"> </w:t>
+      </w:r>
+      <w:r>
+        <w:t xml:space="preserve">0.2 rad of pi, where the branch is unresolved) are EXCLUDED from the</w:t>
+      </w:r>
+      <w:r>
+        <w:t xml:space="preserve"> </w:t>
+      </w:r>
+      <w:r>
+        <w:t xml:space="preserve">retardance fits; compare</w:t>
+      </w:r>
+      <w:r>
+        <w:t xml:space="preserve"> </w:t>
+      </w:r>
+      <w:r>
+        <w:rPr>
+          <w:rStyle w:val="VerbatimChar"/>
+        </w:rPr>
+        <w:t xml:space="preserve">.npts_ret</w:t>
+      </w:r>
+      <w:r>
+        <w:t xml:space="preserve"> </w:t>
+      </w:r>
+      <w:r>
+        <w:t xml:space="preserve">against</w:t>
+      </w:r>
+      <w:r>
+        <w:t xml:space="preserve"> </w:t>
+      </w:r>
+      <w:r>
+        <w:rPr>
+          <w:rStyle w:val="VerbatimChar"/>
+        </w:rPr>
+        <w:t xml:space="preserve">.npts</w:t>
+      </w:r>
+      <w:r>
+        <w:t xml:space="preserve"> </w:t>
+      </w:r>
+      <w:r>
+        <w:t xml:space="preserve">before reading a</w:t>
+      </w:r>
+      <w:r>
+        <w:t xml:space="preserve"> </w:t>
+      </w:r>
+      <w:r>
+        <w:t xml:space="preserve">retardance expansion.</w:t>
       </w:r>
       <w:r>
         <w:t xml:space="preserve"> </w:t>
@@ -67620,26 +67479,20 @@
         <w:t xml:space="preserve"> </w:t>
       </w:r>
       <w:r>
-        <w:t xml:space="preserve">vector_diffraction, coating, ray_field, jones_pupil;</w:t>
-      </w:r>
-      <w:r>
-        <w:t xml:space="preserve"> </w:t>
-      </w:r>
-      <w:r>
-        <w:t xml:space="preserve">CLI POLarized/NOPolarization.</w:t>
+        <w:t xml:space="preserve">pol_maps, jones_pupil, zernike_grid_basis.</w:t>
       </w:r>
       <w:r>
         <w:t xml:space="preserve"> </w:t>
       </w:r>
     </w:p>
     <w:bookmarkEnd w:id="349"/>
-    <w:bookmarkStart w:id="350" w:name="polarizer"/>
+    <w:bookmarkStart w:id="350" w:name="polarization"/>
     <w:p>
       <w:pPr>
         <w:pStyle w:val="Heading4"/>
       </w:pPr>
       <w:r>
-        <w:t xml:space="preserve">polarizer</w:t>
+        <w:t xml:space="preserve">polarization</w:t>
       </w:r>
     </w:p>
     <w:p>
@@ -67664,7 +67517,7 @@
         <w:rPr>
           <w:rStyle w:val="VerbatimChar"/>
         </w:rPr>
-        <w:t xml:space="preserve">out = macos.polarizer(srf, opts)</w:t>
+        <w:t xml:space="preserve">out = macos.polarization(state, opts)</w:t>
       </w:r>
     </w:p>
     <w:p>
@@ -67689,7 +67542,7 @@
         <w:rPr>
           <w:rStyle w:val="VerbatimChar"/>
         </w:rPr>
-        <w:t xml:space="preserve">pymacos.polarizer(srf, axis)</w:t>
+        <w:t xml:space="preserve">pymacos.polarization(state, Ex, Ey)</w:t>
       </w:r>
     </w:p>
     <w:p>
@@ -67697,22 +67550,31 @@
         <w:pStyle w:val="FirstParagraph"/>
       </w:pPr>
       <w:r>
-        <w:t xml:space="preserve">Set or query an ideal linear polarizer element. macos.polarizer(SRF,</w:t>
-      </w:r>
-      <w:r>
-        <w:t xml:space="preserve"> </w:t>
+        <w:t xml:space="preserve">Turn polarized ray tracing on/off + set source state. macos.polarization(</w:t>
       </w:r>
       <w:r>
         <w:t xml:space="preserve">‘</w:t>
       </w:r>
       <w:r>
-        <w:t xml:space="preserve">axis</w:t>
+        <w:t xml:space="preserve">on</w:t>
       </w:r>
       <w:r>
         <w:t xml:space="preserve">’</w:t>
       </w:r>
       <w:r>
-        <w:t xml:space="preserve">, A) sets the TRANSMISSION axis of the TrPolarizer element at SRF. A is a 3-vector in GLOBAL coordinates; it need not be unit length, and it need not lie in the element’s surface. The engine projects it into each ray’s transverse plane and normalizes (see PolElt in elemsub.F).</w:t>
+        <w:t xml:space="preserve">, …) enables polarized ray tracing (the engine POLARIZATION command): rays carry a complex 3-vector E-field, surface coatings become active, and vector diffraction is enabled when the model supports it (mWF&gt;=3, true for all stock model sizes). macos.polarization(</w:t>
+      </w:r>
+      <w:r>
+        <w:t xml:space="preserve">‘</w:t>
+      </w:r>
+      <w:r>
+        <w:t xml:space="preserve">off</w:t>
+      </w:r>
+      <w:r>
+        <w:t xml:space="preserve">’</w:t>
+      </w:r>
+      <w:r>
+        <w:t xml:space="preserve">) restores scalar tracing (NOPOLARIZATION).</w:t>
       </w:r>
     </w:p>
     <w:p>
@@ -67720,468 +67582,144 @@
         <w:pStyle w:val="BodyText"/>
       </w:pPr>
       <w:r>
-        <w:rPr>
-          <w:bCs/>
-          <w:b/>
-        </w:rPr>
-        <w:t xml:space="preserve">Element type.</w:t>
-      </w:r>
-      <w:r>
-        <w:t xml:space="preserve"> </w:t>
-      </w:r>
-      <w:r>
-        <w:t xml:space="preserve">Requires the element at</w:t>
-      </w:r>
-      <w:r>
-        <w:t xml:space="preserve"> </w:t>
-      </w:r>
-      <w:r>
-        <w:rPr>
-          <w:rStyle w:val="VerbatimChar"/>
-        </w:rPr>
-        <w:t xml:space="preserve">srf</w:t>
-      </w:r>
-      <w:r>
-        <w:t xml:space="preserve"> </w:t>
-      </w:r>
-      <w:r>
-        <w:t xml:space="preserve">to be declared</w:t>
-      </w:r>
-      <w:r>
-        <w:t xml:space="preserve"> </w:t>
-      </w:r>
-      <w:r>
-        <w:rPr>
-          <w:rStyle w:val="VerbatimChar"/>
-        </w:rPr>
-        <w:t xml:space="preserve">Element= TrPolarizer</w:t>
-      </w:r>
-      <w:r>
-        <w:t xml:space="preserve"> </w:t>
-      </w:r>
-      <w:r>
-        <w:t xml:space="preserve">(EltID 15) in the prescription; any other type is</w:t>
-      </w:r>
-      <w:r>
-        <w:t xml:space="preserve"> </w:t>
-      </w:r>
-      <w:r>
-        <w:t xml:space="preserve">refused rather than silently ignored. Before PLAN_POLARIZATION Phase 3 this</w:t>
-      </w:r>
-      <w:r>
-        <w:t xml:space="preserve"> </w:t>
-      </w:r>
-      <w:r>
-        <w:t xml:space="preserve">EltID existed in the name table only and had no trace dispatch at all, so a</w:t>
-      </w:r>
-      <w:r>
-        <w:t xml:space="preserve"> </w:t>
-      </w:r>
-      <w:r>
-        <w:t xml:space="preserve">prescription naming it loaded cleanly and did nothing.</w:t>
-      </w:r>
-    </w:p>
-    <w:p>
-      <w:pPr>
-        <w:pStyle w:val="BodyText"/>
-      </w:pPr>
-      <w:r>
-        <w:rPr>
-          <w:bCs/>
-          <w:b/>
-        </w:rPr>
-        <w:t xml:space="preserve">Ideal, and one-port.</w:t>
-      </w:r>
-      <w:r>
-        <w:t xml:space="preserve"> </w:t>
-      </w:r>
-      <w:r>
-        <w:t xml:space="preserve">Transmission is 1 along the axis and 0 across it –</w:t>
-      </w:r>
-      <w:r>
-        <w:t xml:space="preserve"> </w:t>
-      </w:r>
-      <w:r>
-        <w:t xml:space="preserve">no Fresnel loss at the plate faces, no substrate, no wavelength dependence.</w:t>
-      </w:r>
-      <w:r>
-        <w:t xml:space="preserve"> </w:t>
-      </w:r>
-      <w:r>
-        <w:t xml:space="preserve">The REJECTED component is discarded, not emitted, so a polarizing</w:t>
-      </w:r>
-      <w:r>
-        <w:t xml:space="preserve"> </w:t>
-      </w:r>
-      <w:r>
-        <w:t xml:space="preserve">beamsplitter needs two traces. At 45 degrees a coated</w:t>
-      </w:r>
-      <w:r>
-        <w:t xml:space="preserve"> </w:t>
-      </w:r>
-      <w:r>
-        <w:rPr>
-          <w:rStyle w:val="VerbatimChar"/>
-        </w:rPr>
-        <w:t xml:space="preserve">Reflector</w:t>
-      </w:r>
-      <w:r>
-        <w:t xml:space="preserve"> </w:t>
-      </w:r>
-      <w:r>
-        <w:t xml:space="preserve">is the</w:t>
-      </w:r>
-      <w:r>
-        <w:t xml:space="preserve"> </w:t>
-      </w:r>
-      <w:r>
-        <w:t xml:space="preserve">better model: there the s/p basis is physically meaningful and the coating</w:t>
-      </w:r>
-      <w:r>
-        <w:t xml:space="preserve"> </w:t>
-      </w:r>
-      <w:r>
-        <w:t xml:space="preserve">recursion is already gated against the Fresnel closed form.</w:t>
-      </w:r>
-    </w:p>
-    <w:p>
-      <w:pPr>
-        <w:pStyle w:val="BodyText"/>
-      </w:pPr>
-      <w:r>
-        <w:rPr>
-          <w:bCs/>
-          <w:b/>
-        </w:rPr>
-        <w:t xml:space="preserve">Requires</w:t>
-      </w:r>
-      <w:r>
-        <w:rPr>
-          <w:bCs/>
-          <w:b/>
-        </w:rPr>
-        <w:t xml:space="preserve"> </w:t>
-      </w:r>
-      <w:r>
-        <w:rPr>
-          <w:rStyle w:val="VerbatimChar"/>
-          <w:bCs/>
-          <w:b/>
-        </w:rPr>
-        <w:t xml:space="preserve">polarization('on')</w:t>
-      </w:r>
-      <w:r>
-        <w:rPr>
-          <w:bCs/>
-          <w:b/>
-        </w:rPr>
+        <w:t xml:space="preserve">Query form (</w:t>
+      </w:r>
+      <w:r>
+        <w:rPr>
+          <w:rStyle w:val="VerbatimChar"/>
+        </w:rPr>
+        <w:t xml:space="preserve">macos.polarization()</w:t>
+      </w:r>
+      <w:r>
+        <w:t xml:space="preserve"> </w:t>
+      </w:r>
+      <w:r>
+        <w:t xml:space="preserve">with no args /</w:t>
+      </w:r>
+      <w:r>
+        <w:t xml:space="preserve"> </w:t>
+      </w:r>
+      <w:r>
+        <w:rPr>
+          <w:rStyle w:val="VerbatimChar"/>
+        </w:rPr>
+        <w:t xml:space="preserve">state=None</w:t>
+      </w:r>
+      <w:r>
+        <w:t xml:space="preserve">)</w:t>
+      </w:r>
+      <w:r>
+        <w:t xml:space="preserve"> </w:t>
+      </w:r>
+      <w:r>
+        <w:t xml:space="preserve">returns the current state:</w:t>
+      </w:r>
+      <w:r>
+        <w:t xml:space="preserve"> </w:t>
+      </w:r>
+      <w:r>
+        <w:rPr>
+          <w:rStyle w:val="VerbatimChar"/>
+        </w:rPr>
+        <w:t xml:space="preserve">.on</w:t>
+      </w:r>
+      <w:r>
+        <w:t xml:space="preserve">,</w:t>
+      </w:r>
+      <w:r>
+        <w:t xml:space="preserve"> </w:t>
+      </w:r>
+      <w:r>
+        <w:rPr>
+          <w:rStyle w:val="VerbatimChar"/>
+        </w:rPr>
+        <w:t xml:space="preserve">.vector</w:t>
+      </w:r>
+      <w:r>
+        <w:t xml:space="preserve">,</w:t>
+      </w:r>
+      <w:r>
+        <w:t xml:space="preserve"> </w:t>
+      </w:r>
+      <w:r>
+        <w:rPr>
+          <w:rStyle w:val="VerbatimChar"/>
+        </w:rPr>
+        <w:t xml:space="preserve">.Ex</w:t>
+      </w:r>
+      <w:r>
+        <w:t xml:space="preserve">,</w:t>
+      </w:r>
+      <w:r>
+        <w:t xml:space="preserve"> </w:t>
+      </w:r>
+      <w:r>
+        <w:rPr>
+          <w:rStyle w:val="VerbatimChar"/>
+        </w:rPr>
+        <w:t xml:space="preserve">.Ey</w:t>
+      </w:r>
+      <w:r>
         <w:t xml:space="preserve">.</w:t>
       </w:r>
       <w:r>
         <w:t xml:space="preserve"> </w:t>
       </w:r>
       <w:r>
-        <w:t xml:space="preserve">With polarization off the element is a</w:t>
-      </w:r>
-      <w:r>
-        <w:t xml:space="preserve"> </w:t>
-      </w:r>
-      <w:r>
-        <w:t xml:space="preserve">plain geometric surface and the axis is inert – a trace through it is</w:t>
-      </w:r>
-      <w:r>
-        <w:t xml:space="preserve"> </w:t>
-      </w:r>
-      <w:r>
-        <w:t xml:space="preserve">bit-identical to the same train with a</w:t>
-      </w:r>
-      <w:r>
-        <w:t xml:space="preserve"> </w:t>
-      </w:r>
-      <w:r>
-        <w:rPr>
-          <w:rStyle w:val="VerbatimChar"/>
-        </w:rPr>
-        <w:t xml:space="preserve">Reference</w:t>
-      </w:r>
-      <w:r>
-        <w:t xml:space="preserve"> </w:t>
-      </w:r>
-      <w:r>
-        <w:t xml:space="preserve">surface in its place</w:t>
-      </w:r>
-      <w:r>
-        <w:t xml:space="preserve"> </w:t>
-      </w:r>
-      <w:r>
-        <w:t xml:space="preserve">(gated by</w:t>
-      </w:r>
-      <w:r>
-        <w:t xml:space="preserve"> </w:t>
-      </w:r>
-      <w:r>
-        <w:rPr>
-          <w:rStyle w:val="VerbatimChar"/>
-        </w:rPr>
-        <w:t xml:space="preserve">tPolElement/test_unpolarized_bit_identical_to_reference_twin</w:t>
-      </w:r>
-      <w:r>
-        <w:t xml:space="preserve">).</w:t>
-      </w:r>
-    </w:p>
-    <w:p>
-      <w:pPr>
-        <w:pStyle w:val="BodyText"/>
-      </w:pPr>
-      <w:r>
-        <w:rPr>
-          <w:bCs/>
-          <w:b/>
-        </w:rPr>
-        <w:t xml:space="preserve">Off normal, the MATERIAL axis is what gets projected.</w:t>
-      </w:r>
-      <w:r>
-        <w:t xml:space="preserve"> </w:t>
-      </w:r>
-      <w:r>
-        <w:t xml:space="preserve">The declared</w:t>
-      </w:r>
-      <w:r>
-        <w:t xml:space="preserve"> </w:t>
-      </w:r>
-      <w:r>
-        <w:t xml:space="preserve">axis has to be brought into the plane transverse to the ray, and</w:t>
-      </w:r>
-      <w:r>
-        <w:t xml:space="preserve"> </w:t>
-      </w:r>
-      <w:r>
-        <w:t xml:space="preserve">orthographic projection does not preserve orthogonality, so projecting the</w:t>
-      </w:r>
-      <w:r>
-        <w:t xml:space="preserve"> </w:t>
-      </w:r>
-      <w:r>
-        <w:t xml:space="preserve">declared PASS axis is not the same operation as projecting the BLOCK axis</w:t>
-      </w:r>
-      <w:r>
-        <w:t xml:space="preserve"> </w:t>
-      </w:r>
-      <w:r>
-        <w:t xml:space="preserve">and transmitting the complement – the two differ by</w:t>
-      </w:r>
-      <w:r>
-        <w:t xml:space="preserve"> </w:t>
-      </w:r>
-      <w:r>
-        <w:rPr>
-          <w:rStyle w:val="VerbatimChar"/>
-        </w:rPr>
-        <w:t xml:space="preserve">acos(2cos a/(1+cos^2 a))</w:t>
-      </w:r>
-      <w:r>
-        <w:t xml:space="preserve">, 3.56 degrees of transmitted-axis orientation at</w:t>
-      </w:r>
-      <w:r>
-        <w:t xml:space="preserve"> </w:t>
-      </w:r>
-      <w:r>
-        <w:t xml:space="preserve">20 degrees AOI, and identically zero at normal incidence or when the axis</w:t>
-      </w:r>
-      <w:r>
-        <w:t xml:space="preserve"> </w:t>
-      </w:r>
-      <w:r>
-        <w:t xml:space="preserve">lies in, or perpendicular to, the plane of incidence. The engine projects</w:t>
-      </w:r>
-      <w:r>
-        <w:t xml:space="preserve"> </w:t>
-      </w:r>
-      <w:r>
-        <w:t xml:space="preserve">the material (absorbing) direction</w:t>
-      </w:r>
-      <w:r>
-        <w:t xml:space="preserve"> </w:t>
-      </w:r>
-      <w:r>
-        <w:rPr>
-          <w:rStyle w:val="VerbatimChar"/>
-        </w:rPr>
-        <w:t xml:space="preserve">psi x axis</w:t>
-      </w:r>
-      <w:r>
-        <w:t xml:space="preserve">, extinguishes it, and</w:t>
-      </w:r>
-      <w:r>
-        <w:t xml:space="preserve"> </w:t>
-      </w:r>
-      <w:r>
-        <w:t xml:space="preserve">transmits its orthogonal partner: the dipole rule, measured for a tilted</w:t>
-      </w:r>
-      <w:r>
-        <w:t xml:space="preserve"> </w:t>
-      </w:r>
-      <w:r>
-        <w:t xml:space="preserve">dichroic polarizer by Korger et al.,</w:t>
-      </w:r>
-      <w:r>
-        <w:t xml:space="preserve"> </w:t>
-      </w:r>
-      <w:r>
-        <w:rPr>
-          <w:iCs/>
-          <w:i/>
-        </w:rPr>
-        <w:t xml:space="preserve">Opt. Express</w:t>
-      </w:r>
-      <w:r>
-        <w:t xml:space="preserve"> </w:t>
-      </w:r>
-      <w:r>
-        <w:rPr>
-          <w:bCs/>
-          <w:b/>
-        </w:rPr>
-        <w:t xml:space="preserve">21</w:t>
-      </w:r>
-      <w:r>
-        <w:t xml:space="preserve">, 27032 (2013).</w:t>
-      </w:r>
-      <w:r>
-        <w:t xml:space="preserve"> </w:t>
-      </w:r>
-      <w:r>
-        <w:t xml:space="preserve">The keyword still declares the PASS axis; only the component perpendicular</w:t>
-      </w:r>
-      <w:r>
-        <w:t xml:space="preserve"> </w:t>
-      </w:r>
-      <w:r>
-        <w:t xml:space="preserve">to the element normal matters, and an axis parallel to the normal</w:t>
-      </w:r>
-      <w:r>
-        <w:t xml:space="preserve"> </w:t>
-      </w:r>
-      <w:r>
-        <w:t xml:space="preserve">extinguishes. Gated at 20 degrees AOI on both dispatch chains by</w:t>
-      </w:r>
-      <w:r>
-        <w:t xml:space="preserve"> </w:t>
-      </w:r>
-      <w:r>
-        <w:rPr>
-          <w:rStyle w:val="VerbatimChar"/>
-        </w:rPr>
-        <w:t xml:space="preserve">tPolElement</w:t>
-      </w:r>
-      <w:r>
-        <w:t xml:space="preserve"> </w:t>
-      </w:r>
-      <w:r>
-        <w:t xml:space="preserve">section F.</w:t>
-      </w:r>
-      <w:r>
-        <w:t xml:space="preserve"> </w:t>
-      </w:r>
-      <w:r>
-        <w:rPr>
-          <w:rStyle w:val="VerbatimChar"/>
-        </w:rPr>
-        <w:t xml:space="preserve">RfPolarizer</w:t>
-      </w:r>
-      <w:r>
-        <w:t xml:space="preserve"> </w:t>
-      </w:r>
-      <w:r>
-        <w:t xml:space="preserve">(EltID 14) remains a stub, now for a</w:t>
-      </w:r>
-      <w:r>
-        <w:t xml:space="preserve"> </w:t>
-      </w:r>
-      <w:r>
-        <w:t xml:space="preserve">different reason: a reflective wire grid carries grid efficiency and</w:t>
-      </w:r>
-      <w:r>
-        <w:t xml:space="preserve"> </w:t>
-      </w:r>
-      <w:r>
-        <w:t xml:space="preserve">substrate s/p physics beyond the axis rule.</w:t>
-      </w:r>
-    </w:p>
-    <w:p>
-      <w:pPr>
-        <w:pStyle w:val="BodyText"/>
-      </w:pPr>
-      <w:r>
-        <w:rPr>
-          <w:bCs/>
-          <w:b/>
-        </w:rPr>
-        <w:t xml:space="preserve">Axis storage.</w:t>
-      </w:r>
-      <w:r>
-        <w:t xml:space="preserve"> </w:t>
-      </w:r>
-      <w:r>
-        <w:t xml:space="preserve">The API stores the axis as given, so a query returns what</w:t>
-      </w:r>
-      <w:r>
-        <w:t xml:space="preserve"> </w:t>
-      </w:r>
-      <w:r>
-        <w:t xml:space="preserve">was written; the Rx parser UNITIZES on load (matching</w:t>
-      </w:r>
-      <w:r>
-        <w:t xml:space="preserve"> </w:t>
-      </w:r>
-      <w:r>
-        <w:rPr>
-          <w:rStyle w:val="VerbatimChar"/>
-        </w:rPr>
-        <w:t xml:space="preserve">psiElt=</w:t>
-      </w:r>
-      <w:r>
-        <w:t xml:space="preserve">), so a</w:t>
-      </w:r>
-      <w:r>
-        <w:t xml:space="preserve"> </w:t>
-      </w:r>
-      <w:r>
-        <w:t xml:space="preserve">non-unit axis comes back normalized after a save/reload round trip. Either</w:t>
-      </w:r>
-      <w:r>
-        <w:t xml:space="preserve"> </w:t>
-      </w:r>
-      <w:r>
-        <w:t xml:space="preserve">way it is a direction –</w:t>
-      </w:r>
-      <w:r>
-        <w:t xml:space="preserve"> </w:t>
-      </w:r>
-      <w:r>
-        <w:rPr>
-          <w:rStyle w:val="VerbatimChar"/>
-        </w:rPr>
-        <w:t xml:space="preserve">PolElt</w:t>
-      </w:r>
-      <w:r>
-        <w:t xml:space="preserve"> </w:t>
-      </w:r>
-      <w:r>
-        <w:t xml:space="preserve">normalizes per ray.</w:t>
+        <w:t xml:space="preserve">Setting the state dirties the cached trace (the engine re-seeds</w:t>
+      </w:r>
+      <w:r>
+        <w:t xml:space="preserve"> </w:t>
+      </w:r>
+      <w:r>
+        <w:t xml:space="preserve">every ray’s E-field on the next trace) – re-trace before</w:t>
+      </w:r>
+      <w:r>
+        <w:t xml:space="preserve"> </w:t>
+      </w:r>
+      <w:r>
+        <w:t xml:space="preserve">harvesting. Enabling requires mWF&gt;=3 (all stock model sizes);</w:t>
+      </w:r>
+      <w:r>
+        <w:t xml:space="preserve"> </w:t>
+      </w:r>
+      <w:r>
+        <w:t xml:space="preserve">the call errors rather than silently degrading.</w:t>
+      </w:r>
+      <w:r>
+        <w:t xml:space="preserve"> </w:t>
+      </w:r>
+      <w:r>
+        <w:rPr>
+          <w:iCs/>
+          <w:i/>
+        </w:rPr>
+        <w:t xml:space="preserve">Related:</w:t>
+      </w:r>
+      <w:r>
+        <w:t xml:space="preserve"> </w:t>
+      </w:r>
+      <w:r>
+        <w:t xml:space="preserve">vector_diffraction, coating, ray_field, jones_pupil;</w:t>
+      </w:r>
+      <w:r>
+        <w:t xml:space="preserve"> </w:t>
+      </w:r>
+      <w:r>
+        <w:t xml:space="preserve">CLI POLarized/NOPolarization.</w:t>
       </w:r>
       <w:r>
         <w:t xml:space="preserve"> </w:t>
       </w:r>
     </w:p>
     <w:bookmarkEnd w:id="350"/>
-    <w:bookmarkStart w:id="351" w:name="pupil_zone_map"/>
+    <w:bookmarkStart w:id="351" w:name="polarizer"/>
     <w:p>
       <w:pPr>
         <w:pStyle w:val="Heading4"/>
       </w:pPr>
       <w:r>
-        <w:t xml:space="preserve">pupil_zone_map</w:t>
+        <w:t xml:space="preserve">polarizer</w:t>
       </w:r>
     </w:p>
     <w:p>
@@ -68206,7 +67744,7 @@
         <w:rPr>
           <w:rStyle w:val="VerbatimChar"/>
         </w:rPr>
-        <w:t xml:space="preserve">z = macos.pupil_zone_map(pupil_elt, image_elt, opts)</w:t>
+        <w:t xml:space="preserve">out = macos.polarizer(srf, opts)</w:t>
       </w:r>
     </w:p>
     <w:p>
@@ -68229,10 +67767,9 @@
       </w:r>
       <w:r>
         <w:rPr>
-          <w:iCs/>
-          <w:i/>
-        </w:rPr>
-        <w:t xml:space="preserve">not available</w:t>
+          <w:rStyle w:val="VerbatimChar"/>
+        </w:rPr>
+        <w:t xml:space="preserve">pymacos.polarizer(srf, axis)</w:t>
       </w:r>
     </w:p>
     <w:p>
@@ -68240,17 +67777,491 @@
         <w:pStyle w:val="FirstParagraph"/>
       </w:pPr>
       <w:r>
-        <w:t xml:space="preserve">Pupil-resolved imaging quality (zone -&gt; image spot). z = macos.pupil_zone_map(PUPIL_ELT, IMAGE_ELT) partitions the ray grid into zones by each ray’s TRANSVERSE position at PUPIL_ELT, and for each zone measures the RMS transverse spread of those same rays at IMAGE_ELT. Conceptually: a cone of rays leaves each patch of the pupil; a perfectly imaging system maps every patch to the SAME image</w:t>
+        <w:t xml:space="preserve">Set or query an ideal linear polarizer element. macos.polarizer(SRF,</w:t>
+      </w:r>
+      <w:r>
+        <w:t xml:space="preserve"> </w:t>
+      </w:r>
+      <w:r>
+        <w:t xml:space="preserve">‘</w:t>
+      </w:r>
+      <w:r>
+        <w:t xml:space="preserve">axis</w:t>
+      </w:r>
+      <w:r>
+        <w:t xml:space="preserve">’</w:t>
+      </w:r>
+      <w:r>
+        <w:t xml:space="preserve">, A) sets the TRANSMISSION axis of the TrPolarizer element at SRF. A is a 3-vector in GLOBAL coordinates; it need not be unit length, and it need not lie in the element’s surface. The engine projects it into each ray’s transverse plane and normalizes (see PolElt in elemsub.F).</w:t>
+      </w:r>
+    </w:p>
+    <w:p>
+      <w:pPr>
+        <w:pStyle w:val="BodyText"/>
+      </w:pPr>
+      <w:r>
+        <w:rPr>
+          <w:bCs/>
+          <w:b/>
+        </w:rPr>
+        <w:t xml:space="preserve">Element type.</w:t>
+      </w:r>
+      <w:r>
+        <w:t xml:space="preserve"> </w:t>
+      </w:r>
+      <w:r>
+        <w:t xml:space="preserve">Requires the element at</w:t>
+      </w:r>
+      <w:r>
+        <w:t xml:space="preserve"> </w:t>
+      </w:r>
+      <w:r>
+        <w:rPr>
+          <w:rStyle w:val="VerbatimChar"/>
+        </w:rPr>
+        <w:t xml:space="preserve">srf</w:t>
+      </w:r>
+      <w:r>
+        <w:t xml:space="preserve"> </w:t>
+      </w:r>
+      <w:r>
+        <w:t xml:space="preserve">to be declared</w:t>
+      </w:r>
+      <w:r>
+        <w:t xml:space="preserve"> </w:t>
+      </w:r>
+      <w:r>
+        <w:rPr>
+          <w:rStyle w:val="VerbatimChar"/>
+        </w:rPr>
+        <w:t xml:space="preserve">Element= TrPolarizer</w:t>
+      </w:r>
+      <w:r>
+        <w:t xml:space="preserve"> </w:t>
+      </w:r>
+      <w:r>
+        <w:t xml:space="preserve">(EltID 15) in the prescription; any other type is</w:t>
+      </w:r>
+      <w:r>
+        <w:t xml:space="preserve"> </w:t>
+      </w:r>
+      <w:r>
+        <w:t xml:space="preserve">refused rather than silently ignored. Before PLAN_POLARIZATION Phase 3 this</w:t>
+      </w:r>
+      <w:r>
+        <w:t xml:space="preserve"> </w:t>
+      </w:r>
+      <w:r>
+        <w:t xml:space="preserve">EltID existed in the name table only and had no trace dispatch at all, so a</w:t>
+      </w:r>
+      <w:r>
+        <w:t xml:space="preserve"> </w:t>
+      </w:r>
+      <w:r>
+        <w:t xml:space="preserve">prescription naming it loaded cleanly and did nothing.</w:t>
+      </w:r>
+    </w:p>
+    <w:p>
+      <w:pPr>
+        <w:pStyle w:val="BodyText"/>
+      </w:pPr>
+      <w:r>
+        <w:rPr>
+          <w:bCs/>
+          <w:b/>
+        </w:rPr>
+        <w:t xml:space="preserve">Ideal, and one-port.</w:t>
+      </w:r>
+      <w:r>
+        <w:t xml:space="preserve"> </w:t>
+      </w:r>
+      <w:r>
+        <w:t xml:space="preserve">Transmission is 1 along the axis and 0 across it –</w:t>
+      </w:r>
+      <w:r>
+        <w:t xml:space="preserve"> </w:t>
+      </w:r>
+      <w:r>
+        <w:t xml:space="preserve">no Fresnel loss at the plate faces, no substrate, no wavelength dependence.</w:t>
+      </w:r>
+      <w:r>
+        <w:t xml:space="preserve"> </w:t>
+      </w:r>
+      <w:r>
+        <w:t xml:space="preserve">The REJECTED component is discarded, not emitted, so a polarizing</w:t>
+      </w:r>
+      <w:r>
+        <w:t xml:space="preserve"> </w:t>
+      </w:r>
+      <w:r>
+        <w:t xml:space="preserve">beamsplitter needs two traces. At 45 degrees a coated</w:t>
+      </w:r>
+      <w:r>
+        <w:t xml:space="preserve"> </w:t>
+      </w:r>
+      <w:r>
+        <w:rPr>
+          <w:rStyle w:val="VerbatimChar"/>
+        </w:rPr>
+        <w:t xml:space="preserve">Reflector</w:t>
+      </w:r>
+      <w:r>
+        <w:t xml:space="preserve"> </w:t>
+      </w:r>
+      <w:r>
+        <w:t xml:space="preserve">is the</w:t>
+      </w:r>
+      <w:r>
+        <w:t xml:space="preserve"> </w:t>
+      </w:r>
+      <w:r>
+        <w:t xml:space="preserve">better model: there the s/p basis is physically meaningful and the coating</w:t>
+      </w:r>
+      <w:r>
+        <w:t xml:space="preserve"> </w:t>
+      </w:r>
+      <w:r>
+        <w:t xml:space="preserve">recursion is already gated against the Fresnel closed form.</w:t>
+      </w:r>
+    </w:p>
+    <w:p>
+      <w:pPr>
+        <w:pStyle w:val="BodyText"/>
+      </w:pPr>
+      <w:r>
+        <w:rPr>
+          <w:bCs/>
+          <w:b/>
+        </w:rPr>
+        <w:t xml:space="preserve">Requires</w:t>
+      </w:r>
+      <w:r>
+        <w:rPr>
+          <w:bCs/>
+          <w:b/>
+        </w:rPr>
+        <w:t xml:space="preserve"> </w:t>
+      </w:r>
+      <w:r>
+        <w:rPr>
+          <w:rStyle w:val="VerbatimChar"/>
+          <w:bCs/>
+          <w:b/>
+        </w:rPr>
+        <w:t xml:space="preserve">polarization('on')</w:t>
+      </w:r>
+      <w:r>
+        <w:rPr>
+          <w:bCs/>
+          <w:b/>
+        </w:rPr>
+        <w:t xml:space="preserve">.</w:t>
+      </w:r>
+      <w:r>
+        <w:t xml:space="preserve"> </w:t>
+      </w:r>
+      <w:r>
+        <w:t xml:space="preserve">With polarization off the element is a</w:t>
+      </w:r>
+      <w:r>
+        <w:t xml:space="preserve"> </w:t>
+      </w:r>
+      <w:r>
+        <w:t xml:space="preserve">plain geometric surface and the axis is inert – a trace through it is</w:t>
+      </w:r>
+      <w:r>
+        <w:t xml:space="preserve"> </w:t>
+      </w:r>
+      <w:r>
+        <w:t xml:space="preserve">bit-identical to the same train with a</w:t>
+      </w:r>
+      <w:r>
+        <w:t xml:space="preserve"> </w:t>
+      </w:r>
+      <w:r>
+        <w:rPr>
+          <w:rStyle w:val="VerbatimChar"/>
+        </w:rPr>
+        <w:t xml:space="preserve">Reference</w:t>
+      </w:r>
+      <w:r>
+        <w:t xml:space="preserve"> </w:t>
+      </w:r>
+      <w:r>
+        <w:t xml:space="preserve">surface in its place</w:t>
+      </w:r>
+      <w:r>
+        <w:t xml:space="preserve"> </w:t>
+      </w:r>
+      <w:r>
+        <w:t xml:space="preserve">(gated by</w:t>
+      </w:r>
+      <w:r>
+        <w:t xml:space="preserve"> </w:t>
+      </w:r>
+      <w:r>
+        <w:rPr>
+          <w:rStyle w:val="VerbatimChar"/>
+        </w:rPr>
+        <w:t xml:space="preserve">tPolElement/test_unpolarized_bit_identical_to_reference_twin</w:t>
+      </w:r>
+      <w:r>
+        <w:t xml:space="preserve">).</w:t>
+      </w:r>
+    </w:p>
+    <w:p>
+      <w:pPr>
+        <w:pStyle w:val="BodyText"/>
+      </w:pPr>
+      <w:r>
+        <w:rPr>
+          <w:bCs/>
+          <w:b/>
+        </w:rPr>
+        <w:t xml:space="preserve">Off normal, the MATERIAL axis is what gets projected.</w:t>
+      </w:r>
+      <w:r>
+        <w:t xml:space="preserve"> </w:t>
+      </w:r>
+      <w:r>
+        <w:t xml:space="preserve">The declared</w:t>
+      </w:r>
+      <w:r>
+        <w:t xml:space="preserve"> </w:t>
+      </w:r>
+      <w:r>
+        <w:t xml:space="preserve">axis has to be brought into the plane transverse to the ray, and</w:t>
+      </w:r>
+      <w:r>
+        <w:t xml:space="preserve"> </w:t>
+      </w:r>
+      <w:r>
+        <w:t xml:space="preserve">orthographic projection does not preserve orthogonality, so projecting the</w:t>
+      </w:r>
+      <w:r>
+        <w:t xml:space="preserve"> </w:t>
+      </w:r>
+      <w:r>
+        <w:t xml:space="preserve">declared PASS axis is not the same operation as projecting the BLOCK axis</w:t>
+      </w:r>
+      <w:r>
+        <w:t xml:space="preserve"> </w:t>
+      </w:r>
+      <w:r>
+        <w:t xml:space="preserve">and transmitting the complement – the two differ by</w:t>
+      </w:r>
+      <w:r>
+        <w:t xml:space="preserve"> </w:t>
+      </w:r>
+      <w:r>
+        <w:rPr>
+          <w:rStyle w:val="VerbatimChar"/>
+        </w:rPr>
+        <w:t xml:space="preserve">acos(2cos a/(1+cos^2 a))</w:t>
+      </w:r>
+      <w:r>
+        <w:t xml:space="preserve">, 3.56 degrees of transmitted-axis orientation at</w:t>
+      </w:r>
+      <w:r>
+        <w:t xml:space="preserve"> </w:t>
+      </w:r>
+      <w:r>
+        <w:t xml:space="preserve">20 degrees AOI, and identically zero at normal incidence or when the axis</w:t>
+      </w:r>
+      <w:r>
+        <w:t xml:space="preserve"> </w:t>
+      </w:r>
+      <w:r>
+        <w:t xml:space="preserve">lies in, or perpendicular to, the plane of incidence. The engine projects</w:t>
+      </w:r>
+      <w:r>
+        <w:t xml:space="preserve"> </w:t>
+      </w:r>
+      <w:r>
+        <w:t xml:space="preserve">the material (absorbing) direction</w:t>
+      </w:r>
+      <w:r>
+        <w:t xml:space="preserve"> </w:t>
+      </w:r>
+      <w:r>
+        <w:rPr>
+          <w:rStyle w:val="VerbatimChar"/>
+        </w:rPr>
+        <w:t xml:space="preserve">psi x axis</w:t>
+      </w:r>
+      <w:r>
+        <w:t xml:space="preserve">, extinguishes it, and</w:t>
+      </w:r>
+      <w:r>
+        <w:t xml:space="preserve"> </w:t>
+      </w:r>
+      <w:r>
+        <w:t xml:space="preserve">transmits its orthogonal partner: the dipole rule, measured for a tilted</w:t>
+      </w:r>
+      <w:r>
+        <w:t xml:space="preserve"> </w:t>
+      </w:r>
+      <w:r>
+        <w:t xml:space="preserve">dichroic polarizer by Korger et al.,</w:t>
+      </w:r>
+      <w:r>
+        <w:t xml:space="preserve"> </w:t>
+      </w:r>
+      <w:r>
+        <w:rPr>
+          <w:iCs/>
+          <w:i/>
+        </w:rPr>
+        <w:t xml:space="preserve">Opt. Express</w:t>
+      </w:r>
+      <w:r>
+        <w:t xml:space="preserve"> </w:t>
+      </w:r>
+      <w:r>
+        <w:rPr>
+          <w:bCs/>
+          <w:b/>
+        </w:rPr>
+        <w:t xml:space="preserve">21</w:t>
+      </w:r>
+      <w:r>
+        <w:t xml:space="preserve">, 27032 (2013).</w:t>
+      </w:r>
+      <w:r>
+        <w:t xml:space="preserve"> </w:t>
+      </w:r>
+      <w:r>
+        <w:t xml:space="preserve">The keyword still declares the PASS axis; only the component perpendicular</w:t>
+      </w:r>
+      <w:r>
+        <w:t xml:space="preserve"> </w:t>
+      </w:r>
+      <w:r>
+        <w:t xml:space="preserve">to the element normal matters, and an axis parallel to the normal</w:t>
+      </w:r>
+      <w:r>
+        <w:t xml:space="preserve"> </w:t>
+      </w:r>
+      <w:r>
+        <w:t xml:space="preserve">extinguishes. Gated at 20 degrees AOI on both dispatch chains by</w:t>
+      </w:r>
+      <w:r>
+        <w:t xml:space="preserve"> </w:t>
+      </w:r>
+      <w:r>
+        <w:rPr>
+          <w:rStyle w:val="VerbatimChar"/>
+        </w:rPr>
+        <w:t xml:space="preserve">tPolElement</w:t>
+      </w:r>
+      <w:r>
+        <w:t xml:space="preserve"> </w:t>
+      </w:r>
+      <w:r>
+        <w:t xml:space="preserve">section F.</w:t>
+      </w:r>
+      <w:r>
+        <w:t xml:space="preserve"> </w:t>
+      </w:r>
+      <w:r>
+        <w:rPr>
+          <w:rStyle w:val="VerbatimChar"/>
+        </w:rPr>
+        <w:t xml:space="preserve">RfPolarizer</w:t>
+      </w:r>
+      <w:r>
+        <w:t xml:space="preserve"> </w:t>
+      </w:r>
+      <w:r>
+        <w:t xml:space="preserve">(EltID 14) remains a stub, now for a</w:t>
+      </w:r>
+      <w:r>
+        <w:t xml:space="preserve"> </w:t>
+      </w:r>
+      <w:r>
+        <w:t xml:space="preserve">different reason: a reflective wire grid carries grid efficiency and</w:t>
+      </w:r>
+      <w:r>
+        <w:t xml:space="preserve"> </w:t>
+      </w:r>
+      <w:r>
+        <w:t xml:space="preserve">substrate s/p physics beyond the axis rule.</w:t>
+      </w:r>
+    </w:p>
+    <w:p>
+      <w:pPr>
+        <w:pStyle w:val="BodyText"/>
+      </w:pPr>
+      <w:r>
+        <w:rPr>
+          <w:bCs/>
+          <w:b/>
+        </w:rPr>
+        <w:t xml:space="preserve">Axis storage.</w:t>
+      </w:r>
+      <w:r>
+        <w:t xml:space="preserve"> </w:t>
+      </w:r>
+      <w:r>
+        <w:t xml:space="preserve">The API stores the axis as given, so a query returns what</w:t>
+      </w:r>
+      <w:r>
+        <w:t xml:space="preserve"> </w:t>
+      </w:r>
+      <w:r>
+        <w:t xml:space="preserve">was written; the Rx parser UNITIZES on load (matching</w:t>
+      </w:r>
+      <w:r>
+        <w:t xml:space="preserve"> </w:t>
+      </w:r>
+      <w:r>
+        <w:rPr>
+          <w:rStyle w:val="VerbatimChar"/>
+        </w:rPr>
+        <w:t xml:space="preserve">psiElt=</w:t>
+      </w:r>
+      <w:r>
+        <w:t xml:space="preserve">), so a</w:t>
+      </w:r>
+      <w:r>
+        <w:t xml:space="preserve"> </w:t>
+      </w:r>
+      <w:r>
+        <w:t xml:space="preserve">non-unit axis comes back normalized after a save/reload round trip. Either</w:t>
+      </w:r>
+      <w:r>
+        <w:t xml:space="preserve"> </w:t>
+      </w:r>
+      <w:r>
+        <w:t xml:space="preserve">way it is a direction –</w:t>
+      </w:r>
+      <w:r>
+        <w:t xml:space="preserve"> </w:t>
+      </w:r>
+      <w:r>
+        <w:rPr>
+          <w:rStyle w:val="VerbatimChar"/>
+        </w:rPr>
+        <w:t xml:space="preserve">PolElt</w:t>
+      </w:r>
+      <w:r>
+        <w:t xml:space="preserve"> </w:t>
+      </w:r>
+      <w:r>
+        <w:t xml:space="preserve">normalizes per ray.</w:t>
+      </w:r>
+      <w:r>
+        <w:t xml:space="preserve"> </w:t>
       </w:r>
     </w:p>
     <w:bookmarkEnd w:id="351"/>
-    <w:bookmarkStart w:id="352" w:name="radial_contrast"/>
+    <w:bookmarkStart w:id="352" w:name="pupil_zone_map"/>
     <w:p>
       <w:pPr>
         <w:pStyle w:val="Heading4"/>
       </w:pPr>
       <w:r>
-        <w:t xml:space="preserve">radial_contrast</w:t>
+        <w:t xml:space="preserve">pupil_zone_map</w:t>
       </w:r>
     </w:p>
     <w:p>
@@ -68275,7 +68286,7 @@
         <w:rPr>
           <w:rStyle w:val="VerbatimChar"/>
         </w:rPr>
-        <w:t xml:space="preserve">[r_lamD, contrast] = macos.radial_contrast(intensity, peak_unaberrated, ...</w:t>
+        <w:t xml:space="preserve">z = macos.pupil_zone_map(pupil_elt, image_elt, opts)</w:t>
       </w:r>
     </w:p>
     <w:p>
@@ -68309,21 +68320,17 @@
         <w:pStyle w:val="FirstParagraph"/>
       </w:pPr>
       <w:r>
-        <w:rPr>
-          <w:iCs/>
-          <w:i/>
-        </w:rPr>
-        <w:t xml:space="preserve">TODO: expand — dialog details, behavior notes, related commands.</w:t>
+        <w:t xml:space="preserve">Pupil-resolved imaging quality (zone -&gt; image spot). z = macos.pupil_zone_map(PUPIL_ELT, IMAGE_ELT) partitions the ray grid into zones by each ray’s TRANSVERSE position at PUPIL_ELT, and for each zone measures the RMS transverse spread of those same rays at IMAGE_ELT. Conceptually: a cone of rays leaves each patch of the pupil; a perfectly imaging system maps every patch to the SAME image</w:t>
       </w:r>
     </w:p>
     <w:bookmarkEnd w:id="352"/>
-    <w:bookmarkStart w:id="353" w:name="radial_profile"/>
+    <w:bookmarkStart w:id="353" w:name="radial_contrast"/>
     <w:p>
       <w:pPr>
         <w:pStyle w:val="Heading4"/>
       </w:pPr>
       <w:r>
-        <w:t xml:space="preserve">radial_profile</w:t>
+        <w:t xml:space="preserve">radial_contrast</w:t>
       </w:r>
     </w:p>
     <w:p>
@@ -68348,7 +68355,7 @@
         <w:rPr>
           <w:rStyle w:val="VerbatimChar"/>
         </w:rPr>
-        <w:t xml:space="preserve">[centers, means, stds, ns] = macos.radial_profile(img, center, max_radius, bin_size)</w:t>
+        <w:t xml:space="preserve">[r_lamD, contrast] = macos.radial_contrast(intensity, peak_unaberrated, ...</w:t>
       </w:r>
     </w:p>
     <w:p>
@@ -68382,17 +68389,21 @@
         <w:pStyle w:val="FirstParagraph"/>
       </w:pPr>
       <w:r>
-        <w:t xml:space="preserve">Azimuthally-averaged radial profile of a 2D image. [centers, means, stds, ns] = RADIAL_PROFILE(IMG) returns the bin centres, per-bin mean, per-bin std, and per-bin pixel count of the azimuthal average of IMG about its array centre. MATLAB port of contrast.py:radial_profile (pymacos</w:t>
+        <w:rPr>
+          <w:iCs/>
+          <w:i/>
+        </w:rPr>
+        <w:t xml:space="preserve">TODO: expand — dialog details, behavior notes, related commands.</w:t>
       </w:r>
     </w:p>
     <w:bookmarkEnd w:id="353"/>
-    <w:bookmarkStart w:id="354" w:name="ray-1"/>
+    <w:bookmarkStart w:id="354" w:name="radial_profile"/>
     <w:p>
       <w:pPr>
         <w:pStyle w:val="Heading4"/>
       </w:pPr>
       <w:r>
-        <w:t xml:space="preserve">ray</w:t>
+        <w:t xml:space="preserve">radial_profile</w:t>
       </w:r>
     </w:p>
     <w:p>
@@ -68417,7 +68428,7 @@
         <w:rPr>
           <w:rStyle w:val="VerbatimChar"/>
         </w:rPr>
-        <w:t xml:space="preserve">r = macos.ray(iRay)</w:t>
+        <w:t xml:space="preserve">[centers, means, stds, ns] = macos.radial_profile(img, center, max_radius, bin_size)</w:t>
       </w:r>
     </w:p>
     <w:p>
@@ -68440,9 +68451,10 @@
       </w:r>
       <w:r>
         <w:rPr>
-          <w:rStyle w:val="VerbatimChar"/>
-        </w:rPr>
-        <w:t xml:space="preserve">pymacos.ray(i_ray)</w:t>
+          <w:iCs/>
+          <w:i/>
+        </w:rPr>
+        <w:t xml:space="preserve">not available</w:t>
       </w:r>
     </w:p>
     <w:p>
@@ -68450,17 +68462,17 @@
         <w:pStyle w:val="FirstParagraph"/>
       </w:pPr>
       <w:r>
-        <w:t xml:space="preserve">Trace ray iRay of the source grid (1 = the chief ray) – the CLI’s RAY. r = macos.ray(iRay) iRay in 1..nRays of the current grid (macos.trace().nRays) Traces to the last element (or the deck’s ray-target element). Fields as macos.srt (column k = element k, BaseUnits / global frame): r.pos 3 x nElt the crossing at element k; r.dir 3 x nElt the direction leaving it r.n_prev, r.n_cur 1 x nElt the index before / after</w:t>
+        <w:t xml:space="preserve">Azimuthally-averaged radial profile of a 2D image. [centers, means, stds, ns] = RADIAL_PROFILE(IMG) returns the bin centres, per-bin mean, per-bin std, and per-bin pixel count of the azimuthal average of IMG about its array centre. MATLAB port of contrast.py:radial_profile (pymacos</w:t>
       </w:r>
     </w:p>
     <w:bookmarkEnd w:id="354"/>
-    <w:bookmarkStart w:id="355" w:name="ray_field"/>
+    <w:bookmarkStart w:id="355" w:name="ray-1"/>
     <w:p>
       <w:pPr>
         <w:pStyle w:val="Heading4"/>
       </w:pPr>
       <w:r>
-        <w:t xml:space="preserve">ray_field</w:t>
+        <w:t xml:space="preserve">ray</w:t>
       </w:r>
     </w:p>
     <w:p>
@@ -68485,7 +68497,7 @@
         <w:rPr>
           <w:rStyle w:val="VerbatimChar"/>
         </w:rPr>
-        <w:t xml:space="preserve">rf = macos.ray_field(srf)</w:t>
+        <w:t xml:space="preserve">r = macos.ray(iRay)</w:t>
       </w:r>
     </w:p>
     <w:p>
@@ -68510,7 +68522,7 @@
         <w:rPr>
           <w:rStyle w:val="VerbatimChar"/>
         </w:rPr>
-        <w:t xml:space="preserve">pymacos.ray_field(srf)</w:t>
+        <w:t xml:space="preserve">pymacos.ray(i_ray)</w:t>
       </w:r>
     </w:p>
     <w:p>
@@ -68518,179 +68530,17 @@
         <w:pStyle w:val="FirstParagraph"/>
       </w:pPr>
       <w:r>
-        <w:t xml:space="preserve">Per-ray complex E-field + geometry at an element. rf = macos.ray_field(SRF) returns, on the N x N ray grid at element SRF (N = model size), the per-ray complex electric field RayE(3,:) plus the ray direction cosines, the element surface normal, and the per-ray status. Requires a polarized trace: call macos.polarization(</w:t>
-      </w:r>
-      <w:r>
-        <w:t xml:space="preserve">‘</w:t>
-      </w:r>
-      <w:r>
-        <w:t xml:space="preserve">on</w:t>
-      </w:r>
-      <w:r>
-        <w:t xml:space="preserve">’</w:t>
-      </w:r>
-      <w:r>
-        <w:t xml:space="preserve">) and trace before this.</w:t>
-      </w:r>
-    </w:p>
-    <w:p>
-      <w:pPr>
-        <w:pStyle w:val="BodyText"/>
-      </w:pPr>
-      <w:r>
-        <w:t xml:space="preserve">Returns NaN-free zero fields with</w:t>
-      </w:r>
-      <w:r>
-        <w:t xml:space="preserve"> </w:t>
-      </w:r>
-      <w:r>
-        <w:rPr>
-          <w:rStyle w:val="VerbatimChar"/>
-        </w:rPr>
-        <w:t xml:space="preserve">status~=0</w:t>
-      </w:r>
-      <w:r>
-        <w:t xml:space="preserve"> </w:t>
-      </w:r>
-      <w:r>
-        <w:t xml:space="preserve">at vignetted /</w:t>
-      </w:r>
-      <w:r>
-        <w:t xml:space="preserve"> </w:t>
-      </w:r>
-      <w:r>
-        <w:t xml:space="preserve">failed grid points – always mask on</w:t>
-      </w:r>
-      <w:r>
-        <w:t xml:space="preserve"> </w:t>
-      </w:r>
-      <w:r>
-        <w:rPr>
-          <w:rStyle w:val="VerbatimChar"/>
-        </w:rPr>
-        <w:t xml:space="preserve">status==0</w:t>
-      </w:r>
-      <w:r>
-        <w:t xml:space="preserve"> </w:t>
-      </w:r>
-      <w:r>
-        <w:t xml:space="preserve">before</w:t>
-      </w:r>
-      <w:r>
-        <w:t xml:space="preserve"> </w:t>
-      </w:r>
-      <w:r>
-        <w:t xml:space="preserve">statistics. The surface normal returned is the per-element</w:t>
-      </w:r>
-      <w:r>
-        <w:t xml:space="preserve"> </w:t>
-      </w:r>
-      <w:r>
-        <w:rPr>
-          <w:rStyle w:val="VerbatimChar"/>
-        </w:rPr>
-        <w:t xml:space="preserve">psiElt</w:t>
-      </w:r>
-      <w:r>
-        <w:t xml:space="preserve"> </w:t>
-      </w:r>
-      <w:r>
-        <w:t xml:space="preserve">broadcast to the grid (exact for flats; for curved</w:t>
-      </w:r>
-      <w:r>
-        <w:t xml:space="preserve"> </w:t>
-      </w:r>
-      <w:r>
-        <w:t xml:space="preserve">elements it is the nominal element normal, not the local</w:t>
-      </w:r>
-      <w:r>
-        <w:t xml:space="preserve"> </w:t>
-      </w:r>
-      <w:r>
-        <w:t xml:space="preserve">surface normal at each intersection). The field at an element</w:t>
-      </w:r>
-      <w:r>
-        <w:t xml:space="preserve"> </w:t>
-      </w:r>
-      <w:r>
-        <w:t xml:space="preserve">is the field AFTER that element’s reflection/refraction,</w:t>
-      </w:r>
-      <w:r>
-        <w:t xml:space="preserve"> </w:t>
-      </w:r>
-      <w:r>
-        <w:t xml:space="preserve">including the propagation phase of the leg arriving at it.</w:t>
-      </w:r>
-      <w:r>
-        <w:t xml:space="preserve"> </w:t>
-      </w:r>
-      <w:r>
-        <w:t xml:space="preserve">mmacos returns separate</w:t>
-      </w:r>
-      <w:r>
-        <w:t xml:space="preserve"> </w:t>
-      </w:r>
-      <w:r>
-        <w:rPr>
-          <w:rStyle w:val="VerbatimChar"/>
-        </w:rPr>
-        <w:t xml:space="preserve">.Ex/.Ey/.Ez/.kx../.nx..</w:t>
-      </w:r>
-      <w:r>
-        <w:t xml:space="preserve"> </w:t>
-      </w:r>
-      <w:r>
-        <w:t xml:space="preserve">arrays;</w:t>
-      </w:r>
-      <w:r>
-        <w:t xml:space="preserve"> </w:t>
-      </w:r>
-      <w:r>
-        <w:t xml:space="preserve">pymacos stacks them as</w:t>
-      </w:r>
-      <w:r>
-        <w:t xml:space="preserve"> </w:t>
-      </w:r>
-      <w:r>
-        <w:rPr>
-          <w:rStyle w:val="VerbatimChar"/>
-        </w:rPr>
-        <w:t xml:space="preserve">E/k/n</w:t>
-      </w:r>
-      <w:r>
-        <w:t xml:space="preserve"> </w:t>
-      </w:r>
-      <w:r>
-        <w:t xml:space="preserve">with shape (N, N, 3).</w:t>
-      </w:r>
-      <w:r>
-        <w:t xml:space="preserve"> </w:t>
-      </w:r>
-      <w:r>
-        <w:rPr>
-          <w:iCs/>
-          <w:i/>
-        </w:rPr>
-        <w:t xml:space="preserve">Related:</w:t>
-      </w:r>
-      <w:r>
-        <w:t xml:space="preserve"> </w:t>
-      </w:r>
-      <w:r>
-        <w:t xml:space="preserve">polarization, jones_pupil, trace_rays.</w:t>
-      </w:r>
-      <w:r>
-        <w:t xml:space="preserve"> </w:t>
+        <w:t xml:space="preserve">Trace ray iRay of the source grid (1 = the chief ray) – the CLI’s RAY. r = macos.ray(iRay) iRay in 1..nRays of the current grid (macos.trace().nRays) Traces to the last element (or the deck’s ray-target element). Fields as macos.srt (column k = element k, BaseUnits / global frame): r.pos 3 x nElt the crossing at element k; r.dir 3 x nElt the direction leaving it r.n_prev, r.n_cur 1 x nElt the index before / after</w:t>
       </w:r>
     </w:p>
     <w:bookmarkEnd w:id="355"/>
-    <w:bookmarkStart w:id="356" w:name="ray_hist"/>
+    <w:bookmarkStart w:id="356" w:name="ray_field"/>
     <w:p>
       <w:pPr>
         <w:pStyle w:val="Heading4"/>
       </w:pPr>
       <w:r>
-        <w:t xml:space="preserve">ray_hist</w:t>
+        <w:t xml:space="preserve">ray_field</w:t>
       </w:r>
     </w:p>
     <w:p>
@@ -68715,7 +68565,7 @@
         <w:rPr>
           <w:rStyle w:val="VerbatimChar"/>
         </w:rPr>
-        <w:t xml:space="preserve">out = macos.ray_hist(arg)</w:t>
+        <w:t xml:space="preserve">rf = macos.ray_field(srf)</w:t>
       </w:r>
     </w:p>
     <w:p>
@@ -68740,7 +68590,7 @@
         <w:rPr>
           <w:rStyle w:val="VerbatimChar"/>
         </w:rPr>
-        <w:t xml:space="preserve">pymacos.ray_hist(state)</w:t>
+        <w:t xml:space="preserve">pymacos.ray_field(srf)</w:t>
       </w:r>
     </w:p>
     <w:p>
@@ -68748,7 +68598,7 @@
         <w:pStyle w:val="FirstParagraph"/>
       </w:pPr>
       <w:r>
-        <w:t xml:space="preserve">Per-trace ray-position history (engine RayPosHist). The engine can record EVERY ray’s global 3-D crossing at EVERY element during a trace (traceutil_mod RayPosHist/LRayOKHist – the Vis3D substrate). Capture is off by default: macos.ray_hist(</w:t>
+        <w:t xml:space="preserve">Per-ray complex E-field + geometry at an element. rf = macos.ray_field(SRF) returns, on the N x N ray grid at element SRF (N = model size), the per-ray complex electric field RayE(3,:) plus the ray direction cosines, the element surface normal, and the per-ray status. Requires a polarized trace: call macos.polarization(</w:t>
       </w:r>
       <w:r>
         <w:t xml:space="preserve">‘</w:t>
@@ -68760,17 +68610,167 @@
         <w:t xml:space="preserve">’</w:t>
       </w:r>
       <w:r>
-        <w:t xml:space="preserve">) enable capture (then run macos.trace)</w:t>
+        <w:t xml:space="preserve">) and trace before this.</w:t>
+      </w:r>
+    </w:p>
+    <w:p>
+      <w:pPr>
+        <w:pStyle w:val="BodyText"/>
+      </w:pPr>
+      <w:r>
+        <w:t xml:space="preserve">Returns NaN-free zero fields with</w:t>
+      </w:r>
+      <w:r>
+        <w:t xml:space="preserve"> </w:t>
+      </w:r>
+      <w:r>
+        <w:rPr>
+          <w:rStyle w:val="VerbatimChar"/>
+        </w:rPr>
+        <w:t xml:space="preserve">status~=0</w:t>
+      </w:r>
+      <w:r>
+        <w:t xml:space="preserve"> </w:t>
+      </w:r>
+      <w:r>
+        <w:t xml:space="preserve">at vignetted /</w:t>
+      </w:r>
+      <w:r>
+        <w:t xml:space="preserve"> </w:t>
+      </w:r>
+      <w:r>
+        <w:t xml:space="preserve">failed grid points – always mask on</w:t>
+      </w:r>
+      <w:r>
+        <w:t xml:space="preserve"> </w:t>
+      </w:r>
+      <w:r>
+        <w:rPr>
+          <w:rStyle w:val="VerbatimChar"/>
+        </w:rPr>
+        <w:t xml:space="preserve">status==0</w:t>
+      </w:r>
+      <w:r>
+        <w:t xml:space="preserve"> </w:t>
+      </w:r>
+      <w:r>
+        <w:t xml:space="preserve">before</w:t>
+      </w:r>
+      <w:r>
+        <w:t xml:space="preserve"> </w:t>
+      </w:r>
+      <w:r>
+        <w:t xml:space="preserve">statistics. The surface normal returned is the per-element</w:t>
+      </w:r>
+      <w:r>
+        <w:t xml:space="preserve"> </w:t>
+      </w:r>
+      <w:r>
+        <w:rPr>
+          <w:rStyle w:val="VerbatimChar"/>
+        </w:rPr>
+        <w:t xml:space="preserve">psiElt</w:t>
+      </w:r>
+      <w:r>
+        <w:t xml:space="preserve"> </w:t>
+      </w:r>
+      <w:r>
+        <w:t xml:space="preserve">broadcast to the grid (exact for flats; for curved</w:t>
+      </w:r>
+      <w:r>
+        <w:t xml:space="preserve"> </w:t>
+      </w:r>
+      <w:r>
+        <w:t xml:space="preserve">elements it is the nominal element normal, not the local</w:t>
+      </w:r>
+      <w:r>
+        <w:t xml:space="preserve"> </w:t>
+      </w:r>
+      <w:r>
+        <w:t xml:space="preserve">surface normal at each intersection). The field at an element</w:t>
+      </w:r>
+      <w:r>
+        <w:t xml:space="preserve"> </w:t>
+      </w:r>
+      <w:r>
+        <w:t xml:space="preserve">is the field AFTER that element’s reflection/refraction,</w:t>
+      </w:r>
+      <w:r>
+        <w:t xml:space="preserve"> </w:t>
+      </w:r>
+      <w:r>
+        <w:t xml:space="preserve">including the propagation phase of the leg arriving at it.</w:t>
+      </w:r>
+      <w:r>
+        <w:t xml:space="preserve"> </w:t>
+      </w:r>
+      <w:r>
+        <w:t xml:space="preserve">mmacos returns separate</w:t>
+      </w:r>
+      <w:r>
+        <w:t xml:space="preserve"> </w:t>
+      </w:r>
+      <w:r>
+        <w:rPr>
+          <w:rStyle w:val="VerbatimChar"/>
+        </w:rPr>
+        <w:t xml:space="preserve">.Ex/.Ey/.Ez/.kx../.nx..</w:t>
+      </w:r>
+      <w:r>
+        <w:t xml:space="preserve"> </w:t>
+      </w:r>
+      <w:r>
+        <w:t xml:space="preserve">arrays;</w:t>
+      </w:r>
+      <w:r>
+        <w:t xml:space="preserve"> </w:t>
+      </w:r>
+      <w:r>
+        <w:t xml:space="preserve">pymacos stacks them as</w:t>
+      </w:r>
+      <w:r>
+        <w:t xml:space="preserve"> </w:t>
+      </w:r>
+      <w:r>
+        <w:rPr>
+          <w:rStyle w:val="VerbatimChar"/>
+        </w:rPr>
+        <w:t xml:space="preserve">E/k/n</w:t>
+      </w:r>
+      <w:r>
+        <w:t xml:space="preserve"> </w:t>
+      </w:r>
+      <w:r>
+        <w:t xml:space="preserve">with shape (N, N, 3).</w:t>
+      </w:r>
+      <w:r>
+        <w:t xml:space="preserve"> </w:t>
+      </w:r>
+      <w:r>
+        <w:rPr>
+          <w:iCs/>
+          <w:i/>
+        </w:rPr>
+        <w:t xml:space="preserve">Related:</w:t>
+      </w:r>
+      <w:r>
+        <w:t xml:space="preserve"> </w:t>
+      </w:r>
+      <w:r>
+        <w:t xml:space="preserve">polarization, jones_pupil, trace_rays.</w:t>
+      </w:r>
+      <w:r>
+        <w:t xml:space="preserve"> </w:t>
       </w:r>
     </w:p>
     <w:bookmarkEnd w:id="356"/>
-    <w:bookmarkStart w:id="357" w:name="ray_info"/>
+    <w:bookmarkStart w:id="357" w:name="ray_hist"/>
     <w:p>
       <w:pPr>
         <w:pStyle w:val="Heading4"/>
       </w:pPr>
       <w:r>
-        <w:t xml:space="preserve">ray_info</w:t>
+        <w:t xml:space="preserve">ray_hist</w:t>
       </w:r>
     </w:p>
     <w:p>
@@ -68795,7 +68795,7 @@
         <w:rPr>
           <w:rStyle w:val="VerbatimChar"/>
         </w:rPr>
-        <w:t xml:space="preserve">r = macos.get_ray_info(n_rays)</w:t>
+        <w:t xml:space="preserve">out = macos.ray_hist(arg)</w:t>
       </w:r>
     </w:p>
     <w:p>
@@ -68820,7 +68820,7 @@
         <w:rPr>
           <w:rStyle w:val="VerbatimChar"/>
         </w:rPr>
-        <w:t xml:space="preserve">pymacos.getRayInfo(nRays)</w:t>
+        <w:t xml:space="preserve">pymacos.ray_hist(state)</w:t>
       </w:r>
     </w:p>
     <w:p>
@@ -68828,17 +68828,29 @@
         <w:pStyle w:val="FirstParagraph"/>
       </w:pPr>
       <w:r>
-        <w:t xml:space="preserve">Read per-ray data from the most recent trace. r = macos.get_ray_info(N) returns a struct with fields: .pos 3×N double — intersection position with current surface .dir 3×N double — incoming direction at that surface .opl N×1 double — cumulative OPL from source .ok_trace N×1 logical — true if the ray traced successfully</w:t>
+        <w:t xml:space="preserve">Per-trace ray-position history (engine RayPosHist). The engine can record EVERY ray’s global 3-D crossing at EVERY element during a trace (traceutil_mod RayPosHist/LRayOKHist – the Vis3D substrate). Capture is off by default: macos.ray_hist(</w:t>
+      </w:r>
+      <w:r>
+        <w:t xml:space="preserve">‘</w:t>
+      </w:r>
+      <w:r>
+        <w:t xml:space="preserve">on</w:t>
+      </w:r>
+      <w:r>
+        <w:t xml:space="preserve">’</w:t>
+      </w:r>
+      <w:r>
+        <w:t xml:space="preserve">) enable capture (then run macos.trace)</w:t>
       </w:r>
     </w:p>
     <w:bookmarkEnd w:id="357"/>
-    <w:bookmarkStart w:id="358" w:name="ray_pos_hist"/>
+    <w:bookmarkStart w:id="358" w:name="ray_info"/>
     <w:p>
       <w:pPr>
         <w:pStyle w:val="Heading4"/>
       </w:pPr>
       <w:r>
-        <w:t xml:space="preserve">ray_pos_hist</w:t>
+        <w:t xml:space="preserve">ray_info</w:t>
       </w:r>
     </w:p>
     <w:p>
@@ -68854,16 +68866,16 @@
           <w:bCs/>
           <w:b/>
         </w:rPr>
-        <w:t xml:space="preserve">pymacos:</w:t>
-      </w:r>
-      <w:r>
-        <w:t xml:space="preserve"> </w:t>
-      </w:r>
-      <w:r>
-        <w:rPr>
-          <w:rStyle w:val="VerbatimChar"/>
-        </w:rPr>
-        <w:t xml:space="preserve">pymacos.ray_pos_hist(n_rays)</w:t>
+        <w:t xml:space="preserve">mmacos:</w:t>
+      </w:r>
+      <w:r>
+        <w:t xml:space="preserve"> </w:t>
+      </w:r>
+      <w:r>
+        <w:rPr>
+          <w:rStyle w:val="VerbatimChar"/>
+        </w:rPr>
+        <w:t xml:space="preserve">r = macos.get_ray_info(n_rays)</w:t>
       </w:r>
     </w:p>
     <w:p>
@@ -68879,17 +68891,16 @@
           <w:bCs/>
           <w:b/>
         </w:rPr>
-        <w:t xml:space="preserve">mmacos:</w:t>
-      </w:r>
-      <w:r>
-        <w:t xml:space="preserve"> </w:t>
-      </w:r>
-      <w:r>
-        <w:rPr>
-          <w:iCs/>
-          <w:i/>
-        </w:rPr>
-        <w:t xml:space="preserve">not available</w:t>
+        <w:t xml:space="preserve">pymacos:</w:t>
+      </w:r>
+      <w:r>
+        <w:t xml:space="preserve"> </w:t>
+      </w:r>
+      <w:r>
+        <w:rPr>
+          <w:rStyle w:val="VerbatimChar"/>
+        </w:rPr>
+        <w:t xml:space="preserve">pymacos.getRayInfo(nRays)</w:t>
       </w:r>
     </w:p>
     <w:p>
@@ -68897,59 +68908,17 @@
         <w:pStyle w:val="FirstParagraph"/>
       </w:pPr>
       <w:r>
-        <w:t xml:space="preserve">The ray-position history of the last trace (mmacos</w:t>
-      </w:r>
-      <w:r>
-        <w:t xml:space="preserve"> </w:t>
-      </w:r>
-      <w:r>
-        <w:rPr>
-          <w:rStyle w:val="VerbatimChar"/>
-        </w:rPr>
-        <w:t xml:space="preserve">ray_hist(nRays)</w:t>
-      </w:r>
-      <w:r>
-        <w:t xml:space="preserve">):</w:t>
-      </w:r>
-      <w:r>
-        <w:t xml:space="preserve"> </w:t>
-      </w:r>
-      <w:r>
-        <w:rPr>
-          <w:rStyle w:val="VerbatimChar"/>
-        </w:rPr>
-        <w:t xml:space="preserve">P</w:t>
-      </w:r>
-      <w:r>
-        <w:t xml:space="preserve"> </w:t>
-      </w:r>
-      <w:r>
-        <w:t xml:space="preserve">(3 x n_rays x nElt+1; column 0 = the source plane) and</w:t>
-      </w:r>
-      <w:r>
-        <w:t xml:space="preserve"> </w:t>
-      </w:r>
-      <w:r>
-        <w:rPr>
-          <w:rStyle w:val="VerbatimChar"/>
-        </w:rPr>
-        <w:t xml:space="preserve">ok</w:t>
-      </w:r>
-      <w:r>
-        <w:t xml:space="preserve"> </w:t>
-      </w:r>
-      <w:r>
-        <w:t xml:space="preserve">(n_rays x nElt+1, True where the ray reached that element).</w:t>
+        <w:t xml:space="preserve">Read per-ray data from the most recent trace. r = macos.get_ray_info(N) returns a struct with fields: .pos 3×N double — intersection position with current surface .dir 3×N double — incoming direction at that surface .opl N×1 double — cumulative OPL from source .ok_trace N×1 logical — true if the ray traced successfully</w:t>
       </w:r>
     </w:p>
     <w:bookmarkEnd w:id="358"/>
-    <w:bookmarkStart w:id="359" w:name="ray_status"/>
+    <w:bookmarkStart w:id="359" w:name="ray_pos_hist"/>
     <w:p>
       <w:pPr>
         <w:pStyle w:val="Heading4"/>
       </w:pPr>
       <w:r>
-        <w:t xml:space="preserve">ray_status</w:t>
+        <w:t xml:space="preserve">ray_pos_hist</w:t>
       </w:r>
     </w:p>
     <w:p>
@@ -68965,16 +68934,16 @@
           <w:bCs/>
           <w:b/>
         </w:rPr>
-        <w:t xml:space="preserve">mmacos:</w:t>
-      </w:r>
-      <w:r>
-        <w:t xml:space="preserve"> </w:t>
-      </w:r>
-      <w:r>
-        <w:rPr>
-          <w:rStyle w:val="VerbatimChar"/>
-        </w:rPr>
-        <w:t xml:space="preserve">r = macos.get_ray_status(n_rays)</w:t>
+        <w:t xml:space="preserve">pymacos:</w:t>
+      </w:r>
+      <w:r>
+        <w:t xml:space="preserve"> </w:t>
+      </w:r>
+      <w:r>
+        <w:rPr>
+          <w:rStyle w:val="VerbatimChar"/>
+        </w:rPr>
+        <w:t xml:space="preserve">pymacos.ray_pos_hist(n_rays)</w:t>
       </w:r>
     </w:p>
     <w:p>
@@ -68990,16 +68959,17 @@
           <w:bCs/>
           <w:b/>
         </w:rPr>
-        <w:t xml:space="preserve">pymacos:</w:t>
-      </w:r>
-      <w:r>
-        <w:t xml:space="preserve"> </w:t>
-      </w:r>
-      <w:r>
-        <w:rPr>
-          <w:rStyle w:val="VerbatimChar"/>
-        </w:rPr>
-        <w:t xml:space="preserve">pymacos.ray_status(n_rays)</w:t>
+        <w:t xml:space="preserve">mmacos:</w:t>
+      </w:r>
+      <w:r>
+        <w:t xml:space="preserve"> </w:t>
+      </w:r>
+      <w:r>
+        <w:rPr>
+          <w:iCs/>
+          <w:i/>
+        </w:rPr>
+        <w:t xml:space="preserve">not available</w:t>
       </w:r>
     </w:p>
     <w:p>
@@ -69007,17 +68977,59 @@
         <w:pStyle w:val="FirstParagraph"/>
       </w:pPr>
       <w:r>
-        <w:t xml:space="preserve">Per-category ray-status codes after the most recent trace. r = macos.get_ray_status(N) returns a struct with fields: .status N×1 int32 — per-ray RayStat_* code: 0 = OK, 1 = Obscured, 2 = Miss, 3 = Bracket, 4 = MaxIter, 5 = Undef .fail_elt N×1 int32 — element index where failure was first</w:t>
+        <w:t xml:space="preserve">The ray-position history of the last trace (mmacos</w:t>
+      </w:r>
+      <w:r>
+        <w:t xml:space="preserve"> </w:t>
+      </w:r>
+      <w:r>
+        <w:rPr>
+          <w:rStyle w:val="VerbatimChar"/>
+        </w:rPr>
+        <w:t xml:space="preserve">ray_hist(nRays)</w:t>
+      </w:r>
+      <w:r>
+        <w:t xml:space="preserve">):</w:t>
+      </w:r>
+      <w:r>
+        <w:t xml:space="preserve"> </w:t>
+      </w:r>
+      <w:r>
+        <w:rPr>
+          <w:rStyle w:val="VerbatimChar"/>
+        </w:rPr>
+        <w:t xml:space="preserve">P</w:t>
+      </w:r>
+      <w:r>
+        <w:t xml:space="preserve"> </w:t>
+      </w:r>
+      <w:r>
+        <w:t xml:space="preserve">(3 x n_rays x nElt+1; column 0 = the source plane) and</w:t>
+      </w:r>
+      <w:r>
+        <w:t xml:space="preserve"> </w:t>
+      </w:r>
+      <w:r>
+        <w:rPr>
+          <w:rStyle w:val="VerbatimChar"/>
+        </w:rPr>
+        <w:t xml:space="preserve">ok</w:t>
+      </w:r>
+      <w:r>
+        <w:t xml:space="preserve"> </w:t>
+      </w:r>
+      <w:r>
+        <w:t xml:space="preserve">(n_rays x nElt+1, True where the ray reached that element).</w:t>
       </w:r>
     </w:p>
     <w:bookmarkEnd w:id="359"/>
-    <w:bookmarkStart w:id="360" w:name="read_grid_file"/>
+    <w:bookmarkStart w:id="360" w:name="ray_status"/>
     <w:p>
       <w:pPr>
         <w:pStyle w:val="Heading4"/>
       </w:pPr>
       <w:r>
-        <w:t xml:space="preserve">read_grid_file</w:t>
+        <w:t xml:space="preserve">ray_status</w:t>
       </w:r>
     </w:p>
     <w:p>
@@ -69042,7 +69054,7 @@
         <w:rPr>
           <w:rStyle w:val="VerbatimChar"/>
         </w:rPr>
-        <w:t xml:space="preserve">M = macos.read_grid_file(path)</w:t>
+        <w:t xml:space="preserve">r = macos.get_ray_status(n_rays)</w:t>
       </w:r>
     </w:p>
     <w:p>
@@ -69065,10 +69077,9 @@
       </w:r>
       <w:r>
         <w:rPr>
-          <w:iCs/>
-          <w:i/>
-        </w:rPr>
-        <w:t xml:space="preserve">not available</w:t>
+          <w:rStyle w:val="VerbatimChar"/>
+        </w:rPr>
+        <w:t xml:space="preserve">pymacos.ray_status(n_rays)</w:t>
       </w:r>
     </w:p>
     <w:p>
@@ -69076,17 +69087,17 @@
         <w:pStyle w:val="FirstParagraph"/>
       </w:pPr>
       <w:r>
-        <w:t xml:space="preserve">Read a MACOS GridFile (ASCII) into GridMat orientation. M = macos.read_grid_file(PATH) reads an N x N grid-data file the SAME way the engine’s GridInit (surfsub.F) does – text line j fills GridMat COLUMN j – and returns M in the engine’s GridMat(i,j) convention (first index = +x, second index = +y). It is the exact inverse of macos.write_grid_file, and pairs with macos.elt_grid_add:</w:t>
+        <w:t xml:space="preserve">Per-category ray-status codes after the most recent trace. r = macos.get_ray_status(N) returns a struct with fields: .status N×1 int32 — per-ray RayStat_* code: 0 = OK, 1 = Obscured, 2 = Miss, 3 = Bracket, 4 = MaxIter, 5 = Undef .fail_elt N×1 int32 — element index where failure was first</w:t>
       </w:r>
     </w:p>
     <w:bookmarkEnd w:id="360"/>
-    <w:bookmarkStart w:id="361" w:name="ref_rays"/>
+    <w:bookmarkStart w:id="361" w:name="read_grid_file"/>
     <w:p>
       <w:pPr>
         <w:pStyle w:val="Heading4"/>
       </w:pPr>
       <w:r>
-        <w:t xml:space="preserve">ref_rays</w:t>
+        <w:t xml:space="preserve">read_grid_file</w:t>
       </w:r>
     </w:p>
     <w:p>
@@ -69111,7 +69122,7 @@
         <w:rPr>
           <w:rStyle w:val="VerbatimChar"/>
         </w:rPr>
-        <w:t xml:space="preserve">r = macos.ref_rays(kind)</w:t>
+        <w:t xml:space="preserve">M = macos.read_grid_file(path)</w:t>
       </w:r>
     </w:p>
     <w:p>
@@ -69134,34 +69145,10 @@
       </w:r>
       <w:r>
         <w:rPr>
-          <w:rStyle w:val="VerbatimChar"/>
-        </w:rPr>
-        <w:t xml:space="preserve">pymacos.ref_rays(kind)</w:t>
-      </w:r>
-    </w:p>
-    <w:p>
-      <w:pPr>
-        <w:numPr>
-          <w:ilvl w:val="0"/>
-          <w:numId w:val="1180"/>
-        </w:numPr>
-        <w:pStyle w:val="Compact"/>
-      </w:pPr>
-      <w:r>
-        <w:rPr>
-          <w:bCs/>
-          <w:b/>
-        </w:rPr>
-        <w:t xml:space="preserve">engine API:</w:t>
-      </w:r>
-      <w:r>
-        <w:t xml:space="preserve"> </w:t>
-      </w:r>
-      <w:r>
-        <w:rPr>
-          <w:rStyle w:val="VerbatimChar"/>
-        </w:rPr>
-        <w:t xml:space="preserve">macos_api_mod::ref_rays</w:t>
+          <w:iCs/>
+          <w:i/>
+        </w:rPr>
+        <w:t xml:space="preserve">not available</w:t>
       </w:r>
     </w:p>
     <w:p>
@@ -69169,41 +69156,17 @@
         <w:pStyle w:val="FirstParagraph"/>
       </w:pPr>
       <w:r>
-        <w:t xml:space="preserve">Find the reference rays of the source grid – the CLI’s RRAY / PRAY. r = macos.ref_rays(</w:t>
-      </w:r>
-      <w:r>
-        <w:t xml:space="preserve">‘</w:t>
-      </w:r>
-      <w:r>
-        <w:t xml:space="preserve">rray</w:t>
-      </w:r>
-      <w:r>
-        <w:t xml:space="preserve">’</w:t>
-      </w:r>
-      <w:r>
-        <w:t xml:space="preserve">) the chief ray + the four rays nearest the aperture edge at +x, +y, -x, -y (5 slots) r = macos.ref_rays(</w:t>
-      </w:r>
-      <w:r>
-        <w:t xml:space="preserve">‘</w:t>
-      </w:r>
-      <w:r>
-        <w:t xml:space="preserve">pray</w:t>
-      </w:r>
-      <w:r>
-        <w:t xml:space="preserve">’</w:t>
-      </w:r>
-      <w:r>
-        <w:t xml:space="preserve">) the chief ray + the eight rays nearest 0.9 of the aperture at 45-degree steps from +x (9 slots) Each candidate must pass the system. Fields (slot 1 = the chief ray):</w:t>
+        <w:t xml:space="preserve">Read a MACOS GridFile (ASCII) into GridMat orientation. M = macos.read_grid_file(PATH) reads an N x N grid-data file the SAME way the engine’s GridInit (surfsub.F) does – text line j fills GridMat COLUMN j – and returns M in the engine’s GridMat(i,j) convention (first index = +x, second index = +y). It is the exact inverse of macos.write_grid_file, and pairs with macos.elt_grid_add:</w:t>
       </w:r>
     </w:p>
     <w:bookmarkEnd w:id="361"/>
-    <w:bookmarkStart w:id="362" w:name="rm_elt_csys"/>
+    <w:bookmarkStart w:id="362" w:name="ref_rays"/>
     <w:p>
       <w:pPr>
         <w:pStyle w:val="Heading4"/>
       </w:pPr>
       <w:r>
-        <w:t xml:space="preserve">rm_elt_csys</w:t>
+        <w:t xml:space="preserve">ref_rays</w:t>
       </w:r>
     </w:p>
     <w:p>
@@ -69228,7 +69191,7 @@
         <w:rPr>
           <w:rStyle w:val="VerbatimChar"/>
         </w:rPr>
-        <w:t xml:space="preserve">macos.rm_elt_csys(srfs)</w:t>
+        <w:t xml:space="preserve">r = macos.ref_rays(kind)</w:t>
       </w:r>
     </w:p>
     <w:p>
@@ -69251,10 +69214,34 @@
       </w:r>
       <w:r>
         <w:rPr>
-          <w:iCs/>
-          <w:i/>
-        </w:rPr>
-        <w:t xml:space="preserve">not available</w:t>
+          <w:rStyle w:val="VerbatimChar"/>
+        </w:rPr>
+        <w:t xml:space="preserve">pymacos.ref_rays(kind)</w:t>
+      </w:r>
+    </w:p>
+    <w:p>
+      <w:pPr>
+        <w:numPr>
+          <w:ilvl w:val="0"/>
+          <w:numId w:val="1181"/>
+        </w:numPr>
+        <w:pStyle w:val="Compact"/>
+      </w:pPr>
+      <w:r>
+        <w:rPr>
+          <w:bCs/>
+          <w:b/>
+        </w:rPr>
+        <w:t xml:space="preserve">engine API:</w:t>
+      </w:r>
+      <w:r>
+        <w:t xml:space="preserve"> </w:t>
+      </w:r>
+      <w:r>
+        <w:rPr>
+          <w:rStyle w:val="VerbatimChar"/>
+        </w:rPr>
+        <w:t xml:space="preserve">macos_api_mod::ref_rays</w:t>
       </w:r>
     </w:p>
     <w:p>
@@ -69262,17 +69249,41 @@
         <w:pStyle w:val="FirstParagraph"/>
       </w:pPr>
       <w:r>
-        <w:t xml:space="preserve">Remove the element output local coordinate frame (TElt). macos.rm_elt_csys(SRFS) clears any local output coordinate system on the given elements (resets TElt to identity, nECoord=-6), so their output reverts to the global/beam frame. See also: macos.set_elt_csys, macos.get_elt_csys.</w:t>
+        <w:t xml:space="preserve">Find the reference rays of the source grid – the CLI’s RRAY / PRAY. r = macos.ref_rays(</w:t>
+      </w:r>
+      <w:r>
+        <w:t xml:space="preserve">‘</w:t>
+      </w:r>
+      <w:r>
+        <w:t xml:space="preserve">rray</w:t>
+      </w:r>
+      <w:r>
+        <w:t xml:space="preserve">’</w:t>
+      </w:r>
+      <w:r>
+        <w:t xml:space="preserve">) the chief ray + the four rays nearest the aperture edge at +x, +y, -x, -y (5 slots) r = macos.ref_rays(</w:t>
+      </w:r>
+      <w:r>
+        <w:t xml:space="preserve">‘</w:t>
+      </w:r>
+      <w:r>
+        <w:t xml:space="preserve">pray</w:t>
+      </w:r>
+      <w:r>
+        <w:t xml:space="preserve">’</w:t>
+      </w:r>
+      <w:r>
+        <w:t xml:space="preserve">) the chief ray + the eight rays nearest 0.9 of the aperture at 45-degree steps from +x (9 slots) Each candidate must pass the system. Fields (slot 1 = the chief ray):</w:t>
       </w:r>
     </w:p>
     <w:bookmarkEnd w:id="362"/>
-    <w:bookmarkStart w:id="363" w:name="rm_srf_from_rx"/>
+    <w:bookmarkStart w:id="363" w:name="rm_elt_csys"/>
     <w:p>
       <w:pPr>
         <w:pStyle w:val="Heading4"/>
       </w:pPr>
       <w:r>
-        <w:t xml:space="preserve">rm_srf_from_rx</w:t>
+        <w:t xml:space="preserve">rm_elt_csys</w:t>
       </w:r>
     </w:p>
     <w:p>
@@ -69288,16 +69299,16 @@
           <w:bCs/>
           <w:b/>
         </w:rPr>
-        <w:t xml:space="preserve">pymacos:</w:t>
-      </w:r>
-      <w:r>
-        <w:t xml:space="preserve"> </w:t>
-      </w:r>
-      <w:r>
-        <w:rPr>
-          <w:rStyle w:val="VerbatimChar"/>
-        </w:rPr>
-        <w:t xml:space="preserve">pymacos.rm_srf_from_rx(rx_in, srf_idx, rx_out)</w:t>
+        <w:t xml:space="preserve">mmacos:</w:t>
+      </w:r>
+      <w:r>
+        <w:t xml:space="preserve"> </w:t>
+      </w:r>
+      <w:r>
+        <w:rPr>
+          <w:rStyle w:val="VerbatimChar"/>
+        </w:rPr>
+        <w:t xml:space="preserve">macos.rm_elt_csys(srfs)</w:t>
       </w:r>
     </w:p>
     <w:p>
@@ -69313,7 +69324,7 @@
           <w:bCs/>
           <w:b/>
         </w:rPr>
-        <w:t xml:space="preserve">mmacos:</w:t>
+        <w:t xml:space="preserve">pymacos:</w:t>
       </w:r>
       <w:r>
         <w:t xml:space="preserve"> </w:t>
@@ -69331,17 +69342,17 @@
         <w:pStyle w:val="FirstParagraph"/>
       </w:pPr>
       <w:r>
-        <w:t xml:space="preserve">Eliminate surface(s) from Rx.</w:t>
+        <w:t xml:space="preserve">Remove the element output local coordinate frame (TElt). macos.rm_elt_csys(SRFS) clears any local output coordinate system on the given elements (resets TElt to identity, nECoord=-6), so their output reverts to the global/beam frame. See also: macos.set_elt_csys, macos.get_elt_csys.</w:t>
       </w:r>
     </w:p>
     <w:bookmarkEnd w:id="363"/>
-    <w:bookmarkStart w:id="364" w:name="rx_modified"/>
+    <w:bookmarkStart w:id="364" w:name="rm_srf_from_rx"/>
     <w:p>
       <w:pPr>
         <w:pStyle w:val="Heading4"/>
       </w:pPr>
       <w:r>
-        <w:t xml:space="preserve">rx_modified</w:t>
+        <w:t xml:space="preserve">rm_srf_from_rx</w:t>
       </w:r>
     </w:p>
     <w:p>
@@ -69366,7 +69377,7 @@
         <w:rPr>
           <w:rStyle w:val="VerbatimChar"/>
         </w:rPr>
-        <w:t xml:space="preserve">pymacos.rx_modified()</w:t>
+        <w:t xml:space="preserve">pymacos.rm_srf_from_rx(rx_in, srf_idx, rx_out)</w:t>
       </w:r>
     </w:p>
     <w:p>
@@ -69400,17 +69411,17 @@
         <w:pStyle w:val="FirstParagraph"/>
       </w:pPr>
       <w:r>
-        <w:t xml:space="preserve">Reset ray-tracing state</w:t>
+        <w:t xml:space="preserve">Eliminate surface(s) from Rx.</w:t>
       </w:r>
     </w:p>
     <w:bookmarkEnd w:id="364"/>
-    <w:bookmarkStart w:id="365" w:name="scale_elt_grid"/>
+    <w:bookmarkStart w:id="365" w:name="rx_modified"/>
     <w:p>
       <w:pPr>
         <w:pStyle w:val="Heading4"/>
       </w:pPr>
       <w:r>
-        <w:t xml:space="preserve">scale_elt_grid</w:t>
+        <w:t xml:space="preserve">rx_modified</w:t>
       </w:r>
     </w:p>
     <w:p>
@@ -69426,16 +69437,16 @@
           <w:bCs/>
           <w:b/>
         </w:rPr>
-        <w:t xml:space="preserve">mmacos:</w:t>
-      </w:r>
-      <w:r>
-        <w:t xml:space="preserve"> </w:t>
-      </w:r>
-      <w:r>
-        <w:rPr>
-          <w:rStyle w:val="VerbatimChar"/>
-        </w:rPr>
-        <w:t xml:space="preserve">macos.scale_elt_grid(srf, factor)</w:t>
+        <w:t xml:space="preserve">pymacos:</w:t>
+      </w:r>
+      <w:r>
+        <w:t xml:space="preserve"> </w:t>
+      </w:r>
+      <w:r>
+        <w:rPr>
+          <w:rStyle w:val="VerbatimChar"/>
+        </w:rPr>
+        <w:t xml:space="preserve">pymacos.rx_modified()</w:t>
       </w:r>
     </w:p>
     <w:p>
@@ -69451,7 +69462,7 @@
           <w:bCs/>
           <w:b/>
         </w:rPr>
-        <w:t xml:space="preserve">pymacos:</w:t>
+        <w:t xml:space="preserve">mmacos:</w:t>
       </w:r>
       <w:r>
         <w:t xml:space="preserve"> </w:t>
@@ -69469,17 +69480,17 @@
         <w:pStyle w:val="FirstParagraph"/>
       </w:pPr>
       <w:r>
-        <w:t xml:space="preserve">Scale the grid-data figure at element SRF in place. macos.scale_elt_grid(SRF, FACTOR) multiplies every grid node value by the scalar FACTOR and invalidates the cached trace. Errors if SRF is not a grid surface. See also: macos.get_elt_grid, macos.set_elt_grid.</w:t>
+        <w:t xml:space="preserve">Reset ray-tracing state</w:t>
       </w:r>
     </w:p>
     <w:bookmarkEnd w:id="365"/>
-    <w:bookmarkStart w:id="366" w:name="segray"/>
+    <w:bookmarkStart w:id="366" w:name="scale_elt_grid"/>
     <w:p>
       <w:pPr>
         <w:pStyle w:val="Heading4"/>
       </w:pPr>
       <w:r>
-        <w:t xml:space="preserve">segray</w:t>
+        <w:t xml:space="preserve">scale_elt_grid</w:t>
       </w:r>
     </w:p>
     <w:p>
@@ -69504,7 +69515,7 @@
         <w:rPr>
           <w:rStyle w:val="VerbatimChar"/>
         </w:rPr>
-        <w:t xml:space="preserve">r = macos.segray(iSeg)</w:t>
+        <w:t xml:space="preserve">macos.scale_elt_grid(srf, factor)</w:t>
       </w:r>
     </w:p>
     <w:p>
@@ -69527,9 +69538,10 @@
       </w:r>
       <w:r>
         <w:rPr>
-          <w:rStyle w:val="VerbatimChar"/>
-        </w:rPr>
-        <w:t xml:space="preserve">pymacos.segray(i_seg)</w:t>
+          <w:iCs/>
+          <w:i/>
+        </w:rPr>
+        <w:t xml:space="preserve">not available</w:t>
       </w:r>
     </w:p>
     <w:p>
@@ -69537,17 +69549,17 @@
         <w:pStyle w:val="FirstParagraph"/>
       </w:pPr>
       <w:r>
-        <w:t xml:space="preserve">Trace the ray through Segment element iSeg’s centre – the CLI’s SEGRAYTRACE. r = macos.segray(iSeg) iSeg = the ELEMENT number of a Segment element The ray passes through the segment’s reference point (RptElt, the design centre; a perturbation does not move it): parallel to the chief ray for a collimated source, aimed from the chief ray’s start for a point source. It is forced onto segment iSeg and traced to the last element (or the deck’s</w:t>
+        <w:t xml:space="preserve">Scale the grid-data figure at element SRF in place. macos.scale_elt_grid(SRF, FACTOR) multiplies every grid node value by the scalar FACTOR and invalidates the cached trace. Errors if SRF is not a grid surface. See also: macos.get_elt_grid, macos.set_elt_grid.</w:t>
       </w:r>
     </w:p>
     <w:bookmarkEnd w:id="366"/>
-    <w:bookmarkStart w:id="367" w:name="setactivepointsrc"/>
+    <w:bookmarkStart w:id="367" w:name="segray"/>
     <w:p>
       <w:pPr>
         <w:pStyle w:val="Heading4"/>
       </w:pPr>
       <w:r>
-        <w:t xml:space="preserve">setActivePointSrc</w:t>
+        <w:t xml:space="preserve">segray</w:t>
       </w:r>
     </w:p>
     <w:p>
@@ -69563,16 +69575,16 @@
           <w:bCs/>
           <w:b/>
         </w:rPr>
-        <w:t xml:space="preserve">pymacos:</w:t>
-      </w:r>
-      <w:r>
-        <w:t xml:space="preserve"> </w:t>
-      </w:r>
-      <w:r>
-        <w:rPr>
-          <w:rStyle w:val="VerbatimChar"/>
-        </w:rPr>
-        <w:t xml:space="preserve">pymacos.getActivePointSrc()</w:t>
+        <w:t xml:space="preserve">mmacos:</w:t>
+      </w:r>
+      <w:r>
+        <w:t xml:space="preserve"> </w:t>
+      </w:r>
+      <w:r>
+        <w:rPr>
+          <w:rStyle w:val="VerbatimChar"/>
+        </w:rPr>
+        <w:t xml:space="preserve">r = macos.segray(iSeg)</w:t>
       </w:r>
     </w:p>
     <w:p>
@@ -69588,17 +69600,16 @@
           <w:bCs/>
           <w:b/>
         </w:rPr>
-        <w:t xml:space="preserve">mmacos:</w:t>
-      </w:r>
-      <w:r>
-        <w:t xml:space="preserve"> </w:t>
-      </w:r>
-      <w:r>
-        <w:rPr>
-          <w:iCs/>
-          <w:i/>
-        </w:rPr>
-        <w:t xml:space="preserve">not available</w:t>
+        <w:t xml:space="preserve">pymacos:</w:t>
+      </w:r>
+      <w:r>
+        <w:t xml:space="preserve"> </w:t>
+      </w:r>
+      <w:r>
+        <w:rPr>
+          <w:rStyle w:val="VerbatimChar"/>
+        </w:rPr>
+        <w:t xml:space="preserve">pymacos.segray(i_seg)</w:t>
       </w:r>
     </w:p>
     <w:p>
@@ -69606,21 +69617,17 @@
         <w:pStyle w:val="FirstParagraph"/>
       </w:pPr>
       <w:r>
-        <w:rPr>
-          <w:iCs/>
-          <w:i/>
-        </w:rPr>
-        <w:t xml:space="preserve">TODO: expand — dialog details, behavior notes, related commands.</w:t>
+        <w:t xml:space="preserve">Trace the ray through Segment element iSeg’s centre – the CLI’s SEGRAYTRACE. r = macos.segray(iSeg) iSeg = the ELEMENT number of a Segment element The ray passes through the segment’s reference point (RptElt, the design centre; a perturbation does not move it): parallel to the chief ray for a collimated source, aimed from the chief ray’s start for a point source. It is forced onto segment iSeg and traced to the last element (or the deck’s</w:t>
       </w:r>
     </w:p>
     <w:bookmarkEnd w:id="367"/>
-    <w:bookmarkStart w:id="368" w:name="seteltsrfffzern"/>
+    <w:bookmarkStart w:id="368" w:name="setactivepointsrc"/>
     <w:p>
       <w:pPr>
         <w:pStyle w:val="Heading4"/>
       </w:pPr>
       <w:r>
-        <w:t xml:space="preserve">setEltSrfFFZern</w:t>
+        <w:t xml:space="preserve">setActivePointSrc</w:t>
       </w:r>
     </w:p>
     <w:p>
@@ -69645,7 +69652,7 @@
         <w:rPr>
           <w:rStyle w:val="VerbatimChar"/>
         </w:rPr>
-        <w:t xml:space="preserve">pymacos.getEltSrfFFZern(iElt, zernMode)</w:t>
+        <w:t xml:space="preserve">pymacos.getActivePointSrc()</w:t>
       </w:r>
     </w:p>
     <w:p>
@@ -69679,17 +69686,21 @@
         <w:pStyle w:val="FirstParagraph"/>
       </w:pPr>
       <w:r>
-        <w:t xml:space="preserve">Get current FFZernCoef values at the requested modes on a FreeForm element (SrfType=14).</w:t>
+        <w:rPr>
+          <w:iCs/>
+          <w:i/>
+        </w:rPr>
+        <w:t xml:space="preserve">TODO: expand — dialog details, behavior notes, related commands.</w:t>
       </w:r>
     </w:p>
     <w:bookmarkEnd w:id="368"/>
-    <w:bookmarkStart w:id="369" w:name="seteltsrfmonzern"/>
+    <w:bookmarkStart w:id="369" w:name="seteltsrfffzern"/>
     <w:p>
       <w:pPr>
         <w:pStyle w:val="Heading4"/>
       </w:pPr>
       <w:r>
-        <w:t xml:space="preserve">setEltSrfMonZern</w:t>
+        <w:t xml:space="preserve">setEltSrfFFZern</w:t>
       </w:r>
     </w:p>
     <w:p>
@@ -69714,7 +69725,7 @@
         <w:rPr>
           <w:rStyle w:val="VerbatimChar"/>
         </w:rPr>
-        <w:t xml:space="preserve">pymacos.getEltSrfMonZern(iElt, zernMode)</w:t>
+        <w:t xml:space="preserve">pymacos.getEltSrfFFZern(iElt, zernMode)</w:t>
       </w:r>
     </w:p>
     <w:p>
@@ -69748,17 +69759,17 @@
         <w:pStyle w:val="FirstParagraph"/>
       </w:pPr>
       <w:r>
-        <w:t xml:space="preserve">Get current MonZernCoef values at the requested mode indices on a FreeForm element (SrfType=14).</w:t>
+        <w:t xml:space="preserve">Get current FFZernCoef values at the requested modes on a FreeForm element (SrfType=14).</w:t>
       </w:r>
     </w:p>
     <w:bookmarkEnd w:id="369"/>
-    <w:bookmarkStart w:id="370" w:name="seteltsrfzern"/>
+    <w:bookmarkStart w:id="370" w:name="seteltsrfmonzern"/>
     <w:p>
       <w:pPr>
         <w:pStyle w:val="Heading4"/>
       </w:pPr>
       <w:r>
-        <w:t xml:space="preserve">setEltSrfZern</w:t>
+        <w:t xml:space="preserve">setEltSrfMonZern</w:t>
       </w:r>
     </w:p>
     <w:p>
@@ -69783,7 +69794,7 @@
         <w:rPr>
           <w:rStyle w:val="VerbatimChar"/>
         </w:rPr>
-        <w:t xml:space="preserve">pymacos.getEltSrfZern(iElt)</w:t>
+        <w:t xml:space="preserve">pymacos.getEltSrfMonZern(iElt, zernMode)</w:t>
       </w:r>
     </w:p>
     <w:p>
@@ -69817,17 +69828,17 @@
         <w:pStyle w:val="FirstParagraph"/>
       </w:pPr>
       <w:r>
-        <w:t xml:space="preserve">Retrieve Zernike Srf. settings of Zernike Srf. element(s)</w:t>
+        <w:t xml:space="preserve">Get current MonZernCoef values at the requested mode indices on a FreeForm element (SrfType=14).</w:t>
       </w:r>
     </w:p>
     <w:bookmarkEnd w:id="370"/>
-    <w:bookmarkStart w:id="371" w:name="seteltsrfzerncoef"/>
+    <w:bookmarkStart w:id="371" w:name="seteltsrfzern"/>
     <w:p>
       <w:pPr>
         <w:pStyle w:val="Heading4"/>
       </w:pPr>
       <w:r>
-        <w:t xml:space="preserve">setEltSrfZernCoef</w:t>
+        <w:t xml:space="preserve">setEltSrfZern</w:t>
       </w:r>
     </w:p>
     <w:p>
@@ -69852,7 +69863,7 @@
         <w:rPr>
           <w:rStyle w:val="VerbatimChar"/>
         </w:rPr>
-        <w:t xml:space="preserve">pymacos.setEltSrfZernCoef(iElt, zernMode, zernCoef, reset)</w:t>
+        <w:t xml:space="preserve">pymacos.getEltSrfZern(iElt)</w:t>
       </w:r>
     </w:p>
     <w:p>
@@ -69886,17 +69897,17 @@
         <w:pStyle w:val="FirstParagraph"/>
       </w:pPr>
       <w:r>
-        <w:t xml:space="preserve">Set ZernCoef values at the given modes on a Zernike (SrfType=8) or ZrnGrData (SrfType=13) element.</w:t>
+        <w:t xml:space="preserve">Retrieve Zernike Srf. settings of Zernike Srf. element(s)</w:t>
       </w:r>
     </w:p>
     <w:bookmarkEnd w:id="371"/>
-    <w:bookmarkStart w:id="372" w:name="srt"/>
+    <w:bookmarkStart w:id="372" w:name="seteltsrfzerncoef"/>
     <w:p>
       <w:pPr>
         <w:pStyle w:val="Heading4"/>
       </w:pPr>
       <w:r>
-        <w:t xml:space="preserve">srt</w:t>
+        <w:t xml:space="preserve">setEltSrfZernCoef</w:t>
       </w:r>
     </w:p>
     <w:p>
@@ -69912,16 +69923,16 @@
           <w:bCs/>
           <w:b/>
         </w:rPr>
-        <w:t xml:space="preserve">mmacos:</w:t>
-      </w:r>
-      <w:r>
-        <w:t xml:space="preserve"> </w:t>
-      </w:r>
-      <w:r>
-        <w:rPr>
-          <w:rStyle w:val="VerbatimChar"/>
-        </w:rPr>
-        <w:t xml:space="preserve">r = macos.srt(x, y, endElt)</w:t>
+        <w:t xml:space="preserve">pymacos:</w:t>
+      </w:r>
+      <w:r>
+        <w:t xml:space="preserve"> </w:t>
+      </w:r>
+      <w:r>
+        <w:rPr>
+          <w:rStyle w:val="VerbatimChar"/>
+        </w:rPr>
+        <w:t xml:space="preserve">pymacos.setEltSrfZernCoef(iElt, zernMode, zernCoef, reset)</w:t>
       </w:r>
     </w:p>
     <w:p>
@@ -69937,16 +69948,17 @@
           <w:bCs/>
           <w:b/>
         </w:rPr>
-        <w:t xml:space="preserve">pymacos:</w:t>
-      </w:r>
-      <w:r>
-        <w:t xml:space="preserve"> </w:t>
-      </w:r>
-      <w:r>
-        <w:rPr>
-          <w:rStyle w:val="VerbatimChar"/>
-        </w:rPr>
-        <w:t xml:space="preserve">pymacos.srt(x, y, end_elt)</w:t>
+        <w:t xml:space="preserve">mmacos:</w:t>
+      </w:r>
+      <w:r>
+        <w:t xml:space="preserve"> </w:t>
+      </w:r>
+      <w:r>
+        <w:rPr>
+          <w:iCs/>
+          <w:i/>
+        </w:rPr>
+        <w:t xml:space="preserve">not available</w:t>
       </w:r>
     </w:p>
     <w:p>
@@ -69954,17 +69966,17 @@
         <w:pStyle w:val="FirstParagraph"/>
       </w:pPr>
       <w:r>
-        <w:t xml:space="preserve">Trace ONE ray from a normalized source-aperture point (the CLI’s SRT). r = macos.srt(x, y) trace to the last element r = macos.srt(x, y, endElt) trace through element endElt x, y: the point in the normalized source aperture, |x|, |y| &lt;= 0.5; (0, 0) is the chief ray. Fields (column k = element k, BaseUnits / global frame): r.pos 3 x nElt where the ray meets element k</w:t>
+        <w:t xml:space="preserve">Set ZernCoef values at the given modes on a Zernike (SrfType=8) or ZrnGrData (SrfType=13) element.</w:t>
       </w:r>
     </w:p>
     <w:bookmarkEnd w:id="372"/>
-    <w:bookmarkStart w:id="373" w:name="unload"/>
+    <w:bookmarkStart w:id="373" w:name="srt"/>
     <w:p>
       <w:pPr>
         <w:pStyle w:val="Heading4"/>
       </w:pPr>
       <w:r>
-        <w:t xml:space="preserve">unload</w:t>
+        <w:t xml:space="preserve">srt</w:t>
       </w:r>
     </w:p>
     <w:p>
@@ -69989,7 +70001,7 @@
         <w:rPr>
           <w:rStyle w:val="VerbatimChar"/>
         </w:rPr>
-        <w:t xml:space="preserve">macos.unload()</w:t>
+        <w:t xml:space="preserve">r = macos.srt(x, y, endElt)</w:t>
       </w:r>
     </w:p>
     <w:p>
@@ -70012,10 +70024,9 @@
       </w:r>
       <w:r>
         <w:rPr>
-          <w:iCs/>
-          <w:i/>
-        </w:rPr>
-        <w:t xml:space="preserve">not available</w:t>
+          <w:rStyle w:val="VerbatimChar"/>
+        </w:rPr>
+        <w:t xml:space="preserve">pymacos.srt(x, y, end_elt)</w:t>
       </w:r>
     </w:p>
     <w:p>
@@ -70023,17 +70034,17 @@
         <w:pStyle w:val="FirstParagraph"/>
       </w:pPr>
       <w:r>
-        <w:t xml:space="preserve">Release the engine’s memory back to its minimum footprint. macos.unload() re-initialises the engine at the smallest supported model size (128), which deallocates and rebuilds every model-sized array. Use it when a big run is finished and you want the memory back WITHOUT quitting MATLAB. The engine stays usable: call macos.init(N) (or construct a new macos.Session) and carry on.</w:t>
+        <w:t xml:space="preserve">Trace ONE ray from a normalized source-aperture point (the CLI’s SRT). r = macos.srt(x, y) trace to the last element r = macos.srt(x, y, endElt) trace through element endElt x, y: the point in the normalized source aperture, |x|, |y| &lt;= 0.5; (0, 0) is the chief ray. Fields (column k = element k, BaseUnits / global frame): r.pos 3 x nElt where the ray meets element k</w:t>
       </w:r>
     </w:p>
     <w:bookmarkEnd w:id="373"/>
-    <w:bookmarkStart w:id="374" w:name="v2m"/>
+    <w:bookmarkStart w:id="374" w:name="unload"/>
     <w:p>
       <w:pPr>
         <w:pStyle w:val="Heading4"/>
       </w:pPr>
       <w:r>
-        <w:t xml:space="preserve">v2m</w:t>
+        <w:t xml:space="preserve">unload</w:t>
       </w:r>
     </w:p>
     <w:p>
@@ -70058,7 +70069,7 @@
         <w:rPr>
           <w:rStyle w:val="VerbatimChar"/>
         </w:rPr>
-        <w:t xml:space="preserve">mat = macos.v2m(vec, indx)</w:t>
+        <w:t xml:space="preserve">macos.unload()</w:t>
       </w:r>
     </w:p>
     <w:p>
@@ -70092,17 +70103,17 @@
         <w:pStyle w:val="FirstParagraph"/>
       </w:pPr>
       <w:r>
-        <w:t xml:space="preserve">Reconstruct a 2D matrix from m2v’s compressed vec + indx. mat = macos.v2m(vec, indx) un-vectorises the result of macos.m2v. Sparse scatter into a full matrix of size indx.size.</w:t>
+        <w:t xml:space="preserve">Release the engine’s memory back to its minimum footprint. macos.unload() re-initialises the engine at the smallest supported model size (128), which deallocates and rebuilds every model-sized array. Use it when a big run is finished and you want the memory back WITHOUT quitting MATLAB. The engine stays usable: call macos.init(N) (or construct a new macos.Session) and carry on.</w:t>
       </w:r>
     </w:p>
     <w:bookmarkEnd w:id="374"/>
-    <w:bookmarkStart w:id="375" w:name="vector_diffraction"/>
+    <w:bookmarkStart w:id="375" w:name="v2m"/>
     <w:p>
       <w:pPr>
         <w:pStyle w:val="Heading4"/>
       </w:pPr>
       <w:r>
-        <w:t xml:space="preserve">vector_diffraction</w:t>
+        <w:t xml:space="preserve">v2m</w:t>
       </w:r>
     </w:p>
     <w:p>
@@ -70127,7 +70138,7 @@
         <w:rPr>
           <w:rStyle w:val="VerbatimChar"/>
         </w:rPr>
-        <w:t xml:space="preserve">macos.vector_diffraction(on)</w:t>
+        <w:t xml:space="preserve">mat = macos.v2m(vec, indx)</w:t>
       </w:r>
     </w:p>
     <w:p>
@@ -70150,9 +70161,10 @@
       </w:r>
       <w:r>
         <w:rPr>
-          <w:rStyle w:val="VerbatimChar"/>
-        </w:rPr>
-        <w:t xml:space="preserve">pymacos.vector_diffraction(on)</w:t>
+          <w:iCs/>
+          <w:i/>
+        </w:rPr>
+        <w:t xml:space="preserve">not available</w:t>
       </w:r>
     </w:p>
     <w:p>
@@ -70160,140 +70172,17 @@
         <w:pStyle w:val="FirstParagraph"/>
       </w:pPr>
       <w:r>
-        <w:t xml:space="preserve">Toggle vector (3-component) diffraction. macos.vector_diffraction(true) -&gt; VECTOR: propagate Ex/Ey/Ez as three independent fields. Since PLAN_POLARIZATION Phase 3a Tranche 1 this covers the WHOLE chain – every near-field, plane-to-plane, spherical, Fresnel and DFT leg, plus FFObscure and the ray-side aperture masking – not just the far-field FFT</w:t>
-      </w:r>
-    </w:p>
-    <w:p>
-      <w:pPr>
-        <w:pStyle w:val="BodyText"/>
-      </w:pPr>
-      <w:r>
-        <w:t xml:space="preserve">Requires polarization ON first; errors otherwise (the CLI</w:t>
-      </w:r>
-      <w:r>
-        <w:t xml:space="preserve"> </w:t>
-      </w:r>
-      <w:r>
-        <w:t xml:space="preserve">VECtor silently reverts instead). Since Phase 3a Tranche 1</w:t>
-      </w:r>
-      <w:r>
-        <w:t xml:space="preserve"> </w:t>
-      </w:r>
-      <w:r>
-        <w:t xml:space="preserve">every propagation leg is vectorized – far-field, near-field</w:t>
-      </w:r>
-      <w:r>
-        <w:t xml:space="preserve"> </w:t>
-      </w:r>
-      <w:r>
-        <w:t xml:space="preserve">sphere/plane, plane-to-plane, spatial-filter, Fresnel and the</w:t>
-      </w:r>
-      <w:r>
-        <w:t xml:space="preserve"> </w:t>
-      </w:r>
-      <w:r>
-        <w:t xml:space="preserve">DFT legs – along with the diffraction-grid obscuration apply</w:t>
-      </w:r>
-      <w:r>
-        <w:t xml:space="preserve"> </w:t>
-      </w:r>
-      <w:r>
-        <w:t xml:space="preserve">and the ray-side aperture/apodization masking, so a multi-leg</w:t>
-      </w:r>
-      <w:r>
-        <w:t xml:space="preserve"> </w:t>
-      </w:r>
-      <w:r>
-        <w:t xml:space="preserve">chain preserves the vector field. Intensity sums the three</w:t>
-      </w:r>
-      <w:r>
-        <w:t xml:space="preserve"> </w:t>
-      </w:r>
-      <w:r>
-        <w:t xml:space="preserve">components.</w:t>
-      </w:r>
-      <w:r>
-        <w:t xml:space="preserve"> </w:t>
-      </w:r>
-      <w:r>
-        <w:t xml:space="preserve">Two limits to know. (1) Vector mode repurposes the three</w:t>
-      </w:r>
-      <w:r>
-        <w:t xml:space="preserve"> </w:t>
-      </w:r>
-      <w:r>
-        <w:t xml:space="preserve">wavefront planes as Ex/Ey/Ez, so only ONE wavefront can be in</w:t>
-      </w:r>
-      <w:r>
-        <w:t xml:space="preserve"> </w:t>
-      </w:r>
-      <w:r>
-        <w:t xml:space="preserve">flight – not usable with multi-WF / COMPOSE. (2) Between two</w:t>
-      </w:r>
-      <w:r>
-        <w:t xml:space="preserve"> </w:t>
-      </w:r>
-      <w:r>
-        <w:t xml:space="preserve">physical legs the grid field is advanced by a scalar phase,</w:t>
-      </w:r>
-      <w:r>
-        <w:t xml:space="preserve"> </w:t>
-      </w:r>
-      <w:r>
-        <w:t xml:space="preserve">exact only when the intervening elements are non-polarizing</w:t>
-      </w:r>
-      <w:r>
-        <w:t xml:space="preserve"> </w:t>
-      </w:r>
-      <w:r>
-        <w:t xml:space="preserve">(Obscuring / Reference / FocalPlane – the coronagraph</w:t>
-      </w:r>
-      <w:r>
-        <w:t xml:space="preserve"> </w:t>
-      </w:r>
-      <w:r>
-        <w:t xml:space="preserve">pupil-&gt;FPM-&gt;Lyot-&gt;focal case). A COATED or reflecting surface</w:t>
-      </w:r>
-      <w:r>
-        <w:t xml:space="preserve"> </w:t>
-      </w:r>
-      <w:r>
-        <w:t xml:space="preserve">BETWEEN legs needs the per-ray running-Jones work of Tranche 2,</w:t>
-      </w:r>
-      <w:r>
-        <w:t xml:space="preserve"> </w:t>
-      </w:r>
-      <w:r>
-        <w:t xml:space="preserve">which is not implemented.</w:t>
-      </w:r>
-      <w:r>
-        <w:t xml:space="preserve"> </w:t>
-      </w:r>
-      <w:r>
-        <w:rPr>
-          <w:iCs/>
-          <w:i/>
-        </w:rPr>
-        <w:t xml:space="preserve">Related:</w:t>
-      </w:r>
-      <w:r>
-        <w:t xml:space="preserve"> </w:t>
-      </w:r>
-      <w:r>
-        <w:t xml:space="preserve">polarization; CLI VECtor/SCAlar.</w:t>
-      </w:r>
-      <w:r>
-        <w:t xml:space="preserve"> </w:t>
+        <w:t xml:space="preserve">Reconstruct a 2D matrix from m2v’s compressed vec + indx. mat = macos.v2m(vec, indx) un-vectorises the result of macos.m2v. Sparse scatter into a full matrix of size indx.size.</w:t>
       </w:r>
     </w:p>
     <w:bookmarkEnd w:id="375"/>
-    <w:bookmarkStart w:id="376" w:name="view_rx"/>
+    <w:bookmarkStart w:id="376" w:name="vector_diffraction"/>
     <w:p>
       <w:pPr>
         <w:pStyle w:val="Heading4"/>
       </w:pPr>
       <w:r>
-        <w:t xml:space="preserve">view_rx</w:t>
+        <w:t xml:space="preserve">vector_diffraction</w:t>
       </w:r>
     </w:p>
     <w:p>
@@ -70318,7 +70207,7 @@
         <w:rPr>
           <w:rStyle w:val="VerbatimChar"/>
         </w:rPr>
-        <w:t xml:space="preserve">fig = macos.view_rx(opts)</w:t>
+        <w:t xml:space="preserve">macos.vector_diffraction(on)</w:t>
       </w:r>
     </w:p>
     <w:p>
@@ -70341,10 +70230,9 @@
       </w:r>
       <w:r>
         <w:rPr>
-          <w:iCs/>
-          <w:i/>
-        </w:rPr>
-        <w:t xml:space="preserve">not available</w:t>
+          <w:rStyle w:val="VerbatimChar"/>
+        </w:rPr>
+        <w:t xml:space="preserve">pymacos.vector_diffraction(on)</w:t>
       </w:r>
     </w:p>
     <w:p>
@@ -70352,17 +70240,140 @@
         <w:pStyle w:val="FirstParagraph"/>
       </w:pPr>
       <w:r>
-        <w:t xml:space="preserve">3-D visualization of the LOADED prescription: beam, optics, and MET paths if present. Works for ANY Rx – no design-layer structs required; everything is read back from the engine (the modern equivalent of the old MACOS 3-D model visualizer): beam a sparse-but-FILLED ray bundle from the engine’s per-trace</w:t>
+        <w:t xml:space="preserve">Toggle vector (3-component) diffraction. macos.vector_diffraction(true) -&gt; VECTOR: propagate Ex/Ey/Ez as three independent fields. Since PLAN_POLARIZATION Phase 3a Tranche 1 this covers the WHOLE chain – every near-field, plane-to-plane, spherical, Fresnel and DFT leg, plus FFObscure and the ray-side aperture masking – not just the far-field FFT</w:t>
+      </w:r>
+    </w:p>
+    <w:p>
+      <w:pPr>
+        <w:pStyle w:val="BodyText"/>
+      </w:pPr>
+      <w:r>
+        <w:t xml:space="preserve">Requires polarization ON first; errors otherwise (the CLI</w:t>
+      </w:r>
+      <w:r>
+        <w:t xml:space="preserve"> </w:t>
+      </w:r>
+      <w:r>
+        <w:t xml:space="preserve">VECtor silently reverts instead). Since Phase 3a Tranche 1</w:t>
+      </w:r>
+      <w:r>
+        <w:t xml:space="preserve"> </w:t>
+      </w:r>
+      <w:r>
+        <w:t xml:space="preserve">every propagation leg is vectorized – far-field, near-field</w:t>
+      </w:r>
+      <w:r>
+        <w:t xml:space="preserve"> </w:t>
+      </w:r>
+      <w:r>
+        <w:t xml:space="preserve">sphere/plane, plane-to-plane, spatial-filter, Fresnel and the</w:t>
+      </w:r>
+      <w:r>
+        <w:t xml:space="preserve"> </w:t>
+      </w:r>
+      <w:r>
+        <w:t xml:space="preserve">DFT legs – along with the diffraction-grid obscuration apply</w:t>
+      </w:r>
+      <w:r>
+        <w:t xml:space="preserve"> </w:t>
+      </w:r>
+      <w:r>
+        <w:t xml:space="preserve">and the ray-side aperture/apodization masking, so a multi-leg</w:t>
+      </w:r>
+      <w:r>
+        <w:t xml:space="preserve"> </w:t>
+      </w:r>
+      <w:r>
+        <w:t xml:space="preserve">chain preserves the vector field. Intensity sums the three</w:t>
+      </w:r>
+      <w:r>
+        <w:t xml:space="preserve"> </w:t>
+      </w:r>
+      <w:r>
+        <w:t xml:space="preserve">components.</w:t>
+      </w:r>
+      <w:r>
+        <w:t xml:space="preserve"> </w:t>
+      </w:r>
+      <w:r>
+        <w:t xml:space="preserve">Two limits to know. (1) Vector mode repurposes the three</w:t>
+      </w:r>
+      <w:r>
+        <w:t xml:space="preserve"> </w:t>
+      </w:r>
+      <w:r>
+        <w:t xml:space="preserve">wavefront planes as Ex/Ey/Ez, so only ONE wavefront can be in</w:t>
+      </w:r>
+      <w:r>
+        <w:t xml:space="preserve"> </w:t>
+      </w:r>
+      <w:r>
+        <w:t xml:space="preserve">flight – not usable with multi-WF / COMPOSE. (2) Between two</w:t>
+      </w:r>
+      <w:r>
+        <w:t xml:space="preserve"> </w:t>
+      </w:r>
+      <w:r>
+        <w:t xml:space="preserve">physical legs the grid field is advanced by a scalar phase,</w:t>
+      </w:r>
+      <w:r>
+        <w:t xml:space="preserve"> </w:t>
+      </w:r>
+      <w:r>
+        <w:t xml:space="preserve">exact only when the intervening elements are non-polarizing</w:t>
+      </w:r>
+      <w:r>
+        <w:t xml:space="preserve"> </w:t>
+      </w:r>
+      <w:r>
+        <w:t xml:space="preserve">(Obscuring / Reference / FocalPlane – the coronagraph</w:t>
+      </w:r>
+      <w:r>
+        <w:t xml:space="preserve"> </w:t>
+      </w:r>
+      <w:r>
+        <w:t xml:space="preserve">pupil-&gt;FPM-&gt;Lyot-&gt;focal case). A COATED or reflecting surface</w:t>
+      </w:r>
+      <w:r>
+        <w:t xml:space="preserve"> </w:t>
+      </w:r>
+      <w:r>
+        <w:t xml:space="preserve">BETWEEN legs needs the per-ray running-Jones work of Tranche 2,</w:t>
+      </w:r>
+      <w:r>
+        <w:t xml:space="preserve"> </w:t>
+      </w:r>
+      <w:r>
+        <w:t xml:space="preserve">which is not implemented.</w:t>
+      </w:r>
+      <w:r>
+        <w:t xml:space="preserve"> </w:t>
+      </w:r>
+      <w:r>
+        <w:rPr>
+          <w:iCs/>
+          <w:i/>
+        </w:rPr>
+        <w:t xml:space="preserve">Related:</w:t>
+      </w:r>
+      <w:r>
+        <w:t xml:space="preserve"> </w:t>
+      </w:r>
+      <w:r>
+        <w:t xml:space="preserve">polarization; CLI VECtor/SCAlar.</w:t>
+      </w:r>
+      <w:r>
+        <w:t xml:space="preserve"> </w:t>
       </w:r>
     </w:p>
     <w:bookmarkEnd w:id="376"/>
-    <w:bookmarkStart w:id="377" w:name="view_std"/>
+    <w:bookmarkStart w:id="377" w:name="view_rx"/>
     <w:p>
       <w:pPr>
         <w:pStyle w:val="Heading4"/>
       </w:pPr>
       <w:r>
-        <w:t xml:space="preserve">view_std</w:t>
+        <w:t xml:space="preserve">view_rx</w:t>
       </w:r>
     </w:p>
     <w:p>
@@ -70387,7 +70398,7 @@
         <w:rPr>
           <w:rStyle w:val="VerbatimChar"/>
         </w:rPr>
-        <w:t xml:space="preserve">fig = macos.view_std(opts)</w:t>
+        <w:t xml:space="preserve">fig = macos.view_rx(opts)</w:t>
       </w:r>
     </w:p>
     <w:p>
@@ -70421,17 +70432,17 @@
         <w:pStyle w:val="FirstParagraph"/>
       </w:pPr>
       <w:r>
-        <w:t xml:space="preserve">Standard 3-view layout figure for the LOADED prescription. fig = macos.view_std() draws four beam-aligned panels via macos.view_rx – FRONT (POV behind the SOURCE, angled, looking at the first optic’s reflective face), BACK (POV behind the first optic), ISO (angled), SIDE (elevation) – with the optical-layout convention: the LIGHT SOURCE IS AT THE LEFT and light travels to</w:t>
+        <w:t xml:space="preserve">3-D visualization of the LOADED prescription: beam, optics, and MET paths if present. Works for ANY Rx – no design-layer structs required; everything is read back from the engine (the modern equivalent of the old MACOS 3-D model visualizer): beam a sparse-but-FILLED ray bundle from the engine’s per-trace</w:t>
       </w:r>
     </w:p>
     <w:bookmarkEnd w:id="377"/>
-    <w:bookmarkStart w:id="378" w:name="waveplate"/>
+    <w:bookmarkStart w:id="378" w:name="view_std"/>
     <w:p>
       <w:pPr>
         <w:pStyle w:val="Heading4"/>
       </w:pPr>
       <w:r>
-        <w:t xml:space="preserve">waveplate</w:t>
+        <w:t xml:space="preserve">view_std</w:t>
       </w:r>
     </w:p>
     <w:p>
@@ -70456,7 +70467,7 @@
         <w:rPr>
           <w:rStyle w:val="VerbatimChar"/>
         </w:rPr>
-        <w:t xml:space="preserve">out = macos.waveplate(srf, opts)</w:t>
+        <w:t xml:space="preserve">fig = macos.view_std(opts)</w:t>
       </w:r>
     </w:p>
     <w:p>
@@ -70479,9 +70490,10 @@
       </w:r>
       <w:r>
         <w:rPr>
-          <w:rStyle w:val="VerbatimChar"/>
-        </w:rPr>
-        <w:t xml:space="preserve">pymacos.waveplate(srf, axis, retardance)</w:t>
+          <w:iCs/>
+          <w:i/>
+        </w:rPr>
+        <w:t xml:space="preserve">not available</w:t>
       </w:r>
     </w:p>
     <w:p>
@@ -70489,537 +70501,17 @@
         <w:pStyle w:val="FirstParagraph"/>
       </w:pPr>
       <w:r>
-        <w:t xml:space="preserve">Set or query a linear retarder (waveplate) element. macos.waveplate(SRF,</w:t>
-      </w:r>
-      <w:r>
-        <w:t xml:space="preserve"> </w:t>
-      </w:r>
-      <w:r>
-        <w:t xml:space="preserve">‘</w:t>
-      </w:r>
-      <w:r>
-        <w:t xml:space="preserve">axis</w:t>
-      </w:r>
-      <w:r>
-        <w:t xml:space="preserve">’</w:t>
-      </w:r>
-      <w:r>
-        <w:t xml:space="preserve">, A,</w:t>
-      </w:r>
-      <w:r>
-        <w:t xml:space="preserve"> </w:t>
-      </w:r>
-      <w:r>
-        <w:t xml:space="preserve">‘</w:t>
-      </w:r>
-      <w:r>
-        <w:t xml:space="preserve">retardance</w:t>
-      </w:r>
-      <w:r>
-        <w:t xml:space="preserve">’</w:t>
-      </w:r>
-      <w:r>
-        <w:t xml:space="preserve">, R) configures the WavePlate element at SRF. A is the FAST axis as a 3-vector in GLOBAL coordinates (projected into each ray’s transverse plane by the engine). R is the retardance in WAVES at the CURRENT wavelength: 0.25 for a quarter-wave plate, 0.5 for a half-wave plate.</w:t>
-      </w:r>
-    </w:p>
-    <w:p>
-      <w:pPr>
-        <w:pStyle w:val="BodyText"/>
-      </w:pPr>
-      <w:r>
-        <w:rPr>
-          <w:bCs/>
-          <w:b/>
-        </w:rPr>
-        <w:t xml:space="preserve">Element type.</w:t>
-      </w:r>
-      <w:r>
-        <w:t xml:space="preserve"> </w:t>
-      </w:r>
-      <w:r>
-        <w:t xml:space="preserve">Requires</w:t>
-      </w:r>
-      <w:r>
-        <w:t xml:space="preserve"> </w:t>
-      </w:r>
-      <w:r>
-        <w:rPr>
-          <w:rStyle w:val="VerbatimChar"/>
-        </w:rPr>
-        <w:t xml:space="preserve">Element= WavePlate</w:t>
-      </w:r>
-      <w:r>
-        <w:t xml:space="preserve"> </w:t>
-      </w:r>
-      <w:r>
-        <w:t xml:space="preserve">(EltID 18, added in</w:t>
-      </w:r>
-      <w:r>
-        <w:t xml:space="preserve"> </w:t>
-      </w:r>
-      <w:r>
-        <w:t xml:space="preserve">PLAN_POLARIZATION Phase 3, extending</w:t>
-      </w:r>
-      <w:r>
-        <w:t xml:space="preserve"> </w:t>
-      </w:r>
-      <w:r>
-        <w:rPr>
-          <w:rStyle w:val="VerbatimChar"/>
-        </w:rPr>
-        <w:t xml:space="preserve">mEltTypes</w:t>
-      </w:r>
-      <w:r>
-        <w:t xml:space="preserve"> </w:t>
-      </w:r>
-      <w:r>
-        <w:t xml:space="preserve">to 18). Any other type is</w:t>
-      </w:r>
-      <w:r>
-        <w:t xml:space="preserve"> </w:t>
-      </w:r>
-      <w:r>
-        <w:t xml:space="preserve">refused.</w:t>
-      </w:r>
-    </w:p>
-    <w:p>
-      <w:pPr>
-        <w:pStyle w:val="BodyText"/>
-      </w:pPr>
-      <w:r>
-        <w:rPr>
-          <w:bCs/>
-          <w:b/>
-        </w:rPr>
-        <w:t xml:space="preserve">Retardance sign is derived from the engine, not chosen.</w:t>
-      </w:r>
-      <w:r>
-        <w:t xml:space="preserve"> </w:t>
-      </w:r>
-      <w:r>
-        <w:t xml:space="preserve">MACOS propagates</w:t>
-      </w:r>
-      <w:r>
-        <w:t xml:space="preserve"> </w:t>
-      </w:r>
-      <w:r>
-        <w:t xml:space="preserve">a field as</w:t>
-      </w:r>
-      <w:r>
-        <w:t xml:space="preserve"> </w:t>
-      </w:r>
-      <w:r>
-        <w:rPr>
-          <w:rStyle w:val="VerbatimChar"/>
-        </w:rPr>
-        <w:t xml:space="preserve">exp(-i*2*pi*L*N/lambda)</w:t>
-      </w:r>
-      <w:r>
-        <w:t xml:space="preserve"> </w:t>
-      </w:r>
-      <w:r>
-        <w:t xml:space="preserve">(</w:t>
-      </w:r>
-      <w:r>
-        <w:rPr>
-          <w:rStyle w:val="VerbatimChar"/>
-        </w:rPr>
-        <w:t xml:space="preserve">elemsub.F:395</w:t>
-      </w:r>
-      <w:r>
-        <w:t xml:space="preserve">), i.e.</w:t>
-      </w:r>
-      <w:r>
-        <w:t xml:space="preserve"> </w:t>
-      </w:r>
-      <w:r>
-        <w:rPr>
-          <w:rStyle w:val="VerbatimChar"/>
-        </w:rPr>
-        <w:t xml:space="preserve">exp(+i*omega*t)</w:t>
-      </w:r>
-      <w:r>
-        <w:t xml:space="preserve"> </w:t>
-      </w:r>
-      <w:r>
-        <w:t xml:space="preserve">time dependence, so the slow axis accumulates the more</w:t>
-      </w:r>
-      <w:r>
-        <w:t xml:space="preserve"> </w:t>
-      </w:r>
-      <w:r>
-        <w:t xml:space="preserve">negative phase. With the declared axis as FAST, the element Jones in its own</w:t>
-      </w:r>
-      <w:r>
-        <w:t xml:space="preserve"> </w:t>
-      </w:r>
-      <w:r>
-        <w:t xml:space="preserve">eigenbasis is</w:t>
-      </w:r>
-      <w:r>
-        <w:t xml:space="preserve"> </w:t>
-      </w:r>
-      <w:r>
-        <w:rPr>
-          <w:rStyle w:val="VerbatimChar"/>
-        </w:rPr>
-        <w:t xml:space="preserve">diag(1, exp(-i*delta))</w:t>
-      </w:r>
-      <w:r>
-        <w:t xml:space="preserve">,</w:t>
-      </w:r>
-      <w:r>
-        <w:t xml:space="preserve"> </w:t>
-      </w:r>
-      <w:r>
-        <w:rPr>
-          <w:rStyle w:val="VerbatimChar"/>
-        </w:rPr>
-        <w:t xml:space="preserve">delta = 2*pi*R</w:t>
-      </w:r>
-      <w:r>
-        <w:t xml:space="preserve">. Pinned by</w:t>
-      </w:r>
-      <w:r>
-        <w:t xml:space="preserve"> </w:t>
-      </w:r>
-      <w:r>
-        <w:rPr>
-          <w:rStyle w:val="VerbatimChar"/>
-        </w:rPr>
-        <w:t xml:space="preserve">tPolElement/test_retardance_sign_matches_engine_convention</w:t>
-      </w:r>
-      <w:r>
-        <w:t xml:space="preserve"> </w:t>
-      </w:r>
-      <w:r>
-        <w:t xml:space="preserve">and, more</w:t>
-      </w:r>
-      <w:r>
-        <w:t xml:space="preserve"> </w:t>
-      </w:r>
-      <w:r>
-        <w:t xml:space="preserve">sharply, by the SIGNED circular Stokes parameter in</w:t>
-      </w:r>
-      <w:r>
-        <w:t xml:space="preserve"> </w:t>
-      </w:r>
-      <w:r>
-        <w:rPr>
-          <w:rStyle w:val="VerbatimChar"/>
-        </w:rPr>
-        <w:t xml:space="preserve">test_qwp_linear_to_circular</w:t>
-      </w:r>
-      <w:r>
-        <w:t xml:space="preserve"> </w:t>
-      </w:r>
-      <w:r>
-        <w:t xml:space="preserve">– a suite that only checked</w:t>
-      </w:r>
-      <w:r>
-        <w:t xml:space="preserve"> </w:t>
-      </w:r>
-      <w:r>
-        <w:rPr>
-          <w:rStyle w:val="VerbatimChar"/>
-        </w:rPr>
-        <w:t xml:space="preserve">|S3|</w:t>
-      </w:r>
-      <w:r>
-        <w:t xml:space="preserve"> </w:t>
-      </w:r>
-      <w:r>
-        <w:t xml:space="preserve">would</w:t>
-      </w:r>
-      <w:r>
-        <w:t xml:space="preserve"> </w:t>
-      </w:r>
-      <w:r>
-        <w:t xml:space="preserve">accept either convention.</w:t>
-      </w:r>
-    </w:p>
-    <w:p>
-      <w:pPr>
-        <w:pStyle w:val="BodyText"/>
-      </w:pPr>
-      <w:r>
-        <w:rPr>
-          <w:bCs/>
-          <w:b/>
-        </w:rPr>
-        <w:t xml:space="preserve">Chromatic by construction.</w:t>
-      </w:r>
-      <w:r>
-        <w:t xml:space="preserve"> </w:t>
-      </w:r>
-      <w:r>
-        <w:t xml:space="preserve">The stored quantity is the physical</w:t>
-      </w:r>
-      <w:r>
-        <w:t xml:space="preserve"> </w:t>
-      </w:r>
-      <w:r>
-        <w:t xml:space="preserve">retardance</w:t>
-      </w:r>
-      <w:r>
-        <w:t xml:space="preserve"> </w:t>
-      </w:r>
-      <w:r>
-        <w:rPr>
-          <w:rStyle w:val="VerbatimChar"/>
-        </w:rPr>
-        <w:t xml:space="preserve">(n_slow - n_fast)*d = R*lambda</w:t>
-      </w:r>
-      <w:r>
-        <w:t xml:space="preserve">, so a plate set to 0.25 waves at</w:t>
-      </w:r>
-      <w:r>
-        <w:t xml:space="preserve"> </w:t>
-      </w:r>
-      <w:r>
-        <w:t xml:space="preserve">1 um is 0.125 waves at 2 um. This is the same treatment</w:t>
-      </w:r>
-      <w:r>
-        <w:t xml:space="preserve"> </w:t>
-      </w:r>
-      <w:r>
-        <w:rPr>
-          <w:rStyle w:val="VerbatimChar"/>
-        </w:rPr>
-        <w:t xml:space="preserve">Coating=</w:t>
-      </w:r>
-      <w:r>
-        <w:t xml:space="preserve"> </w:t>
-      </w:r>
-      <w:r>
-        <w:t xml:space="preserve">layer</w:t>
-      </w:r>
-      <w:r>
-        <w:t xml:space="preserve"> </w:t>
-      </w:r>
-      <w:r>
-        <w:t xml:space="preserve">thickness already receives, and it means a query after a wavelength change</w:t>
-      </w:r>
-      <w:r>
-        <w:t xml:space="preserve"> </w:t>
-      </w:r>
-      <w:r>
-        <w:t xml:space="preserve">returns a different R than was set – physics, not a round-trip failure.</w:t>
-      </w:r>
-    </w:p>
-    <w:p>
-      <w:pPr>
-        <w:pStyle w:val="BodyText"/>
-      </w:pPr>
-      <w:r>
-        <w:rPr>
-          <w:bCs/>
-          <w:b/>
-        </w:rPr>
-        <w:t xml:space="preserve">Thin idealization.</w:t>
-      </w:r>
-      <w:r>
-        <w:t xml:space="preserve"> </w:t>
-      </w:r>
-      <w:r>
-        <w:t xml:space="preserve">No o/e walk-off, no ray splitting, no Fresnel loss at</w:t>
-      </w:r>
-      <w:r>
-        <w:t xml:space="preserve"> </w:t>
-      </w:r>
-      <w:r>
-        <w:t xml:space="preserve">the faces, no substrate thickness. The retardance is also independent of</w:t>
-      </w:r>
-      <w:r>
-        <w:t xml:space="preserve"> </w:t>
-      </w:r>
-      <w:r>
-        <w:t xml:space="preserve">incidence angle, where a real crystal plate’s is not (the field-of-view</w:t>
-      </w:r>
-      <w:r>
-        <w:t xml:space="preserve"> </w:t>
-      </w:r>
-      <w:r>
-        <w:t xml:space="preserve">effect behind compound and Pancharatnam designs); bounding that needs a</w:t>
-      </w:r>
-      <w:r>
-        <w:t xml:space="preserve"> </w:t>
-      </w:r>
-      <w:r>
-        <w:t xml:space="preserve">birefringent-plate model with o/e indices and thickness. The output is</w:t>
-      </w:r>
-      <w:r>
-        <w:t xml:space="preserve"> </w:t>
-      </w:r>
-      <w:r>
-        <w:t xml:space="preserve">purely transverse: any longitudinal component present at the surface is</w:t>
-      </w:r>
-      <w:r>
-        <w:t xml:space="preserve"> </w:t>
-      </w:r>
-      <w:r>
-        <w:t xml:space="preserve">discarded, which is what a 2x2 Jones element means (exactly zero for a</w:t>
-      </w:r>
-      <w:r>
-        <w:t xml:space="preserve"> </w:t>
-      </w:r>
-      <w:r>
-        <w:t xml:space="preserve">collimated normal-incidence beam, O(NA) otherwise). The element is also the</w:t>
-      </w:r>
-      <w:r>
-        <w:t xml:space="preserve"> </w:t>
-      </w:r>
-      <w:r>
-        <w:t xml:space="preserve">primitive for bounding stress birefringence in a transmissive optic.</w:t>
-      </w:r>
-    </w:p>
-    <w:p>
-      <w:pPr>
-        <w:pStyle w:val="BodyText"/>
-      </w:pPr>
-      <w:r>
-        <w:rPr>
-          <w:bCs/>
-          <w:b/>
-        </w:rPr>
-        <w:t xml:space="preserve">Off normal, the declared axis is the material axis.</w:t>
-      </w:r>
-      <w:r>
-        <w:t xml:space="preserve"> </w:t>
-      </w:r>
-      <w:r>
-        <w:t xml:space="preserve">The crystal fast</w:t>
-      </w:r>
-      <w:r>
-        <w:t xml:space="preserve"> </w:t>
-      </w:r>
-      <w:r>
-        <w:t xml:space="preserve">axis is the direction fixed in the substance of the plate, so it is what</w:t>
-      </w:r>
-      <w:r>
-        <w:t xml:space="preserve"> </w:t>
-      </w:r>
-      <w:r>
-        <w:t xml:space="preserve">the engine projects into the ray’s transverse plane – the material-axis</w:t>
-      </w:r>
-      <w:r>
-        <w:t xml:space="preserve"> </w:t>
-      </w:r>
-      <w:r>
-        <w:t xml:space="preserve">rule, which for a waveplate is just the declared axis.</w:t>
-      </w:r>
-      <w:r>
-        <w:t xml:space="preserve"> </w:t>
-      </w:r>
-      <w:r>
-        <w:rPr>
-          <w:rStyle w:val="VerbatimChar"/>
-        </w:rPr>
-        <w:t xml:space="preserve">macos.polarizer</w:t>
-      </w:r>
-      <w:r>
-        <w:t xml:space="preserve"> </w:t>
-      </w:r>
-      <w:r>
-        <w:t xml:space="preserve">projects a</w:t>
-      </w:r>
-      <w:r>
-        <w:t xml:space="preserve"> </w:t>
-      </w:r>
-      <w:r>
-        <w:rPr>
-          <w:iCs/>
-          <w:i/>
-        </w:rPr>
-        <w:t xml:space="preserve">different</w:t>
-      </w:r>
-      <w:r>
-        <w:t xml:space="preserve"> </w:t>
-      </w:r>
-      <w:r>
-        <w:t xml:space="preserve">vector from the same keyword (its material axis is</w:t>
-      </w:r>
-      <w:r>
-        <w:t xml:space="preserve"> </w:t>
-      </w:r>
-      <w:r>
-        <w:t xml:space="preserve">the absorbing direction), so the two elements are not interchangeable off</w:t>
-      </w:r>
-      <w:r>
-        <w:t xml:space="preserve"> </w:t>
-      </w:r>
-      <w:r>
-        <w:t xml:space="preserve">normal.</w:t>
-      </w:r>
-    </w:p>
-    <w:p>
-      <w:pPr>
-        <w:pStyle w:val="BodyText"/>
-      </w:pPr>
-      <w:r>
-        <w:rPr>
-          <w:bCs/>
-          <w:b/>
-        </w:rPr>
-        <w:t xml:space="preserve">Unitary.</w:t>
-      </w:r>
-      <w:r>
-        <w:t xml:space="preserve"> </w:t>
-      </w:r>
-      <w:r>
-        <w:t xml:space="preserve">Gated for linear and circular input states, both against the</w:t>
-      </w:r>
-      <w:r>
-        <w:t xml:space="preserve"> </w:t>
-      </w:r>
-      <w:r>
-        <w:t xml:space="preserve">field power and against</w:t>
-      </w:r>
-      <w:r>
-        <w:t xml:space="preserve"> </w:t>
-      </w:r>
-      <w:r>
-        <w:rPr>
-          <w:rStyle w:val="VerbatimChar"/>
-        </w:rPr>
-        <w:t xml:space="preserve">J'*J == I</w:t>
-      </w:r>
-      <w:r>
-        <w:t xml:space="preserve"> </w:t>
-      </w:r>
-      <w:r>
-        <w:t xml:space="preserve">from</w:t>
-      </w:r>
-      <w:r>
-        <w:t xml:space="preserve"> </w:t>
-      </w:r>
-      <w:r>
-        <w:rPr>
-          <w:rStyle w:val="VerbatimChar"/>
-        </w:rPr>
-        <w:t xml:space="preserve">elt_jones</w:t>
-      </w:r>
-      <w:r>
-        <w:t xml:space="preserve">, with the (non-unitary)</w:t>
-      </w:r>
-      <w:r>
-        <w:t xml:space="preserve"> </w:t>
-      </w:r>
-      <w:r>
-        <w:t xml:space="preserve">polarizer as the non-vacuity companion.</w:t>
-      </w:r>
-      <w:r>
-        <w:t xml:space="preserve"> </w:t>
+        <w:t xml:space="preserve">Standard 3-view layout figure for the LOADED prescription. fig = macos.view_std() draws four beam-aligned panels via macos.view_rx – FRONT (POV behind the SOURCE, angled, looking at the first optic’s reflective face), BACK (POV behind the first optic), ISO (angled), SIDE (elevation) – with the optical-layout convention: the LIGHT SOURCE IS AT THE LEFT and light travels to</w:t>
       </w:r>
     </w:p>
     <w:bookmarkEnd w:id="378"/>
-    <w:bookmarkStart w:id="379" w:name="xp"/>
+    <w:bookmarkStart w:id="379" w:name="waveplate"/>
     <w:p>
       <w:pPr>
         <w:pStyle w:val="Heading4"/>
       </w:pPr>
       <w:r>
-        <w:t xml:space="preserve">xp</w:t>
+        <w:t xml:space="preserve">waveplate</w:t>
       </w:r>
     </w:p>
     <w:p>
@@ -71044,7 +70536,7 @@
         <w:rPr>
           <w:rStyle w:val="VerbatimChar"/>
         </w:rPr>
-        <w:t xml:space="preserve">s = macos.get_xp()</w:t>
+        <w:t xml:space="preserve">out = macos.waveplate(srf, opts)</w:t>
       </w:r>
     </w:p>
     <w:p>
@@ -71060,23 +70552,561 @@
           <w:bCs/>
           <w:b/>
         </w:rPr>
-        <w:t xml:space="preserve">mmacos:</w:t>
-      </w:r>
-      <w:r>
-        <w:t xml:space="preserve"> </w:t>
-      </w:r>
-      <w:r>
-        <w:rPr>
-          <w:rStyle w:val="VerbatimChar"/>
-        </w:rPr>
-        <w:t xml:space="preserve">macos.set_xp(vpt, psi, rad)</w:t>
+        <w:t xml:space="preserve">pymacos:</w:t>
+      </w:r>
+      <w:r>
+        <w:t xml:space="preserve"> </w:t>
+      </w:r>
+      <w:r>
+        <w:rPr>
+          <w:rStyle w:val="VerbatimChar"/>
+        </w:rPr>
+        <w:t xml:space="preserve">pymacos.waveplate(srf, axis, retardance)</w:t>
+      </w:r>
+    </w:p>
+    <w:p>
+      <w:pPr>
+        <w:pStyle w:val="FirstParagraph"/>
+      </w:pPr>
+      <w:r>
+        <w:t xml:space="preserve">Set or query a linear retarder (waveplate) element. macos.waveplate(SRF,</w:t>
+      </w:r>
+      <w:r>
+        <w:t xml:space="preserve"> </w:t>
+      </w:r>
+      <w:r>
+        <w:t xml:space="preserve">‘</w:t>
+      </w:r>
+      <w:r>
+        <w:t xml:space="preserve">axis</w:t>
+      </w:r>
+      <w:r>
+        <w:t xml:space="preserve">’</w:t>
+      </w:r>
+      <w:r>
+        <w:t xml:space="preserve">, A,</w:t>
+      </w:r>
+      <w:r>
+        <w:t xml:space="preserve"> </w:t>
+      </w:r>
+      <w:r>
+        <w:t xml:space="preserve">‘</w:t>
+      </w:r>
+      <w:r>
+        <w:t xml:space="preserve">retardance</w:t>
+      </w:r>
+      <w:r>
+        <w:t xml:space="preserve">’</w:t>
+      </w:r>
+      <w:r>
+        <w:t xml:space="preserve">, R) configures the WavePlate element at SRF. A is the FAST axis as a 3-vector in GLOBAL coordinates (projected into each ray’s transverse plane by the engine). R is the retardance in WAVES at the CURRENT wavelength: 0.25 for a quarter-wave plate, 0.5 for a half-wave plate.</w:t>
+      </w:r>
+    </w:p>
+    <w:p>
+      <w:pPr>
+        <w:pStyle w:val="BodyText"/>
+      </w:pPr>
+      <w:r>
+        <w:rPr>
+          <w:bCs/>
+          <w:b/>
+        </w:rPr>
+        <w:t xml:space="preserve">Element type.</w:t>
+      </w:r>
+      <w:r>
+        <w:t xml:space="preserve"> </w:t>
+      </w:r>
+      <w:r>
+        <w:t xml:space="preserve">Requires</w:t>
+      </w:r>
+      <w:r>
+        <w:t xml:space="preserve"> </w:t>
+      </w:r>
+      <w:r>
+        <w:rPr>
+          <w:rStyle w:val="VerbatimChar"/>
+        </w:rPr>
+        <w:t xml:space="preserve">Element= WavePlate</w:t>
+      </w:r>
+      <w:r>
+        <w:t xml:space="preserve"> </w:t>
+      </w:r>
+      <w:r>
+        <w:t xml:space="preserve">(EltID 18, added in</w:t>
+      </w:r>
+      <w:r>
+        <w:t xml:space="preserve"> </w:t>
+      </w:r>
+      <w:r>
+        <w:t xml:space="preserve">PLAN_POLARIZATION Phase 3, extending</w:t>
+      </w:r>
+      <w:r>
+        <w:t xml:space="preserve"> </w:t>
+      </w:r>
+      <w:r>
+        <w:rPr>
+          <w:rStyle w:val="VerbatimChar"/>
+        </w:rPr>
+        <w:t xml:space="preserve">mEltTypes</w:t>
+      </w:r>
+      <w:r>
+        <w:t xml:space="preserve"> </w:t>
+      </w:r>
+      <w:r>
+        <w:t xml:space="preserve">to 18). Any other type is</w:t>
+      </w:r>
+      <w:r>
+        <w:t xml:space="preserve"> </w:t>
+      </w:r>
+      <w:r>
+        <w:t xml:space="preserve">refused.</w:t>
+      </w:r>
+    </w:p>
+    <w:p>
+      <w:pPr>
+        <w:pStyle w:val="BodyText"/>
+      </w:pPr>
+      <w:r>
+        <w:rPr>
+          <w:bCs/>
+          <w:b/>
+        </w:rPr>
+        <w:t xml:space="preserve">Retardance sign is derived from the engine, not chosen.</w:t>
+      </w:r>
+      <w:r>
+        <w:t xml:space="preserve"> </w:t>
+      </w:r>
+      <w:r>
+        <w:t xml:space="preserve">MACOS propagates</w:t>
+      </w:r>
+      <w:r>
+        <w:t xml:space="preserve"> </w:t>
+      </w:r>
+      <w:r>
+        <w:t xml:space="preserve">a field as</w:t>
+      </w:r>
+      <w:r>
+        <w:t xml:space="preserve"> </w:t>
+      </w:r>
+      <w:r>
+        <w:rPr>
+          <w:rStyle w:val="VerbatimChar"/>
+        </w:rPr>
+        <w:t xml:space="preserve">exp(-i*2*pi*L*N/lambda)</w:t>
+      </w:r>
+      <w:r>
+        <w:t xml:space="preserve"> </w:t>
+      </w:r>
+      <w:r>
+        <w:t xml:space="preserve">(</w:t>
+      </w:r>
+      <w:r>
+        <w:rPr>
+          <w:rStyle w:val="VerbatimChar"/>
+        </w:rPr>
+        <w:t xml:space="preserve">elemsub.F:395</w:t>
+      </w:r>
+      <w:r>
+        <w:t xml:space="preserve">), i.e.</w:t>
+      </w:r>
+      <w:r>
+        <w:t xml:space="preserve"> </w:t>
+      </w:r>
+      <w:r>
+        <w:rPr>
+          <w:rStyle w:val="VerbatimChar"/>
+        </w:rPr>
+        <w:t xml:space="preserve">exp(+i*omega*t)</w:t>
+      </w:r>
+      <w:r>
+        <w:t xml:space="preserve"> </w:t>
+      </w:r>
+      <w:r>
+        <w:t xml:space="preserve">time dependence, so the slow axis accumulates the more</w:t>
+      </w:r>
+      <w:r>
+        <w:t xml:space="preserve"> </w:t>
+      </w:r>
+      <w:r>
+        <w:t xml:space="preserve">negative phase. With the declared axis as FAST, the element Jones in its own</w:t>
+      </w:r>
+      <w:r>
+        <w:t xml:space="preserve"> </w:t>
+      </w:r>
+      <w:r>
+        <w:t xml:space="preserve">eigenbasis is</w:t>
+      </w:r>
+      <w:r>
+        <w:t xml:space="preserve"> </w:t>
+      </w:r>
+      <w:r>
+        <w:rPr>
+          <w:rStyle w:val="VerbatimChar"/>
+        </w:rPr>
+        <w:t xml:space="preserve">diag(1, exp(-i*delta))</w:t>
+      </w:r>
+      <w:r>
+        <w:t xml:space="preserve">,</w:t>
+      </w:r>
+      <w:r>
+        <w:t xml:space="preserve"> </w:t>
+      </w:r>
+      <w:r>
+        <w:rPr>
+          <w:rStyle w:val="VerbatimChar"/>
+        </w:rPr>
+        <w:t xml:space="preserve">delta = 2*pi*R</w:t>
+      </w:r>
+      <w:r>
+        <w:t xml:space="preserve">. Pinned by</w:t>
+      </w:r>
+      <w:r>
+        <w:t xml:space="preserve"> </w:t>
+      </w:r>
+      <w:r>
+        <w:rPr>
+          <w:rStyle w:val="VerbatimChar"/>
+        </w:rPr>
+        <w:t xml:space="preserve">tPolElement/test_retardance_sign_matches_engine_convention</w:t>
+      </w:r>
+      <w:r>
+        <w:t xml:space="preserve"> </w:t>
+      </w:r>
+      <w:r>
+        <w:t xml:space="preserve">and, more</w:t>
+      </w:r>
+      <w:r>
+        <w:t xml:space="preserve"> </w:t>
+      </w:r>
+      <w:r>
+        <w:t xml:space="preserve">sharply, by the SIGNED circular Stokes parameter in</w:t>
+      </w:r>
+      <w:r>
+        <w:t xml:space="preserve"> </w:t>
+      </w:r>
+      <w:r>
+        <w:rPr>
+          <w:rStyle w:val="VerbatimChar"/>
+        </w:rPr>
+        <w:t xml:space="preserve">test_qwp_linear_to_circular</w:t>
+      </w:r>
+      <w:r>
+        <w:t xml:space="preserve"> </w:t>
+      </w:r>
+      <w:r>
+        <w:t xml:space="preserve">– a suite that only checked</w:t>
+      </w:r>
+      <w:r>
+        <w:t xml:space="preserve"> </w:t>
+      </w:r>
+      <w:r>
+        <w:rPr>
+          <w:rStyle w:val="VerbatimChar"/>
+        </w:rPr>
+        <w:t xml:space="preserve">|S3|</w:t>
+      </w:r>
+      <w:r>
+        <w:t xml:space="preserve"> </w:t>
+      </w:r>
+      <w:r>
+        <w:t xml:space="preserve">would</w:t>
+      </w:r>
+      <w:r>
+        <w:t xml:space="preserve"> </w:t>
+      </w:r>
+      <w:r>
+        <w:t xml:space="preserve">accept either convention.</w:t>
+      </w:r>
+    </w:p>
+    <w:p>
+      <w:pPr>
+        <w:pStyle w:val="BodyText"/>
+      </w:pPr>
+      <w:r>
+        <w:rPr>
+          <w:bCs/>
+          <w:b/>
+        </w:rPr>
+        <w:t xml:space="preserve">Chromatic by construction.</w:t>
+      </w:r>
+      <w:r>
+        <w:t xml:space="preserve"> </w:t>
+      </w:r>
+      <w:r>
+        <w:t xml:space="preserve">The stored quantity is the physical</w:t>
+      </w:r>
+      <w:r>
+        <w:t xml:space="preserve"> </w:t>
+      </w:r>
+      <w:r>
+        <w:t xml:space="preserve">retardance</w:t>
+      </w:r>
+      <w:r>
+        <w:t xml:space="preserve"> </w:t>
+      </w:r>
+      <w:r>
+        <w:rPr>
+          <w:rStyle w:val="VerbatimChar"/>
+        </w:rPr>
+        <w:t xml:space="preserve">(n_slow - n_fast)*d = R*lambda</w:t>
+      </w:r>
+      <w:r>
+        <w:t xml:space="preserve">, so a plate set to 0.25 waves at</w:t>
+      </w:r>
+      <w:r>
+        <w:t xml:space="preserve"> </w:t>
+      </w:r>
+      <w:r>
+        <w:t xml:space="preserve">1 um is 0.125 waves at 2 um. This is the same treatment</w:t>
+      </w:r>
+      <w:r>
+        <w:t xml:space="preserve"> </w:t>
+      </w:r>
+      <w:r>
+        <w:rPr>
+          <w:rStyle w:val="VerbatimChar"/>
+        </w:rPr>
+        <w:t xml:space="preserve">Coating=</w:t>
+      </w:r>
+      <w:r>
+        <w:t xml:space="preserve"> </w:t>
+      </w:r>
+      <w:r>
+        <w:t xml:space="preserve">layer</w:t>
+      </w:r>
+      <w:r>
+        <w:t xml:space="preserve"> </w:t>
+      </w:r>
+      <w:r>
+        <w:t xml:space="preserve">thickness already receives, and it means a query after a wavelength change</w:t>
+      </w:r>
+      <w:r>
+        <w:t xml:space="preserve"> </w:t>
+      </w:r>
+      <w:r>
+        <w:t xml:space="preserve">returns a different R than was set – physics, not a round-trip failure.</w:t>
+      </w:r>
+    </w:p>
+    <w:p>
+      <w:pPr>
+        <w:pStyle w:val="BodyText"/>
+      </w:pPr>
+      <w:r>
+        <w:rPr>
+          <w:bCs/>
+          <w:b/>
+        </w:rPr>
+        <w:t xml:space="preserve">Thin idealization.</w:t>
+      </w:r>
+      <w:r>
+        <w:t xml:space="preserve"> </w:t>
+      </w:r>
+      <w:r>
+        <w:t xml:space="preserve">No o/e walk-off, no ray splitting, no Fresnel loss at</w:t>
+      </w:r>
+      <w:r>
+        <w:t xml:space="preserve"> </w:t>
+      </w:r>
+      <w:r>
+        <w:t xml:space="preserve">the faces, no substrate thickness. The retardance is also independent of</w:t>
+      </w:r>
+      <w:r>
+        <w:t xml:space="preserve"> </w:t>
+      </w:r>
+      <w:r>
+        <w:t xml:space="preserve">incidence angle, where a real crystal plate’s is not (the field-of-view</w:t>
+      </w:r>
+      <w:r>
+        <w:t xml:space="preserve"> </w:t>
+      </w:r>
+      <w:r>
+        <w:t xml:space="preserve">effect behind compound and Pancharatnam designs); bounding that needs a</w:t>
+      </w:r>
+      <w:r>
+        <w:t xml:space="preserve"> </w:t>
+      </w:r>
+      <w:r>
+        <w:t xml:space="preserve">birefringent-plate model with o/e indices and thickness. The output is</w:t>
+      </w:r>
+      <w:r>
+        <w:t xml:space="preserve"> </w:t>
+      </w:r>
+      <w:r>
+        <w:t xml:space="preserve">purely transverse: any longitudinal component present at the surface is</w:t>
+      </w:r>
+      <w:r>
+        <w:t xml:space="preserve"> </w:t>
+      </w:r>
+      <w:r>
+        <w:t xml:space="preserve">discarded, which is what a 2x2 Jones element means (exactly zero for a</w:t>
+      </w:r>
+      <w:r>
+        <w:t xml:space="preserve"> </w:t>
+      </w:r>
+      <w:r>
+        <w:t xml:space="preserve">collimated normal-incidence beam, O(NA) otherwise). The element is also the</w:t>
+      </w:r>
+      <w:r>
+        <w:t xml:space="preserve"> </w:t>
+      </w:r>
+      <w:r>
+        <w:t xml:space="preserve">primitive for bounding stress birefringence in a transmissive optic.</w:t>
+      </w:r>
+    </w:p>
+    <w:p>
+      <w:pPr>
+        <w:pStyle w:val="BodyText"/>
+      </w:pPr>
+      <w:r>
+        <w:rPr>
+          <w:bCs/>
+          <w:b/>
+        </w:rPr>
+        <w:t xml:space="preserve">Off normal, the declared axis is the material axis.</w:t>
+      </w:r>
+      <w:r>
+        <w:t xml:space="preserve"> </w:t>
+      </w:r>
+      <w:r>
+        <w:t xml:space="preserve">The crystal fast</w:t>
+      </w:r>
+      <w:r>
+        <w:t xml:space="preserve"> </w:t>
+      </w:r>
+      <w:r>
+        <w:t xml:space="preserve">axis is the direction fixed in the substance of the plate, so it is what</w:t>
+      </w:r>
+      <w:r>
+        <w:t xml:space="preserve"> </w:t>
+      </w:r>
+      <w:r>
+        <w:t xml:space="preserve">the engine projects into the ray’s transverse plane – the material-axis</w:t>
+      </w:r>
+      <w:r>
+        <w:t xml:space="preserve"> </w:t>
+      </w:r>
+      <w:r>
+        <w:t xml:space="preserve">rule, which for a waveplate is just the declared axis.</w:t>
+      </w:r>
+      <w:r>
+        <w:t xml:space="preserve"> </w:t>
+      </w:r>
+      <w:r>
+        <w:rPr>
+          <w:rStyle w:val="VerbatimChar"/>
+        </w:rPr>
+        <w:t xml:space="preserve">macos.polarizer</w:t>
+      </w:r>
+      <w:r>
+        <w:t xml:space="preserve"> </w:t>
+      </w:r>
+      <w:r>
+        <w:t xml:space="preserve">projects a</w:t>
+      </w:r>
+      <w:r>
+        <w:t xml:space="preserve"> </w:t>
+      </w:r>
+      <w:r>
+        <w:rPr>
+          <w:iCs/>
+          <w:i/>
+        </w:rPr>
+        <w:t xml:space="preserve">different</w:t>
+      </w:r>
+      <w:r>
+        <w:t xml:space="preserve"> </w:t>
+      </w:r>
+      <w:r>
+        <w:t xml:space="preserve">vector from the same keyword (its material axis is</w:t>
+      </w:r>
+      <w:r>
+        <w:t xml:space="preserve"> </w:t>
+      </w:r>
+      <w:r>
+        <w:t xml:space="preserve">the absorbing direction), so the two elements are not interchangeable off</w:t>
+      </w:r>
+      <w:r>
+        <w:t xml:space="preserve"> </w:t>
+      </w:r>
+      <w:r>
+        <w:t xml:space="preserve">normal.</w:t>
+      </w:r>
+    </w:p>
+    <w:p>
+      <w:pPr>
+        <w:pStyle w:val="BodyText"/>
+      </w:pPr>
+      <w:r>
+        <w:rPr>
+          <w:bCs/>
+          <w:b/>
+        </w:rPr>
+        <w:t xml:space="preserve">Unitary.</w:t>
+      </w:r>
+      <w:r>
+        <w:t xml:space="preserve"> </w:t>
+      </w:r>
+      <w:r>
+        <w:t xml:space="preserve">Gated for linear and circular input states, both against the</w:t>
+      </w:r>
+      <w:r>
+        <w:t xml:space="preserve"> </w:t>
+      </w:r>
+      <w:r>
+        <w:t xml:space="preserve">field power and against</w:t>
+      </w:r>
+      <w:r>
+        <w:t xml:space="preserve"> </w:t>
+      </w:r>
+      <w:r>
+        <w:rPr>
+          <w:rStyle w:val="VerbatimChar"/>
+        </w:rPr>
+        <w:t xml:space="preserve">J'*J == I</w:t>
+      </w:r>
+      <w:r>
+        <w:t xml:space="preserve"> </w:t>
+      </w:r>
+      <w:r>
+        <w:t xml:space="preserve">from</w:t>
+      </w:r>
+      <w:r>
+        <w:t xml:space="preserve"> </w:t>
+      </w:r>
+      <w:r>
+        <w:rPr>
+          <w:rStyle w:val="VerbatimChar"/>
+        </w:rPr>
+        <w:t xml:space="preserve">elt_jones</w:t>
+      </w:r>
+      <w:r>
+        <w:t xml:space="preserve">, with the (non-unitary)</w:t>
+      </w:r>
+      <w:r>
+        <w:t xml:space="preserve"> </w:t>
+      </w:r>
+      <w:r>
+        <w:t xml:space="preserve">polarizer as the non-vacuity companion.</w:t>
+      </w:r>
+      <w:r>
+        <w:t xml:space="preserve"> </w:t>
+      </w:r>
+    </w:p>
+    <w:bookmarkEnd w:id="379"/>
+    <w:bookmarkStart w:id="380" w:name="xp"/>
+    <w:p>
+      <w:pPr>
+        <w:pStyle w:val="Heading4"/>
+      </w:pPr>
+      <w:r>
+        <w:t xml:space="preserve">xp</w:t>
       </w:r>
     </w:p>
     <w:p>
       <w:pPr>
         <w:numPr>
           <w:ilvl w:val="0"/>
-          <w:numId w:val="1198"/>
+          <w:numId w:val="1199"/>
         </w:numPr>
         <w:pStyle w:val="Compact"/>
       </w:pPr>
@@ -71085,6 +71115,56 @@
           <w:bCs/>
           <w:b/>
         </w:rPr>
+        <w:t xml:space="preserve">mmacos:</w:t>
+      </w:r>
+      <w:r>
+        <w:t xml:space="preserve"> </w:t>
+      </w:r>
+      <w:r>
+        <w:rPr>
+          <w:rStyle w:val="VerbatimChar"/>
+        </w:rPr>
+        <w:t xml:space="preserve">s = macos.get_xp()</w:t>
+      </w:r>
+    </w:p>
+    <w:p>
+      <w:pPr>
+        <w:numPr>
+          <w:ilvl w:val="0"/>
+          <w:numId w:val="1199"/>
+        </w:numPr>
+        <w:pStyle w:val="Compact"/>
+      </w:pPr>
+      <w:r>
+        <w:rPr>
+          <w:bCs/>
+          <w:b/>
+        </w:rPr>
+        <w:t xml:space="preserve">mmacos:</w:t>
+      </w:r>
+      <w:r>
+        <w:t xml:space="preserve"> </w:t>
+      </w:r>
+      <w:r>
+        <w:rPr>
+          <w:rStyle w:val="VerbatimChar"/>
+        </w:rPr>
+        <w:t xml:space="preserve">macos.set_xp(vpt, psi, rad)</w:t>
+      </w:r>
+    </w:p>
+    <w:p>
+      <w:pPr>
+        <w:numPr>
+          <w:ilvl w:val="0"/>
+          <w:numId w:val="1199"/>
+        </w:numPr>
+        <w:pStyle w:val="Compact"/>
+      </w:pPr>
+      <w:r>
+        <w:rPr>
+          <w:bCs/>
+          <w:b/>
+        </w:rPr>
         <w:t xml:space="preserve">pymacos:</w:t>
       </w:r>
       <w:r>
@@ -71105,10 +71185,10 @@
         <w:t xml:space="preserve">Exit-pupil geometry (at element nElt-1). s = macos.get_xp() returns a struct: .vpt 3×1 pupil vertex (BaseUnits, global frame) .psi 3×1 pupil-surface normal (global) .rad reference-sphere radius (BaseUnits)</w:t>
       </w:r>
     </w:p>
-    <w:bookmarkEnd w:id="379"/>
     <w:bookmarkEnd w:id="380"/>
     <w:bookmarkEnd w:id="381"/>
-    <w:bookmarkStart w:id="382" w:name="X7bf2838ee04a917beb0c8a75a268d331f030541"/>
+    <w:bookmarkEnd w:id="382"/>
+    <w:bookmarkStart w:id="383" w:name="X7bf2838ee04a917beb0c8a75a268d331f030541"/>
     <w:p>
       <w:pPr>
         <w:pStyle w:val="Heading2"/>
@@ -73734,8 +73814,8 @@
         </w:tc>
       </w:tr>
     </w:tbl>
-    <w:bookmarkEnd w:id="382"/>
-    <w:bookmarkStart w:id="444" w:name="X89cc273ec52ec1cef8d35e70091553ad820c157"/>
+    <w:bookmarkEnd w:id="383"/>
+    <w:bookmarkStart w:id="445" w:name="X89cc273ec52ec1cef8d35e70091553ad820c157"/>
     <w:p>
       <w:pPr>
         <w:pStyle w:val="Heading2"/>
@@ -73752,7 +73832,7 @@
         <w:t xml:space="preserve">These packages sit on top of the Part II bindings. They are under active development; interfaces here reflect the current tree and may evolve faster than Parts I–II.</w:t>
       </w:r>
     </w:p>
-    <w:bookmarkStart w:id="423" w:name="macos.design-design"/>
+    <w:bookmarkStart w:id="424" w:name="macos.design-design"/>
     <w:p>
       <w:pPr>
         <w:pStyle w:val="Heading3"/>
@@ -73769,7 +73849,7 @@
         <w:t xml:space="preserve">Parametric telescope design layer: build a System from first-order parameters, add mirrors, solve conics/Zernikes against multi-field wavefront targets, and emit a MACOS .in prescription.</w:t>
       </w:r>
     </w:p>
-    <w:bookmarkStart w:id="383" w:name="design.bench"/>
+    <w:bookmarkStart w:id="384" w:name="design.bench"/>
     <w:p>
       <w:pPr>
         <w:pStyle w:val="Heading4"/>
@@ -73797,8 +73877,8 @@
         <w:t xml:space="preserve">MACOS.DESIGN.BENCH Sequential optical-bench builder (add-optic utilities). B = macos.design.Bench(NAME, …) starts a bench layout at a point source and lets you append optics ONE AT A TIME, each placed a given DISTANCE along the current chief ray. The builder tracks the chief ray analytically as it goes – reflecting it at mirrors and Snell-</w:t>
       </w:r>
     </w:p>
-    <w:bookmarkEnd w:id="383"/>
-    <w:bookmarkStart w:id="384" w:name="design.system"/>
+    <w:bookmarkEnd w:id="384"/>
+    <w:bookmarkStart w:id="385" w:name="design.system"/>
     <w:p>
       <w:pPr>
         <w:pStyle w:val="Heading4"/>
@@ -73856,8 +73936,8 @@
         <w:t xml:space="preserve">getter surface — engine readback, NOT a MATLAB text parser — into a plain</w:t>
       </w:r>
     </w:p>
-    <w:bookmarkEnd w:id="384"/>
-    <w:bookmarkStart w:id="385" w:name="design.telescope"/>
+    <w:bookmarkEnd w:id="385"/>
+    <w:bookmarkStart w:id="386" w:name="design.telescope"/>
     <w:p>
       <w:pPr>
         <w:pStyle w:val="Heading4"/>
@@ -73885,8 +73965,8 @@
         <w:t xml:space="preserve">MACOS.DESIGN.TELESCOPE De-novo two-mirror telescope builder (Sprint 2A-ii). The fixed-topology builder front-end of the design layer (PLAN_DESIGN_LAYER §1.0/§2/§5). The user states design intent (family + first-order parameters); the builder derives the full first-order layout and conic constants in closed form (Schroeder</w:t>
       </w:r>
     </w:p>
-    <w:bookmarkEnd w:id="385"/>
-    <w:bookmarkStart w:id="386" w:name="design.add_met"/>
+    <w:bookmarkEnd w:id="386"/>
+    <w:bookmarkStart w:id="387" w:name="design.add_met"/>
     <w:p>
       <w:pPr>
         <w:pStyle w:val="Heading4"/>
@@ -73944,8 +74024,8 @@
         <w:t xml:space="preserve">, r) appends engine met blocks (nMetPos/tMetElt/metBeamFlg) to the prescription: 6 launchers on EACH segment (at the segment edge by</w:t>
       </w:r>
     </w:p>
-    <w:bookmarkEnd w:id="386"/>
-    <w:bookmarkStart w:id="387" w:name="design.append_rx"/>
+    <w:bookmarkEnd w:id="387"/>
+    <w:bookmarkStart w:id="388" w:name="design.append_rx"/>
     <w:p>
       <w:pPr>
         <w:pStyle w:val="Heading4"/>
@@ -73973,8 +74053,8 @@
         <w:t xml:space="preserve">APPEND_RX Splice one prescription’s elements onto the end of another’s. info = MACOS.DESIGN.APPEND_RX(BASE_IN, ADD_IN, OUT_IN) writes OUT_IN: the BASE deck’s header and source, then the BASE deck’s elements, then the ADD deck’s elements renumbered to follow them, then the standard</w:t>
       </w:r>
     </w:p>
-    <w:bookmarkEnd w:id="387"/>
-    <w:bookmarkStart w:id="388" w:name="design.assert_draw_frame_global"/>
+    <w:bookmarkEnd w:id="388"/>
+    <w:bookmarkStart w:id="389" w:name="design.assert_draw_frame_global"/>
     <w:p>
       <w:pPr>
         <w:pStyle w:val="Heading4"/>
@@ -74002,8 +74082,8 @@
         <w:t xml:space="preserve">ASSERT_DRAW_FRAME_GLOBAL Refuse to read draw_rays’ U/V as global x,y,z unless the deck’s source frame actually is the global frame. macos.draw_rays does NOT return global coordinates. It projects each crossing onto the SOURCE / RAY-GRID basis – DRAW sets</w:t>
       </w:r>
     </w:p>
-    <w:bookmarkEnd w:id="388"/>
-    <w:bookmarkStart w:id="389" w:name="design.configs_from_table"/>
+    <w:bookmarkEnd w:id="389"/>
+    <w:bookmarkStart w:id="390" w:name="design.configs_from_table"/>
     <w:p>
       <w:pPr>
         <w:pStyle w:val="Heading4"/>
@@ -74049,8 +74129,8 @@
         <w:t xml:space="preserve">struct array the macos.dw_d*_multi supervisors and run_sensitivities take.</w:t>
       </w:r>
     </w:p>
-    <w:bookmarkEnd w:id="389"/>
-    <w:bookmarkStart w:id="390" w:name="design.dldx_analytic"/>
+    <w:bookmarkEnd w:id="390"/>
+    <w:bookmarkStart w:id="391" w:name="design.dldx_analytic"/>
     <w:p>
       <w:pPr>
         <w:pStyle w:val="Heading4"/>
@@ -74078,8 +74158,8 @@
         <w:t xml:space="preserve">DLDX_ANALYTIC Closed-form MET Jacobian for straight-line gauges. dldx = macos.design.dldx_analytic(BODIES, SRC, TGT, SB, TB) returns the nbeam x 6*numel(BODIES) sensitivity of each gauge length l = |s - t| to the rigid DOFs of the bodies carrying its</w:t>
       </w:r>
     </w:p>
-    <w:bookmarkEnd w:id="390"/>
-    <w:bookmarkStart w:id="391" w:name="design.dmet_dfig"/>
+    <w:bookmarkEnd w:id="391"/>
+    <w:bookmarkStart w:id="392" w:name="design.dmet_dfig"/>
     <w:p>
       <w:pPr>
         <w:pStyle w:val="Heading4"/>
@@ -74122,8 +74202,8 @@
         <w:t xml:space="preserve">, CN, …) builds the measurement-model sensitivity of the laser gauges l and the edge sensors e to the FIGURE states of the segmented forward model</w:t>
       </w:r>
     </w:p>
-    <w:bookmarkEnd w:id="391"/>
-    <w:bookmarkStart w:id="392" w:name="design.dmet_dx"/>
+    <w:bookmarkEnd w:id="392"/>
+    <w:bookmarkStart w:id="393" w:name="design.dmet_dx"/>
     <w:p>
       <w:pPr>
         <w:pStyle w:val="Heading4"/>
@@ -74151,8 +74231,8 @@
         <w:t xml:space="preserve">DMET_DX FD metrology Jacobian dl/dx over per-element rigid DOFs. out = macos.design.dmet_dx(ELTS) pokes each element in ELTS through its six rigid-body DOFs and finite-differences the engine metrology readings (macos.met): the dldx block of the segmented forward model</w:t>
       </w:r>
     </w:p>
-    <w:bookmarkEnd w:id="392"/>
-    <w:bookmarkStart w:id="393" w:name="design.edge_sensors"/>
+    <w:bookmarkEnd w:id="393"/>
+    <w:bookmarkStart w:id="394" w:name="design.edge_sensors"/>
     <w:p>
       <w:pPr>
         <w:pStyle w:val="Heading4"/>
@@ -74180,8 +74260,8 @@
         <w:t xml:space="preserve">EDGE_SENSORS Ingest a SegMirMaker Hx.m edge-sensor model (dedx). out = macos.design.edge_sensors(hx_path) loads the MATLAB-loadable edge-sensor measurement matrix SegMirMaker writes alongside the .presc (see macos.design.segment_rx: out.hx) and returns it as the</w:t>
       </w:r>
     </w:p>
-    <w:bookmarkEnd w:id="393"/>
-    <w:bookmarkStart w:id="394" w:name="design.field_cross"/>
+    <w:bookmarkEnd w:id="394"/>
+    <w:bookmarkStart w:id="395" w:name="design.field_cross"/>
     <w:p>
       <w:pPr>
         <w:pStyle w:val="Heading4"/>
@@ -74209,8 +74289,8 @@
         <w:t xml:space="preserve">FIELD_CROSS Field-angle CROSS (x-arm + y-arm) – the cheap field set. F = macos.design.field_cross(fov, n) returns the (thx,thy) field points on a CROSS through the origin: n samples along +-x and n along +-y, spanning [-fov,+fov] (radians). The cross captures the two PRINCIPAL field directions at a fraction of a full grid’s points – the right set</w:t>
       </w:r>
     </w:p>
-    <w:bookmarkEnd w:id="394"/>
-    <w:bookmarkStart w:id="395" w:name="design.field_grid"/>
+    <w:bookmarkEnd w:id="395"/>
+    <w:bookmarkStart w:id="396" w:name="design.field_grid"/>
     <w:p>
       <w:pPr>
         <w:pStyle w:val="Heading4"/>
@@ -74256,8 +74336,8 @@
         <w:t xml:space="preserve">field set. F = macos.design.field_grid(fov, n) returns an (n*n) x 2 list of (thx,thy) field points spanning [-fov,+fov] in BOTH axes, edge to edge (corners + edge midpoints + center) – the field set for AREA scoring (optimize / evaluate over a 2-D field), as opposed to a single +y fan</w:t>
       </w:r>
     </w:p>
-    <w:bookmarkEnd w:id="395"/>
-    <w:bookmarkStart w:id="396" w:name="design.field_ring"/>
+    <w:bookmarkEnd w:id="396"/>
+    <w:bookmarkStart w:id="397" w:name="design.field_ring"/>
     <w:p>
       <w:pPr>
         <w:pStyle w:val="Heading4"/>
@@ -74285,8 +74365,8 @@
         <w:t xml:space="preserve">FIELD_RING Ring field set – the CIRCULAR-field spec. F = macos.design.field_ring(radius) returns (thx,thy) field points on a ring of the given field RADIUS: n equally-spaced azimuths, plus an optional inner ring. A circular field of diameter 2*radius is the honest spec for a round detector / instrument patch: a square</w:t>
       </w:r>
     </w:p>
-    <w:bookmarkEnd w:id="396"/>
-    <w:bookmarkStart w:id="397" w:name="design.grid_augment_rx"/>
+    <w:bookmarkEnd w:id="397"/>
+    <w:bookmarkStart w:id="398" w:name="design.grid_augment_rx"/>
     <w:p>
       <w:pPr>
         <w:pStyle w:val="Heading4"/>
@@ -74314,8 +74394,8 @@
         <w:t xml:space="preserve">GRID_AUGMENT_RX Add per-segment grid channels in the CLOCKED Mon frames. out = macos.design.grid_augment_rx(RX_IN, RX_OUT) rewrites every Element= Segment block of RX_IN with a flat grid-data channel whose coordinate frame is that segment’s OWN clocked Mon frame</w:t>
       </w:r>
     </w:p>
-    <w:bookmarkEnd w:id="397"/>
-    <w:bookmarkStart w:id="398" w:name="design.hex_tile"/>
+    <w:bookmarkEnd w:id="398"/>
+    <w:bookmarkStart w:id="399" w:name="design.hex_tile"/>
     <w:p>
       <w:pPr>
         <w:pStyle w:val="Heading4"/>
@@ -74343,8 +74423,8 @@
         <w:t xml:space="preserve">HEX_TILE Boundary-true hex tile geometry for a segmented primary. T = macos.design.hex_tile(SEG) reconstructs each segment’s ACTUAL hex boundary from the tiling itself (SEG = macos.design.segment_rx output): - apothem a = width/2 (manual: width = flat-to-flat, gap = the</w:t>
       </w:r>
     </w:p>
-    <w:bookmarkEnd w:id="398"/>
-    <w:bookmarkStart w:id="399" w:name="design.ideal_lens"/>
+    <w:bookmarkEnd w:id="399"/>
+    <w:bookmarkStart w:id="400" w:name="design.ideal_lens"/>
     <w:p>
       <w:pPr>
         <w:pStyle w:val="Heading4"/>
@@ -74372,8 +74452,8 @@
         <w:t xml:space="preserve">MACOS.DESIGN.IDEAL_LENS Ideal focusing-lens primitive (2-surface singlet). L = macos.design.ideal_lens(F, D) returns a spec for a singlet of effective focal length F and clear diameter D that images the INFINITE conjugate. MACOS has no paraxial/ideal-lens engine primitive, so an ideal lens is realized as a refractive singlet</w:t>
       </w:r>
     </w:p>
-    <w:bookmarkEnd w:id="399"/>
-    <w:bookmarkStart w:id="400" w:name="design.ideal_lens_emit"/>
+    <w:bookmarkEnd w:id="400"/>
+    <w:bookmarkStart w:id="401" w:name="design.ideal_lens_emit"/>
     <w:p>
       <w:pPr>
         <w:pStyle w:val="Heading4"/>
@@ -74401,8 +74481,8 @@
         <w:t xml:space="preserve">MACOS.DESIGN.IDEAL_LENS_EMIT Render an ideal_lens spec to Rx element text. txt = macos.design.ideal_lens_emit(L, IELT0, VPT_FRONT, PSI) returns the two Refractor element blocks (front + powered, in light order) for the lens spec L (from macos.design.ideal_lens), numbered starting at IELT0, with the FRONT vertex at VPT_FRONT (1x3) and optical axis</w:t>
       </w:r>
     </w:p>
-    <w:bookmarkEnd w:id="400"/>
-    <w:bookmarkStart w:id="401" w:name="design.met_bodies"/>
+    <w:bookmarkEnd w:id="401"/>
+    <w:bookmarkStart w:id="402" w:name="design.met_bodies"/>
     <w:p>
       <w:pPr>
         <w:pStyle w:val="Heading4"/>
@@ -74448,8 +74528,8 @@
         <w:t xml:space="preserve">frame) – and</w:t>
       </w:r>
     </w:p>
-    <w:bookmarkEnd w:id="401"/>
-    <w:bookmarkStart w:id="402" w:name="design.met_layout_opt"/>
+    <w:bookmarkEnd w:id="402"/>
+    <w:bookmarkStart w:id="403" w:name="design.met_layout_opt"/>
     <w:p>
       <w:pPr>
         <w:pStyle w:val="Heading4"/>
@@ -74492,8 +74572,8 @@
         <w:t xml:space="preserve">, h, …) minimizes the post-control wavefront residual trace(dwdx * P_dx * dwdx’),</w:t>
       </w:r>
     </w:p>
-    <w:bookmarkEnd w:id="402"/>
-    <w:bookmarkStart w:id="403" w:name="design.met_view"/>
+    <w:bookmarkEnd w:id="403"/>
+    <w:bookmarkStart w:id="404" w:name="design.met_view"/>
     <w:p>
       <w:pPr>
         <w:pStyle w:val="Heading4"/>
@@ -74521,8 +74601,8 @@
         <w:t xml:space="preserve">MET_VIEW 3-D visualization of a segmented-primary laser-MET setup. fig = macos.design.met_view(SEG, AM) draws the MET configuration built by macos.design.add_met on the segmentation from macos.design.segment_rx: LEFT - 3-D scene: segment hex tiles (face triads), launchers (green),</w:t>
       </w:r>
     </w:p>
-    <w:bookmarkEnd w:id="403"/>
-    <w:bookmarkStart w:id="404" w:name="design.pbs_macneille"/>
+    <w:bookmarkEnd w:id="404"/>
+    <w:bookmarkStart w:id="405" w:name="design.pbs_macneille"/>
     <w:p>
       <w:pPr>
         <w:pStyle w:val="Heading4"/>
@@ -74550,8 +74630,8 @@
         <w:t xml:space="preserve">MACOS.DESIGN.PBS_MACNEILLE MacNeille polarizing-beamsplitter cube coating. S = MACOS.DESIGN.PBS_MACNEILLE(…) returns the layer stack and the substrate index of a MacNeille-type polarizing beamsplitter: a quarter-wave H/L stack cemented between two glass prisms, designed so</w:t>
       </w:r>
     </w:p>
-    <w:bookmarkEnd w:id="404"/>
-    <w:bookmarkStart w:id="405" w:name="design.pie_rings"/>
+    <w:bookmarkEnd w:id="405"/>
+    <w:bookmarkStart w:id="406" w:name="design.pie_rings"/>
     <w:p>
       <w:pPr>
         <w:pStyle w:val="Heading4"/>
@@ -74579,8 +74659,8 @@
         <w:t xml:space="preserve">PIE_RINGS Robust ring classification for the pie tiling. R = macos.design.pie_rings(C2, W) clusters segment centers (2 x n, tiling-plane coordinates about the tiling center) into the center cell + concentric wedge rings. Single source of truth shared by macos.design.seg_apertures, macos.design.seg_boundary, and</w:t>
       </w:r>
     </w:p>
-    <w:bookmarkEnd w:id="405"/>
-    <w:bookmarkStart w:id="406" w:name="design.pie_wedge_geom"/>
+    <w:bookmarkEnd w:id="406"/>
+    <w:bookmarkStart w:id="407" w:name="design.pie_wedge_geom"/>
     <w:p>
       <w:pPr>
         <w:pStyle w:val="Heading4"/>
@@ -74608,8 +74688,8 @@
         <w:t xml:space="preserve">PIE_WEDGE_GEOM Physical pie-wedge edge geometry with UNIFORM gaps. W = macos.design.pie_wedge_geom(A0, DTH, RC, W_, G, OFF, HAS_OUTER, HAS_CENTER_HEX) is the single source of truth for the pie-tiling wedge boundary shared by macos.design.seg_boundary (tiling overlay), macos.design.seg_apertures (emitted PolyApVec), and</w:t>
       </w:r>
     </w:p>
-    <w:bookmarkEnd w:id="406"/>
-    <w:bookmarkStart w:id="407" w:name="design.promote_segments_freeform"/>
+    <w:bookmarkEnd w:id="407"/>
+    <w:bookmarkStart w:id="408" w:name="design.promote_segments_freeform"/>
     <w:p>
       <w:pPr>
         <w:pStyle w:val="Heading4"/>
@@ -74637,8 +74717,8 @@
         <w:t xml:space="preserve">PROMOTE_SEGMENTS_FREEFORM Turn conic optics into inert FreeForm carriers. out = macos.design.promote_segments_freeform(RX_IN, RX_OUT) rewrites every Element= Segment block of RX_IN into a Surface= FreeForm (SrfType 14) block that carries a MonZernike figure CHANNEL – so the</w:t>
       </w:r>
     </w:p>
-    <w:bookmarkEnd w:id="407"/>
-    <w:bookmarkStart w:id="408" w:name="design.prop_layout"/>
+    <w:bookmarkEnd w:id="408"/>
+    <w:bookmarkStart w:id="409" w:name="design.prop_layout"/>
     <w:p>
       <w:pPr>
         <w:pStyle w:val="Heading4"/>
@@ -74666,8 +74746,8 @@
         <w:t xml:space="preserve">PROP_LAYOUT Turn a geometric deck into a DIFFRACTION deck. info = MACOS.DESIGN.PROP_LAYOUT(SRC, KINDS) reads a bare geometric prescription, traces it for the chief-ray geometry, and writes a deck that carries the complex field: focal-mask QUARTETS at the</w:t>
       </w:r>
     </w:p>
-    <w:bookmarkEnd w:id="408"/>
-    <w:bookmarkStart w:id="409" w:name="design.psri_bench"/>
+    <w:bookmarkEnd w:id="409"/>
+    <w:bookmarkStart w:id="410" w:name="design.psri_bench"/>
     <w:p>
       <w:pPr>
         <w:pStyle w:val="Heading4"/>
@@ -74695,8 +74775,8 @@
         <w:t xml:space="preserve">MACOS.DESIGN.PSRI_BENCH A buildable phase-shifting self-referenced interferometer (P/SRI, Dube et al. 2024) on the DM-gauge bench: the TG96 front end (source, collimator, 7 deg splitter, the 96 mm DM on its leg, back through the splitter) followed by a Mach-Zehnder whose REFERENCE arm carries the point-diffraction pinhole (the waveguide</w:t>
       </w:r>
     </w:p>
-    <w:bookmarkEnd w:id="409"/>
-    <w:bookmarkStart w:id="410" w:name="design.seg_apertures"/>
+    <w:bookmarkEnd w:id="410"/>
+    <w:bookmarkStart w:id="411" w:name="design.seg_apertures"/>
     <w:p>
       <w:pPr>
         <w:pStyle w:val="Heading4"/>
@@ -74724,8 +74804,8 @@
         <w:t xml:space="preserve">SEG_APERTURES Per-segment polygonal aperture blocks from the tiling truth. ap = macos.design.seg_apertures(SEG, Name=Value) generates, for every segment of SEG (= macos.design.segment_rx output), the prescription lines that declare its PHYSICAL boundary as a polygonal aperture: ApType=Polygonal + an explicit xObs (the engine ChkDf2 default</w:t>
       </w:r>
     </w:p>
-    <w:bookmarkEnd w:id="410"/>
-    <w:bookmarkStart w:id="411" w:name="design.seg_boundary"/>
+    <w:bookmarkEnd w:id="411"/>
+    <w:bookmarkStart w:id="412" w:name="design.seg_boundary"/>
     <w:p>
       <w:pPr>
         <w:pStyle w:val="Heading4"/>
@@ -74753,8 +74833,8 @@
         <w:t xml:space="preserve">SEG_BOUNDARY True per-segment boundary polylines for a segmented primary. B = macos.design.seg_boundary(SEG, OFF) reconstructs each segment’s ACTUAL boundary in the tiling plane (SEG = macos.design.segment_rx output), grown outward by OFF (same units; e.g. a launcher edge clearance). Three sources:</w:t>
       </w:r>
     </w:p>
-    <w:bookmarkEnd w:id="411"/>
-    <w:bookmarkStart w:id="412" w:name="design.seg_footprint_view"/>
+    <w:bookmarkEnd w:id="412"/>
+    <w:bookmarkStart w:id="413" w:name="design.seg_footprint_view"/>
     <w:p>
       <w:pPr>
         <w:pStyle w:val="Heading4"/>
@@ -74782,8 +74862,8 @@
         <w:t xml:space="preserve">SEG_FOOTPRINT_VIEW Footprint map + tiling/aperture overlay figure. [FIG, XUN, YUN, TOIMG] = macos.design.seg_footprint_view(LABELS, B, SEG) renders the per-segment footprint map (LABELS from macos.design.seg_footprints) in PUPIL coordinates, with the tiling boundary (B from macos.design.seg_boundary) and optionally the</w:t>
       </w:r>
     </w:p>
-    <w:bookmarkEnd w:id="412"/>
-    <w:bookmarkStart w:id="413" w:name="design.seg_footprints"/>
+    <w:bookmarkEnd w:id="413"/>
+    <w:bookmarkStart w:id="414" w:name="design.seg_footprints"/>
     <w:p>
       <w:pPr>
         <w:pStyle w:val="Heading4"/>
@@ -74811,8 +74891,8 @@
         <w:t xml:space="preserve">SEG_FOOTPRINTS Per-segment TRUE ray footprints from the trace. LABELS = macos.design.seg_footprints(SEG, W0) measures which OPD pixels each segment of SEG (= macos.design.segment_rx output) actually owns, by ENGINE TRUTH rather than geometry: poke one segment at a time (local +z translation), re-trace, and mark the</w:t>
       </w:r>
     </w:p>
-    <w:bookmarkEnd w:id="413"/>
-    <w:bookmarkStart w:id="414" w:name="design.seg_from_rx"/>
+    <w:bookmarkEnd w:id="414"/>
+    <w:bookmarkStart w:id="415" w:name="design.seg_from_rx"/>
     <w:p>
       <w:pPr>
         <w:pStyle w:val="Heading4"/>
@@ -74840,8 +74920,8 @@
         <w:t xml:space="preserve">SEG_FROM_RX Rehydrate a segment_rx-style struct from a segmented .in. seg = macos.design.seg_from_rx(IN_PATH) rebuilds the struct that macos.design.segment_rx returns – frames, seg_elts, tiling metadata – from the prescription file ALONE, so downstream stage</w:t>
       </w:r>
     </w:p>
-    <w:bookmarkEnd w:id="414"/>
-    <w:bookmarkStart w:id="415" w:name="design.segment_rx"/>
+    <w:bookmarkEnd w:id="415"/>
+    <w:bookmarkStart w:id="416" w:name="design.segment_rx"/>
     <w:p>
       <w:pPr>
         <w:pStyle w:val="Heading4"/>
@@ -74896,8 +74976,8 @@
         <w:t xml:space="preserve">. Sprint 2D S1:</w:t>
       </w:r>
     </w:p>
-    <w:bookmarkEnd w:id="415"/>
-    <w:bookmarkStart w:id="416" w:name="design.segmirmaker_run"/>
+    <w:bookmarkEnd w:id="416"/>
+    <w:bookmarkStart w:id="417" w:name="design.segmirmaker_run"/>
     <w:p>
       <w:pPr>
         <w:pStyle w:val="Heading4"/>
@@ -74925,8 +75005,8 @@
         <w:t xml:space="preserve">SEGMIRMAKER_RUN Drive the SegMirMaker generator non-interactively. out = macos.design.segmirmaker_run(parent_in, Name=Value) runs the standalone SegMirMaker binary (segmirmaker/) on a parent MACOS prescription by scripting its interactive dialog over stdin, in a</w:t>
       </w:r>
     </w:p>
-    <w:bookmarkEnd w:id="416"/>
-    <w:bookmarkStart w:id="417" w:name="design.seidel_seed"/>
+    <w:bookmarkEnd w:id="417"/>
+    <w:bookmarkStart w:id="418" w:name="design.seidel_seed"/>
     <w:p>
       <w:pPr>
         <w:pStyle w:val="Heading4"/>
@@ -74954,8 +75034,8 @@
         <w:t xml:space="preserve">SEIDEL_SEED Third-order anastigmat conic seed for a coaxial mirror train. [K, t_focus, EFL] = macos.design.seidel_seed(R, t_between, D) solves the conic constants K (1xN) that null the Seidel spherical, coma and astigmatism sums (S_I, S_II, S_III) of an N-mirror coaxial reflective train, and returns the paraxial focus distance t_focus (last mirror -&gt;</w:t>
       </w:r>
     </w:p>
-    <w:bookmarkEnd w:id="417"/>
-    <w:bookmarkStart w:id="418" w:name="design.seidel_seed_nflip"/>
+    <w:bookmarkEnd w:id="418"/>
+    <w:bookmarkStart w:id="419" w:name="design.seidel_seed_nflip"/>
     <w:p>
       <w:pPr>
         <w:pStyle w:val="Heading4"/>
@@ -74983,8 +75063,8 @@
         <w:t xml:space="preserve">SEIDEL_SEED_NFLIP The 2026-06 n-flip Seidel seed, kept VERBATIM for the record (do not call). [K, t_focus, EFL] = macos.design.seidel_seed(R, t_between, D) solves the conic constants K (1xN) that null the 3rd-order Seidel spherical, coma and astigmatism sums (S_I, S_II, S_III) for an N-mirror coaxial reflective layout, using the n-flip unfolded paraxial model (ported</w:t>
       </w:r>
     </w:p>
-    <w:bookmarkEnd w:id="418"/>
-    <w:bookmarkStart w:id="419" w:name="design.thinfilm_rt"/>
+    <w:bookmarkEnd w:id="419"/>
+    <w:bookmarkStart w:id="420" w:name="design.thinfilm_rt"/>
     <w:p>
       <w:pPr>
         <w:pStyle w:val="Heading4"/>
@@ -75012,8 +75092,8 @@
         <w:t xml:space="preserve">MACOS.DESIGN.THINFILM_RT Amplitude/power r and t of a multilayer stack. OUT = MACOS.DESIGN.THINFILM_RT(LAYERS, N_INC, N_SUB, AOI_DEG, LAMBDA) Characteristic-matrix (Abeles) solution for a stratified stack, written</w:t>
       </w:r>
     </w:p>
-    <w:bookmarkEnd w:id="419"/>
-    <w:bookmarkStart w:id="420" w:name="design.tma_layout"/>
+    <w:bookmarkEnd w:id="420"/>
+    <w:bookmarkStart w:id="421" w:name="design.tma_layout"/>
     <w:p>
       <w:pPr>
         <w:pStyle w:val="Heading4"/>
@@ -75041,8 +75121,8 @@
         <w:t xml:space="preserve">TMA_LAYOUT Generic on-axis Korsch TMA first-order layout (j18 / JWST form), with the intermediate focus placed where YOU want it for packaging. [R, t, info] = macos.design.tma_layout(D, primary_fnum, system_fnum, …)</w:t>
       </w:r>
     </w:p>
-    <w:bookmarkEnd w:id="420"/>
-    <w:bookmarkStart w:id="421" w:name="design.twyman_green"/>
+    <w:bookmarkEnd w:id="421"/>
+    <w:bookmarkStart w:id="422" w:name="design.twyman_green"/>
     <w:p>
       <w:pPr>
         <w:pStyle w:val="Heading4"/>
@@ -75070,8 +75150,8 @@
         <w:t xml:space="preserve">MACOS.DESIGN.TWYMAN_GREEN Build a compensated Twyman-Green IFO rig. G = macos.design.twyman_green(…) builds BOTH arms of the generic Twyman-Green interferometer (the templates/40_benches/bench_ifo layout) with the Bench add-optic utilities and returns them ready to emit:</w:t>
       </w:r>
     </w:p>
-    <w:bookmarkEnd w:id="421"/>
-    <w:bookmarkStart w:id="422" w:name="design.zern_seg_eval"/>
+    <w:bookmarkEnd w:id="422"/>
+    <w:bookmarkStart w:id="423" w:name="design.zern_seg_eval"/>
     <w:p>
       <w:pPr>
         <w:pStyle w:val="Heading4"/>
@@ -75099,9 +75179,9 @@
         <w:t xml:space="preserve">ZERN_SEG_EVAL Engine-exact segment MonZernike mode value at world points. z = macos.design.zern_seg_eval(FRAME, MODE, P) evaluates the surface sag contribution of a unit MonZernCoef(MODE) poke at the 3 x n world points P on the segment whose face frame is FRAME (a segment_rx /</w:t>
       </w:r>
     </w:p>
-    <w:bookmarkEnd w:id="422"/>
     <w:bookmarkEnd w:id="423"/>
-    <w:bookmarkStart w:id="443" w:name="macos.channels-channels"/>
+    <w:bookmarkEnd w:id="424"/>
+    <w:bookmarkStart w:id="444" w:name="macos.channels-channels"/>
     <w:p>
       <w:pPr>
         <w:pStyle w:val="Heading3"/>
@@ -75118,7 +75198,7 @@
         <w:t xml:space="preserve">Sensitivity-channel classes used by the dw_* Jacobian drivers: each channel enumerates one family of perturbations (rigid-body, Zernike, grid, source, …) and knows how to apply/revert them.</w:t>
       </w:r>
     </w:p>
-    <w:bookmarkStart w:id="424" w:name="channels.ffzernchannel"/>
+    <w:bookmarkStart w:id="425" w:name="channels.ffzernchannel"/>
     <w:p>
       <w:pPr>
         <w:pStyle w:val="Heading4"/>
@@ -75146,8 +75226,8 @@
         <w:t xml:space="preserve">MACOS.CHANNELS.FFZERNCHANNEL Factory for an FFZern coefficient channel. ch = macos.channels.FFZernChannel(SESSION, IELT, MODE) constructs a ZernikeCoefChannel rooted in the FFZernCoef array of a FreeForm element.</w:t>
       </w:r>
     </w:p>
-    <w:bookmarkEnd w:id="424"/>
-    <w:bookmarkStart w:id="425" w:name="channels.focalplanechannel"/>
+    <w:bookmarkEnd w:id="425"/>
+    <w:bookmarkStart w:id="426" w:name="channels.focalplanechannel"/>
     <w:p>
       <w:pPr>
         <w:pStyle w:val="Heading4"/>
@@ -75175,8 +75255,8 @@
         <w:t xml:space="preserve">MACOS.CHANNELS.FOCALPLANECHANNEL Rigid-body perturbation on the FP element. macos’s standard trace does NOT propagate FP perturbations back to the EP-OPD measurement – without compensation all six FP DOFs come out as zero sensitivities (physically wrong: the EP is a</w:t>
       </w:r>
     </w:p>
-    <w:bookmarkEnd w:id="425"/>
-    <w:bookmarkStart w:id="426" w:name="channels.gridchannel"/>
+    <w:bookmarkEnd w:id="426"/>
+    <w:bookmarkStart w:id="427" w:name="channels.gridchannel"/>
     <w:p>
       <w:pPr>
         <w:pStyle w:val="Heading4"/>
@@ -75204,8 +75284,8 @@
         <w:t xml:space="preserve">MACOS.CHANNELS.GRIDCHANNEL One grid-data influence-function sensitivity channel. A single (element, influence-map) pair on a grid-bearing surface of ANY GridData-enabled SrfType (GridData / AsGrData / MonGrData / ZrnGridData / FreeForm). The DOF coefficient scales an N×N influence map that is ADDED</w:t>
       </w:r>
     </w:p>
-    <w:bookmarkEnd w:id="426"/>
-    <w:bookmarkStart w:id="427" w:name="channels.groupedrigidbodychannel"/>
+    <w:bookmarkEnd w:id="427"/>
+    <w:bookmarkStart w:id="428" w:name="channels.groupedrigidbodychannel"/>
     <w:p>
       <w:pPr>
         <w:pStyle w:val="Heading4"/>
@@ -75233,8 +75313,8 @@
         <w:t xml:space="preserve">MACOS.CHANNELS.GROUPEDRIGIDBODYCHANNEL Rigid-body perturbation of a member group. Dispatches macos’s GPERTURB (CPERTURB_GRP_DVR) to perturb the declared members as a single rigid unit. Like the per-element RigidBodyChannel this is INCREMENTAL: each apply(value) sends</w:t>
       </w:r>
     </w:p>
-    <w:bookmarkEnd w:id="427"/>
-    <w:bookmarkStart w:id="428" w:name="channels.monzernchannel"/>
+    <w:bookmarkEnd w:id="428"/>
+    <w:bookmarkStart w:id="429" w:name="channels.monzernchannel"/>
     <w:p>
       <w:pPr>
         <w:pStyle w:val="Heading4"/>
@@ -75262,8 +75342,8 @@
         <w:t xml:space="preserve">MACOS.CHANNELS.MONZERNCHANNEL Factory for a MonZern coefficient channel. ch = macos.channels.MonZernChannel(SESSION, IELT, MODE) constructs a ZernikeCoefChannel rooted in the MonZernCoef array of a FreeForm element. Thin convenience wrapper over the underlying classdef constructor.</w:t>
       </w:r>
     </w:p>
-    <w:bookmarkEnd w:id="428"/>
-    <w:bookmarkStart w:id="429" w:name="channels.rigidbodychannel"/>
+    <w:bookmarkEnd w:id="429"/>
+    <w:bookmarkStart w:id="430" w:name="channels.rigidbodychannel"/>
     <w:p>
       <w:pPr>
         <w:pStyle w:val="Heading4"/>
@@ -75291,8 +75371,8 @@
         <w:t xml:space="preserve">MACOS.CHANNELS.RIGIDBODYCHANNEL One-DOF rigid-body perturbation channel. A single (element, DOF) pair with DOF in {Rx, Ry, Rz, Tx, Ty, Tz}. Rotations are in radians; translations are passed in SI metres (macos.perturb converts to BaseUnits via CBM internally).</w:t>
       </w:r>
     </w:p>
-    <w:bookmarkEnd w:id="429"/>
-    <w:bookmarkStart w:id="430" w:name="channels.sourcechannel"/>
+    <w:bookmarkEnd w:id="430"/>
+    <w:bookmarkStart w:id="431" w:name="channels.sourcechannel"/>
     <w:p>
       <w:pPr>
         <w:pStyle w:val="Heading4"/>
@@ -75320,8 +75400,8 @@
         <w:t xml:space="preserve">MACOS.CHANNELS.SOURCECHANNEL One-DOF rigid-body perturbation on the source. Wraps macos.perturb_src (the iElt=0 branch of CPERTURB). The source rotates ChfRayDir and translates ChfRayPos. A source perturbation moves the chief ray off the stop centre, so this</w:t>
       </w:r>
     </w:p>
-    <w:bookmarkEnd w:id="430"/>
-    <w:bookmarkStart w:id="431" w:name="channels.surfchannel"/>
+    <w:bookmarkEnd w:id="431"/>
+    <w:bookmarkStart w:id="432" w:name="channels.surfchannel"/>
     <w:p>
       <w:pPr>
         <w:pStyle w:val="Heading4"/>
@@ -75373,8 +75453,8 @@
         <w:t xml:space="preserve">} – the base radius of curvature (KrElt, BaseUnits) or conic constant (KcElt, dimensionless) of a POWERED optic (Reflector / Refractor with</w:t>
       </w:r>
     </w:p>
-    <w:bookmarkEnd w:id="431"/>
-    <w:bookmarkStart w:id="432" w:name="channels.zernchannel"/>
+    <w:bookmarkEnd w:id="432"/>
+    <w:bookmarkStart w:id="433" w:name="channels.zernchannel"/>
     <w:p>
       <w:pPr>
         <w:pStyle w:val="Heading4"/>
@@ -75402,8 +75482,8 @@
         <w:t xml:space="preserve">MACOS.CHANNELS.ZERNCHANNEL Factory for a Zern coefficient channel. ch = macos.channels.ZernChannel(SESSION, IELT, MODE) constructs a ZernikeCoefChannel rooted in the ZernCoef array of a Zern-typed element (Surface=Zernike or Surface=ZrnGridData).</w:t>
       </w:r>
     </w:p>
-    <w:bookmarkEnd w:id="432"/>
-    <w:bookmarkStart w:id="433" w:name="channels.zernikecoefchannel"/>
+    <w:bookmarkEnd w:id="433"/>
+    <w:bookmarkStart w:id="434" w:name="channels.zernikecoefchannel"/>
     <w:p>
       <w:pPr>
         <w:pStyle w:val="Heading4"/>
@@ -75431,8 +75511,8 @@
         <w:t xml:space="preserve">MACOS.CHANNELS.ZERNIKECOEFCHANNEL One-mode Zernike sensitivity channel. A single (element, mode) pair on either a MonZern, FFZern, or Zern coefficient array. Snapshots its nominal coefficient on the first apply() so that apply(+d) followed by apply(-d) and</w:t>
       </w:r>
     </w:p>
-    <w:bookmarkEnd w:id="433"/>
-    <w:bookmarkStart w:id="434" w:name="channels.freeform_ffzern_channels"/>
+    <w:bookmarkEnd w:id="434"/>
+    <w:bookmarkStart w:id="435" w:name="channels.freeform_ffzern_channels"/>
     <w:p>
       <w:pPr>
         <w:pStyle w:val="Heading4"/>
@@ -75460,8 +75540,8 @@
         <w:t xml:space="preserve">MACOS.CHANNELS.FREEFORM_FFZERN_CHANNELS Build FFZern channels per FF element. chans = macos.channels.freeform_ffzern_channels(SESSION, RX_PATH) returns a cell array of ZernikeCoefChannel handles, one per (FreeForm element, FFZern mode) pair declared in the Rx.</w:t>
       </w:r>
     </w:p>
-    <w:bookmarkEnd w:id="434"/>
-    <w:bookmarkStart w:id="435" w:name="channels.freeform_monzern_channels"/>
+    <w:bookmarkEnd w:id="435"/>
+    <w:bookmarkStart w:id="436" w:name="channels.freeform_monzern_channels"/>
     <w:p>
       <w:pPr>
         <w:pStyle w:val="Heading4"/>
@@ -75489,8 +75569,8 @@
         <w:t xml:space="preserve">MACOS.CHANNELS.FREEFORM_MONZERN_CHANNELS Build MonZern channels per FF element. chans = macos.channels.freeform_monzern_channels(SESSION, RX_PATH) returns a cell array of ZernikeCoefChannel handles, one per (FreeForm element, MonZern mode) pair declared in the Rx.</w:t>
       </w:r>
     </w:p>
-    <w:bookmarkEnd w:id="435"/>
-    <w:bookmarkStart w:id="436" w:name="channels.grid_channels"/>
+    <w:bookmarkEnd w:id="436"/>
+    <w:bookmarkStart w:id="437" w:name="channels.grid_channels"/>
     <w:p>
       <w:pPr>
         <w:pStyle w:val="Heading4"/>
@@ -75518,8 +75598,8 @@
         <w:t xml:space="preserve">MACOS.CHANNELS.GRID_CHANNELS Build grid-data channels per grid element × map. chans = macos.channels.grid_channels(SESSION, INFLUENCE) returns a cell array of GridChannel handles, one per (grid-bearing element, influence map). Channels are built in canonical order: element-major, map-minor. Eligibility (any GridData-enabled SrfType) comes from macos.find_grid_elts;</w:t>
       </w:r>
     </w:p>
-    <w:bookmarkEnd w:id="436"/>
-    <w:bookmarkStart w:id="437" w:name="channels.grouped_rigid_body_channels"/>
+    <w:bookmarkEnd w:id="437"/>
+    <w:bookmarkStart w:id="438" w:name="channels.grouped_rigid_body_channels"/>
     <w:p>
       <w:pPr>
         <w:pStyle w:val="Heading4"/>
@@ -75547,8 +75627,8 @@
         <w:t xml:space="preserve">MACOS.CHANNELS.GROUPED_RIGID_BODY_CHANNELS Build group channels. chans = macos.channels.grouped_rigid_body_channels(SESSION, GROUPS) returns a cell array of GroupedRigidBodyChannel handles, one per (group, DOF) pair.</w:t>
       </w:r>
     </w:p>
-    <w:bookmarkEnd w:id="437"/>
-    <w:bookmarkStart w:id="438" w:name="channels.parse_rx_groups"/>
+    <w:bookmarkEnd w:id="438"/>
+    <w:bookmarkStart w:id="439" w:name="channels.parse_rx_groups"/>
     <w:p>
       <w:pPr>
         <w:pStyle w:val="Heading4"/>
@@ -75591,8 +75671,8 @@
         <w:t xml:space="preserve">of member ids) to their member lists.</w:t>
       </w:r>
     </w:p>
-    <w:bookmarkEnd w:id="438"/>
-    <w:bookmarkStart w:id="439" w:name="channels.rigid_body_channels"/>
+    <w:bookmarkEnd w:id="439"/>
+    <w:bookmarkStart w:id="440" w:name="channels.rigid_body_channels"/>
     <w:p>
       <w:pPr>
         <w:pStyle w:val="Heading4"/>
@@ -75620,8 +75700,8 @@
         <w:t xml:space="preserve">MACOS.CHANNELS.RIGID_BODY_CHANNELS Build per-element rigid-body channels. chans = macos.channels.rigid_body_channels(SESSION, RX_PATH) returns a cell array of channel handles (RigidBodyChannel or FocalPlaneChannel), one per (actual optic, DOF) pair.</w:t>
       </w:r>
     </w:p>
-    <w:bookmarkEnd w:id="439"/>
-    <w:bookmarkStart w:id="440" w:name="channels.source_channels"/>
+    <w:bookmarkEnd w:id="440"/>
+    <w:bookmarkStart w:id="441" w:name="channels.source_channels"/>
     <w:p>
       <w:pPr>
         <w:pStyle w:val="Heading4"/>
@@ -75649,8 +75729,8 @@
         <w:t xml:space="preserve">MACOS.CHANNELS.SOURCE_CHANNELS Build SourceChannel instances. chans = macos.channels.source_channels(SESSION) returns a cell array of SourceChannel handles, one per DOF (Rx,Ry,Rz,Tx,Ty,Tz) in DOF order.</w:t>
       </w:r>
     </w:p>
-    <w:bookmarkEnd w:id="440"/>
-    <w:bookmarkStart w:id="441" w:name="channels.surf_channels"/>
+    <w:bookmarkEnd w:id="441"/>
+    <w:bookmarkStart w:id="442" w:name="channels.surf_channels"/>
     <w:p>
       <w:pPr>
         <w:pStyle w:val="Heading4"/>
@@ -75678,8 +75758,8 @@
         <w:t xml:space="preserve">MACOS.CHANNELS.SURF_CHANNELS Build Kr/Kc channels for powered optics. chans = macos.channels.surf_channels(SESSION, RX_PATH) returns a cell array of SurfChannel handles – one per (powered optic, param) pair, with param in {Kr, Kc} – for every POWERED optic (Reflector / Refractor with |Kr| &lt;&lt; 1e22) in the loaded Rx. Channels are emitted</w:t>
       </w:r>
     </w:p>
-    <w:bookmarkEnd w:id="441"/>
-    <w:bookmarkStart w:id="442" w:name="channels.zernike_channels"/>
+    <w:bookmarkEnd w:id="442"/>
+    <w:bookmarkStart w:id="443" w:name="channels.zernike_channels"/>
     <w:p>
       <w:pPr>
         <w:pStyle w:val="Heading4"/>
@@ -75707,10 +75787,10 @@
         <w:t xml:space="preserve">MACOS.CHANNELS.ZERNIKE_CHANNELS Build Zern channels per Zern-typed element. chans = macos.channels.zernike_channels(SESSION, RX_PATH) returns a cell array of ZernikeCoefChannel handles, one per (Zern-typed element, Zern mode) pair declared in the Rx.</w:t>
       </w:r>
     </w:p>
-    <w:bookmarkEnd w:id="442"/>
     <w:bookmarkEnd w:id="443"/>
     <w:bookmarkEnd w:id="444"/>
-    <w:bookmarkStart w:id="445" w:name="X4f273fef12e33f86c2031e3ffa100463a8953f7"/>
+    <w:bookmarkEnd w:id="445"/>
+    <w:bookmarkStart w:id="446" w:name="X4f273fef12e33f86c2031e3ffa100463a8953f7"/>
     <w:p>
       <w:pPr>
         <w:pStyle w:val="Heading2"/>
@@ -75781,8 +75861,8 @@
         <w:t xml:space="preserve">assertions, so writing one is writing the entry’s example and its test at once.</w:t>
       </w:r>
     </w:p>
-    <w:bookmarkEnd w:id="445"/>
-    <w:bookmarkStart w:id="446" w:name="X576545e77a8695ff010c58ae30ee028998c0511"/>
+    <w:bookmarkEnd w:id="446"/>
+    <w:bookmarkStart w:id="447" w:name="X576545e77a8695ff010c58ae30ee028998c0511"/>
     <w:p>
       <w:pPr>
         <w:pStyle w:val="Heading2"/>
@@ -75968,7 +76048,7 @@
       <w:pPr>
         <w:numPr>
           <w:ilvl w:val="0"/>
-          <w:numId w:val="1199"/>
+          <w:numId w:val="1200"/>
         </w:numPr>
         <w:pStyle w:val="Compact"/>
       </w:pPr>
@@ -75980,7 +76060,7 @@
       <w:pPr>
         <w:numPr>
           <w:ilvl w:val="0"/>
-          <w:numId w:val="1199"/>
+          <w:numId w:val="1200"/>
         </w:numPr>
         <w:pStyle w:val="Compact"/>
       </w:pPr>
@@ -76004,7 +76084,7 @@
       <w:pPr>
         <w:numPr>
           <w:ilvl w:val="0"/>
-          <w:numId w:val="1199"/>
+          <w:numId w:val="1200"/>
         </w:numPr>
         <w:pStyle w:val="Compact"/>
       </w:pPr>
@@ -76019,7 +76099,7 @@
       <w:pPr>
         <w:numPr>
           <w:ilvl w:val="0"/>
-          <w:numId w:val="1199"/>
+          <w:numId w:val="1200"/>
         </w:numPr>
         <w:pStyle w:val="Compact"/>
       </w:pPr>
@@ -76046,7 +76126,7 @@
       <w:pPr>
         <w:numPr>
           <w:ilvl w:val="0"/>
-          <w:numId w:val="1199"/>
+          <w:numId w:val="1200"/>
         </w:numPr>
         <w:pStyle w:val="Compact"/>
       </w:pPr>
@@ -76058,7 +76138,7 @@
       <w:pPr>
         <w:numPr>
           <w:ilvl w:val="0"/>
-          <w:numId w:val="1199"/>
+          <w:numId w:val="1200"/>
         </w:numPr>
         <w:pStyle w:val="Compact"/>
       </w:pPr>
@@ -76070,7 +76150,7 @@
       <w:pPr>
         <w:numPr>
           <w:ilvl w:val="0"/>
-          <w:numId w:val="1199"/>
+          <w:numId w:val="1200"/>
         </w:numPr>
         <w:pStyle w:val="Compact"/>
       </w:pPr>
@@ -76097,7 +76177,7 @@
       <w:pPr>
         <w:numPr>
           <w:ilvl w:val="0"/>
-          <w:numId w:val="1199"/>
+          <w:numId w:val="1200"/>
         </w:numPr>
         <w:pStyle w:val="Compact"/>
       </w:pPr>
@@ -76109,7 +76189,7 @@
       <w:pPr>
         <w:numPr>
           <w:ilvl w:val="0"/>
-          <w:numId w:val="1199"/>
+          <w:numId w:val="1200"/>
         </w:numPr>
         <w:pStyle w:val="Compact"/>
       </w:pPr>
@@ -76121,7 +76201,7 @@
       <w:pPr>
         <w:numPr>
           <w:ilvl w:val="0"/>
-          <w:numId w:val="1199"/>
+          <w:numId w:val="1200"/>
         </w:numPr>
         <w:pStyle w:val="Compact"/>
       </w:pPr>
@@ -76133,7 +76213,7 @@
       <w:pPr>
         <w:numPr>
           <w:ilvl w:val="0"/>
-          <w:numId w:val="1199"/>
+          <w:numId w:val="1200"/>
         </w:numPr>
         <w:pStyle w:val="Compact"/>
       </w:pPr>
@@ -76160,7 +76240,7 @@
       <w:pPr>
         <w:numPr>
           <w:ilvl w:val="0"/>
-          <w:numId w:val="1199"/>
+          <w:numId w:val="1200"/>
         </w:numPr>
         <w:pStyle w:val="Compact"/>
       </w:pPr>
@@ -76172,7 +76252,7 @@
       <w:pPr>
         <w:numPr>
           <w:ilvl w:val="0"/>
-          <w:numId w:val="1199"/>
+          <w:numId w:val="1200"/>
         </w:numPr>
         <w:pStyle w:val="Compact"/>
       </w:pPr>
@@ -76184,7 +76264,7 @@
       <w:pPr>
         <w:numPr>
           <w:ilvl w:val="0"/>
-          <w:numId w:val="1199"/>
+          <w:numId w:val="1200"/>
         </w:numPr>
         <w:pStyle w:val="Compact"/>
       </w:pPr>
@@ -76196,7 +76276,7 @@
       <w:pPr>
         <w:numPr>
           <w:ilvl w:val="0"/>
-          <w:numId w:val="1199"/>
+          <w:numId w:val="1200"/>
         </w:numPr>
         <w:pStyle w:val="Compact"/>
       </w:pPr>
@@ -76223,7 +76303,7 @@
       <w:pPr>
         <w:numPr>
           <w:ilvl w:val="0"/>
-          <w:numId w:val="1199"/>
+          <w:numId w:val="1200"/>
         </w:numPr>
         <w:pStyle w:val="Compact"/>
       </w:pPr>
@@ -76235,7 +76315,7 @@
       <w:pPr>
         <w:numPr>
           <w:ilvl w:val="0"/>
-          <w:numId w:val="1199"/>
+          <w:numId w:val="1200"/>
         </w:numPr>
         <w:pStyle w:val="Compact"/>
       </w:pPr>
@@ -76262,7 +76342,7 @@
       <w:pPr>
         <w:numPr>
           <w:ilvl w:val="0"/>
-          <w:numId w:val="1199"/>
+          <w:numId w:val="1200"/>
         </w:numPr>
         <w:pStyle w:val="Compact"/>
       </w:pPr>
@@ -76297,8 +76377,8 @@
         <w:t xml:space="preserve">: JWST_v3d, Vis3d</w:t>
       </w:r>
     </w:p>
-    <w:bookmarkEnd w:id="446"/>
     <w:bookmarkEnd w:id="447"/>
+    <w:bookmarkEnd w:id="448"/>
     <w:sectPr>
       <w:footerReference r:id="rId9" w:type="default"/>
       <w:pgSz w:h="15840" w:w="12240"/>
@@ -77221,6 +77301,9 @@
     <w:abstractNumId w:val="991"/>
   </w:num>
   <w:num w:numId="1199">
+    <w:abstractNumId w:val="991"/>
+  </w:num>
+  <w:num w:numId="1200">
     <w:abstractNumId w:val="991"/>
   </w:num>
 </w:numbering>
